--- a/src/main/resources/org/damap/base/template/scienceEuropeTemplate.docx
+++ b/src/main/resources/org/damap/base/template/scienceEuropeTemplate.docx
@@ -7806,7 +7806,7 @@
     <w:tbl>
       <w:tblPr>
         <w:tblStyle w:val="GridTableLight0"/>
-        <w:tblW w:w="9199" w:type="dxa"/>
+        <w:tblW w:w="9204" w:type="dxa"/>
         <w:tblBorders>
           <w:top w:val="single" w:sz="12" w:space="0" w:color="BFBFBF" w:themeColor="background1" w:themeShade="BF"/>
           <w:left w:val="single" w:sz="12" w:space="0" w:color="BFBFBF" w:themeColor="background1" w:themeShade="BF"/>
@@ -7815,19 +7815,20 @@
           <w:insideH w:val="single" w:sz="12" w:space="0" w:color="BFBFBF" w:themeColor="background1" w:themeShade="BF"/>
           <w:insideV w:val="single" w:sz="12" w:space="0" w:color="BFBFBF" w:themeColor="background1" w:themeShade="BF"/>
         </w:tblBorders>
+        <w:tblLayout w:type="fixed"/>
         <w:tblLook w:val="04A0" w:firstRow="1" w:lastRow="0" w:firstColumn="1" w:lastColumn="0" w:noHBand="0" w:noVBand="1"/>
       </w:tblPr>
       <w:tblGrid>
-        <w:gridCol w:w="2144"/>
-        <w:gridCol w:w="2277"/>
-        <w:gridCol w:w="1888"/>
-        <w:gridCol w:w="1606"/>
-        <w:gridCol w:w="1284"/>
+        <w:gridCol w:w="1825"/>
+        <w:gridCol w:w="1580"/>
+        <w:gridCol w:w="3780"/>
+        <w:gridCol w:w="720"/>
+        <w:gridCol w:w="1299"/>
       </w:tblGrid>
       <w:tr>
         <w:tc>
           <w:tcPr>
-            <w:tcW w:w="2144" w:type="dxa"/>
+            <w:tcW w:w="1825" w:type="dxa"/>
             <w:tcBorders>
               <w:bottom w:val="single" w:sz="12" w:space="0" w:color="006AAB"/>
             </w:tcBorders>
@@ -7868,7 +7869,7 @@
         </w:tc>
         <w:tc>
           <w:tcPr>
-            <w:tcW w:w="2277" w:type="dxa"/>
+            <w:tcW w:w="1580" w:type="dxa"/>
             <w:tcBorders>
               <w:bottom w:val="single" w:sz="12" w:space="0" w:color="006AAB"/>
             </w:tcBorders>
@@ -7906,7 +7907,7 @@
         </w:tc>
         <w:tc>
           <w:tcPr>
-            <w:tcW w:w="1888" w:type="dxa"/>
+            <w:tcW w:w="3780" w:type="dxa"/>
             <w:tcBorders>
               <w:bottom w:val="single" w:sz="12" w:space="0" w:color="006AAB"/>
             </w:tcBorders>
@@ -7945,7 +7946,7 @@
         </w:tc>
         <w:tc>
           <w:tcPr>
-            <w:tcW w:w="1606" w:type="dxa"/>
+            <w:tcW w:w="720" w:type="dxa"/>
             <w:tcBorders>
               <w:bottom w:val="single" w:sz="12" w:space="0" w:color="006AAB"/>
             </w:tcBorders>
@@ -7985,7 +7986,7 @@
         </w:tc>
         <w:tc>
           <w:tcPr>
-            <w:tcW w:w="1284" w:type="dxa"/>
+            <w:tcW w:w="1299" w:type="dxa"/>
             <w:tcBorders>
               <w:bottom w:val="single" w:sz="12" w:space="0" w:color="006AAB"/>
             </w:tcBorders>
@@ -8028,7 +8029,7 @@
       <w:tr>
         <w:tc>
           <w:tcPr>
-            <w:tcW w:w="2144" w:type="dxa"/>
+            <w:tcW w:w="1825" w:type="dxa"/>
             <w:tcBorders>
               <w:top w:val="single" w:sz="12" w:space="0" w:color="006AAB"/>
             </w:tcBorders>
@@ -8077,7 +8078,7 @@
         </w:tc>
         <w:tc>
           <w:tcPr>
-            <w:tcW w:w="2277" w:type="dxa"/>
+            <w:tcW w:w="1580" w:type="dxa"/>
             <w:tcBorders>
               <w:top w:val="single" w:sz="12" w:space="0" w:color="006AAB"/>
             </w:tcBorders>
@@ -8125,7 +8126,7 @@
         </w:tc>
         <w:tc>
           <w:tcPr>
-            <w:tcW w:w="1888" w:type="dxa"/>
+            <w:tcW w:w="3780" w:type="dxa"/>
             <w:tcBorders>
               <w:top w:val="single" w:sz="12" w:space="0" w:color="006AAB"/>
             </w:tcBorders>
@@ -8144,7 +8145,7 @@
         </w:tc>
         <w:tc>
           <w:tcPr>
-            <w:tcW w:w="1606" w:type="dxa"/>
+            <w:tcW w:w="720" w:type="dxa"/>
             <w:tcBorders>
               <w:top w:val="single" w:sz="12" w:space="0" w:color="006AAB"/>
             </w:tcBorders>
@@ -8163,7 +8164,7 @@
         </w:tc>
         <w:tc>
           <w:tcPr>
-            <w:tcW w:w="1284" w:type="dxa"/>
+            <w:tcW w:w="1299" w:type="dxa"/>
             <w:tcBorders>
               <w:top w:val="single" w:sz="12" w:space="0" w:color="006AAB"/>
             </w:tcBorders>
@@ -8184,7 +8185,7 @@
       <w:tr>
         <w:tc>
           <w:tcPr>
-            <w:tcW w:w="2144" w:type="dxa"/>
+            <w:tcW w:w="1825" w:type="dxa"/>
           </w:tcPr>
           <w:p>
             <w:pPr>
@@ -8210,7 +8211,7 @@
         </w:tc>
         <w:tc>
           <w:tcPr>
-            <w:tcW w:w="2277" w:type="dxa"/>
+            <w:tcW w:w="1580" w:type="dxa"/>
           </w:tcPr>
           <w:p>
             <w:pPr>
@@ -8234,7 +8235,7 @@
         </w:tc>
         <w:tc>
           <w:tcPr>
-            <w:tcW w:w="1888" w:type="dxa"/>
+            <w:tcW w:w="3780" w:type="dxa"/>
           </w:tcPr>
           <w:p>
             <w:pPr>
@@ -8258,7 +8259,7 @@
         </w:tc>
         <w:tc>
           <w:tcPr>
-            <w:tcW w:w="1606" w:type="dxa"/>
+            <w:tcW w:w="720" w:type="dxa"/>
           </w:tcPr>
           <w:p>
             <w:pPr>
@@ -8282,7 +8283,7 @@
         </w:tc>
         <w:tc>
           <w:tcPr>
-            <w:tcW w:w="1284" w:type="dxa"/>
+            <w:tcW w:w="1299" w:type="dxa"/>
           </w:tcPr>
           <w:p>
             <w:pPr>
@@ -8308,7 +8309,7 @@
       <w:tr>
         <w:tc>
           <w:tcPr>
-            <w:tcW w:w="2144" w:type="dxa"/>
+            <w:tcW w:w="1825" w:type="dxa"/>
             <w:tcBorders>
               <w:top w:val="single" w:sz="12" w:space="0" w:color="006AAB"/>
               <w:right w:val="none" w:sz="4" w:space="0" w:color="000000"/>
@@ -8338,7 +8339,7 @@
         </w:tc>
         <w:tc>
           <w:tcPr>
-            <w:tcW w:w="2277" w:type="dxa"/>
+            <w:tcW w:w="1580" w:type="dxa"/>
             <w:tcBorders>
               <w:top w:val="single" w:sz="12" w:space="0" w:color="006AAB"/>
               <w:left w:val="none" w:sz="4" w:space="0" w:color="000000"/>
@@ -8360,7 +8361,7 @@
         </w:tc>
         <w:tc>
           <w:tcPr>
-            <w:tcW w:w="1888" w:type="dxa"/>
+            <w:tcW w:w="3780" w:type="dxa"/>
             <w:tcBorders>
               <w:top w:val="single" w:sz="12" w:space="0" w:color="006AAB"/>
               <w:left w:val="none" w:sz="4" w:space="0" w:color="000000"/>
@@ -8381,7 +8382,7 @@
         </w:tc>
         <w:tc>
           <w:tcPr>
-            <w:tcW w:w="1606" w:type="dxa"/>
+            <w:tcW w:w="720" w:type="dxa"/>
             <w:tcBorders>
               <w:top w:val="single" w:sz="12" w:space="0" w:color="006AAB"/>
             </w:tcBorders>
@@ -8431,7 +8432,7 @@
         </w:tc>
         <w:tc>
           <w:tcPr>
-            <w:tcW w:w="1284" w:type="dxa"/>
+            <w:tcW w:w="1299" w:type="dxa"/>
             <w:tcBorders>
               <w:top w:val="single" w:sz="12" w:space="0" w:color="006AAB"/>
             </w:tcBorders>
@@ -8481,6 +8482,37 @@
         </w:tc>
       </w:tr>
     </w:tbl>
+    <w:p>
+      <w:pPr>
+        <w:rPr>
+          <w:rFonts w:asciiTheme="minorHAnsi" w:eastAsiaTheme="minorEastAsia" w:hAnsiTheme="minorHAnsi" w:cstheme="minorBidi"/>
+          <w:lang w:val="en-GB"/>
+        </w:rPr>
+      </w:pPr>
+      <w:r>
+        <w:rPr>
+          <w:rFonts w:asciiTheme="minorHAnsi" w:eastAsiaTheme="minorEastAsia" w:hAnsiTheme="minorHAnsi" w:cstheme="minorBidi"/>
+          <w:lang w:val="en-GB"/>
+        </w:rPr>
+        <w:t>[</w:t>
+      </w:r>
+      <w:proofErr w:type="spellStart"/>
+      <w:r>
+        <w:rPr>
+          <w:rFonts w:asciiTheme="minorHAnsi" w:eastAsiaTheme="minorEastAsia" w:hAnsiTheme="minorHAnsi" w:cstheme="minorBidi"/>
+          <w:lang w:val="en-GB"/>
+        </w:rPr>
+        <w:t>costsDescriptions</w:t>
+      </w:r>
+      <w:proofErr w:type="spellEnd"/>
+      <w:r>
+        <w:rPr>
+          <w:rFonts w:asciiTheme="minorHAnsi" w:eastAsiaTheme="minorEastAsia" w:hAnsiTheme="minorHAnsi" w:cstheme="minorBidi"/>
+          <w:lang w:val="en-GB"/>
+        </w:rPr>
+        <w:t>]</w:t>
+      </w:r>
+    </w:p>
     <w:p>
       <w:pPr>
         <w:rPr>
@@ -25803,22 +25835,31 @@
 </file>
 
 <file path=customXml/item1.xml><?xml version="1.0" encoding="utf-8"?>
+<go:gDocsCustomXmlDataStorage xmlns:go="http://customooxmlschemas.google.com/" xmlns:r="http://schemas.openxmlformats.org/officeDocument/2006/relationships">
+  <go:docsCustomData xmlns:go="http://customooxmlschemas.google.com/" roundtripDataSignature="AMtx7micpufsNhWvjBWucdsj28ot9dhz8g==">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</go:docsCustomData>
+</go:gDocsCustomXmlDataStorage>
+</file>
+
+<file path=customXml/item2.xml><?xml version="1.0" encoding="utf-8"?>
 <w:settings xmlns:w="http://schemas.openxmlformats.org/wordprocessingml/2006/main">
   <w:SpecialFormsHighlight w:val="c9c8ff"/>
 </w:settings>
 </file>
 
-<file path=customXml/item2.xml><?xml version="1.0" encoding="utf-8"?>
+<file path=customXml/item3.xml><?xml version="1.0" encoding="utf-8"?>
 <b:Sources xmlns:b="http://schemas.openxmlformats.org/officeDocument/2006/bibliography" xmlns="http://schemas.openxmlformats.org/officeDocument/2006/bibliography" SelectedStyle="\APASixthEditionOfficeOnline.xsl" StyleName="APA" Version="6"/>
 </file>
 
-<file path=customXml/item3.xml><?xml version="1.0" encoding="utf-8"?>
-<go:gDocsCustomXmlDataStorage xmlns:go="http://customooxmlschemas.google.com/" xmlns:r="http://schemas.openxmlformats.org/officeDocument/2006/relationships">
-  <go:docsCustomData xmlns:go="http://customooxmlschemas.google.com/" roundtripDataSignature="AMtx7micpufsNhWvjBWucdsj28ot9dhz8g==">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</go:docsCustomData>
-</go:gDocsCustomXmlDataStorage>
+<file path=customXml/itemProps1.xml><?xml version="1.0" encoding="utf-8"?>
+<ds:datastoreItem xmlns:ds="http://schemas.openxmlformats.org/officeDocument/2006/customXml" ds:itemID="{11111111-1234-1234-1234-123412341234}">
+  <ds:schemaRefs>
+    <ds:schemaRef ds:uri="http://customooxmlschemas.google.com/"/>
+    <ds:schemaRef ds:uri="http://schemas.openxmlformats.org/officeDocument/2006/relationships"/>
+  </ds:schemaRefs>
+</ds:datastoreItem>
 </file>
 
-<file path=customXml/itemProps1.xml><?xml version="1.0" encoding="utf-8"?>
+<file path=customXml/itemProps2.xml><?xml version="1.0" encoding="utf-8"?>
 <ds:datastoreItem xmlns:ds="http://schemas.openxmlformats.org/officeDocument/2006/customXml" ds:itemID="{5D0AEA6B-E499-4EEF-98A3-AFBB261C493E}">
   <ds:schemaRefs>
     <ds:schemaRef ds:uri="http://schemas.openxmlformats.org/wordprocessingml/2006/main"/>
@@ -25826,19 +25867,10 @@
 </ds:datastoreItem>
 </file>
 
-<file path=customXml/itemProps2.xml><?xml version="1.0" encoding="utf-8"?>
+<file path=customXml/itemProps3.xml><?xml version="1.0" encoding="utf-8"?>
 <ds:datastoreItem xmlns:ds="http://schemas.openxmlformats.org/officeDocument/2006/customXml" ds:itemID="{D87E246E-8484-4253-908C-7604FEB470CE}">
   <ds:schemaRefs>
     <ds:schemaRef ds:uri="http://schemas.openxmlformats.org/officeDocument/2006/bibliography"/>
   </ds:schemaRefs>
 </ds:datastoreItem>
-</file>
-
-<file path=customXml/itemProps3.xml><?xml version="1.0" encoding="utf-8"?>
-<ds:datastoreItem xmlns:ds="http://schemas.openxmlformats.org/officeDocument/2006/customXml" ds:itemID="{11111111-1234-1234-1234-123412341234}">
-  <ds:schemaRefs>
-    <ds:schemaRef ds:uri="http://customooxmlschemas.google.com/"/>
-    <ds:schemaRef ds:uri="http://schemas.openxmlformats.org/officeDocument/2006/relationships"/>
-  </ds:schemaRefs>
-</ds:datastoreItem>
 </file>
--- a/src/main/resources/org/damap/base/template/scienceEuropeTemplate.docx
+++ b/src/main/resources/org/damap/base/template/scienceEuropeTemplate.docx
@@ -735,7 +735,7 @@
                     </wp:anchor>
                   </w:drawing>
                 </mc:Choice>
-                <mc:Fallback xmlns:pic="http://schemas.openxmlformats.org/drawingml/2006/picture" xmlns:wp14="http://schemas.microsoft.com/office/word/2010/wordml" xmlns:a="http://schemas.openxmlformats.org/drawingml/2006/main">
+                <mc:Fallback xmlns:a="http://schemas.openxmlformats.org/drawingml/2006/main" xmlns:wp14="http://schemas.microsoft.com/office/word/2010/wordml" xmlns:pic="http://schemas.openxmlformats.org/drawingml/2006/picture">
                   <w:pict w14:anchorId="0091B2AA">
                     <v:shapetype coordsize="21600,21600" o:spt="75" o:preferrelative="t" path="m@4@5l@4@11@9@11@9@5xe" type="#_x0000_t75">
                       <v:formulas>
@@ -1334,6 +1334,32 @@
                 <w:lang w:val="en-GB"/>
               </w:rPr>
             </w:pPr>
+            <w:r>
+              <w:rPr>
+                <w:sz w:val="20"/>
+                <w:szCs w:val="20"/>
+                <w:lang w:val="en-GB"/>
+              </w:rPr>
+              <w:t>[</w:t>
+            </w:r>
+            <w:proofErr w:type="spellStart"/>
+            <w:r>
+              <w:rPr>
+                <w:sz w:val="20"/>
+                <w:szCs w:val="20"/>
+                <w:lang w:val="en-GB"/>
+              </w:rPr>
+              <w:t>funderid</w:t>
+            </w:r>
+            <w:proofErr w:type="spellEnd"/>
+            <w:r>
+              <w:rPr>
+                <w:sz w:val="20"/>
+                <w:szCs w:val="20"/>
+                <w:lang w:val="en-GB"/>
+              </w:rPr>
+              <w:t xml:space="preserve">] - </w:t>
+            </w:r>
             <w:r>
               <w:rPr>
                 <w:sz w:val="20"/>
@@ -25841,13 +25867,13 @@
 </file>
 
 <file path=customXml/item2.xml><?xml version="1.0" encoding="utf-8"?>
+<b:Sources xmlns:b="http://schemas.openxmlformats.org/officeDocument/2006/bibliography" xmlns="http://schemas.openxmlformats.org/officeDocument/2006/bibliography" SelectedStyle="\APASixthEditionOfficeOnline.xsl" StyleName="APA" Version="6"/>
+</file>
+
+<file path=customXml/item3.xml><?xml version="1.0" encoding="utf-8"?>
 <w:settings xmlns:w="http://schemas.openxmlformats.org/wordprocessingml/2006/main">
   <w:SpecialFormsHighlight w:val="c9c8ff"/>
 </w:settings>
-</file>
-
-<file path=customXml/item3.xml><?xml version="1.0" encoding="utf-8"?>
-<b:Sources xmlns:b="http://schemas.openxmlformats.org/officeDocument/2006/bibliography" xmlns="http://schemas.openxmlformats.org/officeDocument/2006/bibliography" SelectedStyle="\APASixthEditionOfficeOnline.xsl" StyleName="APA" Version="6"/>
 </file>
 
 <file path=customXml/itemProps1.xml><?xml version="1.0" encoding="utf-8"?>
@@ -25860,17 +25886,17 @@
 </file>
 
 <file path=customXml/itemProps2.xml><?xml version="1.0" encoding="utf-8"?>
+<ds:datastoreItem xmlns:ds="http://schemas.openxmlformats.org/officeDocument/2006/customXml" ds:itemID="{D87E246E-8484-4253-908C-7604FEB470CE}">
+  <ds:schemaRefs>
+    <ds:schemaRef ds:uri="http://schemas.openxmlformats.org/officeDocument/2006/bibliography"/>
+  </ds:schemaRefs>
+</ds:datastoreItem>
+</file>
+
+<file path=customXml/itemProps3.xml><?xml version="1.0" encoding="utf-8"?>
 <ds:datastoreItem xmlns:ds="http://schemas.openxmlformats.org/officeDocument/2006/customXml" ds:itemID="{5D0AEA6B-E499-4EEF-98A3-AFBB261C493E}">
   <ds:schemaRefs>
     <ds:schemaRef ds:uri="http://schemas.openxmlformats.org/wordprocessingml/2006/main"/>
   </ds:schemaRefs>
 </ds:datastoreItem>
-</file>
-
-<file path=customXml/itemProps3.xml><?xml version="1.0" encoding="utf-8"?>
-<ds:datastoreItem xmlns:ds="http://schemas.openxmlformats.org/officeDocument/2006/customXml" ds:itemID="{D87E246E-8484-4253-908C-7604FEB470CE}">
-  <ds:schemaRefs>
-    <ds:schemaRef ds:uri="http://schemas.openxmlformats.org/officeDocument/2006/bibliography"/>
-  </ds:schemaRefs>
-</ds:datastoreItem>
 </file>
--- a/src/main/resources/org/damap/base/template/scienceEuropeTemplate.docx
+++ b/src/main/resources/org/damap/base/template/scienceEuropeTemplate.docx
@@ -70,31 +70,7 @@
           <w:szCs w:val="64"/>
           <w:lang w:val="en-GB"/>
         </w:rPr>
-        <w:t>[</w:t>
-      </w:r>
-      <w:proofErr w:type="spellStart"/>
-      <w:r>
-        <w:rPr>
-          <w:b/>
-          <w:bCs/>
-          <w:color w:val="006699"/>
-          <w:sz w:val="64"/>
-          <w:szCs w:val="64"/>
-          <w:lang w:val="en-GB"/>
-        </w:rPr>
-        <w:t>projectname</w:t>
-      </w:r>
-      <w:proofErr w:type="spellEnd"/>
-      <w:r>
-        <w:rPr>
-          <w:b/>
-          <w:bCs/>
-          <w:color w:val="006699"/>
-          <w:sz w:val="64"/>
-          <w:szCs w:val="64"/>
-          <w:lang w:val="en-GB"/>
-        </w:rPr>
-        <w:t>]</w:t>
+        <w:t>[projectname]</w:t>
       </w:r>
     </w:p>
     <w:p>
@@ -345,34 +321,14 @@
                 <w:szCs w:val="20"/>
               </w:rPr>
             </w:pPr>
-            <w:proofErr w:type="spellStart"/>
             <w:r>
               <w:rPr>
                 <w:color w:val="92D050"/>
                 <w:sz w:val="20"/>
                 <w:szCs w:val="20"/>
               </w:rPr>
-              <w:t>dd</w:t>
-            </w:r>
-            <w:proofErr w:type="spellEnd"/>
-            <w:r>
-              <w:rPr>
-                <w:color w:val="92D050"/>
-                <w:sz w:val="20"/>
-                <w:szCs w:val="20"/>
-              </w:rPr>
-              <w:t>/mm/</w:t>
-            </w:r>
-            <w:proofErr w:type="spellStart"/>
-            <w:r>
-              <w:rPr>
-                <w:color w:val="92D050"/>
-                <w:sz w:val="20"/>
-                <w:szCs w:val="20"/>
-              </w:rPr>
-              <w:t>yyyy</w:t>
-            </w:r>
-            <w:proofErr w:type="spellEnd"/>
+              <w:t>dd/mm/yyyy</w:t>
+            </w:r>
           </w:p>
         </w:tc>
         <w:tc>
@@ -1193,25 +1149,7 @@
                 <w:szCs w:val="20"/>
                 <w:lang w:val="en-GB"/>
               </w:rPr>
-              <w:t>[</w:t>
-            </w:r>
-            <w:proofErr w:type="spellStart"/>
-            <w:r>
-              <w:rPr>
-                <w:sz w:val="20"/>
-                <w:szCs w:val="20"/>
-                <w:lang w:val="en-GB"/>
-              </w:rPr>
-              <w:t>startdate</w:t>
-            </w:r>
-            <w:proofErr w:type="spellEnd"/>
-            <w:r>
-              <w:rPr>
-                <w:sz w:val="20"/>
-                <w:szCs w:val="20"/>
-                <w:lang w:val="en-GB"/>
-              </w:rPr>
-              <w:t>]</w:t>
+              <w:t>[startdate]</w:t>
             </w:r>
           </w:p>
         </w:tc>
@@ -1266,25 +1204,7 @@
                 <w:szCs w:val="20"/>
                 <w:lang w:val="en-GB"/>
               </w:rPr>
-              <w:t>[</w:t>
-            </w:r>
-            <w:proofErr w:type="spellStart"/>
-            <w:r>
-              <w:rPr>
-                <w:sz w:val="20"/>
-                <w:szCs w:val="20"/>
-                <w:lang w:val="en-GB"/>
-              </w:rPr>
-              <w:t>enddate</w:t>
-            </w:r>
-            <w:proofErr w:type="spellEnd"/>
-            <w:r>
-              <w:rPr>
-                <w:sz w:val="20"/>
-                <w:szCs w:val="20"/>
-                <w:lang w:val="en-GB"/>
-              </w:rPr>
-              <w:t>]</w:t>
+              <w:t>[enddate]</w:t>
             </w:r>
           </w:p>
         </w:tc>
@@ -1340,25 +1260,7 @@
                 <w:szCs w:val="20"/>
                 <w:lang w:val="en-GB"/>
               </w:rPr>
-              <w:t>[</w:t>
-            </w:r>
-            <w:proofErr w:type="spellStart"/>
-            <w:r>
-              <w:rPr>
-                <w:sz w:val="20"/>
-                <w:szCs w:val="20"/>
-                <w:lang w:val="en-GB"/>
-              </w:rPr>
-              <w:t>grantid</w:t>
-            </w:r>
-            <w:proofErr w:type="spellEnd"/>
-            <w:r>
-              <w:rPr>
-                <w:sz w:val="20"/>
-                <w:szCs w:val="20"/>
-                <w:lang w:val="en-GB"/>
-              </w:rPr>
-              <w:t>]</w:t>
+              <w:t>[grantid]</w:t>
             </w:r>
           </w:p>
         </w:tc>
@@ -1417,27 +1319,7 @@
                 <w:szCs w:val="20"/>
                 <w:lang w:val="en-GB"/>
               </w:rPr>
-              <w:t>[</w:t>
-            </w:r>
-            <w:proofErr w:type="spellStart"/>
-            <w:r>
-              <w:rPr>
-                <w:bCs/>
-                <w:sz w:val="20"/>
-                <w:szCs w:val="20"/>
-                <w:lang w:val="en-GB"/>
-              </w:rPr>
-              <w:t>projectid</w:t>
-            </w:r>
-            <w:proofErr w:type="spellEnd"/>
-            <w:r>
-              <w:rPr>
-                <w:bCs/>
-                <w:sz w:val="20"/>
-                <w:szCs w:val="20"/>
-                <w:lang w:val="en-GB"/>
-              </w:rPr>
-              <w:t>]</w:t>
+              <w:t>[projectid]</w:t>
             </w:r>
           </w:p>
         </w:tc>
@@ -4200,23 +4082,7 @@
                 <w:sz w:val="20"/>
                 <w:szCs w:val="20"/>
               </w:rPr>
-              <w:t>[</w:t>
-            </w:r>
-            <w:proofErr w:type="spellStart"/>
-            <w:r>
-              <w:rPr>
-                <w:sz w:val="20"/>
-                <w:szCs w:val="20"/>
-              </w:rPr>
-              <w:t>datasetTable</w:t>
-            </w:r>
-            <w:proofErr w:type="spellEnd"/>
-            <w:r>
-              <w:rPr>
-                <w:sz w:val="20"/>
-                <w:szCs w:val="20"/>
-              </w:rPr>
-              <w:t>]</w:t>
+              <w:t>[datasetTable]</w:t>
             </w:r>
           </w:p>
         </w:tc>
@@ -4487,7 +4353,6 @@
         </w:rPr>
         <w:t>[</w:t>
       </w:r>
-      <w:proofErr w:type="spellStart"/>
       <w:r>
         <w:rPr>
           <w:rFonts w:asciiTheme="minorHAnsi" w:eastAsiaTheme="minorEastAsia" w:hAnsiTheme="minorHAnsi" w:cstheme="minorBidi"/>
@@ -4495,7 +4360,6 @@
         </w:rPr>
         <w:t>produceddatadescription</w:t>
       </w:r>
-      <w:proofErr w:type="spellEnd"/>
       <w:r>
         <w:rPr>
           <w:rFonts w:asciiTheme="minorHAnsi" w:eastAsiaTheme="minorEastAsia" w:hAnsiTheme="minorHAnsi" w:cstheme="minorBidi"/>
@@ -4789,25 +4653,7 @@
                 <w:szCs w:val="20"/>
                 <w:lang w:val="en-GB"/>
               </w:rPr>
-              <w:t>[</w:t>
-            </w:r>
-            <w:proofErr w:type="spellStart"/>
-            <w:r>
-              <w:rPr>
-                <w:sz w:val="20"/>
-                <w:szCs w:val="20"/>
-                <w:lang w:val="en-GB"/>
-              </w:rPr>
-              <w:t>reusedDatasetTable</w:t>
-            </w:r>
-            <w:proofErr w:type="spellEnd"/>
-            <w:r>
-              <w:rPr>
-                <w:sz w:val="20"/>
-                <w:szCs w:val="20"/>
-                <w:lang w:val="en-GB"/>
-              </w:rPr>
-              <w:t>]</w:t>
+              <w:t>[reusedDatasetTable]</w:t>
             </w:r>
           </w:p>
         </w:tc>
@@ -4948,25 +4794,7 @@
                 <w:szCs w:val="20"/>
                 <w:lang w:val="en-GB"/>
               </w:rPr>
-              <w:t>[</w:t>
-            </w:r>
-            <w:proofErr w:type="spellStart"/>
-            <w:r>
-              <w:rPr>
-                <w:sz w:val="20"/>
-                <w:szCs w:val="20"/>
-                <w:lang w:val="en-GB"/>
-              </w:rPr>
-              <w:t>reusedDatasetTable</w:t>
-            </w:r>
-            <w:proofErr w:type="spellEnd"/>
-            <w:r>
-              <w:rPr>
-                <w:sz w:val="20"/>
-                <w:szCs w:val="20"/>
-                <w:lang w:val="en-GB"/>
-              </w:rPr>
-              <w:t>]</w:t>
+              <w:t>[reusedDatasetTable]</w:t>
             </w:r>
           </w:p>
         </w:tc>
@@ -5084,23 +4912,7 @@
           <w:rFonts w:asciiTheme="minorHAnsi" w:hAnsiTheme="minorHAnsi" w:cstheme="minorHAnsi"/>
           <w:lang w:val="en-GB"/>
         </w:rPr>
-        <w:t>[</w:t>
-      </w:r>
-      <w:proofErr w:type="spellStart"/>
-      <w:r>
-        <w:rPr>
-          <w:rFonts w:asciiTheme="minorHAnsi" w:hAnsiTheme="minorHAnsi" w:cstheme="minorHAnsi"/>
-          <w:lang w:val="en-GB"/>
-        </w:rPr>
-        <w:t>reuseddatadescription</w:t>
-      </w:r>
-      <w:proofErr w:type="spellEnd"/>
-      <w:r>
-        <w:rPr>
-          <w:rFonts w:asciiTheme="minorHAnsi" w:hAnsiTheme="minorHAnsi" w:cstheme="minorHAnsi"/>
-          <w:lang w:val="en-GB"/>
-        </w:rPr>
-        <w:t>]</w:t>
+        <w:t>[reuseddatadescription]</w:t>
       </w:r>
     </w:p>
     <w:p>
@@ -5163,21 +4975,7 @@
         <w:rPr>
           <w:rFonts w:asciiTheme="minorHAnsi" w:eastAsiaTheme="minorEastAsia" w:hAnsiTheme="minorHAnsi" w:cstheme="minorBidi"/>
         </w:rPr>
-        <w:t>[</w:t>
-      </w:r>
-      <w:proofErr w:type="spellStart"/>
-      <w:r>
-        <w:rPr>
-          <w:rFonts w:asciiTheme="minorHAnsi" w:eastAsiaTheme="minorEastAsia" w:hAnsiTheme="minorHAnsi" w:cstheme="minorBidi"/>
-        </w:rPr>
-        <w:t>datageneration</w:t>
-      </w:r>
-      <w:proofErr w:type="spellEnd"/>
-      <w:r>
-        <w:rPr>
-          <w:rFonts w:asciiTheme="minorHAnsi" w:eastAsiaTheme="minorEastAsia" w:hAnsiTheme="minorHAnsi" w:cstheme="minorBidi"/>
-        </w:rPr>
-        <w:t>]</w:t>
+        <w:t>[datageneration]</w:t>
       </w:r>
     </w:p>
     <w:p>
@@ -5226,23 +5024,7 @@
           <w:rFonts w:asciiTheme="minorHAnsi" w:eastAsiaTheme="minorEastAsia" w:hAnsiTheme="minorHAnsi" w:cstheme="minorBidi"/>
           <w:lang w:val="en-US"/>
         </w:rPr>
-        <w:t>[</w:t>
-      </w:r>
-      <w:proofErr w:type="spellStart"/>
-      <w:r>
-        <w:rPr>
-          <w:rFonts w:asciiTheme="minorHAnsi" w:eastAsiaTheme="minorEastAsia" w:hAnsiTheme="minorHAnsi" w:cstheme="minorBidi"/>
-          <w:lang w:val="en-US"/>
-        </w:rPr>
-        <w:t>dataorganisation</w:t>
-      </w:r>
-      <w:proofErr w:type="spellEnd"/>
-      <w:r>
-        <w:rPr>
-          <w:rFonts w:asciiTheme="minorHAnsi" w:eastAsiaTheme="minorEastAsia" w:hAnsiTheme="minorHAnsi" w:cstheme="minorBidi"/>
-          <w:lang w:val="en-US"/>
-        </w:rPr>
-        <w:t>]</w:t>
+        <w:t>[dataorganisation]</w:t>
       </w:r>
     </w:p>
     <w:p>
@@ -5338,23 +5120,7 @@
           <w:rFonts w:ascii="Calibri" w:eastAsia="Calibri" w:hAnsi="Calibri" w:cs="Calibri"/>
           <w:lang w:val="en-GB"/>
         </w:rPr>
-        <w:t>[</w:t>
-      </w:r>
-      <w:proofErr w:type="spellStart"/>
-      <w:r>
-        <w:rPr>
-          <w:rFonts w:ascii="Calibri" w:eastAsia="Calibri" w:hAnsi="Calibri" w:cs="Calibri"/>
-          <w:lang w:val="en-GB"/>
-        </w:rPr>
-        <w:t>dataqualitycontrol</w:t>
-      </w:r>
-      <w:proofErr w:type="spellEnd"/>
-      <w:r>
-        <w:rPr>
-          <w:rFonts w:ascii="Calibri" w:eastAsia="Calibri" w:hAnsi="Calibri" w:cs="Calibri"/>
-          <w:lang w:val="en-GB"/>
-        </w:rPr>
-        <w:t>]</w:t>
+        <w:t>[dataqualitycontrol]</w:t>
       </w:r>
     </w:p>
     <w:p>
@@ -5402,23 +5168,7 @@
           <w:rFonts w:asciiTheme="minorHAnsi" w:eastAsiaTheme="minorEastAsia" w:hAnsiTheme="minorHAnsi" w:cstheme="minorBidi"/>
           <w:lang w:val="en-GB"/>
         </w:rPr>
-        <w:t>[</w:t>
-      </w:r>
-      <w:proofErr w:type="spellStart"/>
-      <w:r>
-        <w:rPr>
-          <w:rFonts w:asciiTheme="minorHAnsi" w:eastAsiaTheme="minorEastAsia" w:hAnsiTheme="minorHAnsi" w:cstheme="minorBidi"/>
-          <w:lang w:val="en-GB"/>
-        </w:rPr>
-        <w:t>storageintro</w:t>
-      </w:r>
-      <w:proofErr w:type="spellEnd"/>
-      <w:r>
-        <w:rPr>
-          <w:rFonts w:asciiTheme="minorHAnsi" w:eastAsiaTheme="minorEastAsia" w:hAnsiTheme="minorHAnsi" w:cstheme="minorBidi"/>
-          <w:lang w:val="en-GB"/>
-        </w:rPr>
-        <w:t>]</w:t>
+        <w:t>[storageintro]</w:t>
       </w:r>
     </w:p>
     <w:p>
@@ -5473,23 +5223,7 @@
           <w:rFonts w:asciiTheme="minorHAnsi" w:eastAsiaTheme="minorEastAsia" w:hAnsiTheme="minorHAnsi" w:cstheme="minorBidi"/>
           <w:lang w:val="en-GB"/>
         </w:rPr>
-        <w:t>[</w:t>
-      </w:r>
-      <w:proofErr w:type="spellStart"/>
-      <w:r>
-        <w:rPr>
-          <w:rFonts w:asciiTheme="minorHAnsi" w:eastAsiaTheme="minorEastAsia" w:hAnsiTheme="minorHAnsi" w:cstheme="minorBidi"/>
-          <w:lang w:val="en-GB"/>
-        </w:rPr>
-        <w:t>sensitivedata</w:t>
-      </w:r>
-      <w:proofErr w:type="spellEnd"/>
-      <w:r>
-        <w:rPr>
-          <w:rFonts w:asciiTheme="minorHAnsi" w:eastAsiaTheme="minorEastAsia" w:hAnsiTheme="minorHAnsi" w:cstheme="minorBidi"/>
-          <w:lang w:val="en-GB"/>
-        </w:rPr>
-        <w:t>]</w:t>
+        <w:t>[sensitivedata]</w:t>
       </w:r>
     </w:p>
     <w:p>
@@ -5710,16 +5444,7 @@
                 <w:szCs w:val="20"/>
                 <w:lang w:val="en-GB"/>
               </w:rPr>
-              <w:t>[</w:t>
-            </w:r>
-            <w:proofErr w:type="spellStart"/>
-            <w:r>
-              <w:rPr>
-                <w:sz w:val="20"/>
-                <w:szCs w:val="20"/>
-                <w:lang w:val="en-GB"/>
-              </w:rPr>
-              <w:t>dataset</w:t>
+              <w:t>[dataset</w:t>
             </w:r>
             <w:r>
               <w:rPr>
@@ -5745,7 +5470,6 @@
               </w:rPr>
               <w:t>Table</w:t>
             </w:r>
-            <w:proofErr w:type="spellEnd"/>
             <w:r>
               <w:rPr>
                 <w:sz w:val="20"/>
@@ -5973,23 +5697,7 @@
           <w:rFonts w:asciiTheme="minorHAnsi" w:eastAsiaTheme="minorEastAsia" w:hAnsiTheme="minorHAnsi" w:cstheme="minorBidi"/>
           <w:lang w:val="en-GB"/>
         </w:rPr>
-        <w:t>[</w:t>
-      </w:r>
-      <w:proofErr w:type="spellStart"/>
-      <w:r>
-        <w:rPr>
-          <w:rFonts w:asciiTheme="minorHAnsi" w:eastAsiaTheme="minorEastAsia" w:hAnsiTheme="minorHAnsi" w:cstheme="minorBidi"/>
-          <w:lang w:val="en-GB"/>
-        </w:rPr>
-        <w:t>personaldata</w:t>
-      </w:r>
-      <w:proofErr w:type="spellEnd"/>
-      <w:r>
-        <w:rPr>
-          <w:rFonts w:asciiTheme="minorHAnsi" w:eastAsiaTheme="minorEastAsia" w:hAnsiTheme="minorHAnsi" w:cstheme="minorBidi"/>
-          <w:lang w:val="en-GB"/>
-        </w:rPr>
-        <w:t>]</w:t>
+        <w:t>[personaldata]</w:t>
       </w:r>
     </w:p>
     <w:p>
@@ -6029,23 +5737,7 @@
           <w:rFonts w:asciiTheme="minorHAnsi" w:eastAsiaTheme="minorEastAsia" w:hAnsiTheme="minorHAnsi" w:cstheme="minorBidi"/>
           <w:lang w:val="en-GB"/>
         </w:rPr>
-        <w:t>[</w:t>
-      </w:r>
-      <w:proofErr w:type="spellStart"/>
-      <w:r>
-        <w:rPr>
-          <w:rFonts w:asciiTheme="minorHAnsi" w:eastAsiaTheme="minorEastAsia" w:hAnsiTheme="minorHAnsi" w:cstheme="minorBidi"/>
-          <w:lang w:val="en-GB"/>
-        </w:rPr>
-        <w:t>legalrestriction</w:t>
-      </w:r>
-      <w:proofErr w:type="spellEnd"/>
-      <w:r>
-        <w:rPr>
-          <w:rFonts w:asciiTheme="minorHAnsi" w:eastAsiaTheme="minorEastAsia" w:hAnsiTheme="minorHAnsi" w:cstheme="minorBidi"/>
-          <w:lang w:val="en-GB"/>
-        </w:rPr>
-        <w:t>]</w:t>
+        <w:t>[legalrestriction]</w:t>
       </w:r>
     </w:p>
     <w:p>
@@ -6079,23 +5771,7 @@
           <w:rFonts w:asciiTheme="minorHAnsi" w:eastAsiaTheme="minorEastAsia" w:hAnsiTheme="minorHAnsi" w:cstheme="minorBidi"/>
           <w:lang w:val="en-GB"/>
         </w:rPr>
-        <w:t>[</w:t>
-      </w:r>
-      <w:proofErr w:type="spellStart"/>
-      <w:r>
-        <w:rPr>
-          <w:rFonts w:asciiTheme="minorHAnsi" w:eastAsiaTheme="minorEastAsia" w:hAnsiTheme="minorHAnsi" w:cstheme="minorBidi"/>
-          <w:lang w:val="en-GB"/>
-        </w:rPr>
-        <w:t>ethicalissues</w:t>
-      </w:r>
-      <w:proofErr w:type="spellEnd"/>
-      <w:r>
-        <w:rPr>
-          <w:rFonts w:asciiTheme="minorHAnsi" w:eastAsiaTheme="minorEastAsia" w:hAnsiTheme="minorHAnsi" w:cstheme="minorBidi"/>
-          <w:lang w:val="en-GB"/>
-        </w:rPr>
-        <w:t>]</w:t>
+        <w:t>[ethicalissues]</w:t>
       </w:r>
     </w:p>
     <w:p>
@@ -6411,18 +6087,8 @@
                 <w:szCs w:val="20"/>
                 <w:lang w:val="en-GB"/>
               </w:rPr>
-              <w:t>[</w:t>
-            </w:r>
-            <w:proofErr w:type="spellStart"/>
-            <w:r>
-              <w:rPr>
-                <w:sz w:val="20"/>
-                <w:szCs w:val="20"/>
-                <w:lang w:val="en-GB"/>
-              </w:rPr>
-              <w:t>datasetPublicationTable</w:t>
-            </w:r>
-            <w:proofErr w:type="spellEnd"/>
+              <w:t>[datasetPublicationTable</w:t>
+            </w:r>
             <w:r>
               <w:rPr>
                 <w:sz w:val="20"/>
@@ -6687,15 +6353,7 @@
           <w:rFonts w:asciiTheme="minorHAnsi" w:eastAsiaTheme="minorEastAsia" w:hAnsiTheme="minorHAnsi" w:cstheme="minorBidi"/>
           <w:lang w:val="en-GB"/>
         </w:rPr>
-        <w:t>[</w:t>
-      </w:r>
-      <w:proofErr w:type="spellStart"/>
-      <w:r>
-        <w:rPr>
-          <w:rFonts w:asciiTheme="minorHAnsi" w:eastAsiaTheme="minorEastAsia" w:hAnsiTheme="minorHAnsi" w:cstheme="minorBidi"/>
-          <w:lang w:val="en-GB"/>
-        </w:rPr>
-        <w:t>closed</w:t>
+        <w:t>[closed</w:t>
       </w:r>
       <w:r>
         <w:rPr>
@@ -6709,9 +6367,23 @@
           <w:rFonts w:asciiTheme="minorHAnsi" w:eastAsiaTheme="minorEastAsia" w:hAnsiTheme="minorHAnsi" w:cstheme="minorBidi"/>
           <w:lang w:val="en-GB"/>
         </w:rPr>
-        <w:t>datasetreasons</w:t>
+        <w:t>datasetreasons]</w:t>
       </w:r>
-      <w:proofErr w:type="spellEnd"/>
+    </w:p>
+    <w:p>
+      <w:pPr>
+        <w:rPr>
+          <w:rFonts w:asciiTheme="minorHAnsi" w:eastAsiaTheme="minorEastAsia" w:hAnsiTheme="minorHAnsi" w:cstheme="minorBidi"/>
+          <w:lang w:val="en-GB"/>
+        </w:rPr>
+      </w:pPr>
+      <w:r>
+        <w:rPr>
+          <w:rFonts w:asciiTheme="minorHAnsi" w:eastAsiaTheme="minorEastAsia" w:hAnsiTheme="minorHAnsi" w:cstheme="minorBidi"/>
+          <w:lang w:val="en-GB"/>
+        </w:rPr>
+        <w:t>[repoinformation</w:t>
+      </w:r>
       <w:r>
         <w:rPr>
           <w:rFonts w:asciiTheme="minorHAnsi" w:eastAsiaTheme="minorEastAsia" w:hAnsiTheme="minorHAnsi" w:cstheme="minorBidi"/>
@@ -6732,37 +6404,6 @@
           <w:rFonts w:asciiTheme="minorHAnsi" w:eastAsiaTheme="minorEastAsia" w:hAnsiTheme="minorHAnsi" w:cstheme="minorBidi"/>
           <w:lang w:val="en-GB"/>
         </w:rPr>
-        <w:t>[</w:t>
-      </w:r>
-      <w:proofErr w:type="spellStart"/>
-      <w:r>
-        <w:rPr>
-          <w:rFonts w:asciiTheme="minorHAnsi" w:eastAsiaTheme="minorEastAsia" w:hAnsiTheme="minorHAnsi" w:cstheme="minorBidi"/>
-          <w:lang w:val="en-GB"/>
-        </w:rPr>
-        <w:t>repoinformation</w:t>
-      </w:r>
-      <w:proofErr w:type="spellEnd"/>
-      <w:r>
-        <w:rPr>
-          <w:rFonts w:asciiTheme="minorHAnsi" w:eastAsiaTheme="minorEastAsia" w:hAnsiTheme="minorHAnsi" w:cstheme="minorBidi"/>
-          <w:lang w:val="en-GB"/>
-        </w:rPr>
-        <w:t>]</w:t>
-      </w:r>
-    </w:p>
-    <w:p>
-      <w:pPr>
-        <w:rPr>
-          <w:rFonts w:asciiTheme="minorHAnsi" w:eastAsiaTheme="minorEastAsia" w:hAnsiTheme="minorHAnsi" w:cstheme="minorBidi"/>
-          <w:lang w:val="en-GB"/>
-        </w:rPr>
-      </w:pPr>
-      <w:r>
-        <w:rPr>
-          <w:rFonts w:asciiTheme="minorHAnsi" w:eastAsiaTheme="minorEastAsia" w:hAnsiTheme="minorHAnsi" w:cstheme="minorBidi"/>
-          <w:lang w:val="en-GB"/>
-        </w:rPr>
         <w:t>[tools]</w:t>
       </w:r>
     </w:p>
@@ -6780,7 +6421,6 @@
         </w:rPr>
         <w:t>[</w:t>
       </w:r>
-      <w:proofErr w:type="spellStart"/>
       <w:r>
         <w:rPr>
           <w:rFonts w:asciiTheme="minorHAnsi" w:eastAsiaTheme="minorEastAsia" w:hAnsiTheme="minorHAnsi" w:cstheme="minorBidi"/>
@@ -6788,7 +6428,6 @@
         </w:rPr>
         <w:t>restrictedAccessInfo</w:t>
       </w:r>
-      <w:proofErr w:type="spellEnd"/>
       <w:r>
         <w:rPr>
           <w:rFonts w:asciiTheme="minorHAnsi" w:eastAsiaTheme="minorEastAsia" w:hAnsiTheme="minorHAnsi" w:cstheme="minorBidi"/>
@@ -7040,23 +6679,7 @@
                 <w:sz w:val="20"/>
                 <w:szCs w:val="20"/>
               </w:rPr>
-              <w:t>[</w:t>
-            </w:r>
-            <w:proofErr w:type="spellStart"/>
-            <w:r>
-              <w:rPr>
-                <w:sz w:val="20"/>
-                <w:szCs w:val="20"/>
-              </w:rPr>
-              <w:t>datasetRepositoryTable</w:t>
-            </w:r>
-            <w:proofErr w:type="spellEnd"/>
-            <w:r>
-              <w:rPr>
-                <w:sz w:val="20"/>
-                <w:szCs w:val="20"/>
-              </w:rPr>
-              <w:t>]</w:t>
+              <w:t>[datasetRepositoryTable]</w:t>
             </w:r>
           </w:p>
         </w:tc>
@@ -7190,23 +6813,7 @@
                 <w:sz w:val="20"/>
                 <w:szCs w:val="20"/>
               </w:rPr>
-              <w:t>[</w:t>
-            </w:r>
-            <w:proofErr w:type="spellStart"/>
-            <w:r>
-              <w:rPr>
-                <w:sz w:val="20"/>
-                <w:szCs w:val="20"/>
-              </w:rPr>
-              <w:t>targetaudience</w:t>
-            </w:r>
-            <w:proofErr w:type="spellEnd"/>
-            <w:r>
-              <w:rPr>
-                <w:sz w:val="20"/>
-                <w:szCs w:val="20"/>
-              </w:rPr>
-              <w:t>]</w:t>
+              <w:t>[targetaudience]</w:t>
             </w:r>
           </w:p>
         </w:tc>
@@ -7454,23 +7061,7 @@
                 <w:sz w:val="20"/>
                 <w:szCs w:val="20"/>
               </w:rPr>
-              <w:t>[</w:t>
-            </w:r>
-            <w:proofErr w:type="spellStart"/>
-            <w:r>
-              <w:rPr>
-                <w:sz w:val="20"/>
-                <w:szCs w:val="20"/>
-              </w:rPr>
-              <w:t>datasetDeleteTable</w:t>
-            </w:r>
-            <w:proofErr w:type="spellEnd"/>
-            <w:r>
-              <w:rPr>
-                <w:sz w:val="20"/>
-                <w:szCs w:val="20"/>
-              </w:rPr>
-              <w:t>]</w:t>
+              <w:t>[datasetDeleteTable]</w:t>
             </w:r>
           </w:p>
         </w:tc>
@@ -7496,23 +7087,7 @@
                 <w:sz w:val="20"/>
                 <w:szCs w:val="20"/>
               </w:rPr>
-              <w:t>[</w:t>
-            </w:r>
-            <w:proofErr w:type="spellStart"/>
-            <w:r>
-              <w:rPr>
-                <w:sz w:val="20"/>
-                <w:szCs w:val="20"/>
-              </w:rPr>
-              <w:t>datasetDeleteTable</w:t>
-            </w:r>
-            <w:proofErr w:type="spellEnd"/>
-            <w:r>
-              <w:rPr>
-                <w:sz w:val="20"/>
-                <w:szCs w:val="20"/>
-              </w:rPr>
-              <w:t>]</w:t>
+              <w:t>[datasetDeleteTable]</w:t>
             </w:r>
           </w:p>
         </w:tc>
@@ -8052,27 +7627,7 @@
                 <w:szCs w:val="20"/>
                 <w:lang w:val="en-GB"/>
               </w:rPr>
-              <w:t>[</w:t>
-            </w:r>
-            <w:proofErr w:type="spellStart"/>
-            <w:r>
-              <w:rPr>
-                <w:bCs/>
-                <w:sz w:val="20"/>
-                <w:szCs w:val="20"/>
-                <w:lang w:val="en-GB"/>
-              </w:rPr>
-              <w:t>costTable</w:t>
-            </w:r>
-            <w:proofErr w:type="spellEnd"/>
-            <w:r>
-              <w:rPr>
-                <w:bCs/>
-                <w:sz w:val="20"/>
-                <w:szCs w:val="20"/>
-                <w:lang w:val="en-GB"/>
-              </w:rPr>
-              <w:t>]</w:t>
+              <w:t>[costTable]</w:t>
             </w:r>
           </w:p>
         </w:tc>
@@ -8100,27 +7655,7 @@
                 <w:szCs w:val="20"/>
                 <w:lang w:val="en-GB"/>
               </w:rPr>
-              <w:t>[</w:t>
-            </w:r>
-            <w:proofErr w:type="spellStart"/>
-            <w:r>
-              <w:rPr>
-                <w:bCs/>
-                <w:sz w:val="20"/>
-                <w:szCs w:val="20"/>
-                <w:lang w:val="en-GB"/>
-              </w:rPr>
-              <w:t>costTable</w:t>
-            </w:r>
-            <w:proofErr w:type="spellEnd"/>
-            <w:r>
-              <w:rPr>
-                <w:bCs/>
-                <w:sz w:val="20"/>
-                <w:szCs w:val="20"/>
-                <w:lang w:val="en-GB"/>
-              </w:rPr>
-              <w:t>]</w:t>
+              <w:t>[costTable]</w:t>
             </w:r>
           </w:p>
         </w:tc>
@@ -8406,27 +7941,7 @@
                 <w:szCs w:val="20"/>
                 <w:lang w:val="en-GB"/>
               </w:rPr>
-              <w:t>[</w:t>
-            </w:r>
-            <w:proofErr w:type="spellStart"/>
-            <w:r>
-              <w:rPr>
-                <w:b/>
-                <w:sz w:val="20"/>
-                <w:szCs w:val="20"/>
-                <w:lang w:val="en-GB"/>
-              </w:rPr>
-              <w:t>costcurrency</w:t>
-            </w:r>
-            <w:proofErr w:type="spellEnd"/>
-            <w:r>
-              <w:rPr>
-                <w:b/>
-                <w:sz w:val="20"/>
-                <w:szCs w:val="20"/>
-                <w:lang w:val="en-GB"/>
-              </w:rPr>
-              <w:t>]</w:t>
+              <w:t>[costcurrency]</w:t>
             </w:r>
           </w:p>
         </w:tc>
@@ -8456,27 +7971,7 @@
                 <w:szCs w:val="20"/>
                 <w:lang w:val="en-GB"/>
               </w:rPr>
-              <w:t>[</w:t>
-            </w:r>
-            <w:proofErr w:type="spellStart"/>
-            <w:r>
-              <w:rPr>
-                <w:b/>
-                <w:sz w:val="20"/>
-                <w:szCs w:val="20"/>
-                <w:lang w:val="en-GB"/>
-              </w:rPr>
-              <w:t>costtotal</w:t>
-            </w:r>
-            <w:proofErr w:type="spellEnd"/>
-            <w:r>
-              <w:rPr>
-                <w:b/>
-                <w:sz w:val="20"/>
-                <w:szCs w:val="20"/>
-                <w:lang w:val="en-GB"/>
-              </w:rPr>
-              <w:t>]</w:t>
+              <w:t>[costtotal]</w:t>
             </w:r>
           </w:p>
         </w:tc>
@@ -8485,7 +7980,6 @@
     <w:p>
       <w:pPr>
         <w:rPr>
-          <w:rFonts w:asciiTheme="minorHAnsi" w:eastAsiaTheme="minorEastAsia" w:hAnsiTheme="minorHAnsi" w:cstheme="minorBidi"/>
           <w:lang w:val="en-GB"/>
         </w:rPr>
       </w:pPr>
@@ -8494,55 +7988,15 @@
           <w:rFonts w:asciiTheme="minorHAnsi" w:eastAsiaTheme="minorEastAsia" w:hAnsiTheme="minorHAnsi" w:cstheme="minorBidi"/>
           <w:lang w:val="en-GB"/>
         </w:rPr>
-        <w:t>[</w:t>
+        <w:t>[costsDescriptions]</w:t>
       </w:r>
-      <w:proofErr w:type="spellStart"/>
-      <w:r>
-        <w:rPr>
-          <w:rFonts w:asciiTheme="minorHAnsi" w:eastAsiaTheme="minorEastAsia" w:hAnsiTheme="minorHAnsi" w:cstheme="minorBidi"/>
-          <w:lang w:val="en-GB"/>
-        </w:rPr>
-        <w:t>costsDescriptions</w:t>
-      </w:r>
-      <w:proofErr w:type="spellEnd"/>
-      <w:r>
-        <w:rPr>
-          <w:rFonts w:asciiTheme="minorHAnsi" w:eastAsiaTheme="minorEastAsia" w:hAnsiTheme="minorHAnsi" w:cstheme="minorBidi"/>
-          <w:lang w:val="en-GB"/>
-        </w:rPr>
-        <w:t>]</w:t>
-      </w:r>
-    </w:p>
-    <w:p>
-      <w:pPr>
-        <w:rPr>
-          <w:rFonts w:asciiTheme="minorHAnsi" w:eastAsiaTheme="minorEastAsia" w:hAnsiTheme="minorHAnsi" w:cstheme="minorBidi"/>
-          <w:color w:val="000000" w:themeColor="text1"/>
-          <w:lang w:val="en-GB"/>
-        </w:rPr>
-      </w:pPr>
       <w:r>
         <w:rPr>
           <w:rFonts w:asciiTheme="minorHAnsi" w:eastAsiaTheme="minorEastAsia" w:hAnsiTheme="minorHAnsi" w:cstheme="minorBidi"/>
           <w:color w:val="92D050"/>
           <w:lang w:val="en-GB"/>
         </w:rPr>
-        <w:t>Coverage of costs</w:t>
-      </w:r>
-    </w:p>
-    <w:p>
-      <w:pPr>
-        <w:rPr>
-          <w:lang w:val="en-GB"/>
-        </w:rPr>
-      </w:pPr>
-      <w:r>
-        <w:rPr>
-          <w:rFonts w:asciiTheme="minorHAnsi" w:eastAsiaTheme="minorEastAsia" w:hAnsiTheme="minorHAnsi" w:cstheme="minorBidi"/>
-          <w:color w:val="92D050"/>
-          <w:lang w:val="en-GB"/>
-        </w:rPr>
-        <w:t>…</w:t>
+        <w:t>[costCoverage]</w:t>
       </w:r>
     </w:p>
     <w:sectPr>

--- a/src/main/resources/org/damap/base/template/scienceEuropeTemplate.docx
+++ b/src/main/resources/org/damap/base/template/scienceEuropeTemplate.docx
@@ -1217,6 +1217,60 @@
           </w:tcPr>
           <w:p>
             <w:pPr>
+              <w:jc w:val="left"/>
+              <w:rPr>
+                <w:bCs/>
+                <w:color w:val="006AAB"/>
+                <w:sz w:val="20"/>
+                <w:szCs w:val="20"/>
+                <w:lang w:val="en-GB"/>
+              </w:rPr>
+            </w:pPr>
+            <w:r>
+              <w:rPr>
+                <w:bCs/>
+                <w:color w:val="006AAB"/>
+                <w:sz w:val="20"/>
+                <w:szCs w:val="20"/>
+                <w:lang w:val="en-GB"/>
+              </w:rPr>
+              <w:t>Funder</w:t>
+            </w:r>
+          </w:p>
+        </w:tc>
+        <w:tc>
+          <w:tcPr>
+            <w:tcW w:w="6454" w:type="dxa"/>
+            <w:shd w:val="clear" w:color="auto" w:fill="auto"/>
+          </w:tcPr>
+          <w:p>
+            <w:pPr>
+              <w:jc w:val="left"/>
+              <w:rPr>
+                <w:sz w:val="20"/>
+                <w:szCs w:val="20"/>
+                <w:lang w:val="en-GB"/>
+              </w:rPr>
+            </w:pPr>
+            <w:r>
+              <w:rPr>
+                <w:sz w:val="20"/>
+                <w:szCs w:val="20"/>
+                <w:lang w:val="en-GB"/>
+              </w:rPr>
+              <w:t>[funderid]</w:t>
+            </w:r>
+          </w:p>
+        </w:tc>
+      </w:tr>
+      <w:tr>
+        <w:tc>
+          <w:tcPr>
+            <w:tcW w:w="2745" w:type="dxa"/>
+            <w:shd w:val="clear" w:color="auto" w:fill="auto"/>
+          </w:tcPr>
+          <w:p>
+            <w:pPr>
               <w:widowControl/>
               <w:jc w:val="left"/>
               <w:rPr>
@@ -1235,7 +1289,7 @@
                 <w:szCs w:val="20"/>
                 <w:lang w:val="en-GB"/>
               </w:rPr>
-              <w:t>Funder, funding programme, grant number</w:t>
+              <w:t>Funding programme, grant number</w:t>
             </w:r>
           </w:p>
         </w:tc>
@@ -25289,22 +25343,30 @@
 </file>
 
 <file path=customXml/item1.xml><?xml version="1.0" encoding="utf-8"?>
+<b:Sources xmlns:b="http://schemas.openxmlformats.org/officeDocument/2006/bibliography" xmlns="http://schemas.openxmlformats.org/officeDocument/2006/bibliography" SelectedStyle="\APASixthEditionOfficeOnline.xsl" StyleName="APA" Version="6"/>
+</file>
+
+<file path=customXml/item2.xml><?xml version="1.0" encoding="utf-8"?>
 <go:gDocsCustomXmlDataStorage xmlns:go="http://customooxmlschemas.google.com/" xmlns:r="http://schemas.openxmlformats.org/officeDocument/2006/relationships">
   <go:docsCustomData xmlns:go="http://customooxmlschemas.google.com/" roundtripDataSignature="AMtx7micpufsNhWvjBWucdsj28ot9dhz8g==">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</go:docsCustomData>
 </go:gDocsCustomXmlDataStorage>
 </file>
 
-<file path=customXml/item2.xml><?xml version="1.0" encoding="utf-8"?>
+<file path=customXml/item3.xml><?xml version="1.0" encoding="utf-8"?>
 <w:settings xmlns:w="http://schemas.openxmlformats.org/wordprocessingml/2006/main">
   <w:SpecialFormsHighlight w:val="c9c8ff"/>
 </w:settings>
 </file>
 
-<file path=customXml/item3.xml><?xml version="1.0" encoding="utf-8"?>
-<b:Sources xmlns:b="http://schemas.openxmlformats.org/officeDocument/2006/bibliography" xmlns="http://schemas.openxmlformats.org/officeDocument/2006/bibliography" SelectedStyle="\APASixthEditionOfficeOnline.xsl" StyleName="APA" Version="6"/>
+<file path=customXml/itemProps1.xml><?xml version="1.0" encoding="utf-8"?>
+<ds:datastoreItem xmlns:ds="http://schemas.openxmlformats.org/officeDocument/2006/customXml" ds:itemID="{D87E246E-8484-4253-908C-7604FEB470CE}">
+  <ds:schemaRefs>
+    <ds:schemaRef ds:uri="http://schemas.openxmlformats.org/officeDocument/2006/bibliography"/>
+  </ds:schemaRefs>
+</ds:datastoreItem>
 </file>
 
-<file path=customXml/itemProps1.xml><?xml version="1.0" encoding="utf-8"?>
+<file path=customXml/itemProps2.xml><?xml version="1.0" encoding="utf-8"?>
 <ds:datastoreItem xmlns:ds="http://schemas.openxmlformats.org/officeDocument/2006/customXml" ds:itemID="{11111111-1234-1234-1234-123412341234}">
   <ds:schemaRefs>
     <ds:schemaRef ds:uri="http://customooxmlschemas.google.com/"/>
@@ -25313,18 +25375,10 @@
 </ds:datastoreItem>
 </file>
 
-<file path=customXml/itemProps2.xml><?xml version="1.0" encoding="utf-8"?>
+<file path=customXml/itemProps3.xml><?xml version="1.0" encoding="utf-8"?>
 <ds:datastoreItem xmlns:ds="http://schemas.openxmlformats.org/officeDocument/2006/customXml" ds:itemID="{5D0AEA6B-E499-4EEF-98A3-AFBB261C493E}">
   <ds:schemaRefs>
     <ds:schemaRef ds:uri="http://schemas.openxmlformats.org/wordprocessingml/2006/main"/>
   </ds:schemaRefs>
 </ds:datastoreItem>
-</file>
-
-<file path=customXml/itemProps3.xml><?xml version="1.0" encoding="utf-8"?>
-<ds:datastoreItem xmlns:ds="http://schemas.openxmlformats.org/officeDocument/2006/customXml" ds:itemID="{D87E246E-8484-4253-908C-7604FEB470CE}">
-  <ds:schemaRefs>
-    <ds:schemaRef ds:uri="http://schemas.openxmlformats.org/officeDocument/2006/bibliography"/>
-  </ds:schemaRefs>
-</ds:datastoreItem>
 </file>
--- a/src/main/resources/org/damap/base/template/scienceEuropeTemplate.docx
+++ b/src/main/resources/org/damap/base/template/scienceEuropeTemplate.docx
@@ -1,6 +1,6 @@
 
 <file path=word/document.xml><?xml version="1.0" encoding="utf-8"?>
-<w:document xmlns:wpc="http://schemas.microsoft.com/office/word/2010/wordprocessingCanvas" xmlns:cx="http://schemas.microsoft.com/office/drawing/2014/chartex" xmlns:cx1="http://schemas.microsoft.com/office/drawing/2015/9/8/chartex" xmlns:cx2="http://schemas.microsoft.com/office/drawing/2015/10/21/chartex" xmlns:cx3="http://schemas.microsoft.com/office/drawing/2016/5/9/chartex" xmlns:cx4="http://schemas.microsoft.com/office/drawing/2016/5/10/chartex" xmlns:cx5="http://schemas.microsoft.com/office/drawing/2016/5/11/chartex" xmlns:cx6="http://schemas.microsoft.com/office/drawing/2016/5/12/chartex" xmlns:cx7="http://schemas.microsoft.com/office/drawing/2016/5/13/chartex" xmlns:cx8="http://schemas.microsoft.com/office/drawing/2016/5/14/chartex" xmlns:mc="http://schemas.openxmlformats.org/markup-compatibility/2006" xmlns:aink="http://schemas.microsoft.com/office/drawing/2016/ink" xmlns:am3d="http://schemas.microsoft.com/office/drawing/2017/model3d" xmlns:o="urn:schemas-microsoft-com:office:office" xmlns:oel="http://schemas.microsoft.com/office/2019/extlst" xmlns:r="http://schemas.openxmlformats.org/officeDocument/2006/relationships" xmlns:m="http://schemas.openxmlformats.org/officeDocument/2006/math" xmlns:v="urn:schemas-microsoft-com:vml" xmlns:wp14="http://schemas.microsoft.com/office/word/2010/wordprocessingDrawing" xmlns:wp="http://schemas.openxmlformats.org/drawingml/2006/wordprocessingDrawing" xmlns:w10="urn:schemas-microsoft-com:office:word" xmlns:w="http://schemas.openxmlformats.org/wordprocessingml/2006/main" xmlns:w14="http://schemas.microsoft.com/office/word/2010/wordml" xmlns:w15="http://schemas.microsoft.com/office/word/2012/wordml" xmlns:w16cex="http://schemas.microsoft.com/office/word/2018/wordml/cex" xmlns:w16cid="http://schemas.microsoft.com/office/word/2016/wordml/cid" xmlns:w16="http://schemas.microsoft.com/office/word/2018/wordml" xmlns:w16du="http://schemas.microsoft.com/office/word/2023/wordml/word16du" xmlns:w16sdtdh="http://schemas.microsoft.com/office/word/2020/wordml/sdtdatahash" xmlns:w16se="http://schemas.microsoft.com/office/word/2015/wordml/symex" xmlns:wpg="http://schemas.microsoft.com/office/word/2010/wordprocessingGroup" xmlns:wpi="http://schemas.microsoft.com/office/word/2010/wordprocessingInk" xmlns:wne="http://schemas.microsoft.com/office/word/2006/wordml" xmlns:wps="http://schemas.microsoft.com/office/word/2010/wordprocessingShape" mc:Ignorable="w14 w15 w16se w16cid w16 w16cex w16sdtdh w16du wp14">
+<w:document xmlns:wpc="http://schemas.microsoft.com/office/word/2010/wordprocessingCanvas" xmlns:cx="http://schemas.microsoft.com/office/drawing/2014/chartex" xmlns:cx1="http://schemas.microsoft.com/office/drawing/2015/9/8/chartex" xmlns:cx2="http://schemas.microsoft.com/office/drawing/2015/10/21/chartex" xmlns:cx3="http://schemas.microsoft.com/office/drawing/2016/5/9/chartex" xmlns:cx4="http://schemas.microsoft.com/office/drawing/2016/5/10/chartex" xmlns:cx5="http://schemas.microsoft.com/office/drawing/2016/5/11/chartex" xmlns:cx6="http://schemas.microsoft.com/office/drawing/2016/5/12/chartex" xmlns:cx7="http://schemas.microsoft.com/office/drawing/2016/5/13/chartex" xmlns:cx8="http://schemas.microsoft.com/office/drawing/2016/5/14/chartex" xmlns:mc="http://schemas.openxmlformats.org/markup-compatibility/2006" xmlns:aink="http://schemas.microsoft.com/office/drawing/2016/ink" xmlns:am3d="http://schemas.microsoft.com/office/drawing/2017/model3d" xmlns:o="urn:schemas-microsoft-com:office:office" xmlns:oel="http://schemas.microsoft.com/office/2019/extlst" xmlns:r="http://schemas.openxmlformats.org/officeDocument/2006/relationships" xmlns:m="http://schemas.openxmlformats.org/officeDocument/2006/math" xmlns:v="urn:schemas-microsoft-com:vml" xmlns:wp14="http://schemas.microsoft.com/office/word/2010/wordprocessingDrawing" xmlns:wp="http://schemas.openxmlformats.org/drawingml/2006/wordprocessingDrawing" xmlns:w10="urn:schemas-microsoft-com:office:word" xmlns:w="http://schemas.openxmlformats.org/wordprocessingml/2006/main" xmlns:w14="http://schemas.microsoft.com/office/word/2010/wordml" xmlns:w15="http://schemas.microsoft.com/office/word/2012/wordml" xmlns:w16cex="http://schemas.microsoft.com/office/word/2018/wordml/cex" xmlns:w16cid="http://schemas.microsoft.com/office/word/2016/wordml/cid" xmlns:w16="http://schemas.microsoft.com/office/word/2018/wordml" xmlns:w16du="http://schemas.microsoft.com/office/word/2023/wordml/word16du" xmlns:w16sdtdh="http://schemas.microsoft.com/office/word/2020/wordml/sdtdatahash" xmlns:w16sdtfl="http://schemas.microsoft.com/office/word/2024/wordml/sdtformatlock" xmlns:w16se="http://schemas.microsoft.com/office/word/2015/wordml/symex" xmlns:wpg="http://schemas.microsoft.com/office/word/2010/wordprocessingGroup" xmlns:wpi="http://schemas.microsoft.com/office/word/2010/wordprocessingInk" xmlns:wne="http://schemas.microsoft.com/office/word/2006/wordml" xmlns:wps="http://schemas.microsoft.com/office/word/2010/wordprocessingShape" mc:Ignorable="w14 w15 w16se w16cid w16 w16cex w16sdtdh w16sdtfl w16du wp14">
   <w:body>
     <w:p>
       <w:pPr>
@@ -4426,6 +4426,21 @@
       <w:pPr>
         <w:rPr>
           <w:rFonts w:asciiTheme="minorHAnsi" w:eastAsiaTheme="minorEastAsia" w:hAnsiTheme="minorHAnsi" w:cstheme="minorBidi"/>
+          <w:lang w:val="de-AT"/>
+        </w:rPr>
+      </w:pPr>
+      <w:r>
+        <w:rPr>
+          <w:rFonts w:asciiTheme="minorHAnsi" w:eastAsiaTheme="minorEastAsia" w:hAnsiTheme="minorHAnsi" w:cstheme="minorBidi"/>
+          <w:lang w:val="de-AT"/>
+        </w:rPr>
+        <w:t>[datasetTechnicalResources]</w:t>
+      </w:r>
+    </w:p>
+    <w:p>
+      <w:pPr>
+        <w:rPr>
+          <w:rFonts w:asciiTheme="minorHAnsi" w:eastAsiaTheme="minorEastAsia" w:hAnsiTheme="minorHAnsi" w:cstheme="minorBidi"/>
           <w:lang w:val="en-GB"/>
         </w:rPr>
       </w:pPr>
@@ -8068,7 +8083,7 @@
 </file>
 
 <file path=word/endnotes.xml><?xml version="1.0" encoding="utf-8"?>
-<w:endnotes xmlns:wpc="http://schemas.microsoft.com/office/word/2010/wordprocessingCanvas" xmlns:cx="http://schemas.microsoft.com/office/drawing/2014/chartex" xmlns:cx1="http://schemas.microsoft.com/office/drawing/2015/9/8/chartex" xmlns:cx2="http://schemas.microsoft.com/office/drawing/2015/10/21/chartex" xmlns:cx3="http://schemas.microsoft.com/office/drawing/2016/5/9/chartex" xmlns:cx4="http://schemas.microsoft.com/office/drawing/2016/5/10/chartex" xmlns:cx5="http://schemas.microsoft.com/office/drawing/2016/5/11/chartex" xmlns:cx6="http://schemas.microsoft.com/office/drawing/2016/5/12/chartex" xmlns:cx7="http://schemas.microsoft.com/office/drawing/2016/5/13/chartex" xmlns:cx8="http://schemas.microsoft.com/office/drawing/2016/5/14/chartex" xmlns:mc="http://schemas.openxmlformats.org/markup-compatibility/2006" xmlns:aink="http://schemas.microsoft.com/office/drawing/2016/ink" xmlns:am3d="http://schemas.microsoft.com/office/drawing/2017/model3d" xmlns:o="urn:schemas-microsoft-com:office:office" xmlns:oel="http://schemas.microsoft.com/office/2019/extlst" xmlns:r="http://schemas.openxmlformats.org/officeDocument/2006/relationships" xmlns:m="http://schemas.openxmlformats.org/officeDocument/2006/math" xmlns:v="urn:schemas-microsoft-com:vml" xmlns:wp14="http://schemas.microsoft.com/office/word/2010/wordprocessingDrawing" xmlns:wp="http://schemas.openxmlformats.org/drawingml/2006/wordprocessingDrawing" xmlns:w10="urn:schemas-microsoft-com:office:word" xmlns:w="http://schemas.openxmlformats.org/wordprocessingml/2006/main" xmlns:w14="http://schemas.microsoft.com/office/word/2010/wordml" xmlns:w15="http://schemas.microsoft.com/office/word/2012/wordml" xmlns:w16cex="http://schemas.microsoft.com/office/word/2018/wordml/cex" xmlns:w16cid="http://schemas.microsoft.com/office/word/2016/wordml/cid" xmlns:w16="http://schemas.microsoft.com/office/word/2018/wordml" xmlns:w16du="http://schemas.microsoft.com/office/word/2023/wordml/word16du" xmlns:w16sdtdh="http://schemas.microsoft.com/office/word/2020/wordml/sdtdatahash" xmlns:w16se="http://schemas.microsoft.com/office/word/2015/wordml/symex" xmlns:wpg="http://schemas.microsoft.com/office/word/2010/wordprocessingGroup" xmlns:wpi="http://schemas.microsoft.com/office/word/2010/wordprocessingInk" xmlns:wne="http://schemas.microsoft.com/office/word/2006/wordml" xmlns:wps="http://schemas.microsoft.com/office/word/2010/wordprocessingShape" mc:Ignorable="w14 w15 w16se w16cid w16 w16cex w16sdtdh w16du wp14">
+<w:endnotes xmlns:wpc="http://schemas.microsoft.com/office/word/2010/wordprocessingCanvas" xmlns:cx="http://schemas.microsoft.com/office/drawing/2014/chartex" xmlns:cx1="http://schemas.microsoft.com/office/drawing/2015/9/8/chartex" xmlns:cx2="http://schemas.microsoft.com/office/drawing/2015/10/21/chartex" xmlns:cx3="http://schemas.microsoft.com/office/drawing/2016/5/9/chartex" xmlns:cx4="http://schemas.microsoft.com/office/drawing/2016/5/10/chartex" xmlns:cx5="http://schemas.microsoft.com/office/drawing/2016/5/11/chartex" xmlns:cx6="http://schemas.microsoft.com/office/drawing/2016/5/12/chartex" xmlns:cx7="http://schemas.microsoft.com/office/drawing/2016/5/13/chartex" xmlns:cx8="http://schemas.microsoft.com/office/drawing/2016/5/14/chartex" xmlns:mc="http://schemas.openxmlformats.org/markup-compatibility/2006" xmlns:aink="http://schemas.microsoft.com/office/drawing/2016/ink" xmlns:am3d="http://schemas.microsoft.com/office/drawing/2017/model3d" xmlns:o="urn:schemas-microsoft-com:office:office" xmlns:oel="http://schemas.microsoft.com/office/2019/extlst" xmlns:r="http://schemas.openxmlformats.org/officeDocument/2006/relationships" xmlns:m="http://schemas.openxmlformats.org/officeDocument/2006/math" xmlns:v="urn:schemas-microsoft-com:vml" xmlns:wp14="http://schemas.microsoft.com/office/word/2010/wordprocessingDrawing" xmlns:wp="http://schemas.openxmlformats.org/drawingml/2006/wordprocessingDrawing" xmlns:w10="urn:schemas-microsoft-com:office:word" xmlns:w="http://schemas.openxmlformats.org/wordprocessingml/2006/main" xmlns:w14="http://schemas.microsoft.com/office/word/2010/wordml" xmlns:w15="http://schemas.microsoft.com/office/word/2012/wordml" xmlns:w16cex="http://schemas.microsoft.com/office/word/2018/wordml/cex" xmlns:w16cid="http://schemas.microsoft.com/office/word/2016/wordml/cid" xmlns:w16="http://schemas.microsoft.com/office/word/2018/wordml" xmlns:w16du="http://schemas.microsoft.com/office/word/2023/wordml/word16du" xmlns:w16sdtdh="http://schemas.microsoft.com/office/word/2020/wordml/sdtdatahash" xmlns:w16sdtfl="http://schemas.microsoft.com/office/word/2024/wordml/sdtformatlock" xmlns:w16se="http://schemas.microsoft.com/office/word/2015/wordml/symex" xmlns:wpg="http://schemas.microsoft.com/office/word/2010/wordprocessingGroup" xmlns:wpi="http://schemas.microsoft.com/office/word/2010/wordprocessingInk" xmlns:wne="http://schemas.microsoft.com/office/word/2006/wordml" xmlns:wps="http://schemas.microsoft.com/office/word/2010/wordprocessingShape" mc:Ignorable="w14 w15 w16se w16cid w16 w16cex w16sdtdh w16sdtfl w16du wp14">
   <w:endnote w:type="separator" w:id="-1">
     <w:p>
       <w:pPr>
@@ -8093,7 +8108,7 @@
 </file>
 
 <file path=word/footer1.xml><?xml version="1.0" encoding="utf-8"?>
-<w:ftr xmlns:wpc="http://schemas.microsoft.com/office/word/2010/wordprocessingCanvas" xmlns:cx="http://schemas.microsoft.com/office/drawing/2014/chartex" xmlns:cx1="http://schemas.microsoft.com/office/drawing/2015/9/8/chartex" xmlns:cx2="http://schemas.microsoft.com/office/drawing/2015/10/21/chartex" xmlns:cx3="http://schemas.microsoft.com/office/drawing/2016/5/9/chartex" xmlns:cx4="http://schemas.microsoft.com/office/drawing/2016/5/10/chartex" xmlns:cx5="http://schemas.microsoft.com/office/drawing/2016/5/11/chartex" xmlns:cx6="http://schemas.microsoft.com/office/drawing/2016/5/12/chartex" xmlns:cx7="http://schemas.microsoft.com/office/drawing/2016/5/13/chartex" xmlns:cx8="http://schemas.microsoft.com/office/drawing/2016/5/14/chartex" xmlns:mc="http://schemas.openxmlformats.org/markup-compatibility/2006" xmlns:aink="http://schemas.microsoft.com/office/drawing/2016/ink" xmlns:am3d="http://schemas.microsoft.com/office/drawing/2017/model3d" xmlns:o="urn:schemas-microsoft-com:office:office" xmlns:oel="http://schemas.microsoft.com/office/2019/extlst" xmlns:r="http://schemas.openxmlformats.org/officeDocument/2006/relationships" xmlns:m="http://schemas.openxmlformats.org/officeDocument/2006/math" xmlns:v="urn:schemas-microsoft-com:vml" xmlns:wp14="http://schemas.microsoft.com/office/word/2010/wordprocessingDrawing" xmlns:wp="http://schemas.openxmlformats.org/drawingml/2006/wordprocessingDrawing" xmlns:w10="urn:schemas-microsoft-com:office:word" xmlns:w="http://schemas.openxmlformats.org/wordprocessingml/2006/main" xmlns:w14="http://schemas.microsoft.com/office/word/2010/wordml" xmlns:w15="http://schemas.microsoft.com/office/word/2012/wordml" xmlns:w16cex="http://schemas.microsoft.com/office/word/2018/wordml/cex" xmlns:w16cid="http://schemas.microsoft.com/office/word/2016/wordml/cid" xmlns:w16="http://schemas.microsoft.com/office/word/2018/wordml" xmlns:w16du="http://schemas.microsoft.com/office/word/2023/wordml/word16du" xmlns:w16sdtdh="http://schemas.microsoft.com/office/word/2020/wordml/sdtdatahash" xmlns:w16se="http://schemas.microsoft.com/office/word/2015/wordml/symex" xmlns:wpg="http://schemas.microsoft.com/office/word/2010/wordprocessingGroup" xmlns:wpi="http://schemas.microsoft.com/office/word/2010/wordprocessingInk" xmlns:wne="http://schemas.microsoft.com/office/word/2006/wordml" xmlns:wps="http://schemas.microsoft.com/office/word/2010/wordprocessingShape" mc:Ignorable="w14 w15 w16se w16cid w16 w16cex w16sdtdh w16du wp14">
+<w:ftr xmlns:wpc="http://schemas.microsoft.com/office/word/2010/wordprocessingCanvas" xmlns:cx="http://schemas.microsoft.com/office/drawing/2014/chartex" xmlns:cx1="http://schemas.microsoft.com/office/drawing/2015/9/8/chartex" xmlns:cx2="http://schemas.microsoft.com/office/drawing/2015/10/21/chartex" xmlns:cx3="http://schemas.microsoft.com/office/drawing/2016/5/9/chartex" xmlns:cx4="http://schemas.microsoft.com/office/drawing/2016/5/10/chartex" xmlns:cx5="http://schemas.microsoft.com/office/drawing/2016/5/11/chartex" xmlns:cx6="http://schemas.microsoft.com/office/drawing/2016/5/12/chartex" xmlns:cx7="http://schemas.microsoft.com/office/drawing/2016/5/13/chartex" xmlns:cx8="http://schemas.microsoft.com/office/drawing/2016/5/14/chartex" xmlns:mc="http://schemas.openxmlformats.org/markup-compatibility/2006" xmlns:aink="http://schemas.microsoft.com/office/drawing/2016/ink" xmlns:am3d="http://schemas.microsoft.com/office/drawing/2017/model3d" xmlns:o="urn:schemas-microsoft-com:office:office" xmlns:oel="http://schemas.microsoft.com/office/2019/extlst" xmlns:r="http://schemas.openxmlformats.org/officeDocument/2006/relationships" xmlns:m="http://schemas.openxmlformats.org/officeDocument/2006/math" xmlns:v="urn:schemas-microsoft-com:vml" xmlns:wp14="http://schemas.microsoft.com/office/word/2010/wordprocessingDrawing" xmlns:wp="http://schemas.openxmlformats.org/drawingml/2006/wordprocessingDrawing" xmlns:w10="urn:schemas-microsoft-com:office:word" xmlns:w="http://schemas.openxmlformats.org/wordprocessingml/2006/main" xmlns:w14="http://schemas.microsoft.com/office/word/2010/wordml" xmlns:w15="http://schemas.microsoft.com/office/word/2012/wordml" xmlns:w16cex="http://schemas.microsoft.com/office/word/2018/wordml/cex" xmlns:w16cid="http://schemas.microsoft.com/office/word/2016/wordml/cid" xmlns:w16="http://schemas.microsoft.com/office/word/2018/wordml" xmlns:w16du="http://schemas.microsoft.com/office/word/2023/wordml/word16du" xmlns:w16sdtdh="http://schemas.microsoft.com/office/word/2020/wordml/sdtdatahash" xmlns:w16sdtfl="http://schemas.microsoft.com/office/word/2024/wordml/sdtformatlock" xmlns:w16se="http://schemas.microsoft.com/office/word/2015/wordml/symex" xmlns:wpg="http://schemas.microsoft.com/office/word/2010/wordprocessingGroup" xmlns:wpi="http://schemas.microsoft.com/office/word/2010/wordprocessingInk" xmlns:wne="http://schemas.microsoft.com/office/word/2006/wordml" xmlns:wps="http://schemas.microsoft.com/office/word/2010/wordprocessingShape" mc:Ignorable="w14 w15 w16se w16cid w16 w16cex w16sdtdh w16sdtfl w16du wp14">
   <w:p>
     <w:pPr>
       <w:pBdr>
@@ -8220,7 +8235,7 @@
 </file>
 
 <file path=word/footer2.xml><?xml version="1.0" encoding="utf-8"?>
-<w:ftr xmlns:wpc="http://schemas.microsoft.com/office/word/2010/wordprocessingCanvas" xmlns:cx="http://schemas.microsoft.com/office/drawing/2014/chartex" xmlns:cx1="http://schemas.microsoft.com/office/drawing/2015/9/8/chartex" xmlns:cx2="http://schemas.microsoft.com/office/drawing/2015/10/21/chartex" xmlns:cx3="http://schemas.microsoft.com/office/drawing/2016/5/9/chartex" xmlns:cx4="http://schemas.microsoft.com/office/drawing/2016/5/10/chartex" xmlns:cx5="http://schemas.microsoft.com/office/drawing/2016/5/11/chartex" xmlns:cx6="http://schemas.microsoft.com/office/drawing/2016/5/12/chartex" xmlns:cx7="http://schemas.microsoft.com/office/drawing/2016/5/13/chartex" xmlns:cx8="http://schemas.microsoft.com/office/drawing/2016/5/14/chartex" xmlns:mc="http://schemas.openxmlformats.org/markup-compatibility/2006" xmlns:aink="http://schemas.microsoft.com/office/drawing/2016/ink" xmlns:am3d="http://schemas.microsoft.com/office/drawing/2017/model3d" xmlns:o="urn:schemas-microsoft-com:office:office" xmlns:oel="http://schemas.microsoft.com/office/2019/extlst" xmlns:r="http://schemas.openxmlformats.org/officeDocument/2006/relationships" xmlns:m="http://schemas.openxmlformats.org/officeDocument/2006/math" xmlns:v="urn:schemas-microsoft-com:vml" xmlns:wp14="http://schemas.microsoft.com/office/word/2010/wordprocessingDrawing" xmlns:wp="http://schemas.openxmlformats.org/drawingml/2006/wordprocessingDrawing" xmlns:w10="urn:schemas-microsoft-com:office:word" xmlns:w="http://schemas.openxmlformats.org/wordprocessingml/2006/main" xmlns:w14="http://schemas.microsoft.com/office/word/2010/wordml" xmlns:w15="http://schemas.microsoft.com/office/word/2012/wordml" xmlns:w16cex="http://schemas.microsoft.com/office/word/2018/wordml/cex" xmlns:w16cid="http://schemas.microsoft.com/office/word/2016/wordml/cid" xmlns:w16="http://schemas.microsoft.com/office/word/2018/wordml" xmlns:w16du="http://schemas.microsoft.com/office/word/2023/wordml/word16du" xmlns:w16sdtdh="http://schemas.microsoft.com/office/word/2020/wordml/sdtdatahash" xmlns:w16se="http://schemas.microsoft.com/office/word/2015/wordml/symex" xmlns:wpg="http://schemas.microsoft.com/office/word/2010/wordprocessingGroup" xmlns:wpi="http://schemas.microsoft.com/office/word/2010/wordprocessingInk" xmlns:wne="http://schemas.microsoft.com/office/word/2006/wordml" xmlns:wps="http://schemas.microsoft.com/office/word/2010/wordprocessingShape" mc:Ignorable="w14 w15 w16se w16cid w16 w16cex w16sdtdh w16du wp14">
+<w:ftr xmlns:wpc="http://schemas.microsoft.com/office/word/2010/wordprocessingCanvas" xmlns:cx="http://schemas.microsoft.com/office/drawing/2014/chartex" xmlns:cx1="http://schemas.microsoft.com/office/drawing/2015/9/8/chartex" xmlns:cx2="http://schemas.microsoft.com/office/drawing/2015/10/21/chartex" xmlns:cx3="http://schemas.microsoft.com/office/drawing/2016/5/9/chartex" xmlns:cx4="http://schemas.microsoft.com/office/drawing/2016/5/10/chartex" xmlns:cx5="http://schemas.microsoft.com/office/drawing/2016/5/11/chartex" xmlns:cx6="http://schemas.microsoft.com/office/drawing/2016/5/12/chartex" xmlns:cx7="http://schemas.microsoft.com/office/drawing/2016/5/13/chartex" xmlns:cx8="http://schemas.microsoft.com/office/drawing/2016/5/14/chartex" xmlns:mc="http://schemas.openxmlformats.org/markup-compatibility/2006" xmlns:aink="http://schemas.microsoft.com/office/drawing/2016/ink" xmlns:am3d="http://schemas.microsoft.com/office/drawing/2017/model3d" xmlns:o="urn:schemas-microsoft-com:office:office" xmlns:oel="http://schemas.microsoft.com/office/2019/extlst" xmlns:r="http://schemas.openxmlformats.org/officeDocument/2006/relationships" xmlns:m="http://schemas.openxmlformats.org/officeDocument/2006/math" xmlns:v="urn:schemas-microsoft-com:vml" xmlns:wp14="http://schemas.microsoft.com/office/word/2010/wordprocessingDrawing" xmlns:wp="http://schemas.openxmlformats.org/drawingml/2006/wordprocessingDrawing" xmlns:w10="urn:schemas-microsoft-com:office:word" xmlns:w="http://schemas.openxmlformats.org/wordprocessingml/2006/main" xmlns:w14="http://schemas.microsoft.com/office/word/2010/wordml" xmlns:w15="http://schemas.microsoft.com/office/word/2012/wordml" xmlns:w16cex="http://schemas.microsoft.com/office/word/2018/wordml/cex" xmlns:w16cid="http://schemas.microsoft.com/office/word/2016/wordml/cid" xmlns:w16="http://schemas.microsoft.com/office/word/2018/wordml" xmlns:w16du="http://schemas.microsoft.com/office/word/2023/wordml/word16du" xmlns:w16sdtdh="http://schemas.microsoft.com/office/word/2020/wordml/sdtdatahash" xmlns:w16sdtfl="http://schemas.microsoft.com/office/word/2024/wordml/sdtformatlock" xmlns:w16se="http://schemas.microsoft.com/office/word/2015/wordml/symex" xmlns:wpg="http://schemas.microsoft.com/office/word/2010/wordprocessingGroup" xmlns:wpi="http://schemas.microsoft.com/office/word/2010/wordprocessingInk" xmlns:wne="http://schemas.microsoft.com/office/word/2006/wordml" xmlns:wps="http://schemas.microsoft.com/office/word/2010/wordprocessingShape" mc:Ignorable="w14 w15 w16se w16cid w16 w16cex w16sdtdh w16sdtfl w16du wp14">
   <w:p>
     <w:pPr>
       <w:pBdr>
@@ -8349,7 +8364,7 @@
 </file>
 
 <file path=word/footnotes.xml><?xml version="1.0" encoding="utf-8"?>
-<w:footnotes xmlns:wpc="http://schemas.microsoft.com/office/word/2010/wordprocessingCanvas" xmlns:cx="http://schemas.microsoft.com/office/drawing/2014/chartex" xmlns:cx1="http://schemas.microsoft.com/office/drawing/2015/9/8/chartex" xmlns:cx2="http://schemas.microsoft.com/office/drawing/2015/10/21/chartex" xmlns:cx3="http://schemas.microsoft.com/office/drawing/2016/5/9/chartex" xmlns:cx4="http://schemas.microsoft.com/office/drawing/2016/5/10/chartex" xmlns:cx5="http://schemas.microsoft.com/office/drawing/2016/5/11/chartex" xmlns:cx6="http://schemas.microsoft.com/office/drawing/2016/5/12/chartex" xmlns:cx7="http://schemas.microsoft.com/office/drawing/2016/5/13/chartex" xmlns:cx8="http://schemas.microsoft.com/office/drawing/2016/5/14/chartex" xmlns:mc="http://schemas.openxmlformats.org/markup-compatibility/2006" xmlns:aink="http://schemas.microsoft.com/office/drawing/2016/ink" xmlns:am3d="http://schemas.microsoft.com/office/drawing/2017/model3d" xmlns:o="urn:schemas-microsoft-com:office:office" xmlns:oel="http://schemas.microsoft.com/office/2019/extlst" xmlns:r="http://schemas.openxmlformats.org/officeDocument/2006/relationships" xmlns:m="http://schemas.openxmlformats.org/officeDocument/2006/math" xmlns:v="urn:schemas-microsoft-com:vml" xmlns:wp14="http://schemas.microsoft.com/office/word/2010/wordprocessingDrawing" xmlns:wp="http://schemas.openxmlformats.org/drawingml/2006/wordprocessingDrawing" xmlns:w10="urn:schemas-microsoft-com:office:word" xmlns:w="http://schemas.openxmlformats.org/wordprocessingml/2006/main" xmlns:w14="http://schemas.microsoft.com/office/word/2010/wordml" xmlns:w15="http://schemas.microsoft.com/office/word/2012/wordml" xmlns:w16cex="http://schemas.microsoft.com/office/word/2018/wordml/cex" xmlns:w16cid="http://schemas.microsoft.com/office/word/2016/wordml/cid" xmlns:w16="http://schemas.microsoft.com/office/word/2018/wordml" xmlns:w16du="http://schemas.microsoft.com/office/word/2023/wordml/word16du" xmlns:w16sdtdh="http://schemas.microsoft.com/office/word/2020/wordml/sdtdatahash" xmlns:w16se="http://schemas.microsoft.com/office/word/2015/wordml/symex" xmlns:wpg="http://schemas.microsoft.com/office/word/2010/wordprocessingGroup" xmlns:wpi="http://schemas.microsoft.com/office/word/2010/wordprocessingInk" xmlns:wne="http://schemas.microsoft.com/office/word/2006/wordml" xmlns:wps="http://schemas.microsoft.com/office/word/2010/wordprocessingShape" mc:Ignorable="w14 w15 w16se w16cid w16 w16cex w16sdtdh w16du wp14">
+<w:footnotes xmlns:wpc="http://schemas.microsoft.com/office/word/2010/wordprocessingCanvas" xmlns:cx="http://schemas.microsoft.com/office/drawing/2014/chartex" xmlns:cx1="http://schemas.microsoft.com/office/drawing/2015/9/8/chartex" xmlns:cx2="http://schemas.microsoft.com/office/drawing/2015/10/21/chartex" xmlns:cx3="http://schemas.microsoft.com/office/drawing/2016/5/9/chartex" xmlns:cx4="http://schemas.microsoft.com/office/drawing/2016/5/10/chartex" xmlns:cx5="http://schemas.microsoft.com/office/drawing/2016/5/11/chartex" xmlns:cx6="http://schemas.microsoft.com/office/drawing/2016/5/12/chartex" xmlns:cx7="http://schemas.microsoft.com/office/drawing/2016/5/13/chartex" xmlns:cx8="http://schemas.microsoft.com/office/drawing/2016/5/14/chartex" xmlns:mc="http://schemas.openxmlformats.org/markup-compatibility/2006" xmlns:aink="http://schemas.microsoft.com/office/drawing/2016/ink" xmlns:am3d="http://schemas.microsoft.com/office/drawing/2017/model3d" xmlns:o="urn:schemas-microsoft-com:office:office" xmlns:oel="http://schemas.microsoft.com/office/2019/extlst" xmlns:r="http://schemas.openxmlformats.org/officeDocument/2006/relationships" xmlns:m="http://schemas.openxmlformats.org/officeDocument/2006/math" xmlns:v="urn:schemas-microsoft-com:vml" xmlns:wp14="http://schemas.microsoft.com/office/word/2010/wordprocessingDrawing" xmlns:wp="http://schemas.openxmlformats.org/drawingml/2006/wordprocessingDrawing" xmlns:w10="urn:schemas-microsoft-com:office:word" xmlns:w="http://schemas.openxmlformats.org/wordprocessingml/2006/main" xmlns:w14="http://schemas.microsoft.com/office/word/2010/wordml" xmlns:w15="http://schemas.microsoft.com/office/word/2012/wordml" xmlns:w16cex="http://schemas.microsoft.com/office/word/2018/wordml/cex" xmlns:w16cid="http://schemas.microsoft.com/office/word/2016/wordml/cid" xmlns:w16="http://schemas.microsoft.com/office/word/2018/wordml" xmlns:w16du="http://schemas.microsoft.com/office/word/2023/wordml/word16du" xmlns:w16sdtdh="http://schemas.microsoft.com/office/word/2020/wordml/sdtdatahash" xmlns:w16sdtfl="http://schemas.microsoft.com/office/word/2024/wordml/sdtformatlock" xmlns:w16se="http://schemas.microsoft.com/office/word/2015/wordml/symex" xmlns:wpg="http://schemas.microsoft.com/office/word/2010/wordprocessingGroup" xmlns:wpi="http://schemas.microsoft.com/office/word/2010/wordprocessingInk" xmlns:wne="http://schemas.microsoft.com/office/word/2006/wordml" xmlns:wps="http://schemas.microsoft.com/office/word/2010/wordprocessingShape" mc:Ignorable="w14 w15 w16se w16cid w16 w16cex w16sdtdh w16sdtfl w16du wp14">
   <w:footnote w:type="separator" w:id="-1">
     <w:p>
       <w:pPr>
@@ -8374,7 +8389,7 @@
 </file>
 
 <file path=word/numbering.xml><?xml version="1.0" encoding="utf-8"?>
-<w:numbering xmlns:wpc="http://schemas.microsoft.com/office/word/2010/wordprocessingCanvas" xmlns:cx="http://schemas.microsoft.com/office/drawing/2014/chartex" xmlns:cx1="http://schemas.microsoft.com/office/drawing/2015/9/8/chartex" xmlns:cx2="http://schemas.microsoft.com/office/drawing/2015/10/21/chartex" xmlns:cx3="http://schemas.microsoft.com/office/drawing/2016/5/9/chartex" xmlns:cx4="http://schemas.microsoft.com/office/drawing/2016/5/10/chartex" xmlns:cx5="http://schemas.microsoft.com/office/drawing/2016/5/11/chartex" xmlns:cx6="http://schemas.microsoft.com/office/drawing/2016/5/12/chartex" xmlns:cx7="http://schemas.microsoft.com/office/drawing/2016/5/13/chartex" xmlns:cx8="http://schemas.microsoft.com/office/drawing/2016/5/14/chartex" xmlns:mc="http://schemas.openxmlformats.org/markup-compatibility/2006" xmlns:aink="http://schemas.microsoft.com/office/drawing/2016/ink" xmlns:am3d="http://schemas.microsoft.com/office/drawing/2017/model3d" xmlns:o="urn:schemas-microsoft-com:office:office" xmlns:oel="http://schemas.microsoft.com/office/2019/extlst" xmlns:r="http://schemas.openxmlformats.org/officeDocument/2006/relationships" xmlns:m="http://schemas.openxmlformats.org/officeDocument/2006/math" xmlns:v="urn:schemas-microsoft-com:vml" xmlns:wp14="http://schemas.microsoft.com/office/word/2010/wordprocessingDrawing" xmlns:wp="http://schemas.openxmlformats.org/drawingml/2006/wordprocessingDrawing" xmlns:w10="urn:schemas-microsoft-com:office:word" xmlns:w="http://schemas.openxmlformats.org/wordprocessingml/2006/main" xmlns:w14="http://schemas.microsoft.com/office/word/2010/wordml" xmlns:w15="http://schemas.microsoft.com/office/word/2012/wordml" xmlns:w16cex="http://schemas.microsoft.com/office/word/2018/wordml/cex" xmlns:w16cid="http://schemas.microsoft.com/office/word/2016/wordml/cid" xmlns:w16="http://schemas.microsoft.com/office/word/2018/wordml" xmlns:w16du="http://schemas.microsoft.com/office/word/2023/wordml/word16du" xmlns:w16sdtdh="http://schemas.microsoft.com/office/word/2020/wordml/sdtdatahash" xmlns:w16se="http://schemas.microsoft.com/office/word/2015/wordml/symex" xmlns:wpg="http://schemas.microsoft.com/office/word/2010/wordprocessingGroup" xmlns:wpi="http://schemas.microsoft.com/office/word/2010/wordprocessingInk" xmlns:wne="http://schemas.microsoft.com/office/word/2006/wordml" xmlns:wps="http://schemas.microsoft.com/office/word/2010/wordprocessingShape" mc:Ignorable="w14 w15 w16se w16cid w16 w16cex w16sdtdh w16du wp14">
+<w:numbering xmlns:wpc="http://schemas.microsoft.com/office/word/2010/wordprocessingCanvas" xmlns:cx="http://schemas.microsoft.com/office/drawing/2014/chartex" xmlns:cx1="http://schemas.microsoft.com/office/drawing/2015/9/8/chartex" xmlns:cx2="http://schemas.microsoft.com/office/drawing/2015/10/21/chartex" xmlns:cx3="http://schemas.microsoft.com/office/drawing/2016/5/9/chartex" xmlns:cx4="http://schemas.microsoft.com/office/drawing/2016/5/10/chartex" xmlns:cx5="http://schemas.microsoft.com/office/drawing/2016/5/11/chartex" xmlns:cx6="http://schemas.microsoft.com/office/drawing/2016/5/12/chartex" xmlns:cx7="http://schemas.microsoft.com/office/drawing/2016/5/13/chartex" xmlns:cx8="http://schemas.microsoft.com/office/drawing/2016/5/14/chartex" xmlns:mc="http://schemas.openxmlformats.org/markup-compatibility/2006" xmlns:aink="http://schemas.microsoft.com/office/drawing/2016/ink" xmlns:am3d="http://schemas.microsoft.com/office/drawing/2017/model3d" xmlns:o="urn:schemas-microsoft-com:office:office" xmlns:oel="http://schemas.microsoft.com/office/2019/extlst" xmlns:r="http://schemas.openxmlformats.org/officeDocument/2006/relationships" xmlns:m="http://schemas.openxmlformats.org/officeDocument/2006/math" xmlns:v="urn:schemas-microsoft-com:vml" xmlns:wp14="http://schemas.microsoft.com/office/word/2010/wordprocessingDrawing" xmlns:wp="http://schemas.openxmlformats.org/drawingml/2006/wordprocessingDrawing" xmlns:w10="urn:schemas-microsoft-com:office:word" xmlns:w="http://schemas.openxmlformats.org/wordprocessingml/2006/main" xmlns:w14="http://schemas.microsoft.com/office/word/2010/wordml" xmlns:w15="http://schemas.microsoft.com/office/word/2012/wordml" xmlns:w16cex="http://schemas.microsoft.com/office/word/2018/wordml/cex" xmlns:w16cid="http://schemas.microsoft.com/office/word/2016/wordml/cid" xmlns:w16="http://schemas.microsoft.com/office/word/2018/wordml" xmlns:w16du="http://schemas.microsoft.com/office/word/2023/wordml/word16du" xmlns:w16sdtdh="http://schemas.microsoft.com/office/word/2020/wordml/sdtdatahash" xmlns:w16sdtfl="http://schemas.microsoft.com/office/word/2024/wordml/sdtformatlock" xmlns:w16se="http://schemas.microsoft.com/office/word/2015/wordml/symex" xmlns:wpg="http://schemas.microsoft.com/office/word/2010/wordprocessingGroup" xmlns:wpi="http://schemas.microsoft.com/office/word/2010/wordprocessingInk" xmlns:wne="http://schemas.microsoft.com/office/word/2006/wordml" xmlns:wps="http://schemas.microsoft.com/office/word/2010/wordprocessingShape" mc:Ignorable="w14 w15 w16se w16cid w16 w16cex w16sdtdh w16sdtfl w16du wp14">
   <w:abstractNum w:abstractNumId="0" w15:restartNumberingAfterBreak="0">
     <w:nsid w:val="07AE438E"/>
     <w:multiLevelType w:val="hybridMultilevel"/>
@@ -12447,7 +12462,7 @@
 </file>
 
 <file path=word/styles.xml><?xml version="1.0" encoding="utf-8"?>
-<w:styles xmlns:mc="http://schemas.openxmlformats.org/markup-compatibility/2006" xmlns:r="http://schemas.openxmlformats.org/officeDocument/2006/relationships" xmlns:w="http://schemas.openxmlformats.org/wordprocessingml/2006/main" xmlns:w14="http://schemas.microsoft.com/office/word/2010/wordml" xmlns:w15="http://schemas.microsoft.com/office/word/2012/wordml" xmlns:w16cex="http://schemas.microsoft.com/office/word/2018/wordml/cex" xmlns:w16cid="http://schemas.microsoft.com/office/word/2016/wordml/cid" xmlns:w16="http://schemas.microsoft.com/office/word/2018/wordml" xmlns:w16du="http://schemas.microsoft.com/office/word/2023/wordml/word16du" xmlns:w16sdtdh="http://schemas.microsoft.com/office/word/2020/wordml/sdtdatahash" xmlns:w16se="http://schemas.microsoft.com/office/word/2015/wordml/symex" mc:Ignorable="w14 w15 w16se w16cid w16 w16cex w16sdtdh w16du">
+<w:styles xmlns:mc="http://schemas.openxmlformats.org/markup-compatibility/2006" xmlns:r="http://schemas.openxmlformats.org/officeDocument/2006/relationships" xmlns:w="http://schemas.openxmlformats.org/wordprocessingml/2006/main" xmlns:w14="http://schemas.microsoft.com/office/word/2010/wordml" xmlns:w15="http://schemas.microsoft.com/office/word/2012/wordml" xmlns:w16cex="http://schemas.microsoft.com/office/word/2018/wordml/cex" xmlns:w16cid="http://schemas.microsoft.com/office/word/2016/wordml/cid" xmlns:w16="http://schemas.microsoft.com/office/word/2018/wordml" xmlns:w16du="http://schemas.microsoft.com/office/word/2023/wordml/word16du" xmlns:w16sdtdh="http://schemas.microsoft.com/office/word/2020/wordml/sdtdatahash" xmlns:w16sdtfl="http://schemas.microsoft.com/office/word/2024/wordml/sdtformatlock" xmlns:w16se="http://schemas.microsoft.com/office/word/2015/wordml/symex" mc:Ignorable="w14 w15 w16se w16cid w16 w16cex w16sdtdh w16sdtfl w16du">
   <w:docDefaults>
     <w:rPrDefault>
       <w:rPr>

--- a/src/main/resources/org/damap/base/template/scienceEuropeTemplate.docx
+++ b/src/main/resources/org/damap/base/template/scienceEuropeTemplate.docx
@@ -70,7 +70,31 @@
           <w:szCs w:val="64"/>
           <w:lang w:val="en-GB"/>
         </w:rPr>
-        <w:t>[projectname]</w:t>
+        <w:t>[</w:t>
+      </w:r>
+      <w:proofErr w:type="spellStart"/>
+      <w:r>
+        <w:rPr>
+          <w:b/>
+          <w:bCs/>
+          <w:color w:val="006699"/>
+          <w:sz w:val="64"/>
+          <w:szCs w:val="64"/>
+          <w:lang w:val="en-GB"/>
+        </w:rPr>
+        <w:t>projectname</w:t>
+      </w:r>
+      <w:proofErr w:type="spellEnd"/>
+      <w:r>
+        <w:rPr>
+          <w:b/>
+          <w:bCs/>
+          <w:color w:val="006699"/>
+          <w:sz w:val="64"/>
+          <w:szCs w:val="64"/>
+          <w:lang w:val="en-GB"/>
+        </w:rPr>
+        <w:t>]</w:t>
       </w:r>
     </w:p>
     <w:p>
@@ -321,14 +345,34 @@
                 <w:szCs w:val="20"/>
               </w:rPr>
             </w:pPr>
+            <w:proofErr w:type="spellStart"/>
             <w:r>
               <w:rPr>
                 <w:color w:val="92D050"/>
                 <w:sz w:val="20"/>
                 <w:szCs w:val="20"/>
               </w:rPr>
-              <w:t>dd/mm/yyyy</w:t>
-            </w:r>
+              <w:t>dd</w:t>
+            </w:r>
+            <w:proofErr w:type="spellEnd"/>
+            <w:r>
+              <w:rPr>
+                <w:color w:val="92D050"/>
+                <w:sz w:val="20"/>
+                <w:szCs w:val="20"/>
+              </w:rPr>
+              <w:t>/mm/</w:t>
+            </w:r>
+            <w:proofErr w:type="spellStart"/>
+            <w:r>
+              <w:rPr>
+                <w:color w:val="92D050"/>
+                <w:sz w:val="20"/>
+                <w:szCs w:val="20"/>
+              </w:rPr>
+              <w:t>yyyy</w:t>
+            </w:r>
+            <w:proofErr w:type="spellEnd"/>
           </w:p>
         </w:tc>
         <w:tc>
@@ -691,7 +735,7 @@
                     </wp:anchor>
                   </w:drawing>
                 </mc:Choice>
-                <mc:Fallback xmlns:pic="http://schemas.openxmlformats.org/drawingml/2006/picture" xmlns:wp14="http://schemas.microsoft.com/office/word/2010/wordml" xmlns:a="http://schemas.openxmlformats.org/drawingml/2006/main">
+                <mc:Fallback xmlns:a="http://schemas.openxmlformats.org/drawingml/2006/main" xmlns:wp14="http://schemas.microsoft.com/office/word/2010/wordml" xmlns:pic="http://schemas.openxmlformats.org/drawingml/2006/picture">
                   <w:pict w14:anchorId="0091B2AA">
                     <v:shapetype coordsize="21600,21600" o:spt="75" o:preferrelative="t" path="m@4@5l@4@11@9@11@9@5xe" type="#_x0000_t75">
                       <v:formulas>
@@ -1149,7 +1193,25 @@
                 <w:szCs w:val="20"/>
                 <w:lang w:val="en-GB"/>
               </w:rPr>
-              <w:t>[startdate]</w:t>
+              <w:t>[</w:t>
+            </w:r>
+            <w:proofErr w:type="spellStart"/>
+            <w:r>
+              <w:rPr>
+                <w:sz w:val="20"/>
+                <w:szCs w:val="20"/>
+                <w:lang w:val="en-GB"/>
+              </w:rPr>
+              <w:t>startdate</w:t>
+            </w:r>
+            <w:proofErr w:type="spellEnd"/>
+            <w:r>
+              <w:rPr>
+                <w:sz w:val="20"/>
+                <w:szCs w:val="20"/>
+                <w:lang w:val="en-GB"/>
+              </w:rPr>
+              <w:t>]</w:t>
             </w:r>
           </w:p>
         </w:tc>
@@ -1204,7 +1266,25 @@
                 <w:szCs w:val="20"/>
                 <w:lang w:val="en-GB"/>
               </w:rPr>
-              <w:t>[enddate]</w:t>
+              <w:t>[</w:t>
+            </w:r>
+            <w:proofErr w:type="spellStart"/>
+            <w:r>
+              <w:rPr>
+                <w:sz w:val="20"/>
+                <w:szCs w:val="20"/>
+                <w:lang w:val="en-GB"/>
+              </w:rPr>
+              <w:t>enddate</w:t>
+            </w:r>
+            <w:proofErr w:type="spellEnd"/>
+            <w:r>
+              <w:rPr>
+                <w:sz w:val="20"/>
+                <w:szCs w:val="20"/>
+                <w:lang w:val="en-GB"/>
+              </w:rPr>
+              <w:t>]</w:t>
             </w:r>
           </w:p>
         </w:tc>
@@ -1258,7 +1338,25 @@
                 <w:szCs w:val="20"/>
                 <w:lang w:val="en-GB"/>
               </w:rPr>
-              <w:t>[funderid]</w:t>
+              <w:t>[</w:t>
+            </w:r>
+            <w:proofErr w:type="spellStart"/>
+            <w:r>
+              <w:rPr>
+                <w:sz w:val="20"/>
+                <w:szCs w:val="20"/>
+                <w:lang w:val="en-GB"/>
+              </w:rPr>
+              <w:t>funderid</w:t>
+            </w:r>
+            <w:proofErr w:type="spellEnd"/>
+            <w:r>
+              <w:rPr>
+                <w:sz w:val="20"/>
+                <w:szCs w:val="20"/>
+                <w:lang w:val="en-GB"/>
+              </w:rPr>
+              <w:t>]</w:t>
             </w:r>
           </w:p>
         </w:tc>
@@ -1314,7 +1412,25 @@
                 <w:szCs w:val="20"/>
                 <w:lang w:val="en-GB"/>
               </w:rPr>
-              <w:t>[grantid]</w:t>
+              <w:t>[</w:t>
+            </w:r>
+            <w:proofErr w:type="spellStart"/>
+            <w:r>
+              <w:rPr>
+                <w:sz w:val="20"/>
+                <w:szCs w:val="20"/>
+                <w:lang w:val="en-GB"/>
+              </w:rPr>
+              <w:t>grantid</w:t>
+            </w:r>
+            <w:proofErr w:type="spellEnd"/>
+            <w:r>
+              <w:rPr>
+                <w:sz w:val="20"/>
+                <w:szCs w:val="20"/>
+                <w:lang w:val="en-GB"/>
+              </w:rPr>
+              <w:t>]</w:t>
             </w:r>
           </w:p>
         </w:tc>
@@ -1373,7 +1489,27 @@
                 <w:szCs w:val="20"/>
                 <w:lang w:val="en-GB"/>
               </w:rPr>
-              <w:t>[projectid]</w:t>
+              <w:t>[</w:t>
+            </w:r>
+            <w:proofErr w:type="spellStart"/>
+            <w:r>
+              <w:rPr>
+                <w:bCs/>
+                <w:sz w:val="20"/>
+                <w:szCs w:val="20"/>
+                <w:lang w:val="en-GB"/>
+              </w:rPr>
+              <w:t>projectid</w:t>
+            </w:r>
+            <w:proofErr w:type="spellEnd"/>
+            <w:r>
+              <w:rPr>
+                <w:bCs/>
+                <w:sz w:val="20"/>
+                <w:szCs w:val="20"/>
+                <w:lang w:val="en-GB"/>
+              </w:rPr>
+              <w:t>]</w:t>
             </w:r>
           </w:p>
         </w:tc>
@@ -4136,7 +4272,23 @@
                 <w:sz w:val="20"/>
                 <w:szCs w:val="20"/>
               </w:rPr>
-              <w:t>[datasetTable]</w:t>
+              <w:t>[</w:t>
+            </w:r>
+            <w:proofErr w:type="spellStart"/>
+            <w:r>
+              <w:rPr>
+                <w:sz w:val="20"/>
+                <w:szCs w:val="20"/>
+              </w:rPr>
+              <w:t>datasetTable</w:t>
+            </w:r>
+            <w:proofErr w:type="spellEnd"/>
+            <w:r>
+              <w:rPr>
+                <w:sz w:val="20"/>
+                <w:szCs w:val="20"/>
+              </w:rPr>
+              <w:t>]</w:t>
             </w:r>
           </w:p>
         </w:tc>
@@ -4407,6 +4559,7 @@
         </w:rPr>
         <w:t>[</w:t>
       </w:r>
+      <w:proofErr w:type="spellStart"/>
       <w:r>
         <w:rPr>
           <w:rFonts w:asciiTheme="minorHAnsi" w:eastAsiaTheme="minorEastAsia" w:hAnsiTheme="minorHAnsi" w:cstheme="minorBidi"/>
@@ -4414,6 +4567,7 @@
         </w:rPr>
         <w:t>produceddatadescription</w:t>
       </w:r>
+      <w:proofErr w:type="spellEnd"/>
       <w:r>
         <w:rPr>
           <w:rFonts w:asciiTheme="minorHAnsi" w:eastAsiaTheme="minorEastAsia" w:hAnsiTheme="minorHAnsi" w:cstheme="minorBidi"/>
@@ -4434,7 +4588,23 @@
           <w:rFonts w:asciiTheme="minorHAnsi" w:eastAsiaTheme="minorEastAsia" w:hAnsiTheme="minorHAnsi" w:cstheme="minorBidi"/>
           <w:lang w:val="de-AT"/>
         </w:rPr>
-        <w:t>[datasetTechnicalResources]</w:t>
+        <w:t>[</w:t>
+      </w:r>
+      <w:proofErr w:type="spellStart"/>
+      <w:r>
+        <w:rPr>
+          <w:rFonts w:asciiTheme="minorHAnsi" w:eastAsiaTheme="minorEastAsia" w:hAnsiTheme="minorHAnsi" w:cstheme="minorBidi"/>
+          <w:lang w:val="de-AT"/>
+        </w:rPr>
+        <w:t>datasetTechnicalResources</w:t>
+      </w:r>
+      <w:proofErr w:type="spellEnd"/>
+      <w:r>
+        <w:rPr>
+          <w:rFonts w:asciiTheme="minorHAnsi" w:eastAsiaTheme="minorEastAsia" w:hAnsiTheme="minorHAnsi" w:cstheme="minorBidi"/>
+          <w:lang w:val="de-AT"/>
+        </w:rPr>
+        <w:t>]</w:t>
       </w:r>
     </w:p>
     <w:p>
@@ -4722,7 +4892,25 @@
                 <w:szCs w:val="20"/>
                 <w:lang w:val="en-GB"/>
               </w:rPr>
-              <w:t>[reusedDatasetTable]</w:t>
+              <w:t>[</w:t>
+            </w:r>
+            <w:proofErr w:type="spellStart"/>
+            <w:r>
+              <w:rPr>
+                <w:sz w:val="20"/>
+                <w:szCs w:val="20"/>
+                <w:lang w:val="en-GB"/>
+              </w:rPr>
+              <w:t>reusedDatasetTable</w:t>
+            </w:r>
+            <w:proofErr w:type="spellEnd"/>
+            <w:r>
+              <w:rPr>
+                <w:sz w:val="20"/>
+                <w:szCs w:val="20"/>
+                <w:lang w:val="en-GB"/>
+              </w:rPr>
+              <w:t>]</w:t>
             </w:r>
           </w:p>
         </w:tc>
@@ -4863,7 +5051,25 @@
                 <w:szCs w:val="20"/>
                 <w:lang w:val="en-GB"/>
               </w:rPr>
-              <w:t>[reusedDatasetTable]</w:t>
+              <w:t>[</w:t>
+            </w:r>
+            <w:proofErr w:type="spellStart"/>
+            <w:r>
+              <w:rPr>
+                <w:sz w:val="20"/>
+                <w:szCs w:val="20"/>
+                <w:lang w:val="en-GB"/>
+              </w:rPr>
+              <w:t>reusedDatasetTable</w:t>
+            </w:r>
+            <w:proofErr w:type="spellEnd"/>
+            <w:r>
+              <w:rPr>
+                <w:sz w:val="20"/>
+                <w:szCs w:val="20"/>
+                <w:lang w:val="en-GB"/>
+              </w:rPr>
+              <w:t>]</w:t>
             </w:r>
           </w:p>
         </w:tc>
@@ -4981,7 +5187,23 @@
           <w:rFonts w:asciiTheme="minorHAnsi" w:hAnsiTheme="minorHAnsi" w:cstheme="minorHAnsi"/>
           <w:lang w:val="en-GB"/>
         </w:rPr>
-        <w:t>[reuseddatadescription]</w:t>
+        <w:t>[</w:t>
+      </w:r>
+      <w:proofErr w:type="spellStart"/>
+      <w:r>
+        <w:rPr>
+          <w:rFonts w:asciiTheme="minorHAnsi" w:hAnsiTheme="minorHAnsi" w:cstheme="minorHAnsi"/>
+          <w:lang w:val="en-GB"/>
+        </w:rPr>
+        <w:t>reuseddatadescription</w:t>
+      </w:r>
+      <w:proofErr w:type="spellEnd"/>
+      <w:r>
+        <w:rPr>
+          <w:rFonts w:asciiTheme="minorHAnsi" w:hAnsiTheme="minorHAnsi" w:cstheme="minorHAnsi"/>
+          <w:lang w:val="en-GB"/>
+        </w:rPr>
+        <w:t>]</w:t>
       </w:r>
     </w:p>
     <w:p>
@@ -5044,7 +5266,21 @@
         <w:rPr>
           <w:rFonts w:asciiTheme="minorHAnsi" w:eastAsiaTheme="minorEastAsia" w:hAnsiTheme="minorHAnsi" w:cstheme="minorBidi"/>
         </w:rPr>
-        <w:t>[datageneration]</w:t>
+        <w:t>[</w:t>
+      </w:r>
+      <w:proofErr w:type="spellStart"/>
+      <w:r>
+        <w:rPr>
+          <w:rFonts w:asciiTheme="minorHAnsi" w:eastAsiaTheme="minorEastAsia" w:hAnsiTheme="minorHAnsi" w:cstheme="minorBidi"/>
+        </w:rPr>
+        <w:t>datageneration</w:t>
+      </w:r>
+      <w:proofErr w:type="spellEnd"/>
+      <w:r>
+        <w:rPr>
+          <w:rFonts w:asciiTheme="minorHAnsi" w:eastAsiaTheme="minorEastAsia" w:hAnsiTheme="minorHAnsi" w:cstheme="minorBidi"/>
+        </w:rPr>
+        <w:t>]</w:t>
       </w:r>
     </w:p>
     <w:p>
@@ -5093,7 +5329,23 @@
           <w:rFonts w:asciiTheme="minorHAnsi" w:eastAsiaTheme="minorEastAsia" w:hAnsiTheme="minorHAnsi" w:cstheme="minorBidi"/>
           <w:lang w:val="en-US"/>
         </w:rPr>
-        <w:t>[dataorganisation]</w:t>
+        <w:t>[</w:t>
+      </w:r>
+      <w:proofErr w:type="spellStart"/>
+      <w:r>
+        <w:rPr>
+          <w:rFonts w:asciiTheme="minorHAnsi" w:eastAsiaTheme="minorEastAsia" w:hAnsiTheme="minorHAnsi" w:cstheme="minorBidi"/>
+          <w:lang w:val="en-US"/>
+        </w:rPr>
+        <w:t>dataorganisation</w:t>
+      </w:r>
+      <w:proofErr w:type="spellEnd"/>
+      <w:r>
+        <w:rPr>
+          <w:rFonts w:asciiTheme="minorHAnsi" w:eastAsiaTheme="minorEastAsia" w:hAnsiTheme="minorHAnsi" w:cstheme="minorBidi"/>
+          <w:lang w:val="en-US"/>
+        </w:rPr>
+        <w:t>]</w:t>
       </w:r>
     </w:p>
     <w:p>
@@ -5189,7 +5441,23 @@
           <w:rFonts w:ascii="Calibri" w:eastAsia="Calibri" w:hAnsi="Calibri" w:cs="Calibri"/>
           <w:lang w:val="en-GB"/>
         </w:rPr>
-        <w:t>[dataqualitycontrol]</w:t>
+        <w:t>[</w:t>
+      </w:r>
+      <w:proofErr w:type="spellStart"/>
+      <w:r>
+        <w:rPr>
+          <w:rFonts w:ascii="Calibri" w:eastAsia="Calibri" w:hAnsi="Calibri" w:cs="Calibri"/>
+          <w:lang w:val="en-GB"/>
+        </w:rPr>
+        <w:t>dataqualitycontrol</w:t>
+      </w:r>
+      <w:proofErr w:type="spellEnd"/>
+      <w:r>
+        <w:rPr>
+          <w:rFonts w:ascii="Calibri" w:eastAsia="Calibri" w:hAnsi="Calibri" w:cs="Calibri"/>
+          <w:lang w:val="en-GB"/>
+        </w:rPr>
+        <w:t>]</w:t>
       </w:r>
     </w:p>
     <w:p>
@@ -5237,7 +5505,23 @@
           <w:rFonts w:asciiTheme="minorHAnsi" w:eastAsiaTheme="minorEastAsia" w:hAnsiTheme="minorHAnsi" w:cstheme="minorBidi"/>
           <w:lang w:val="en-GB"/>
         </w:rPr>
-        <w:t>[storageintro]</w:t>
+        <w:t>[</w:t>
+      </w:r>
+      <w:proofErr w:type="spellStart"/>
+      <w:r>
+        <w:rPr>
+          <w:rFonts w:asciiTheme="minorHAnsi" w:eastAsiaTheme="minorEastAsia" w:hAnsiTheme="minorHAnsi" w:cstheme="minorBidi"/>
+          <w:lang w:val="en-GB"/>
+        </w:rPr>
+        <w:t>storageintro</w:t>
+      </w:r>
+      <w:proofErr w:type="spellEnd"/>
+      <w:r>
+        <w:rPr>
+          <w:rFonts w:asciiTheme="minorHAnsi" w:eastAsiaTheme="minorEastAsia" w:hAnsiTheme="minorHAnsi" w:cstheme="minorBidi"/>
+          <w:lang w:val="en-GB"/>
+        </w:rPr>
+        <w:t>]</w:t>
       </w:r>
     </w:p>
     <w:p>
@@ -5292,7 +5576,23 @@
           <w:rFonts w:asciiTheme="minorHAnsi" w:eastAsiaTheme="minorEastAsia" w:hAnsiTheme="minorHAnsi" w:cstheme="minorBidi"/>
           <w:lang w:val="en-GB"/>
         </w:rPr>
-        <w:t>[sensitivedata]</w:t>
+        <w:t>[</w:t>
+      </w:r>
+      <w:proofErr w:type="spellStart"/>
+      <w:r>
+        <w:rPr>
+          <w:rFonts w:asciiTheme="minorHAnsi" w:eastAsiaTheme="minorEastAsia" w:hAnsiTheme="minorHAnsi" w:cstheme="minorBidi"/>
+          <w:lang w:val="en-GB"/>
+        </w:rPr>
+        <w:t>sensitivedata</w:t>
+      </w:r>
+      <w:proofErr w:type="spellEnd"/>
+      <w:r>
+        <w:rPr>
+          <w:rFonts w:asciiTheme="minorHAnsi" w:eastAsiaTheme="minorEastAsia" w:hAnsiTheme="minorHAnsi" w:cstheme="minorBidi"/>
+          <w:lang w:val="en-GB"/>
+        </w:rPr>
+        <w:t>]</w:t>
       </w:r>
     </w:p>
     <w:p>
@@ -5513,7 +5813,16 @@
                 <w:szCs w:val="20"/>
                 <w:lang w:val="en-GB"/>
               </w:rPr>
-              <w:t>[dataset</w:t>
+              <w:t>[</w:t>
+            </w:r>
+            <w:proofErr w:type="spellStart"/>
+            <w:r>
+              <w:rPr>
+                <w:sz w:val="20"/>
+                <w:szCs w:val="20"/>
+                <w:lang w:val="en-GB"/>
+              </w:rPr>
+              <w:t>dataset</w:t>
             </w:r>
             <w:r>
               <w:rPr>
@@ -5539,6 +5848,7 @@
               </w:rPr>
               <w:t>Table</w:t>
             </w:r>
+            <w:proofErr w:type="spellEnd"/>
             <w:r>
               <w:rPr>
                 <w:sz w:val="20"/>
@@ -5766,7 +6076,23 @@
           <w:rFonts w:asciiTheme="minorHAnsi" w:eastAsiaTheme="minorEastAsia" w:hAnsiTheme="minorHAnsi" w:cstheme="minorBidi"/>
           <w:lang w:val="en-GB"/>
         </w:rPr>
-        <w:t>[personaldata]</w:t>
+        <w:t>[</w:t>
+      </w:r>
+      <w:proofErr w:type="spellStart"/>
+      <w:r>
+        <w:rPr>
+          <w:rFonts w:asciiTheme="minorHAnsi" w:eastAsiaTheme="minorEastAsia" w:hAnsiTheme="minorHAnsi" w:cstheme="minorBidi"/>
+          <w:lang w:val="en-GB"/>
+        </w:rPr>
+        <w:t>personaldata</w:t>
+      </w:r>
+      <w:proofErr w:type="spellEnd"/>
+      <w:r>
+        <w:rPr>
+          <w:rFonts w:asciiTheme="minorHAnsi" w:eastAsiaTheme="minorEastAsia" w:hAnsiTheme="minorHAnsi" w:cstheme="minorBidi"/>
+          <w:lang w:val="en-GB"/>
+        </w:rPr>
+        <w:t>]</w:t>
       </w:r>
     </w:p>
     <w:p>
@@ -5806,7 +6132,23 @@
           <w:rFonts w:asciiTheme="minorHAnsi" w:eastAsiaTheme="minorEastAsia" w:hAnsiTheme="minorHAnsi" w:cstheme="minorBidi"/>
           <w:lang w:val="en-GB"/>
         </w:rPr>
-        <w:t>[legalrestriction]</w:t>
+        <w:t>[</w:t>
+      </w:r>
+      <w:proofErr w:type="spellStart"/>
+      <w:r>
+        <w:rPr>
+          <w:rFonts w:asciiTheme="minorHAnsi" w:eastAsiaTheme="minorEastAsia" w:hAnsiTheme="minorHAnsi" w:cstheme="minorBidi"/>
+          <w:lang w:val="en-GB"/>
+        </w:rPr>
+        <w:t>legalrestriction</w:t>
+      </w:r>
+      <w:proofErr w:type="spellEnd"/>
+      <w:r>
+        <w:rPr>
+          <w:rFonts w:asciiTheme="minorHAnsi" w:eastAsiaTheme="minorEastAsia" w:hAnsiTheme="minorHAnsi" w:cstheme="minorBidi"/>
+          <w:lang w:val="en-GB"/>
+        </w:rPr>
+        <w:t>]</w:t>
       </w:r>
     </w:p>
     <w:p>
@@ -5840,7 +6182,23 @@
           <w:rFonts w:asciiTheme="minorHAnsi" w:eastAsiaTheme="minorEastAsia" w:hAnsiTheme="minorHAnsi" w:cstheme="minorBidi"/>
           <w:lang w:val="en-GB"/>
         </w:rPr>
-        <w:t>[ethicalissues]</w:t>
+        <w:t>[</w:t>
+      </w:r>
+      <w:proofErr w:type="spellStart"/>
+      <w:r>
+        <w:rPr>
+          <w:rFonts w:asciiTheme="minorHAnsi" w:eastAsiaTheme="minorEastAsia" w:hAnsiTheme="minorHAnsi" w:cstheme="minorBidi"/>
+          <w:lang w:val="en-GB"/>
+        </w:rPr>
+        <w:t>ethicalissues</w:t>
+      </w:r>
+      <w:proofErr w:type="spellEnd"/>
+      <w:r>
+        <w:rPr>
+          <w:rFonts w:asciiTheme="minorHAnsi" w:eastAsiaTheme="minorEastAsia" w:hAnsiTheme="minorHAnsi" w:cstheme="minorBidi"/>
+          <w:lang w:val="en-GB"/>
+        </w:rPr>
+        <w:t>]</w:t>
       </w:r>
     </w:p>
     <w:p>
@@ -5896,7 +6254,7 @@
     <w:tbl>
       <w:tblPr>
         <w:tblStyle w:val="GridTableLight0"/>
-        <w:tblW w:w="8632" w:type="dxa"/>
+        <w:tblW w:w="9040" w:type="dxa"/>
         <w:tblBorders>
           <w:top w:val="single" w:sz="12" w:space="0" w:color="BFBFBF" w:themeColor="background1" w:themeShade="BF"/>
           <w:left w:val="single" w:sz="12" w:space="0" w:color="BFBFBF" w:themeColor="background1" w:themeShade="BF"/>
@@ -5905,13 +6263,14 @@
           <w:insideH w:val="single" w:sz="12" w:space="0" w:color="BFBFBF" w:themeColor="background1" w:themeShade="BF"/>
           <w:insideV w:val="single" w:sz="12" w:space="0" w:color="BFBFBF" w:themeColor="background1" w:themeShade="BF"/>
         </w:tblBorders>
+        <w:tblLayout w:type="fixed"/>
         <w:tblLook w:val="04A0" w:firstRow="1" w:lastRow="0" w:firstColumn="1" w:lastColumn="0" w:noHBand="0" w:noVBand="1"/>
       </w:tblPr>
       <w:tblGrid>
-        <w:gridCol w:w="819"/>
-        <w:gridCol w:w="2279"/>
-        <w:gridCol w:w="1687"/>
-        <w:gridCol w:w="1391"/>
+        <w:gridCol w:w="1119"/>
+        <w:gridCol w:w="2410"/>
+        <w:gridCol w:w="1418"/>
+        <w:gridCol w:w="1229"/>
         <w:gridCol w:w="1269"/>
         <w:gridCol w:w="1595"/>
       </w:tblGrid>
@@ -5923,7 +6282,7 @@
         </w:trPr>
         <w:tc>
           <w:tcPr>
-            <w:tcW w:w="873" w:type="dxa"/>
+            <w:tcW w:w="1119" w:type="dxa"/>
             <w:tcBorders>
               <w:bottom w:val="single" w:sz="12" w:space="0" w:color="006AAB"/>
             </w:tcBorders>
@@ -5955,7 +6314,7 @@
         </w:tc>
         <w:tc>
           <w:tcPr>
-            <w:tcW w:w="2462" w:type="dxa"/>
+            <w:tcW w:w="2410" w:type="dxa"/>
             <w:tcBorders>
               <w:bottom w:val="single" w:sz="12" w:space="0" w:color="006AAB"/>
             </w:tcBorders>
@@ -5984,7 +6343,7 @@
         </w:tc>
         <w:tc>
           <w:tcPr>
-            <w:tcW w:w="1818" w:type="dxa"/>
+            <w:tcW w:w="1418" w:type="dxa"/>
             <w:tcBorders>
               <w:bottom w:val="single" w:sz="12" w:space="0" w:color="006AAB"/>
             </w:tcBorders>
@@ -6013,7 +6372,7 @@
         </w:tc>
         <w:tc>
           <w:tcPr>
-            <w:tcW w:w="1495" w:type="dxa"/>
+            <w:tcW w:w="1229" w:type="dxa"/>
             <w:tcBorders>
               <w:bottom w:val="single" w:sz="12" w:space="0" w:color="006AAB"/>
             </w:tcBorders>
@@ -6042,7 +6401,7 @@
         </w:tc>
         <w:tc>
           <w:tcPr>
-            <w:tcW w:w="1362" w:type="dxa"/>
+            <w:tcW w:w="1269" w:type="dxa"/>
             <w:tcBorders>
               <w:bottom w:val="single" w:sz="12" w:space="0" w:color="006AAB"/>
             </w:tcBorders>
@@ -6073,7 +6432,7 @@
         </w:tc>
         <w:tc>
           <w:tcPr>
-            <w:tcW w:w="622" w:type="dxa"/>
+            <w:tcW w:w="1595" w:type="dxa"/>
             <w:tcBorders>
               <w:bottom w:val="single" w:sz="12" w:space="0" w:color="006AAB"/>
             </w:tcBorders>
@@ -6107,7 +6466,7 @@
         </w:trPr>
         <w:tc>
           <w:tcPr>
-            <w:tcW w:w="873" w:type="dxa"/>
+            <w:tcW w:w="1119" w:type="dxa"/>
             <w:tcBorders>
               <w:top w:val="single" w:sz="12" w:space="0" w:color="006AAB"/>
             </w:tcBorders>
@@ -6135,7 +6494,7 @@
         </w:tc>
         <w:tc>
           <w:tcPr>
-            <w:tcW w:w="2462" w:type="dxa"/>
+            <w:tcW w:w="2410" w:type="dxa"/>
             <w:tcBorders>
               <w:top w:val="single" w:sz="12" w:space="0" w:color="006AAB"/>
             </w:tcBorders>
@@ -6156,8 +6515,18 @@
                 <w:szCs w:val="20"/>
                 <w:lang w:val="en-GB"/>
               </w:rPr>
-              <w:t>[datasetPublicationTable</w:t>
-            </w:r>
+              <w:t>[</w:t>
+            </w:r>
+            <w:proofErr w:type="spellStart"/>
+            <w:r>
+              <w:rPr>
+                <w:sz w:val="20"/>
+                <w:szCs w:val="20"/>
+                <w:lang w:val="en-GB"/>
+              </w:rPr>
+              <w:t>datasetPublicationTable</w:t>
+            </w:r>
+            <w:proofErr w:type="spellEnd"/>
             <w:r>
               <w:rPr>
                 <w:sz w:val="20"/>
@@ -6170,7 +6539,7 @@
         </w:tc>
         <w:tc>
           <w:tcPr>
-            <w:tcW w:w="1818" w:type="dxa"/>
+            <w:tcW w:w="1418" w:type="dxa"/>
             <w:tcBorders>
               <w:top w:val="single" w:sz="12" w:space="0" w:color="006AAB"/>
             </w:tcBorders>
@@ -6189,7 +6558,7 @@
         </w:tc>
         <w:tc>
           <w:tcPr>
-            <w:tcW w:w="1495" w:type="dxa"/>
+            <w:tcW w:w="1229" w:type="dxa"/>
             <w:tcBorders>
               <w:top w:val="single" w:sz="12" w:space="0" w:color="006AAB"/>
             </w:tcBorders>
@@ -6208,7 +6577,7 @@
         </w:tc>
         <w:tc>
           <w:tcPr>
-            <w:tcW w:w="1362" w:type="dxa"/>
+            <w:tcW w:w="1269" w:type="dxa"/>
             <w:tcBorders>
               <w:top w:val="single" w:sz="12" w:space="0" w:color="006AAB"/>
             </w:tcBorders>
@@ -6227,7 +6596,7 @@
         </w:tc>
         <w:tc>
           <w:tcPr>
-            <w:tcW w:w="622" w:type="dxa"/>
+            <w:tcW w:w="1595" w:type="dxa"/>
             <w:tcBorders>
               <w:top w:val="single" w:sz="12" w:space="0" w:color="006AAB"/>
             </w:tcBorders>
@@ -6250,7 +6619,7 @@
         </w:trPr>
         <w:tc>
           <w:tcPr>
-            <w:tcW w:w="873" w:type="dxa"/>
+            <w:tcW w:w="1119" w:type="dxa"/>
           </w:tcPr>
           <w:p>
             <w:pPr>
@@ -6275,7 +6644,7 @@
         </w:tc>
         <w:tc>
           <w:tcPr>
-            <w:tcW w:w="2462" w:type="dxa"/>
+            <w:tcW w:w="2410" w:type="dxa"/>
           </w:tcPr>
           <w:p>
             <w:pPr>
@@ -6299,7 +6668,7 @@
         </w:tc>
         <w:tc>
           <w:tcPr>
-            <w:tcW w:w="1818" w:type="dxa"/>
+            <w:tcW w:w="1418" w:type="dxa"/>
           </w:tcPr>
           <w:p>
             <w:pPr>
@@ -6323,7 +6692,7 @@
         </w:tc>
         <w:tc>
           <w:tcPr>
-            <w:tcW w:w="1495" w:type="dxa"/>
+            <w:tcW w:w="1229" w:type="dxa"/>
           </w:tcPr>
           <w:p>
             <w:pPr>
@@ -6347,7 +6716,7 @@
         </w:tc>
         <w:tc>
           <w:tcPr>
-            <w:tcW w:w="1362" w:type="dxa"/>
+            <w:tcW w:w="1269" w:type="dxa"/>
           </w:tcPr>
           <w:p>
             <w:pPr>
@@ -6387,7 +6756,7 @@
         </w:tc>
         <w:tc>
           <w:tcPr>
-            <w:tcW w:w="622" w:type="dxa"/>
+            <w:tcW w:w="1595" w:type="dxa"/>
           </w:tcPr>
           <w:p>
             <w:pPr>
@@ -6422,7 +6791,15 @@
           <w:rFonts w:asciiTheme="minorHAnsi" w:eastAsiaTheme="minorEastAsia" w:hAnsiTheme="minorHAnsi" w:cstheme="minorBidi"/>
           <w:lang w:val="en-GB"/>
         </w:rPr>
-        <w:t>[closed</w:t>
+        <w:t>[</w:t>
+      </w:r>
+      <w:proofErr w:type="spellStart"/>
+      <w:r>
+        <w:rPr>
+          <w:rFonts w:asciiTheme="minorHAnsi" w:eastAsiaTheme="minorEastAsia" w:hAnsiTheme="minorHAnsi" w:cstheme="minorBidi"/>
+          <w:lang w:val="en-GB"/>
+        </w:rPr>
+        <w:t>closed</w:t>
       </w:r>
       <w:r>
         <w:rPr>
@@ -6436,23 +6813,9 @@
           <w:rFonts w:asciiTheme="minorHAnsi" w:eastAsiaTheme="minorEastAsia" w:hAnsiTheme="minorHAnsi" w:cstheme="minorBidi"/>
           <w:lang w:val="en-GB"/>
         </w:rPr>
-        <w:t>datasetreasons]</w:t>
+        <w:t>datasetreasons</w:t>
       </w:r>
-    </w:p>
-    <w:p>
-      <w:pPr>
-        <w:rPr>
-          <w:rFonts w:asciiTheme="minorHAnsi" w:eastAsiaTheme="minorEastAsia" w:hAnsiTheme="minorHAnsi" w:cstheme="minorBidi"/>
-          <w:lang w:val="en-GB"/>
-        </w:rPr>
-      </w:pPr>
-      <w:r>
-        <w:rPr>
-          <w:rFonts w:asciiTheme="minorHAnsi" w:eastAsiaTheme="minorEastAsia" w:hAnsiTheme="minorHAnsi" w:cstheme="minorBidi"/>
-          <w:lang w:val="en-GB"/>
-        </w:rPr>
-        <w:t>[repoinformation</w:t>
-      </w:r>
+      <w:proofErr w:type="spellEnd"/>
       <w:r>
         <w:rPr>
           <w:rFonts w:asciiTheme="minorHAnsi" w:eastAsiaTheme="minorEastAsia" w:hAnsiTheme="minorHAnsi" w:cstheme="minorBidi"/>
@@ -6473,6 +6836,37 @@
           <w:rFonts w:asciiTheme="minorHAnsi" w:eastAsiaTheme="minorEastAsia" w:hAnsiTheme="minorHAnsi" w:cstheme="minorBidi"/>
           <w:lang w:val="en-GB"/>
         </w:rPr>
+        <w:t>[</w:t>
+      </w:r>
+      <w:proofErr w:type="spellStart"/>
+      <w:r>
+        <w:rPr>
+          <w:rFonts w:asciiTheme="minorHAnsi" w:eastAsiaTheme="minorEastAsia" w:hAnsiTheme="minorHAnsi" w:cstheme="minorBidi"/>
+          <w:lang w:val="en-GB"/>
+        </w:rPr>
+        <w:t>repoinformation</w:t>
+      </w:r>
+      <w:proofErr w:type="spellEnd"/>
+      <w:r>
+        <w:rPr>
+          <w:rFonts w:asciiTheme="minorHAnsi" w:eastAsiaTheme="minorEastAsia" w:hAnsiTheme="minorHAnsi" w:cstheme="minorBidi"/>
+          <w:lang w:val="en-GB"/>
+        </w:rPr>
+        <w:t>]</w:t>
+      </w:r>
+    </w:p>
+    <w:p>
+      <w:pPr>
+        <w:rPr>
+          <w:rFonts w:asciiTheme="minorHAnsi" w:eastAsiaTheme="minorEastAsia" w:hAnsiTheme="minorHAnsi" w:cstheme="minorBidi"/>
+          <w:lang w:val="en-GB"/>
+        </w:rPr>
+      </w:pPr>
+      <w:r>
+        <w:rPr>
+          <w:rFonts w:asciiTheme="minorHAnsi" w:eastAsiaTheme="minorEastAsia" w:hAnsiTheme="minorHAnsi" w:cstheme="minorBidi"/>
+          <w:lang w:val="en-GB"/>
+        </w:rPr>
         <w:t>[tools]</w:t>
       </w:r>
     </w:p>
@@ -6490,6 +6884,7 @@
         </w:rPr>
         <w:t>[</w:t>
       </w:r>
+      <w:proofErr w:type="spellStart"/>
       <w:r>
         <w:rPr>
           <w:rFonts w:asciiTheme="minorHAnsi" w:eastAsiaTheme="minorEastAsia" w:hAnsiTheme="minorHAnsi" w:cstheme="minorBidi"/>
@@ -6497,6 +6892,7 @@
         </w:rPr>
         <w:t>restrictedAccessInfo</w:t>
       </w:r>
+      <w:proofErr w:type="spellEnd"/>
       <w:r>
         <w:rPr>
           <w:rFonts w:asciiTheme="minorHAnsi" w:eastAsiaTheme="minorEastAsia" w:hAnsiTheme="minorHAnsi" w:cstheme="minorBidi"/>
@@ -6540,8 +6936,8 @@
         <w:tblLook w:val="04A0" w:firstRow="1" w:lastRow="0" w:firstColumn="1" w:lastColumn="0" w:noHBand="0" w:noVBand="1"/>
       </w:tblPr>
       <w:tblGrid>
-        <w:gridCol w:w="873"/>
-        <w:gridCol w:w="2662"/>
+        <w:gridCol w:w="978"/>
+        <w:gridCol w:w="2557"/>
         <w:gridCol w:w="1907"/>
         <w:gridCol w:w="3757"/>
       </w:tblGrid>
@@ -6552,7 +6948,7 @@
         </w:trPr>
         <w:tc>
           <w:tcPr>
-            <w:tcW w:w="873" w:type="dxa"/>
+            <w:tcW w:w="978" w:type="dxa"/>
             <w:tcBorders>
               <w:bottom w:val="single" w:sz="12" w:space="0" w:color="006AAB"/>
             </w:tcBorders>
@@ -6583,7 +6979,7 @@
         </w:tc>
         <w:tc>
           <w:tcPr>
-            <w:tcW w:w="2662" w:type="dxa"/>
+            <w:tcW w:w="2557" w:type="dxa"/>
             <w:tcBorders>
               <w:bottom w:val="single" w:sz="12" w:space="0" w:color="006AAB"/>
             </w:tcBorders>
@@ -6701,7 +7097,7 @@
       <w:tr>
         <w:tc>
           <w:tcPr>
-            <w:tcW w:w="873" w:type="dxa"/>
+            <w:tcW w:w="978" w:type="dxa"/>
             <w:tcBorders>
               <w:top w:val="single" w:sz="12" w:space="0" w:color="006AAB"/>
             </w:tcBorders>
@@ -6728,7 +7124,7 @@
         </w:tc>
         <w:tc>
           <w:tcPr>
-            <w:tcW w:w="2662" w:type="dxa"/>
+            <w:tcW w:w="2557" w:type="dxa"/>
             <w:tcBorders>
               <w:top w:val="single" w:sz="12" w:space="0" w:color="006AAB"/>
             </w:tcBorders>
@@ -6748,7 +7144,23 @@
                 <w:sz w:val="20"/>
                 <w:szCs w:val="20"/>
               </w:rPr>
-              <w:t>[datasetRepositoryTable]</w:t>
+              <w:t>[</w:t>
+            </w:r>
+            <w:proofErr w:type="spellStart"/>
+            <w:r>
+              <w:rPr>
+                <w:sz w:val="20"/>
+                <w:szCs w:val="20"/>
+              </w:rPr>
+              <w:t>datasetRepositoryTable</w:t>
+            </w:r>
+            <w:proofErr w:type="spellEnd"/>
+            <w:r>
+              <w:rPr>
+                <w:sz w:val="20"/>
+                <w:szCs w:val="20"/>
+              </w:rPr>
+              <w:t>]</w:t>
             </w:r>
           </w:p>
         </w:tc>
@@ -6794,7 +7206,7 @@
       <w:tr>
         <w:tc>
           <w:tcPr>
-            <w:tcW w:w="873" w:type="dxa"/>
+            <w:tcW w:w="978" w:type="dxa"/>
           </w:tcPr>
           <w:p>
             <w:pPr>
@@ -6818,7 +7230,7 @@
         </w:tc>
         <w:tc>
           <w:tcPr>
-            <w:tcW w:w="2662" w:type="dxa"/>
+            <w:tcW w:w="2557" w:type="dxa"/>
           </w:tcPr>
           <w:p>
             <w:pPr>
@@ -6882,7 +7294,23 @@
                 <w:sz w:val="20"/>
                 <w:szCs w:val="20"/>
               </w:rPr>
-              <w:t>[targetaudience]</w:t>
+              <w:t>[</w:t>
+            </w:r>
+            <w:proofErr w:type="spellStart"/>
+            <w:r>
+              <w:rPr>
+                <w:sz w:val="20"/>
+                <w:szCs w:val="20"/>
+              </w:rPr>
+              <w:t>targetaudience</w:t>
+            </w:r>
+            <w:proofErr w:type="spellEnd"/>
+            <w:r>
+              <w:rPr>
+                <w:sz w:val="20"/>
+                <w:szCs w:val="20"/>
+              </w:rPr>
+              <w:t>]</w:t>
             </w:r>
           </w:p>
         </w:tc>
@@ -7130,7 +7558,23 @@
                 <w:sz w:val="20"/>
                 <w:szCs w:val="20"/>
               </w:rPr>
-              <w:t>[datasetDeleteTable]</w:t>
+              <w:t>[</w:t>
+            </w:r>
+            <w:proofErr w:type="spellStart"/>
+            <w:r>
+              <w:rPr>
+                <w:sz w:val="20"/>
+                <w:szCs w:val="20"/>
+              </w:rPr>
+              <w:t>datasetDeleteTable</w:t>
+            </w:r>
+            <w:proofErr w:type="spellEnd"/>
+            <w:r>
+              <w:rPr>
+                <w:sz w:val="20"/>
+                <w:szCs w:val="20"/>
+              </w:rPr>
+              <w:t>]</w:t>
             </w:r>
           </w:p>
         </w:tc>
@@ -7156,7 +7600,23 @@
                 <w:sz w:val="20"/>
                 <w:szCs w:val="20"/>
               </w:rPr>
-              <w:t>[datasetDeleteTable]</w:t>
+              <w:t>[</w:t>
+            </w:r>
+            <w:proofErr w:type="spellStart"/>
+            <w:r>
+              <w:rPr>
+                <w:sz w:val="20"/>
+                <w:szCs w:val="20"/>
+              </w:rPr>
+              <w:t>datasetDeleteTable</w:t>
+            </w:r>
+            <w:proofErr w:type="spellEnd"/>
+            <w:r>
+              <w:rPr>
+                <w:sz w:val="20"/>
+                <w:szCs w:val="20"/>
+              </w:rPr>
+              <w:t>]</w:t>
             </w:r>
           </w:p>
         </w:tc>
@@ -7696,7 +8156,27 @@
                 <w:szCs w:val="20"/>
                 <w:lang w:val="en-GB"/>
               </w:rPr>
-              <w:t>[costTable]</w:t>
+              <w:t>[</w:t>
+            </w:r>
+            <w:proofErr w:type="spellStart"/>
+            <w:r>
+              <w:rPr>
+                <w:bCs/>
+                <w:sz w:val="20"/>
+                <w:szCs w:val="20"/>
+                <w:lang w:val="en-GB"/>
+              </w:rPr>
+              <w:t>costTable</w:t>
+            </w:r>
+            <w:proofErr w:type="spellEnd"/>
+            <w:r>
+              <w:rPr>
+                <w:bCs/>
+                <w:sz w:val="20"/>
+                <w:szCs w:val="20"/>
+                <w:lang w:val="en-GB"/>
+              </w:rPr>
+              <w:t>]</w:t>
             </w:r>
           </w:p>
         </w:tc>
@@ -7724,7 +8204,27 @@
                 <w:szCs w:val="20"/>
                 <w:lang w:val="en-GB"/>
               </w:rPr>
-              <w:t>[costTable]</w:t>
+              <w:t>[</w:t>
+            </w:r>
+            <w:proofErr w:type="spellStart"/>
+            <w:r>
+              <w:rPr>
+                <w:bCs/>
+                <w:sz w:val="20"/>
+                <w:szCs w:val="20"/>
+                <w:lang w:val="en-GB"/>
+              </w:rPr>
+              <w:t>costTable</w:t>
+            </w:r>
+            <w:proofErr w:type="spellEnd"/>
+            <w:r>
+              <w:rPr>
+                <w:bCs/>
+                <w:sz w:val="20"/>
+                <w:szCs w:val="20"/>
+                <w:lang w:val="en-GB"/>
+              </w:rPr>
+              <w:t>]</w:t>
             </w:r>
           </w:p>
         </w:tc>
@@ -8010,7 +8510,27 @@
                 <w:szCs w:val="20"/>
                 <w:lang w:val="en-GB"/>
               </w:rPr>
-              <w:t>[costcurrency]</w:t>
+              <w:t>[</w:t>
+            </w:r>
+            <w:proofErr w:type="spellStart"/>
+            <w:r>
+              <w:rPr>
+                <w:b/>
+                <w:sz w:val="20"/>
+                <w:szCs w:val="20"/>
+                <w:lang w:val="en-GB"/>
+              </w:rPr>
+              <w:t>costcurrency</w:t>
+            </w:r>
+            <w:proofErr w:type="spellEnd"/>
+            <w:r>
+              <w:rPr>
+                <w:b/>
+                <w:sz w:val="20"/>
+                <w:szCs w:val="20"/>
+                <w:lang w:val="en-GB"/>
+              </w:rPr>
+              <w:t>]</w:t>
             </w:r>
           </w:p>
         </w:tc>
@@ -8040,7 +8560,27 @@
                 <w:szCs w:val="20"/>
                 <w:lang w:val="en-GB"/>
               </w:rPr>
-              <w:t>[costtotal]</w:t>
+              <w:t>[</w:t>
+            </w:r>
+            <w:proofErr w:type="spellStart"/>
+            <w:r>
+              <w:rPr>
+                <w:b/>
+                <w:sz w:val="20"/>
+                <w:szCs w:val="20"/>
+                <w:lang w:val="en-GB"/>
+              </w:rPr>
+              <w:t>costtotal</w:t>
+            </w:r>
+            <w:proofErr w:type="spellEnd"/>
+            <w:r>
+              <w:rPr>
+                <w:b/>
+                <w:sz w:val="20"/>
+                <w:szCs w:val="20"/>
+                <w:lang w:val="en-GB"/>
+              </w:rPr>
+              <w:t>]</w:t>
             </w:r>
           </w:p>
         </w:tc>
@@ -8057,7 +8597,23 @@
           <w:rFonts w:asciiTheme="minorHAnsi" w:eastAsiaTheme="minorEastAsia" w:hAnsiTheme="minorHAnsi" w:cstheme="minorBidi"/>
           <w:lang w:val="en-GB"/>
         </w:rPr>
-        <w:t>[costsDescriptions]</w:t>
+        <w:t>[</w:t>
+      </w:r>
+      <w:proofErr w:type="spellStart"/>
+      <w:r>
+        <w:rPr>
+          <w:rFonts w:asciiTheme="minorHAnsi" w:eastAsiaTheme="minorEastAsia" w:hAnsiTheme="minorHAnsi" w:cstheme="minorBidi"/>
+          <w:lang w:val="en-GB"/>
+        </w:rPr>
+        <w:t>costsDescriptions</w:t>
+      </w:r>
+      <w:proofErr w:type="spellEnd"/>
+      <w:r>
+        <w:rPr>
+          <w:rFonts w:asciiTheme="minorHAnsi" w:eastAsiaTheme="minorEastAsia" w:hAnsiTheme="minorHAnsi" w:cstheme="minorBidi"/>
+          <w:lang w:val="en-GB"/>
+        </w:rPr>
+        <w:t>]</w:t>
       </w:r>
       <w:r>
         <w:rPr>
@@ -8065,7 +8621,25 @@
           <w:color w:val="92D050"/>
           <w:lang w:val="en-GB"/>
         </w:rPr>
-        <w:t>[costCoverage]</w:t>
+        <w:t>[</w:t>
+      </w:r>
+      <w:proofErr w:type="spellStart"/>
+      <w:r>
+        <w:rPr>
+          <w:rFonts w:asciiTheme="minorHAnsi" w:eastAsiaTheme="minorEastAsia" w:hAnsiTheme="minorHAnsi" w:cstheme="minorBidi"/>
+          <w:color w:val="92D050"/>
+          <w:lang w:val="en-GB"/>
+        </w:rPr>
+        <w:t>costCoverage</w:t>
+      </w:r>
+      <w:proofErr w:type="spellEnd"/>
+      <w:r>
+        <w:rPr>
+          <w:rFonts w:asciiTheme="minorHAnsi" w:eastAsiaTheme="minorEastAsia" w:hAnsiTheme="minorHAnsi" w:cstheme="minorBidi"/>
+          <w:color w:val="92D050"/>
+          <w:lang w:val="en-GB"/>
+        </w:rPr>
+        <w:t>]</w:t>
       </w:r>
     </w:p>
     <w:sectPr>
@@ -25358,13 +25932,13 @@
 </file>
 
 <file path=customXml/item1.xml><?xml version="1.0" encoding="utf-8"?>
-<b:Sources xmlns:b="http://schemas.openxmlformats.org/officeDocument/2006/bibliography" xmlns="http://schemas.openxmlformats.org/officeDocument/2006/bibliography" SelectedStyle="\APASixthEditionOfficeOnline.xsl" StyleName="APA" Version="6"/>
+<go:gDocsCustomXmlDataStorage xmlns:go="http://customooxmlschemas.google.com/" xmlns:r="http://schemas.openxmlformats.org/officeDocument/2006/relationships">
+  <go:docsCustomData xmlns:go="http://customooxmlschemas.google.com/" roundtripDataSignature="AMtx7micpufsNhWvjBWucdsj28ot9dhz8g==">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</go:docsCustomData>
+</go:gDocsCustomXmlDataStorage>
 </file>
 
 <file path=customXml/item2.xml><?xml version="1.0" encoding="utf-8"?>
-<go:gDocsCustomXmlDataStorage xmlns:go="http://customooxmlschemas.google.com/" xmlns:r="http://schemas.openxmlformats.org/officeDocument/2006/relationships">
-  <go:docsCustomData xmlns:go="http://customooxmlschemas.google.com/" roundtripDataSignature="AMtx7micpufsNhWvjBWucdsj28ot9dhz8g==">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</go:docsCustomData>
-</go:gDocsCustomXmlDataStorage>
+<b:Sources xmlns:b="http://schemas.openxmlformats.org/officeDocument/2006/bibliography" xmlns="http://schemas.openxmlformats.org/officeDocument/2006/bibliography" SelectedStyle="\APASixthEditionOfficeOnline.xsl" StyleName="APA" Version="6"/>
 </file>
 
 <file path=customXml/item3.xml><?xml version="1.0" encoding="utf-8"?>
@@ -25374,18 +25948,18 @@
 </file>
 
 <file path=customXml/itemProps1.xml><?xml version="1.0" encoding="utf-8"?>
-<ds:datastoreItem xmlns:ds="http://schemas.openxmlformats.org/officeDocument/2006/customXml" ds:itemID="{D87E246E-8484-4253-908C-7604FEB470CE}">
+<ds:datastoreItem xmlns:ds="http://schemas.openxmlformats.org/officeDocument/2006/customXml" ds:itemID="{11111111-1234-1234-1234-123412341234}">
   <ds:schemaRefs>
-    <ds:schemaRef ds:uri="http://schemas.openxmlformats.org/officeDocument/2006/bibliography"/>
+    <ds:schemaRef ds:uri="http://customooxmlschemas.google.com/"/>
+    <ds:schemaRef ds:uri="http://schemas.openxmlformats.org/officeDocument/2006/relationships"/>
   </ds:schemaRefs>
 </ds:datastoreItem>
 </file>
 
 <file path=customXml/itemProps2.xml><?xml version="1.0" encoding="utf-8"?>
-<ds:datastoreItem xmlns:ds="http://schemas.openxmlformats.org/officeDocument/2006/customXml" ds:itemID="{11111111-1234-1234-1234-123412341234}">
+<ds:datastoreItem xmlns:ds="http://schemas.openxmlformats.org/officeDocument/2006/customXml" ds:itemID="{D87E246E-8484-4253-908C-7604FEB470CE}">
   <ds:schemaRefs>
-    <ds:schemaRef ds:uri="http://customooxmlschemas.google.com/"/>
-    <ds:schemaRef ds:uri="http://schemas.openxmlformats.org/officeDocument/2006/relationships"/>
+    <ds:schemaRef ds:uri="http://schemas.openxmlformats.org/officeDocument/2006/bibliography"/>
   </ds:schemaRefs>
 </ds:datastoreItem>
 </file>

--- a/src/main/resources/org/damap/base/template/scienceEuropeTemplate.docx
+++ b/src/main/resources/org/damap/base/template/scienceEuropeTemplate.docx
@@ -25,6 +25,444 @@
           <w:b/>
         </w:rPr>
       </w:pPr>
+    </w:p>
+    <w:p>
+      <w:pPr>
+        <w:pStyle w:val="Heading3"/>
+      </w:pPr>
+    </w:p>
+    <w:p>
+      <w:pPr>
+        <w:pStyle w:val="Heading3"/>
+      </w:pPr>
+    </w:p>
+    <w:p>
+      <w:pPr>
+        <w:pStyle w:val="Heading3"/>
+      </w:pPr>
+    </w:p>
+    <w:p>
+      <w:pPr>
+        <w:pStyle w:val="Heading3"/>
+      </w:pPr>
+    </w:p>
+    <w:p>
+      <w:pPr>
+        <w:pStyle w:val="Heading3"/>
+      </w:pPr>
+      <w:r>
+        <w:t>You are almost there!</w:t>
+      </w:r>
+    </w:p>
+    <w:p>
+      <w:pPr>
+        <w:pBdr>
+          <w:top w:val="single" w:sz="4" w:space="1" w:color="auto"/>
+          <w:left w:val="single" w:sz="4" w:space="4" w:color="auto"/>
+          <w:bottom w:val="single" w:sz="4" w:space="1" w:color="auto"/>
+          <w:right w:val="single" w:sz="4" w:space="4" w:color="auto"/>
+        </w:pBdr>
+        <w:rPr>
+          <w:lang w:val="en-GB"/>
+        </w:rPr>
+      </w:pPr>
+      <w:r>
+        <w:rPr>
+          <w:lang w:val="en-GB"/>
+        </w:rPr>
+        <w:t>Here are some suggestions for you to finalise the DMP.</w:t>
+      </w:r>
+    </w:p>
+    <w:p>
+      <w:pPr>
+        <w:pBdr>
+          <w:top w:val="single" w:sz="4" w:space="1" w:color="auto"/>
+          <w:left w:val="single" w:sz="4" w:space="4" w:color="auto"/>
+          <w:bottom w:val="single" w:sz="4" w:space="1" w:color="auto"/>
+          <w:right w:val="single" w:sz="4" w:space="4" w:color="auto"/>
+        </w:pBdr>
+        <w:tabs>
+          <w:tab w:val="left" w:pos="1418"/>
+        </w:tabs>
+        <w:ind w:left="1418" w:hanging="1418"/>
+        <w:rPr>
+          <w:rFonts w:cstheme="minorHAnsi"/>
+          <w:lang w:val="en-GB"/>
+        </w:rPr>
+      </w:pPr>
+      <w:r>
+        <w:rPr>
+          <w:rFonts w:cstheme="minorHAnsi"/>
+          <w:b/>
+          <w:bCs/>
+          <w:lang w:val="en-GB"/>
+        </w:rPr>
+        <w:t>Check</w:t>
+      </w:r>
+      <w:r>
+        <w:rPr>
+          <w:rFonts w:cstheme="minorHAnsi"/>
+          <w:lang w:val="en-GB"/>
+        </w:rPr>
+        <w:t>:</w:t>
+      </w:r>
+      <w:r>
+        <w:rPr>
+          <w:rFonts w:cstheme="minorHAnsi"/>
+          <w:lang w:val="en-GB"/>
+        </w:rPr>
+        <w:tab/>
+        <w:t>Read everything carefully and adjust automatically generated text if necessary.</w:t>
+      </w:r>
+    </w:p>
+    <w:p>
+      <w:pPr>
+        <w:pBdr>
+          <w:top w:val="single" w:sz="4" w:space="1" w:color="auto"/>
+          <w:left w:val="single" w:sz="4" w:space="4" w:color="auto"/>
+          <w:bottom w:val="single" w:sz="4" w:space="1" w:color="auto"/>
+          <w:right w:val="single" w:sz="4" w:space="4" w:color="auto"/>
+        </w:pBdr>
+        <w:tabs>
+          <w:tab w:val="left" w:pos="1418"/>
+        </w:tabs>
+        <w:ind w:left="1418" w:hanging="1418"/>
+        <w:rPr>
+          <w:rFonts w:cstheme="minorHAnsi"/>
+          <w:lang w:val="en-GB"/>
+        </w:rPr>
+      </w:pPr>
+      <w:r>
+        <w:rPr>
+          <w:rFonts w:cstheme="minorHAnsi"/>
+          <w:b/>
+          <w:bCs/>
+          <w:lang w:val="en-GB"/>
+        </w:rPr>
+        <w:t>Replace</w:t>
+      </w:r>
+      <w:r>
+        <w:rPr>
+          <w:rFonts w:cstheme="minorHAnsi"/>
+          <w:lang w:val="en-GB"/>
+        </w:rPr>
+        <w:t>:</w:t>
+      </w:r>
+      <w:r>
+        <w:rPr>
+          <w:rFonts w:cstheme="minorHAnsi"/>
+          <w:lang w:val="en-GB"/>
+        </w:rPr>
+        <w:tab/>
+        <w:t xml:space="preserve">Content in </w:t>
+      </w:r>
+      <w:r>
+        <w:rPr>
+          <w:rFonts w:cstheme="minorHAnsi"/>
+          <w:color w:val="00B050"/>
+          <w:lang w:val="en-GB"/>
+        </w:rPr>
+        <w:t>green font</w:t>
+      </w:r>
+      <w:r>
+        <w:rPr>
+          <w:rFonts w:cstheme="minorHAnsi"/>
+          <w:lang w:val="en-GB"/>
+        </w:rPr>
+        <w:t xml:space="preserve"> and in […] needs extra attention. Check and add missing information. Delete the square brackets and change the font colour to black. E</w:t>
+      </w:r>
+      <w:r>
+        <w:rPr>
+          <w:rFonts w:cstheme="minorHAnsi"/>
+          <w:lang w:val="en-GB"/>
+        </w:rPr>
+        <w:t>XAMPLE 1</w:t>
+      </w:r>
+      <w:r>
+        <w:rPr>
+          <w:rFonts w:cstheme="minorHAnsi"/>
+          <w:lang w:val="en-GB"/>
+        </w:rPr>
+        <w:t xml:space="preserve">: DMP version number and date </w:t>
+      </w:r>
+      <w:r>
+        <w:rPr>
+          <w:rFonts w:cstheme="minorHAnsi"/>
+          <w:lang w:val="en-GB"/>
+        </w:rPr>
+        <w:t>on the cover page.</w:t>
+      </w:r>
+      <w:r>
+        <w:rPr>
+          <w:rFonts w:cstheme="minorHAnsi"/>
+          <w:lang w:val="en-GB"/>
+        </w:rPr>
+        <w:t xml:space="preserve"> EXAMPLE 2: README file level in section 2 - choose one and delete the other options.</w:t>
+      </w:r>
+    </w:p>
+    <w:p>
+      <w:pPr>
+        <w:pBdr>
+          <w:top w:val="single" w:sz="4" w:space="1" w:color="auto"/>
+          <w:left w:val="single" w:sz="4" w:space="4" w:color="auto"/>
+          <w:bottom w:val="single" w:sz="4" w:space="1" w:color="auto"/>
+          <w:right w:val="single" w:sz="4" w:space="4" w:color="auto"/>
+        </w:pBdr>
+        <w:tabs>
+          <w:tab w:val="left" w:pos="1418"/>
+        </w:tabs>
+        <w:ind w:left="1418" w:hanging="1418"/>
+        <w:rPr>
+          <w:rFonts w:cstheme="minorHAnsi"/>
+          <w:lang w:val="en-GB"/>
+        </w:rPr>
+      </w:pPr>
+      <w:r>
+        <w:rPr>
+          <w:rFonts w:cstheme="minorHAnsi"/>
+          <w:b/>
+          <w:bCs/>
+          <w:lang w:val="en-GB"/>
+        </w:rPr>
+        <w:t>Fill gaps</w:t>
+      </w:r>
+      <w:r>
+        <w:rPr>
+          <w:rFonts w:cstheme="minorHAnsi"/>
+          <w:lang w:val="en-GB"/>
+        </w:rPr>
+        <w:t>:</w:t>
+      </w:r>
+      <w:r>
+        <w:rPr>
+          <w:rFonts w:cstheme="minorHAnsi"/>
+          <w:lang w:val="en-GB"/>
+        </w:rPr>
+        <w:tab/>
+        <w:t xml:space="preserve">Fill in missing information. </w:t>
+      </w:r>
+      <w:r>
+        <w:rPr>
+          <w:rFonts w:cstheme="minorHAnsi"/>
+          <w:lang w:val="en-GB"/>
+        </w:rPr>
+        <w:t xml:space="preserve">EXAMPLE: Add specific acronyms used in the DMP to the List of Acronyms on page 2. </w:t>
+      </w:r>
+    </w:p>
+    <w:p>
+      <w:pPr>
+        <w:pBdr>
+          <w:top w:val="single" w:sz="4" w:space="1" w:color="auto"/>
+          <w:left w:val="single" w:sz="4" w:space="4" w:color="auto"/>
+          <w:bottom w:val="single" w:sz="4" w:space="1" w:color="auto"/>
+          <w:right w:val="single" w:sz="4" w:space="4" w:color="auto"/>
+        </w:pBdr>
+        <w:tabs>
+          <w:tab w:val="left" w:pos="1418"/>
+        </w:tabs>
+        <w:ind w:left="1418" w:hanging="1418"/>
+        <w:rPr>
+          <w:rFonts w:cstheme="minorHAnsi"/>
+          <w:lang w:val="en-GB"/>
+        </w:rPr>
+      </w:pPr>
+      <w:r>
+        <w:rPr>
+          <w:rFonts w:cstheme="minorHAnsi"/>
+          <w:b/>
+          <w:bCs/>
+          <w:lang w:val="en-GB"/>
+        </w:rPr>
+        <w:t xml:space="preserve">Delete </w:t>
+      </w:r>
+      <w:r>
+        <w:rPr>
+          <w:rFonts w:cstheme="minorHAnsi"/>
+          <w:b/>
+          <w:bCs/>
+          <w:lang w:val="en-GB"/>
+        </w:rPr>
+        <w:t>(1)</w:t>
+      </w:r>
+      <w:r>
+        <w:rPr>
+          <w:rFonts w:cstheme="minorHAnsi"/>
+          <w:b/>
+          <w:bCs/>
+          <w:lang w:val="en-GB"/>
+        </w:rPr>
+        <w:t>:</w:t>
+      </w:r>
+      <w:r>
+        <w:rPr>
+          <w:rFonts w:cstheme="minorHAnsi"/>
+          <w:b/>
+          <w:bCs/>
+          <w:lang w:val="en-GB"/>
+        </w:rPr>
+        <w:tab/>
+      </w:r>
+      <w:r>
+        <w:rPr>
+          <w:rFonts w:cstheme="minorHAnsi"/>
+          <w:lang w:val="en-GB"/>
+        </w:rPr>
+        <w:t>If you do not want to publish the DMP, delete the CC BY logo on the cover page and replace the text next to it with a statement like “For internal use only”.</w:t>
+      </w:r>
+    </w:p>
+    <w:p>
+      <w:pPr>
+        <w:pBdr>
+          <w:top w:val="single" w:sz="4" w:space="1" w:color="auto"/>
+          <w:left w:val="single" w:sz="4" w:space="4" w:color="auto"/>
+          <w:bottom w:val="single" w:sz="4" w:space="1" w:color="auto"/>
+          <w:right w:val="single" w:sz="4" w:space="4" w:color="auto"/>
+        </w:pBdr>
+        <w:tabs>
+          <w:tab w:val="left" w:pos="1418"/>
+        </w:tabs>
+        <w:ind w:left="1418" w:hanging="1418"/>
+        <w:rPr>
+          <w:rFonts w:cstheme="minorHAnsi"/>
+          <w:lang w:val="en-GB"/>
+        </w:rPr>
+      </w:pPr>
+      <w:r>
+        <w:rPr>
+          <w:rFonts w:cstheme="minorHAnsi"/>
+          <w:b/>
+          <w:bCs/>
+          <w:lang w:val="en-GB"/>
+        </w:rPr>
+        <w:t xml:space="preserve">Delete </w:t>
+      </w:r>
+      <w:r>
+        <w:rPr>
+          <w:rFonts w:cstheme="minorHAnsi"/>
+          <w:b/>
+          <w:bCs/>
+          <w:lang w:val="en-GB"/>
+        </w:rPr>
+        <w:t>(2)</w:t>
+      </w:r>
+      <w:r>
+        <w:rPr>
+          <w:rFonts w:cstheme="minorHAnsi"/>
+          <w:b/>
+          <w:bCs/>
+          <w:lang w:val="en-GB"/>
+        </w:rPr>
+        <w:t>:</w:t>
+      </w:r>
+      <w:r>
+        <w:rPr>
+          <w:rFonts w:cstheme="minorHAnsi"/>
+          <w:b/>
+          <w:bCs/>
+          <w:lang w:val="en-GB"/>
+        </w:rPr>
+        <w:tab/>
+      </w:r>
+      <w:r>
+        <w:rPr>
+          <w:rFonts w:cstheme="minorHAnsi"/>
+          <w:lang w:val="en-GB"/>
+        </w:rPr>
+        <w:t>D</w:t>
+      </w:r>
+      <w:r>
+        <w:rPr>
+          <w:rFonts w:cstheme="minorHAnsi"/>
+          <w:lang w:val="en-GB"/>
+        </w:rPr>
+        <w:t xml:space="preserve">elete this </w:t>
+      </w:r>
+      <w:r>
+        <w:rPr>
+          <w:rFonts w:cstheme="minorHAnsi"/>
+          <w:lang w:val="en-GB"/>
+        </w:rPr>
+        <w:t xml:space="preserve">instruction </w:t>
+      </w:r>
+      <w:r>
+        <w:rPr>
+          <w:rFonts w:cstheme="minorHAnsi"/>
+          <w:lang w:val="en-GB"/>
+        </w:rPr>
+        <w:t xml:space="preserve">page. </w:t>
+      </w:r>
+    </w:p>
+    <w:p>
+      <w:pPr>
+        <w:pBdr>
+          <w:top w:val="single" w:sz="4" w:space="1" w:color="auto"/>
+          <w:left w:val="single" w:sz="4" w:space="4" w:color="auto"/>
+          <w:bottom w:val="single" w:sz="4" w:space="1" w:color="auto"/>
+          <w:right w:val="single" w:sz="4" w:space="4" w:color="auto"/>
+        </w:pBdr>
+        <w:tabs>
+          <w:tab w:val="left" w:pos="1418"/>
+        </w:tabs>
+        <w:ind w:left="1418" w:hanging="1418"/>
+        <w:rPr>
+          <w:rFonts w:cstheme="minorHAnsi"/>
+          <w:lang w:val="en-GB"/>
+        </w:rPr>
+      </w:pPr>
+      <w:r>
+        <w:rPr>
+          <w:rFonts w:cstheme="minorHAnsi"/>
+          <w:b/>
+          <w:bCs/>
+          <w:lang w:val="en-GB"/>
+        </w:rPr>
+        <w:t>Update:</w:t>
+      </w:r>
+      <w:r>
+        <w:rPr>
+          <w:rFonts w:cstheme="minorHAnsi"/>
+          <w:lang w:val="en-GB"/>
+        </w:rPr>
+        <w:t xml:space="preserve"> </w:t>
+      </w:r>
+      <w:r>
+        <w:rPr>
+          <w:rFonts w:cstheme="minorHAnsi"/>
+          <w:lang w:val="en-GB"/>
+        </w:rPr>
+        <w:tab/>
+        <w:t xml:space="preserve">Update the table of contents. </w:t>
+      </w:r>
+    </w:p>
+    <w:p>
+      <w:pPr>
+        <w:pStyle w:val="Title"/>
+        <w:tabs>
+          <w:tab w:val="left" w:pos="2847"/>
+        </w:tabs>
+        <w:spacing w:after="840"/>
+        <w:rPr>
+          <w:sz w:val="64"/>
+          <w:szCs w:val="64"/>
+          <w:lang w:val="en-GB"/>
+        </w:rPr>
+      </w:pPr>
+      <w:r>
+        <w:rPr>
+          <w:sz w:val="64"/>
+          <w:szCs w:val="64"/>
+          <w:lang w:val="en-GB"/>
+        </w:rPr>
+        <w:tab/>
+      </w:r>
+      <w:r>
+        <w:rPr>
+          <w:sz w:val="64"/>
+          <w:szCs w:val="64"/>
+          <w:lang w:val="en-GB"/>
+        </w:rPr>
+        <w:br w:type="page"/>
+      </w:r>
     </w:p>
     <w:p>
       <w:pPr>
@@ -37,14 +475,13 @@
           <w:lang w:val="en-GB"/>
         </w:rPr>
       </w:pPr>
-      <w:bookmarkStart w:id="0" w:name="_heading=h.gjdgxs"/>
-      <w:bookmarkEnd w:id="0"/>
       <w:r>
         <w:rPr>
           <w:sz w:val="64"/>
           <w:szCs w:val="64"/>
           <w:lang w:val="en-GB"/>
         </w:rPr>
+        <w:lastRenderedPageBreak/>
         <w:t>Data management plan (DMP)</w:t>
       </w:r>
     </w:p>
@@ -108,7 +545,7 @@
           <w:lang w:val="en-GB"/>
         </w:rPr>
       </w:pPr>
-      <w:bookmarkStart w:id="1" w:name="_Toc64363684"/>
+      <w:bookmarkStart w:id="0" w:name="_Toc64363684"/>
       <w:r>
         <w:rPr>
           <w:color w:val="006699"/>
@@ -127,7 +564,7 @@
         </w:rPr>
         <w:t>acronym</w:t>
       </w:r>
-      <w:bookmarkEnd w:id="1"/>
+      <w:bookmarkEnd w:id="0"/>
       <w:r>
         <w:rPr>
           <w:color w:val="006699"/>
@@ -2005,7 +2442,7 @@
                 <w:lang w:val="en-GB"/>
               </w:rPr>
             </w:pPr>
-            <w:bookmarkStart w:id="2" w:name="_Hlk66691546"/>
+            <w:bookmarkStart w:id="1" w:name="_Hlk66691546"/>
             <w:r>
               <w:rPr>
                 <w:bCs/>
@@ -2044,7 +2481,7 @@
               </w:rPr>
               <w:t>…</w:t>
             </w:r>
-            <w:bookmarkEnd w:id="2"/>
+            <w:bookmarkEnd w:id="1"/>
           </w:p>
         </w:tc>
       </w:tr>
@@ -3709,7 +4146,7 @@
           <w:numId w:val="0"/>
         </w:numPr>
       </w:pPr>
-      <w:bookmarkStart w:id="3" w:name="_Toc109653438"/>
+      <w:bookmarkStart w:id="2" w:name="_Toc109653438"/>
       <w:r>
         <w:rPr>
           <w:rFonts w:asciiTheme="minorHAnsi" w:eastAsiaTheme="minorEastAsia" w:hAnsiTheme="minorHAnsi" w:cstheme="minorBidi"/>
@@ -3717,21 +4154,21 @@
         <w:lastRenderedPageBreak/>
         <w:t>Introduction</w:t>
       </w:r>
-      <w:bookmarkEnd w:id="3"/>
+      <w:bookmarkEnd w:id="2"/>
     </w:p>
     <w:p>
       <w:pPr>
         <w:pStyle w:val="Heading3"/>
         <w:jc w:val="both"/>
       </w:pPr>
-      <w:bookmarkStart w:id="4" w:name="_Toc109653439"/>
+      <w:bookmarkStart w:id="3" w:name="_Toc109653439"/>
       <w:r>
         <w:rPr>
           <w:rFonts w:asciiTheme="minorHAnsi" w:eastAsiaTheme="minorEastAsia" w:hAnsiTheme="minorHAnsi" w:cstheme="minorBidi"/>
         </w:rPr>
         <w:t>Science Europe practical guide, FAIR data</w:t>
       </w:r>
-      <w:bookmarkEnd w:id="4"/>
+      <w:bookmarkEnd w:id="3"/>
     </w:p>
     <w:p>
       <w:pPr>
@@ -3876,14 +4313,14 @@
       <w:pPr>
         <w:pStyle w:val="Heading3"/>
       </w:pPr>
-      <w:bookmarkStart w:id="5" w:name="_Toc109653440"/>
+      <w:bookmarkStart w:id="4" w:name="_Toc109653440"/>
       <w:r>
         <w:rPr>
           <w:rFonts w:asciiTheme="minorHAnsi" w:eastAsiaTheme="minorEastAsia" w:hAnsiTheme="minorHAnsi" w:cstheme="minorBidi"/>
         </w:rPr>
         <w:t>Relevant Policies and Guidelines</w:t>
       </w:r>
-      <w:bookmarkEnd w:id="5"/>
+      <w:bookmarkEnd w:id="4"/>
     </w:p>
     <w:p>
       <w:pPr>
@@ -3958,7 +4395,7 @@
           <w:numId w:val="33"/>
         </w:numPr>
       </w:pPr>
-      <w:bookmarkStart w:id="6" w:name="_Toc109653441"/>
+      <w:bookmarkStart w:id="5" w:name="_Toc109653441"/>
       <w:r>
         <w:rPr>
           <w:rFonts w:asciiTheme="minorHAnsi" w:eastAsiaTheme="minorEastAsia" w:hAnsiTheme="minorHAnsi" w:cstheme="minorBidi"/>
@@ -3966,13 +4403,13 @@
         <w:lastRenderedPageBreak/>
         <w:t>Data description</w:t>
       </w:r>
-      <w:bookmarkEnd w:id="6"/>
+      <w:bookmarkEnd w:id="5"/>
     </w:p>
     <w:p>
       <w:pPr>
         <w:pStyle w:val="Heading3"/>
       </w:pPr>
-      <w:bookmarkStart w:id="7" w:name="_Toc109653442"/>
+      <w:bookmarkStart w:id="6" w:name="_Toc109653442"/>
       <w:r>
         <w:rPr>
           <w:rFonts w:asciiTheme="minorHAnsi" w:eastAsiaTheme="minorEastAsia" w:hAnsiTheme="minorHAnsi" w:cstheme="minorBidi"/>
@@ -3986,7 +4423,7 @@
         <w:tab/>
         <w:t>Lists of datasets that will be reused or produced</w:t>
       </w:r>
-      <w:bookmarkEnd w:id="7"/>
+      <w:bookmarkEnd w:id="6"/>
     </w:p>
     <w:p>
       <w:pPr>
@@ -3994,7 +4431,7 @@
           <w:lang w:val="en-GB"/>
         </w:rPr>
       </w:pPr>
-      <w:bookmarkStart w:id="8" w:name="_Hlk65667802"/>
+      <w:bookmarkStart w:id="7" w:name="_Hlk65667802"/>
       <w:r>
         <w:rPr>
           <w:rFonts w:asciiTheme="minorHAnsi" w:eastAsiaTheme="minorEastAsia" w:hAnsiTheme="minorHAnsi" w:cstheme="minorBidi"/>
@@ -4051,8 +4488,8 @@
                 <w:lang w:val="en-GB"/>
               </w:rPr>
             </w:pPr>
-            <w:bookmarkStart w:id="9" w:name="_Hlk66278334"/>
-            <w:bookmarkEnd w:id="8"/>
+            <w:bookmarkStart w:id="8" w:name="_Hlk66278334"/>
+            <w:bookmarkEnd w:id="7"/>
             <w:r>
               <w:rPr>
                 <w:color w:val="006AAB"/>
@@ -4220,7 +4657,7 @@
           </w:p>
         </w:tc>
       </w:tr>
-      <w:bookmarkEnd w:id="9"/>
+      <w:bookmarkEnd w:id="8"/>
       <w:tr>
         <w:tc>
           <w:tcPr>
@@ -5169,7 +5606,7 @@
           <w:lang w:val="en-GB"/>
         </w:rPr>
       </w:pPr>
-      <w:bookmarkStart w:id="10" w:name="_Toc109653443"/>
+      <w:bookmarkStart w:id="9" w:name="_Toc109653443"/>
     </w:p>
     <w:p>
       <w:pPr>
@@ -5225,7 +5662,7 @@
         </w:rPr>
         <w:t>Data generation and reuse</w:t>
       </w:r>
-      <w:bookmarkEnd w:id="10"/>
+      <w:bookmarkEnd w:id="9"/>
     </w:p>
     <w:p>
       <w:pPr>
@@ -5287,21 +5724,21 @@
       <w:pPr>
         <w:pStyle w:val="Heading1"/>
       </w:pPr>
-      <w:bookmarkStart w:id="11" w:name="_Toc109653444"/>
+      <w:bookmarkStart w:id="10" w:name="_Toc109653444"/>
       <w:r>
         <w:rPr>
           <w:rFonts w:asciiTheme="minorHAnsi" w:eastAsiaTheme="minorEastAsia" w:hAnsiTheme="minorHAnsi" w:cstheme="minorBidi"/>
         </w:rPr>
         <w:t>Documentation and data quality</w:t>
       </w:r>
-      <w:bookmarkEnd w:id="11"/>
+      <w:bookmarkEnd w:id="10"/>
     </w:p>
     <w:p>
       <w:pPr>
         <w:pStyle w:val="Heading3"/>
       </w:pPr>
-      <w:bookmarkStart w:id="12" w:name="_Toc109653445"/>
-      <w:bookmarkStart w:id="13" w:name="_Hlk39737467"/>
+      <w:bookmarkStart w:id="11" w:name="_Toc109653445"/>
+      <w:bookmarkStart w:id="12" w:name="_Hlk39737467"/>
       <w:r>
         <w:rPr>
           <w:rFonts w:asciiTheme="minorHAnsi" w:eastAsiaTheme="minorEastAsia" w:hAnsiTheme="minorHAnsi" w:cstheme="minorBidi"/>
@@ -5315,7 +5752,7 @@
         <w:tab/>
         <w:t>Data organisation, metadata and documentation</w:t>
       </w:r>
-      <w:bookmarkEnd w:id="12"/>
+      <w:bookmarkEnd w:id="11"/>
     </w:p>
     <w:p>
       <w:pPr>
@@ -5375,7 +5812,7 @@
         </w:rPr>
         <w:t>Additionally, we will provide common metadata such as title, description or keywords when publishing data in open access repositories. In such a case, we will follow the default template provided by the repository, such as Data Cite Metadata or Dublin Core.</w:t>
       </w:r>
-      <w:bookmarkEnd w:id="13"/>
+      <w:bookmarkEnd w:id="12"/>
     </w:p>
     <w:p>
       <w:pPr>
@@ -5410,7 +5847,7 @@
       <w:pPr>
         <w:pStyle w:val="Heading3"/>
       </w:pPr>
-      <w:bookmarkStart w:id="14" w:name="_Toc109653446"/>
+      <w:bookmarkStart w:id="13" w:name="_Toc109653446"/>
       <w:r>
         <w:rPr>
           <w:rFonts w:asciiTheme="minorHAnsi" w:eastAsiaTheme="minorEastAsia" w:hAnsiTheme="minorHAnsi" w:cstheme="minorBidi"/>
@@ -5427,7 +5864,7 @@
         </w:rPr>
         <w:t>Data quality control</w:t>
       </w:r>
-      <w:bookmarkEnd w:id="14"/>
+      <w:bookmarkEnd w:id="13"/>
     </w:p>
     <w:p>
       <w:pPr>
@@ -5464,21 +5901,21 @@
       <w:pPr>
         <w:pStyle w:val="Heading1"/>
       </w:pPr>
-      <w:bookmarkStart w:id="15" w:name="_Toc109653447"/>
+      <w:bookmarkStart w:id="14" w:name="_Toc109653447"/>
       <w:r>
         <w:rPr>
           <w:rFonts w:asciiTheme="minorHAnsi" w:eastAsiaTheme="minorEastAsia" w:hAnsiTheme="minorHAnsi" w:cstheme="minorBidi"/>
         </w:rPr>
         <w:t>Storage and backup during research process</w:t>
       </w:r>
-      <w:bookmarkEnd w:id="15"/>
+      <w:bookmarkEnd w:id="14"/>
     </w:p>
     <w:p>
       <w:pPr>
         <w:pStyle w:val="Heading3"/>
       </w:pPr>
-      <w:bookmarkStart w:id="16" w:name="_Toc109653448"/>
-      <w:bookmarkStart w:id="17" w:name="_Hlk40268397"/>
+      <w:bookmarkStart w:id="15" w:name="_Toc109653448"/>
+      <w:bookmarkStart w:id="16" w:name="_Hlk40268397"/>
       <w:r>
         <w:rPr>
           <w:rFonts w:asciiTheme="minorHAnsi" w:eastAsiaTheme="minorEastAsia" w:hAnsiTheme="minorHAnsi" w:cstheme="minorBidi"/>
@@ -5492,7 +5929,7 @@
         <w:tab/>
         <w:t>Storage and backup facilities</w:t>
       </w:r>
-      <w:bookmarkEnd w:id="16"/>
+      <w:bookmarkEnd w:id="15"/>
     </w:p>
     <w:p>
       <w:pPr>
@@ -5542,7 +5979,7 @@
       <w:pPr>
         <w:pStyle w:val="Heading3"/>
       </w:pPr>
-      <w:bookmarkStart w:id="18" w:name="_Toc109653449"/>
+      <w:bookmarkStart w:id="17" w:name="_Toc109653449"/>
       <w:r>
         <w:rPr>
           <w:rFonts w:asciiTheme="minorHAnsi" w:eastAsiaTheme="minorEastAsia" w:hAnsiTheme="minorHAnsi" w:cstheme="minorBidi"/>
@@ -5556,7 +5993,7 @@
         <w:tab/>
         <w:t>Data security and protection of sensitive data</w:t>
       </w:r>
-      <w:bookmarkEnd w:id="18"/>
+      <w:bookmarkEnd w:id="17"/>
     </w:p>
     <w:p>
       <w:pPr>
@@ -5601,7 +6038,7 @@
           <w:lang w:val="en-GB"/>
         </w:rPr>
       </w:pPr>
-      <w:bookmarkStart w:id="19" w:name="_Hlk81476248"/>
+      <w:bookmarkStart w:id="18" w:name="_Hlk81476248"/>
       <w:r>
         <w:rPr>
           <w:rFonts w:asciiTheme="minorHAnsi" w:eastAsiaTheme="minorEastAsia" w:hAnsiTheme="minorHAnsi" w:cstheme="minorBidi"/>
@@ -5760,7 +6197,7 @@
           </w:p>
         </w:tc>
       </w:tr>
-      <w:bookmarkEnd w:id="19"/>
+      <w:bookmarkEnd w:id="18"/>
       <w:tr>
         <w:tc>
           <w:tcPr>
@@ -6033,22 +6470,22 @@
       <w:pPr>
         <w:pStyle w:val="Heading1"/>
       </w:pPr>
-      <w:bookmarkStart w:id="20" w:name="_Toc109653450"/>
-      <w:bookmarkEnd w:id="17"/>
+      <w:bookmarkStart w:id="19" w:name="_Toc109653450"/>
+      <w:bookmarkEnd w:id="16"/>
       <w:r>
         <w:rPr>
           <w:rFonts w:asciiTheme="minorHAnsi" w:eastAsiaTheme="minorEastAsia" w:hAnsiTheme="minorHAnsi" w:cstheme="minorBidi"/>
         </w:rPr>
         <w:t>Legal and ethical requirements</w:t>
       </w:r>
-      <w:bookmarkEnd w:id="20"/>
+      <w:bookmarkEnd w:id="19"/>
     </w:p>
     <w:p>
       <w:pPr>
         <w:pStyle w:val="Heading3"/>
       </w:pPr>
-      <w:bookmarkStart w:id="21" w:name="_Toc109653451"/>
-      <w:bookmarkStart w:id="22" w:name="_Hlk40269153"/>
+      <w:bookmarkStart w:id="20" w:name="_Toc109653451"/>
+      <w:bookmarkStart w:id="21" w:name="_Hlk40269153"/>
       <w:r>
         <w:rPr>
           <w:rFonts w:asciiTheme="minorHAnsi" w:eastAsiaTheme="minorEastAsia" w:hAnsiTheme="minorHAnsi" w:cstheme="minorBidi"/>
@@ -6062,9 +6499,9 @@
         <w:tab/>
         <w:t>Personal data</w:t>
       </w:r>
-      <w:bookmarkEnd w:id="21"/>
+      <w:bookmarkEnd w:id="20"/>
     </w:p>
-    <w:bookmarkEnd w:id="22"/>
+    <w:bookmarkEnd w:id="21"/>
     <w:p>
       <w:pPr>
         <w:rPr>
@@ -6099,7 +6536,7 @@
       <w:pPr>
         <w:pStyle w:val="Heading3"/>
       </w:pPr>
-      <w:bookmarkStart w:id="23" w:name="_Toc109653452"/>
+      <w:bookmarkStart w:id="22" w:name="_Toc109653452"/>
       <w:r>
         <w:rPr>
           <w:rFonts w:asciiTheme="minorHAnsi" w:eastAsiaTheme="minorEastAsia" w:hAnsiTheme="minorHAnsi" w:cstheme="minorBidi"/>
@@ -6113,7 +6550,7 @@
         <w:tab/>
         <w:t xml:space="preserve">Intellectual property rights </w:t>
       </w:r>
-      <w:bookmarkEnd w:id="23"/>
+      <w:bookmarkEnd w:id="22"/>
       <w:r>
         <w:rPr>
           <w:rFonts w:asciiTheme="minorHAnsi" w:eastAsiaTheme="minorEastAsia" w:hAnsiTheme="minorHAnsi" w:cstheme="minorBidi"/>
@@ -6155,7 +6592,7 @@
       <w:pPr>
         <w:pStyle w:val="Heading3"/>
       </w:pPr>
-      <w:bookmarkStart w:id="24" w:name="_Toc109653453"/>
+      <w:bookmarkStart w:id="23" w:name="_Toc109653453"/>
       <w:r>
         <w:rPr>
           <w:rFonts w:asciiTheme="minorHAnsi" w:eastAsiaTheme="minorEastAsia" w:hAnsiTheme="minorHAnsi" w:cstheme="minorBidi"/>
@@ -6169,7 +6606,7 @@
         <w:tab/>
         <w:t>Ethical issues</w:t>
       </w:r>
-      <w:bookmarkEnd w:id="24"/>
+      <w:bookmarkEnd w:id="23"/>
     </w:p>
     <w:p>
       <w:pPr>
@@ -6205,20 +6642,20 @@
       <w:pPr>
         <w:pStyle w:val="Heading1"/>
       </w:pPr>
-      <w:bookmarkStart w:id="25" w:name="_Toc109653454"/>
+      <w:bookmarkStart w:id="24" w:name="_Toc109653454"/>
       <w:r>
         <w:rPr>
           <w:rFonts w:asciiTheme="minorHAnsi" w:eastAsiaTheme="minorEastAsia" w:hAnsiTheme="minorHAnsi" w:cstheme="minorBidi"/>
         </w:rPr>
         <w:t>Data sharing and long-term preservation</w:t>
       </w:r>
-      <w:bookmarkEnd w:id="25"/>
+      <w:bookmarkEnd w:id="24"/>
     </w:p>
     <w:p>
       <w:pPr>
         <w:pStyle w:val="Heading3"/>
       </w:pPr>
-      <w:bookmarkStart w:id="26" w:name="_Toc109653455"/>
+      <w:bookmarkStart w:id="25" w:name="_Toc109653455"/>
       <w:r>
         <w:rPr>
           <w:rFonts w:asciiTheme="minorHAnsi" w:eastAsiaTheme="minorEastAsia" w:hAnsiTheme="minorHAnsi" w:cstheme="minorBidi"/>
@@ -6234,7 +6671,7 @@
         </w:rPr>
         <w:t>Data publication and access conditions</w:t>
       </w:r>
-      <w:bookmarkEnd w:id="26"/>
+      <w:bookmarkEnd w:id="25"/>
     </w:p>
     <w:p>
       <w:pPr>
@@ -6905,7 +7342,7 @@
       <w:pPr>
         <w:pStyle w:val="Heading3"/>
       </w:pPr>
-      <w:bookmarkStart w:id="27" w:name="_Toc109653456"/>
+      <w:bookmarkStart w:id="26" w:name="_Toc109653456"/>
       <w:r>
         <w:rPr>
           <w:rFonts w:asciiTheme="minorHAnsi" w:eastAsiaTheme="minorEastAsia" w:hAnsiTheme="minorHAnsi" w:cstheme="minorBidi"/>
@@ -6919,7 +7356,7 @@
         <w:tab/>
         <w:t>Long-term preservation and deletion of data</w:t>
       </w:r>
-      <w:bookmarkEnd w:id="27"/>
+      <w:bookmarkEnd w:id="26"/>
     </w:p>
     <w:tbl>
       <w:tblPr>
@@ -7782,20 +8219,20 @@
       <w:pPr>
         <w:pStyle w:val="Heading1"/>
       </w:pPr>
-      <w:bookmarkStart w:id="28" w:name="_Toc109653457"/>
+      <w:bookmarkStart w:id="27" w:name="_Toc109653457"/>
       <w:r>
         <w:rPr>
           <w:rFonts w:asciiTheme="minorHAnsi" w:eastAsiaTheme="minorEastAsia" w:hAnsiTheme="minorHAnsi" w:cstheme="minorBidi"/>
         </w:rPr>
         <w:t>RDM responsibilities and resources</w:t>
       </w:r>
-      <w:bookmarkEnd w:id="28"/>
+      <w:bookmarkEnd w:id="27"/>
     </w:p>
     <w:p>
       <w:pPr>
         <w:pStyle w:val="Heading3"/>
       </w:pPr>
-      <w:bookmarkStart w:id="29" w:name="_Toc109653458"/>
+      <w:bookmarkStart w:id="28" w:name="_Toc109653458"/>
       <w:r>
         <w:rPr>
           <w:rFonts w:asciiTheme="minorHAnsi" w:eastAsiaTheme="minorEastAsia" w:hAnsiTheme="minorHAnsi" w:cstheme="minorBidi"/>
@@ -7809,7 +8246,7 @@
         <w:tab/>
         <w:t>RDM-roles and responsibilities</w:t>
       </w:r>
-      <w:bookmarkEnd w:id="29"/>
+      <w:bookmarkEnd w:id="28"/>
     </w:p>
     <w:p>
       <w:pPr>
@@ -7869,7 +8306,7 @@
       <w:pPr>
         <w:pStyle w:val="Heading3"/>
       </w:pPr>
-      <w:bookmarkStart w:id="30" w:name="_Toc109653459"/>
+      <w:bookmarkStart w:id="29" w:name="_Toc109653459"/>
       <w:r>
         <w:rPr>
           <w:rFonts w:asciiTheme="minorHAnsi" w:eastAsiaTheme="minorEastAsia" w:hAnsiTheme="minorHAnsi" w:cstheme="minorBidi"/>
@@ -7883,7 +8320,7 @@
         <w:tab/>
         <w:t>Resources</w:t>
       </w:r>
-      <w:bookmarkEnd w:id="30"/>
+      <w:bookmarkEnd w:id="29"/>
     </w:p>
     <w:p>
       <w:pPr>
@@ -8766,7 +9203,7 @@
       </w:rPr>
       <w:tab/>
     </w:r>
-    <w:bookmarkStart w:id="31" w:name="_Hlk64962226"/>
+    <w:bookmarkStart w:id="30" w:name="_Hlk64962226"/>
     <w:r>
       <w:rPr>
         <w:color w:val="999999"/>
@@ -8785,7 +9222,7 @@
       </w:rPr>
       <w:t xml:space="preserve"> DMP version</w:t>
     </w:r>
-    <w:bookmarkEnd w:id="31"/>
+    <w:bookmarkEnd w:id="30"/>
     <w:r>
       <w:rPr>
         <w:color w:val="999999"/>
@@ -25932,22 +26369,30 @@
 </file>
 
 <file path=customXml/item1.xml><?xml version="1.0" encoding="utf-8"?>
+<w:settings xmlns:w="http://schemas.openxmlformats.org/wordprocessingml/2006/main">
+  <w:SpecialFormsHighlight w:val="c9c8ff"/>
+</w:settings>
+</file>
+
+<file path=customXml/item2.xml><?xml version="1.0" encoding="utf-8"?>
 <go:gDocsCustomXmlDataStorage xmlns:go="http://customooxmlschemas.google.com/" xmlns:r="http://schemas.openxmlformats.org/officeDocument/2006/relationships">
   <go:docsCustomData xmlns:go="http://customooxmlschemas.google.com/" roundtripDataSignature="AMtx7micpufsNhWvjBWucdsj28ot9dhz8g==">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</go:docsCustomData>
 </go:gDocsCustomXmlDataStorage>
 </file>
 
-<file path=customXml/item2.xml><?xml version="1.0" encoding="utf-8"?>
+<file path=customXml/item3.xml><?xml version="1.0" encoding="utf-8"?>
 <b:Sources xmlns:b="http://schemas.openxmlformats.org/officeDocument/2006/bibliography" xmlns="http://schemas.openxmlformats.org/officeDocument/2006/bibliography" SelectedStyle="\APASixthEditionOfficeOnline.xsl" StyleName="APA" Version="6"/>
 </file>
 
-<file path=customXml/item3.xml><?xml version="1.0" encoding="utf-8"?>
-<w:settings xmlns:w="http://schemas.openxmlformats.org/wordprocessingml/2006/main">
-  <w:SpecialFormsHighlight w:val="c9c8ff"/>
-</w:settings>
+<file path=customXml/itemProps1.xml><?xml version="1.0" encoding="utf-8"?>
+<ds:datastoreItem xmlns:ds="http://schemas.openxmlformats.org/officeDocument/2006/customXml" ds:itemID="{5D0AEA6B-E499-4EEF-98A3-AFBB261C493E}">
+  <ds:schemaRefs>
+    <ds:schemaRef ds:uri="http://schemas.openxmlformats.org/wordprocessingml/2006/main"/>
+  </ds:schemaRefs>
+</ds:datastoreItem>
 </file>
 
-<file path=customXml/itemProps1.xml><?xml version="1.0" encoding="utf-8"?>
+<file path=customXml/itemProps2.xml><?xml version="1.0" encoding="utf-8"?>
 <ds:datastoreItem xmlns:ds="http://schemas.openxmlformats.org/officeDocument/2006/customXml" ds:itemID="{11111111-1234-1234-1234-123412341234}">
   <ds:schemaRefs>
     <ds:schemaRef ds:uri="http://customooxmlschemas.google.com/"/>
@@ -25956,18 +26401,10 @@
 </ds:datastoreItem>
 </file>
 
-<file path=customXml/itemProps2.xml><?xml version="1.0" encoding="utf-8"?>
+<file path=customXml/itemProps3.xml><?xml version="1.0" encoding="utf-8"?>
 <ds:datastoreItem xmlns:ds="http://schemas.openxmlformats.org/officeDocument/2006/customXml" ds:itemID="{D87E246E-8484-4253-908C-7604FEB470CE}">
   <ds:schemaRefs>
     <ds:schemaRef ds:uri="http://schemas.openxmlformats.org/officeDocument/2006/bibliography"/>
   </ds:schemaRefs>
 </ds:datastoreItem>
-</file>
-
-<file path=customXml/itemProps3.xml><?xml version="1.0" encoding="utf-8"?>
-<ds:datastoreItem xmlns:ds="http://schemas.openxmlformats.org/officeDocument/2006/customXml" ds:itemID="{5D0AEA6B-E499-4EEF-98A3-AFBB261C493E}">
-  <ds:schemaRefs>
-    <ds:schemaRef ds:uri="http://schemas.openxmlformats.org/wordprocessingml/2006/main"/>
-  </ds:schemaRefs>
-</ds:datastoreItem>
 </file>
--- a/src/main/resources/org/damap/base/template/scienceEuropeTemplate.docx
+++ b/src/main/resources/org/damap/base/template/scienceEuropeTemplate.docx
@@ -28,27 +28,27 @@
     </w:p>
     <w:p>
       <w:pPr>
-        <w:pStyle w:val="Heading3"/>
+        <w:pStyle w:val="berschrift3"/>
       </w:pPr>
     </w:p>
     <w:p>
       <w:pPr>
-        <w:pStyle w:val="Heading3"/>
+        <w:pStyle w:val="berschrift3"/>
       </w:pPr>
     </w:p>
     <w:p>
       <w:pPr>
-        <w:pStyle w:val="Heading3"/>
+        <w:pStyle w:val="berschrift3"/>
       </w:pPr>
     </w:p>
     <w:p>
       <w:pPr>
-        <w:pStyle w:val="Heading3"/>
+        <w:pStyle w:val="berschrift3"/>
       </w:pPr>
     </w:p>
     <w:p>
       <w:pPr>
-        <w:pStyle w:val="Heading3"/>
+        <w:pStyle w:val="berschrift3"/>
       </w:pPr>
       <w:r>
         <w:t>You are almost there!</w:t>
@@ -436,7 +436,7 @@
     </w:p>
     <w:p>
       <w:pPr>
-        <w:pStyle w:val="Title"/>
+        <w:pStyle w:val="Titel"/>
         <w:tabs>
           <w:tab w:val="left" w:pos="2847"/>
         </w:tabs>
@@ -466,7 +466,7 @@
     </w:p>
     <w:p>
       <w:pPr>
-        <w:pStyle w:val="Title"/>
+        <w:pStyle w:val="Titel"/>
         <w:spacing w:after="840"/>
         <w:jc w:val="center"/>
         <w:rPr>
@@ -2573,7 +2573,7 @@
       <w:sdtContent>
         <w:p>
           <w:pPr>
-            <w:pStyle w:val="TOC1"/>
+            <w:pStyle w:val="Verzeichnis1"/>
             <w:rPr>
               <w:rFonts w:asciiTheme="minorHAnsi" w:eastAsiaTheme="minorEastAsia" w:hAnsiTheme="minorHAnsi" w:cstheme="minorBidi"/>
               <w:caps w:val="0"/>
@@ -2620,7 +2620,7 @@
         </w:p>
         <w:p>
           <w:pPr>
-            <w:pStyle w:val="TOC3"/>
+            <w:pStyle w:val="Verzeichnis3"/>
             <w:rPr>
               <w:rFonts w:asciiTheme="minorHAnsi" w:eastAsiaTheme="minorEastAsia" w:hAnsiTheme="minorHAnsi" w:cstheme="minorBidi"/>
               <w:lang w:val="de-AT" w:eastAsia="de-AT"/>
@@ -2655,7 +2655,7 @@
         </w:p>
         <w:p>
           <w:pPr>
-            <w:pStyle w:val="TOC3"/>
+            <w:pStyle w:val="Verzeichnis3"/>
             <w:rPr>
               <w:rFonts w:asciiTheme="minorHAnsi" w:eastAsiaTheme="minorEastAsia" w:hAnsiTheme="minorHAnsi" w:cstheme="minorBidi"/>
               <w:lang w:val="de-AT" w:eastAsia="de-AT"/>
@@ -2690,7 +2690,7 @@
         </w:p>
         <w:p>
           <w:pPr>
-            <w:pStyle w:val="TOC1"/>
+            <w:pStyle w:val="Verzeichnis1"/>
             <w:rPr>
               <w:rFonts w:asciiTheme="minorHAnsi" w:eastAsiaTheme="minorEastAsia" w:hAnsiTheme="minorHAnsi" w:cstheme="minorBidi"/>
               <w:caps w:val="0"/>
@@ -2768,7 +2768,7 @@
         </w:p>
         <w:p>
           <w:pPr>
-            <w:pStyle w:val="TOC3"/>
+            <w:pStyle w:val="Verzeichnis3"/>
             <w:rPr>
               <w:rFonts w:asciiTheme="minorHAnsi" w:eastAsiaTheme="minorEastAsia" w:hAnsiTheme="minorHAnsi" w:cstheme="minorBidi"/>
               <w:lang w:val="de-AT" w:eastAsia="de-AT"/>
@@ -2841,7 +2841,7 @@
         </w:p>
         <w:p>
           <w:pPr>
-            <w:pStyle w:val="TOC3"/>
+            <w:pStyle w:val="Verzeichnis3"/>
             <w:rPr>
               <w:rFonts w:asciiTheme="minorHAnsi" w:eastAsiaTheme="minorEastAsia" w:hAnsiTheme="minorHAnsi" w:cstheme="minorBidi"/>
               <w:lang w:val="de-AT" w:eastAsia="de-AT"/>
@@ -2914,7 +2914,7 @@
         </w:p>
         <w:p>
           <w:pPr>
-            <w:pStyle w:val="TOC1"/>
+            <w:pStyle w:val="Verzeichnis1"/>
             <w:rPr>
               <w:rFonts w:asciiTheme="minorHAnsi" w:eastAsiaTheme="minorEastAsia" w:hAnsiTheme="minorHAnsi" w:cstheme="minorBidi"/>
               <w:caps w:val="0"/>
@@ -2993,7 +2993,7 @@
         </w:p>
         <w:p>
           <w:pPr>
-            <w:pStyle w:val="TOC3"/>
+            <w:pStyle w:val="Verzeichnis3"/>
             <w:rPr>
               <w:rFonts w:asciiTheme="minorHAnsi" w:eastAsiaTheme="minorEastAsia" w:hAnsiTheme="minorHAnsi" w:cstheme="minorBidi"/>
               <w:lang w:val="de-AT" w:eastAsia="de-AT"/>
@@ -3066,7 +3066,7 @@
         </w:p>
         <w:p>
           <w:pPr>
-            <w:pStyle w:val="TOC3"/>
+            <w:pStyle w:val="Verzeichnis3"/>
             <w:rPr>
               <w:rFonts w:asciiTheme="minorHAnsi" w:eastAsiaTheme="minorEastAsia" w:hAnsiTheme="minorHAnsi" w:cstheme="minorBidi"/>
               <w:lang w:val="de-AT" w:eastAsia="de-AT"/>
@@ -3139,7 +3139,7 @@
         </w:p>
         <w:p>
           <w:pPr>
-            <w:pStyle w:val="TOC1"/>
+            <w:pStyle w:val="Verzeichnis1"/>
             <w:rPr>
               <w:rFonts w:asciiTheme="minorHAnsi" w:eastAsiaTheme="minorEastAsia" w:hAnsiTheme="minorHAnsi" w:cstheme="minorBidi"/>
               <w:caps w:val="0"/>
@@ -3218,7 +3218,7 @@
         </w:p>
         <w:p>
           <w:pPr>
-            <w:pStyle w:val="TOC3"/>
+            <w:pStyle w:val="Verzeichnis3"/>
             <w:rPr>
               <w:rFonts w:asciiTheme="minorHAnsi" w:eastAsiaTheme="minorEastAsia" w:hAnsiTheme="minorHAnsi" w:cstheme="minorBidi"/>
               <w:lang w:val="de-AT" w:eastAsia="de-AT"/>
@@ -3291,7 +3291,7 @@
         </w:p>
         <w:p>
           <w:pPr>
-            <w:pStyle w:val="TOC3"/>
+            <w:pStyle w:val="Verzeichnis3"/>
             <w:rPr>
               <w:rFonts w:asciiTheme="minorHAnsi" w:eastAsiaTheme="minorEastAsia" w:hAnsiTheme="minorHAnsi" w:cstheme="minorBidi"/>
               <w:lang w:val="de-AT" w:eastAsia="de-AT"/>
@@ -3364,7 +3364,7 @@
         </w:p>
         <w:p>
           <w:pPr>
-            <w:pStyle w:val="TOC1"/>
+            <w:pStyle w:val="Verzeichnis1"/>
             <w:rPr>
               <w:rFonts w:asciiTheme="minorHAnsi" w:eastAsiaTheme="minorEastAsia" w:hAnsiTheme="minorHAnsi" w:cstheme="minorBidi"/>
               <w:caps w:val="0"/>
@@ -3443,7 +3443,7 @@
         </w:p>
         <w:p>
           <w:pPr>
-            <w:pStyle w:val="TOC3"/>
+            <w:pStyle w:val="Verzeichnis3"/>
             <w:rPr>
               <w:rFonts w:asciiTheme="minorHAnsi" w:eastAsiaTheme="minorEastAsia" w:hAnsiTheme="minorHAnsi" w:cstheme="minorBidi"/>
               <w:lang w:val="de-AT" w:eastAsia="de-AT"/>
@@ -3516,7 +3516,7 @@
         </w:p>
         <w:p>
           <w:pPr>
-            <w:pStyle w:val="TOC3"/>
+            <w:pStyle w:val="Verzeichnis3"/>
             <w:rPr>
               <w:rFonts w:asciiTheme="minorHAnsi" w:eastAsiaTheme="minorEastAsia" w:hAnsiTheme="minorHAnsi" w:cstheme="minorBidi"/>
               <w:lang w:val="de-AT" w:eastAsia="de-AT"/>
@@ -3589,7 +3589,7 @@
         </w:p>
         <w:p>
           <w:pPr>
-            <w:pStyle w:val="TOC3"/>
+            <w:pStyle w:val="Verzeichnis3"/>
             <w:rPr>
               <w:rFonts w:asciiTheme="minorHAnsi" w:eastAsiaTheme="minorEastAsia" w:hAnsiTheme="minorHAnsi" w:cstheme="minorBidi"/>
               <w:lang w:val="de-AT" w:eastAsia="de-AT"/>
@@ -3662,7 +3662,7 @@
         </w:p>
         <w:p>
           <w:pPr>
-            <w:pStyle w:val="TOC1"/>
+            <w:pStyle w:val="Verzeichnis1"/>
             <w:rPr>
               <w:rFonts w:asciiTheme="minorHAnsi" w:eastAsiaTheme="minorEastAsia" w:hAnsiTheme="minorHAnsi" w:cstheme="minorBidi"/>
               <w:caps w:val="0"/>
@@ -3741,7 +3741,7 @@
         </w:p>
         <w:p>
           <w:pPr>
-            <w:pStyle w:val="TOC3"/>
+            <w:pStyle w:val="Verzeichnis3"/>
             <w:rPr>
               <w:rFonts w:asciiTheme="minorHAnsi" w:eastAsiaTheme="minorEastAsia" w:hAnsiTheme="minorHAnsi" w:cstheme="minorBidi"/>
               <w:lang w:val="de-AT" w:eastAsia="de-AT"/>
@@ -3814,7 +3814,7 @@
         </w:p>
         <w:p>
           <w:pPr>
-            <w:pStyle w:val="TOC3"/>
+            <w:pStyle w:val="Verzeichnis3"/>
             <w:rPr>
               <w:rFonts w:asciiTheme="minorHAnsi" w:eastAsiaTheme="minorEastAsia" w:hAnsiTheme="minorHAnsi" w:cstheme="minorBidi"/>
               <w:lang w:val="de-AT" w:eastAsia="de-AT"/>
@@ -3887,7 +3887,7 @@
         </w:p>
         <w:p>
           <w:pPr>
-            <w:pStyle w:val="TOC1"/>
+            <w:pStyle w:val="Verzeichnis1"/>
             <w:rPr>
               <w:rFonts w:asciiTheme="minorHAnsi" w:eastAsiaTheme="minorEastAsia" w:hAnsiTheme="minorHAnsi" w:cstheme="minorBidi"/>
               <w:caps w:val="0"/>
@@ -3966,7 +3966,7 @@
         </w:p>
         <w:p>
           <w:pPr>
-            <w:pStyle w:val="TOC3"/>
+            <w:pStyle w:val="Verzeichnis3"/>
             <w:rPr>
               <w:rFonts w:asciiTheme="minorHAnsi" w:eastAsiaTheme="minorEastAsia" w:hAnsiTheme="minorHAnsi" w:cstheme="minorBidi"/>
               <w:lang w:val="de-AT" w:eastAsia="de-AT"/>
@@ -4039,7 +4039,7 @@
         </w:p>
         <w:p>
           <w:pPr>
-            <w:pStyle w:val="TOC3"/>
+            <w:pStyle w:val="Verzeichnis3"/>
             <w:rPr>
               <w:rFonts w:asciiTheme="minorHAnsi" w:eastAsiaTheme="minorEastAsia" w:hAnsiTheme="minorHAnsi" w:cstheme="minorBidi"/>
               <w:lang w:val="de-AT" w:eastAsia="de-AT"/>
@@ -4112,7 +4112,7 @@
         </w:p>
         <w:p>
           <w:pPr>
-            <w:pStyle w:val="TOC2"/>
+            <w:pStyle w:val="Verzeichnis2"/>
             <w:jc w:val="left"/>
             <w:rPr>
               <w:b/>
@@ -4140,7 +4140,7 @@
     </w:p>
     <w:p>
       <w:pPr>
-        <w:pStyle w:val="Heading1"/>
+        <w:pStyle w:val="berschrift1"/>
         <w:numPr>
           <w:ilvl w:val="0"/>
           <w:numId w:val="0"/>
@@ -4158,7 +4158,7 @@
     </w:p>
     <w:p>
       <w:pPr>
-        <w:pStyle w:val="Heading3"/>
+        <w:pStyle w:val="berschrift3"/>
         <w:jc w:val="both"/>
       </w:pPr>
       <w:bookmarkStart w:id="3" w:name="_Toc109653439"/>
@@ -4231,7 +4231,7 @@
     </w:p>
     <w:p>
       <w:pPr>
-        <w:pStyle w:val="ListParagraph"/>
+        <w:pStyle w:val="Listenabsatz"/>
         <w:numPr>
           <w:ilvl w:val="0"/>
           <w:numId w:val="30"/>
@@ -4251,7 +4251,7 @@
     </w:p>
     <w:p>
       <w:pPr>
-        <w:pStyle w:val="ListParagraph"/>
+        <w:pStyle w:val="Listenabsatz"/>
         <w:numPr>
           <w:ilvl w:val="0"/>
           <w:numId w:val="30"/>
@@ -4271,7 +4271,7 @@
     </w:p>
     <w:p>
       <w:pPr>
-        <w:pStyle w:val="ListParagraph"/>
+        <w:pStyle w:val="Listenabsatz"/>
         <w:numPr>
           <w:ilvl w:val="0"/>
           <w:numId w:val="30"/>
@@ -4291,7 +4291,7 @@
     </w:p>
     <w:p>
       <w:pPr>
-        <w:pStyle w:val="ListParagraph"/>
+        <w:pStyle w:val="Listenabsatz"/>
         <w:numPr>
           <w:ilvl w:val="0"/>
           <w:numId w:val="30"/>
@@ -4311,7 +4311,7 @@
     </w:p>
     <w:p>
       <w:pPr>
-        <w:pStyle w:val="Heading3"/>
+        <w:pStyle w:val="berschrift3"/>
       </w:pPr>
       <w:bookmarkStart w:id="4" w:name="_Toc109653440"/>
       <w:r>
@@ -4341,14 +4341,14 @@
         </w:rPr>
         <w:t xml:space="preserve">European Commission’s document on Ethics and Data Protection: </w:t>
       </w:r>
-      <w:hyperlink r:id="rId18" w:tooltip="https://ec.europa.eu/info/sites/info/files/5._h2020_ethics_and_data_protection.pdf" w:history="1">
+      <w:hyperlink r:id="rId18" w:history="1">
         <w:r>
           <w:rPr>
             <w:rStyle w:val="Hyperlink"/>
             <w:rFonts w:asciiTheme="minorHAnsi" w:eastAsiaTheme="minorEastAsia" w:hAnsiTheme="minorHAnsi" w:cstheme="minorBidi"/>
             <w:lang w:val="en-GB"/>
           </w:rPr>
-          <w:t>https://ec.europa.eu/info/sites/info/files/5._h2020_ethics_and_data_protection.pdf</w:t>
+          <w:t>https://ec.europa.eu/info/funding-tenders/opportunities/docs/2021-2027/horizon/guidance/ethics-and-data-protection_he_en.pdf</w:t>
         </w:r>
       </w:hyperlink>
     </w:p>
@@ -4389,7 +4389,7 @@
     </w:p>
     <w:p>
       <w:pPr>
-        <w:pStyle w:val="Heading1"/>
+        <w:pStyle w:val="berschrift1"/>
         <w:numPr>
           <w:ilvl w:val="0"/>
           <w:numId w:val="33"/>
@@ -4407,7 +4407,7 @@
     </w:p>
     <w:p>
       <w:pPr>
-        <w:pStyle w:val="Heading3"/>
+        <w:pStyle w:val="berschrift3"/>
       </w:pPr>
       <w:bookmarkStart w:id="6" w:name="_Toc109653442"/>
       <w:r>
@@ -5645,7 +5645,7 @@
     </w:p>
     <w:p>
       <w:pPr>
-        <w:pStyle w:val="Heading3"/>
+        <w:pStyle w:val="berschrift3"/>
       </w:pPr>
       <w:r>
         <w:rPr>
@@ -5722,7 +5722,7 @@
     </w:p>
     <w:p>
       <w:pPr>
-        <w:pStyle w:val="Heading1"/>
+        <w:pStyle w:val="berschrift1"/>
       </w:pPr>
       <w:bookmarkStart w:id="10" w:name="_Toc109653444"/>
       <w:r>
@@ -5735,7 +5735,7 @@
     </w:p>
     <w:p>
       <w:pPr>
-        <w:pStyle w:val="Heading3"/>
+        <w:pStyle w:val="berschrift3"/>
       </w:pPr>
       <w:bookmarkStart w:id="11" w:name="_Toc109653445"/>
       <w:bookmarkStart w:id="12" w:name="_Hlk39737467"/>
@@ -5845,7 +5845,7 @@
     </w:p>
     <w:p>
       <w:pPr>
-        <w:pStyle w:val="Heading3"/>
+        <w:pStyle w:val="berschrift3"/>
       </w:pPr>
       <w:bookmarkStart w:id="13" w:name="_Toc109653446"/>
       <w:r>
@@ -5899,7 +5899,7 @@
     </w:p>
     <w:p>
       <w:pPr>
-        <w:pStyle w:val="Heading1"/>
+        <w:pStyle w:val="berschrift1"/>
       </w:pPr>
       <w:bookmarkStart w:id="14" w:name="_Toc109653447"/>
       <w:r>
@@ -5912,7 +5912,7 @@
     </w:p>
     <w:p>
       <w:pPr>
-        <w:pStyle w:val="Heading3"/>
+        <w:pStyle w:val="berschrift3"/>
       </w:pPr>
       <w:bookmarkStart w:id="15" w:name="_Toc109653448"/>
       <w:bookmarkStart w:id="16" w:name="_Hlk40268397"/>
@@ -5977,7 +5977,7 @@
     </w:p>
     <w:p>
       <w:pPr>
-        <w:pStyle w:val="Heading3"/>
+        <w:pStyle w:val="berschrift3"/>
       </w:pPr>
       <w:bookmarkStart w:id="17" w:name="_Toc109653449"/>
       <w:r>
@@ -6468,7 +6468,7 @@
     </w:p>
     <w:p>
       <w:pPr>
-        <w:pStyle w:val="Heading1"/>
+        <w:pStyle w:val="berschrift1"/>
       </w:pPr>
       <w:bookmarkStart w:id="19" w:name="_Toc109653450"/>
       <w:bookmarkEnd w:id="16"/>
@@ -6482,7 +6482,7 @@
     </w:p>
     <w:p>
       <w:pPr>
-        <w:pStyle w:val="Heading3"/>
+        <w:pStyle w:val="berschrift3"/>
       </w:pPr>
       <w:bookmarkStart w:id="20" w:name="_Toc109653451"/>
       <w:bookmarkStart w:id="21" w:name="_Hlk40269153"/>
@@ -6534,7 +6534,7 @@
     </w:p>
     <w:p>
       <w:pPr>
-        <w:pStyle w:val="Heading3"/>
+        <w:pStyle w:val="berschrift3"/>
       </w:pPr>
       <w:bookmarkStart w:id="22" w:name="_Toc109653452"/>
       <w:r>
@@ -6590,7 +6590,7 @@
     </w:p>
     <w:p>
       <w:pPr>
-        <w:pStyle w:val="Heading3"/>
+        <w:pStyle w:val="berschrift3"/>
       </w:pPr>
       <w:bookmarkStart w:id="23" w:name="_Toc109653453"/>
       <w:r>
@@ -6640,7 +6640,7 @@
     </w:p>
     <w:p>
       <w:pPr>
-        <w:pStyle w:val="Heading1"/>
+        <w:pStyle w:val="berschrift1"/>
       </w:pPr>
       <w:bookmarkStart w:id="24" w:name="_Toc109653454"/>
       <w:r>
@@ -6653,7 +6653,7 @@
     </w:p>
     <w:p>
       <w:pPr>
-        <w:pStyle w:val="Heading3"/>
+        <w:pStyle w:val="berschrift3"/>
       </w:pPr>
       <w:bookmarkStart w:id="25" w:name="_Toc109653455"/>
       <w:r>
@@ -7340,7 +7340,7 @@
     </w:p>
     <w:p>
       <w:pPr>
-        <w:pStyle w:val="Heading3"/>
+        <w:pStyle w:val="berschrift3"/>
       </w:pPr>
       <w:bookmarkStart w:id="26" w:name="_Toc109653456"/>
       <w:r>
@@ -8217,7 +8217,7 @@
     </w:tbl>
     <w:p>
       <w:pPr>
-        <w:pStyle w:val="Heading1"/>
+        <w:pStyle w:val="berschrift1"/>
       </w:pPr>
       <w:bookmarkStart w:id="27" w:name="_Toc109653457"/>
       <w:r>
@@ -8230,7 +8230,7 @@
     </w:p>
     <w:p>
       <w:pPr>
-        <w:pStyle w:val="Heading3"/>
+        <w:pStyle w:val="berschrift3"/>
       </w:pPr>
       <w:bookmarkStart w:id="28" w:name="_Toc109653458"/>
       <w:r>
@@ -8304,7 +8304,7 @@
     </w:p>
     <w:p>
       <w:pPr>
-        <w:pStyle w:val="Heading3"/>
+        <w:pStyle w:val="berschrift3"/>
       </w:pPr>
       <w:bookmarkStart w:id="29" w:name="_Toc109653459"/>
       <w:r>
@@ -10596,7 +10596,7 @@
     <w:lvl w:ilvl="4" w:tplc="EA880DE0">
       <w:start w:val="1"/>
       <w:numFmt w:val="bullet"/>
-      <w:pStyle w:val="Heading5"/>
+      <w:pStyle w:val="berschrift5"/>
       <w:lvlText w:val="o"/>
       <w:lvlJc w:val="left"/>
       <w:pPr>
@@ -10609,7 +10609,7 @@
     <w:lvl w:ilvl="5" w:tplc="A948CE54">
       <w:start w:val="1"/>
       <w:numFmt w:val="bullet"/>
-      <w:pStyle w:val="Heading6"/>
+      <w:pStyle w:val="berschrift6"/>
       <w:lvlText w:val="▪"/>
       <w:lvlJc w:val="left"/>
       <w:pPr>
@@ -10622,7 +10622,7 @@
     <w:lvl w:ilvl="6" w:tplc="E5CA116C">
       <w:start w:val="1"/>
       <w:numFmt w:val="bullet"/>
-      <w:pStyle w:val="Heading7"/>
+      <w:pStyle w:val="berschrift7"/>
       <w:lvlText w:val="●"/>
       <w:lvlJc w:val="left"/>
       <w:pPr>
@@ -10635,7 +10635,7 @@
     <w:lvl w:ilvl="7" w:tplc="B7801C62">
       <w:start w:val="1"/>
       <w:numFmt w:val="bullet"/>
-      <w:pStyle w:val="Heading8"/>
+      <w:pStyle w:val="berschrift8"/>
       <w:lvlText w:val="o"/>
       <w:lvlJc w:val="left"/>
       <w:pPr>
@@ -10648,7 +10648,7 @@
     <w:lvl w:ilvl="8" w:tplc="4650DF5C">
       <w:start w:val="1"/>
       <w:numFmt w:val="bullet"/>
-      <w:pStyle w:val="Heading9"/>
+      <w:pStyle w:val="berschrift9"/>
       <w:lvlText w:val="▪"/>
       <w:lvlJc w:val="left"/>
       <w:pPr>
@@ -12823,7 +12823,7 @@
     <w:lvl w:ilvl="0" w:tplc="11F8C572">
       <w:start w:val="1"/>
       <w:numFmt w:val="decimal"/>
-      <w:pStyle w:val="Heading1"/>
+      <w:pStyle w:val="berschrift1"/>
       <w:lvlText w:val="%1."/>
       <w:lvlJc w:val="left"/>
       <w:pPr>
@@ -13866,7 +13866,7 @@
     <w:lsdException w:name="Unresolved Mention" w:semiHidden="1" w:unhideWhenUsed="1"/>
     <w:lsdException w:name="Smart Link" w:semiHidden="1" w:unhideWhenUsed="1"/>
   </w:latentStyles>
-  <w:style w:type="paragraph" w:default="1" w:styleId="Normal">
+  <w:style w:type="paragraph" w:default="1" w:styleId="Standard">
     <w:name w:val="Normal"/>
     <w:qFormat/>
     <w:rsid w:val="009470E7"/>
@@ -13879,11 +13879,11 @@
       <w:lang w:val="de-DE" w:eastAsia="en-US"/>
     </w:rPr>
   </w:style>
-  <w:style w:type="paragraph" w:styleId="Heading1">
+  <w:style w:type="paragraph" w:styleId="berschrift1">
     <w:name w:val="heading 1"/>
-    <w:basedOn w:val="Normal"/>
-    <w:next w:val="Normal"/>
-    <w:link w:val="Heading1Char1"/>
+    <w:basedOn w:val="Standard"/>
+    <w:next w:val="Standard"/>
+    <w:link w:val="berschrift1Zchn"/>
     <w:uiPriority w:val="9"/>
     <w:qFormat/>
     <w:pPr>
@@ -13905,11 +13905,11 @@
       <w:lang w:val="en-GB"/>
     </w:rPr>
   </w:style>
-  <w:style w:type="paragraph" w:styleId="Heading2">
+  <w:style w:type="paragraph" w:styleId="berschrift2">
     <w:name w:val="heading 2"/>
-    <w:basedOn w:val="Normal"/>
-    <w:next w:val="Normal"/>
-    <w:link w:val="Heading2Char1"/>
+    <w:basedOn w:val="Standard"/>
+    <w:next w:val="Standard"/>
+    <w:link w:val="berschrift2Zchn"/>
     <w:uiPriority w:val="9"/>
     <w:unhideWhenUsed/>
     <w:qFormat/>
@@ -13931,10 +13931,10 @@
       <w:lang w:val="en-US"/>
     </w:rPr>
   </w:style>
-  <w:style w:type="paragraph" w:styleId="Heading3">
+  <w:style w:type="paragraph" w:styleId="berschrift3">
     <w:name w:val="heading 3"/>
-    <w:next w:val="Normal"/>
-    <w:link w:val="Heading3Char1"/>
+    <w:next w:val="Standard"/>
+    <w:link w:val="berschrift3Zchn"/>
     <w:uiPriority w:val="9"/>
     <w:unhideWhenUsed/>
     <w:qFormat/>
@@ -13952,11 +13952,11 @@
       <w:lang w:val="en-GB" w:eastAsia="en-US"/>
     </w:rPr>
   </w:style>
-  <w:style w:type="paragraph" w:styleId="Heading4">
+  <w:style w:type="paragraph" w:styleId="berschrift4">
     <w:name w:val="heading 4"/>
-    <w:basedOn w:val="Normal"/>
-    <w:next w:val="Normal"/>
-    <w:link w:val="Heading4Char1"/>
+    <w:basedOn w:val="Standard"/>
+    <w:next w:val="Standard"/>
+    <w:link w:val="berschrift4Zchn"/>
     <w:uiPriority w:val="9"/>
     <w:unhideWhenUsed/>
     <w:qFormat/>
@@ -13982,11 +13982,11 @@
       <w:lang w:val="en-GB"/>
     </w:rPr>
   </w:style>
-  <w:style w:type="paragraph" w:styleId="Heading5">
+  <w:style w:type="paragraph" w:styleId="berschrift5">
     <w:name w:val="heading 5"/>
-    <w:basedOn w:val="Normal"/>
-    <w:next w:val="Normal"/>
-    <w:link w:val="Heading5Char1"/>
+    <w:basedOn w:val="Standard"/>
+    <w:next w:val="Standard"/>
+    <w:link w:val="berschrift5Zchn"/>
     <w:uiPriority w:val="9"/>
     <w:semiHidden/>
     <w:unhideWhenUsed/>
@@ -14008,11 +14008,11 @@
       <w:szCs w:val="20"/>
     </w:rPr>
   </w:style>
-  <w:style w:type="paragraph" w:styleId="Heading6">
+  <w:style w:type="paragraph" w:styleId="berschrift6">
     <w:name w:val="heading 6"/>
-    <w:basedOn w:val="Normal"/>
-    <w:next w:val="Normal"/>
-    <w:link w:val="Heading6Char1"/>
+    <w:basedOn w:val="Standard"/>
+    <w:next w:val="Standard"/>
+    <w:link w:val="berschrift6Zchn"/>
     <w:uiPriority w:val="9"/>
     <w:semiHidden/>
     <w:unhideWhenUsed/>
@@ -14036,11 +14036,11 @@
       <w:szCs w:val="20"/>
     </w:rPr>
   </w:style>
-  <w:style w:type="paragraph" w:styleId="Heading7">
+  <w:style w:type="paragraph" w:styleId="berschrift7">
     <w:name w:val="heading 7"/>
-    <w:basedOn w:val="Normal"/>
-    <w:next w:val="Normal"/>
-    <w:link w:val="Heading7Char1"/>
+    <w:basedOn w:val="Standard"/>
+    <w:next w:val="Standard"/>
+    <w:link w:val="berschrift7Zchn"/>
     <w:uiPriority w:val="9"/>
     <w:semiHidden/>
     <w:unhideWhenUsed/>
@@ -14064,11 +14064,11 @@
       <w:szCs w:val="20"/>
     </w:rPr>
   </w:style>
-  <w:style w:type="paragraph" w:styleId="Heading8">
+  <w:style w:type="paragraph" w:styleId="berschrift8">
     <w:name w:val="heading 8"/>
-    <w:basedOn w:val="Normal"/>
-    <w:next w:val="Normal"/>
-    <w:link w:val="Heading8Char1"/>
+    <w:basedOn w:val="Standard"/>
+    <w:next w:val="Standard"/>
+    <w:link w:val="berschrift8Zchn"/>
     <w:uiPriority w:val="9"/>
     <w:semiHidden/>
     <w:unhideWhenUsed/>
@@ -14090,11 +14090,11 @@
       <w:szCs w:val="20"/>
     </w:rPr>
   </w:style>
-  <w:style w:type="paragraph" w:styleId="Heading9">
+  <w:style w:type="paragraph" w:styleId="berschrift9">
     <w:name w:val="heading 9"/>
-    <w:basedOn w:val="Normal"/>
-    <w:next w:val="Normal"/>
-    <w:link w:val="Heading9Char1"/>
+    <w:basedOn w:val="Standard"/>
+    <w:next w:val="Standard"/>
+    <w:link w:val="berschrift9Zchn"/>
     <w:uiPriority w:val="9"/>
     <w:semiHidden/>
     <w:unhideWhenUsed/>
@@ -14118,13 +14118,13 @@
       <w:szCs w:val="20"/>
     </w:rPr>
   </w:style>
-  <w:style w:type="character" w:default="1" w:styleId="DefaultParagraphFont">
+  <w:style w:type="character" w:default="1" w:styleId="Absatz-Standardschriftart">
     <w:name w:val="Default Paragraph Font"/>
     <w:uiPriority w:val="1"/>
     <w:semiHidden/>
     <w:unhideWhenUsed/>
   </w:style>
-  <w:style w:type="table" w:default="1" w:styleId="TableNormal">
+  <w:style w:type="table" w:default="1" w:styleId="NormaleTabelle">
     <w:name w:val="Normal Table"/>
     <w:uiPriority w:val="99"/>
     <w:semiHidden/>
@@ -14139,7 +14139,7 @@
       </w:tblCellMar>
     </w:tblPr>
   </w:style>
-  <w:style w:type="numbering" w:default="1" w:styleId="NoList">
+  <w:style w:type="numbering" w:default="1" w:styleId="KeineListe">
     <w:name w:val="No List"/>
     <w:uiPriority w:val="99"/>
     <w:semiHidden/>
@@ -14147,7 +14147,7 @@
   </w:style>
   <w:style w:type="character" w:customStyle="1" w:styleId="Heading1Char">
     <w:name w:val="Heading 1 Char"/>
-    <w:basedOn w:val="DefaultParagraphFont"/>
+    <w:basedOn w:val="Absatz-Standardschriftart"/>
     <w:uiPriority w:val="9"/>
     <w:rPr>
       <w:rFonts w:ascii="Arial" w:eastAsia="Arial" w:hAnsi="Arial" w:cs="Arial"/>
@@ -14157,7 +14157,7 @@
   </w:style>
   <w:style w:type="character" w:customStyle="1" w:styleId="Heading2Char">
     <w:name w:val="Heading 2 Char"/>
-    <w:basedOn w:val="DefaultParagraphFont"/>
+    <w:basedOn w:val="Absatz-Standardschriftart"/>
     <w:uiPriority w:val="9"/>
     <w:rPr>
       <w:rFonts w:ascii="Arial" w:eastAsia="Arial" w:hAnsi="Arial" w:cs="Arial"/>
@@ -14166,7 +14166,7 @@
   </w:style>
   <w:style w:type="character" w:customStyle="1" w:styleId="Heading3Char">
     <w:name w:val="Heading 3 Char"/>
-    <w:basedOn w:val="DefaultParagraphFont"/>
+    <w:basedOn w:val="Absatz-Standardschriftart"/>
     <w:uiPriority w:val="9"/>
     <w:rPr>
       <w:rFonts w:ascii="Arial" w:eastAsia="Arial" w:hAnsi="Arial" w:cs="Arial"/>
@@ -14176,7 +14176,7 @@
   </w:style>
   <w:style w:type="character" w:customStyle="1" w:styleId="Heading4Char">
     <w:name w:val="Heading 4 Char"/>
-    <w:basedOn w:val="DefaultParagraphFont"/>
+    <w:basedOn w:val="Absatz-Standardschriftart"/>
     <w:uiPriority w:val="9"/>
     <w:rPr>
       <w:rFonts w:ascii="Arial" w:eastAsia="Arial" w:hAnsi="Arial" w:cs="Arial"/>
@@ -14188,7 +14188,7 @@
   </w:style>
   <w:style w:type="character" w:customStyle="1" w:styleId="Heading5Char">
     <w:name w:val="Heading 5 Char"/>
-    <w:basedOn w:val="DefaultParagraphFont"/>
+    <w:basedOn w:val="Absatz-Standardschriftart"/>
     <w:uiPriority w:val="9"/>
     <w:rPr>
       <w:rFonts w:ascii="Arial" w:eastAsia="Arial" w:hAnsi="Arial" w:cs="Arial"/>
@@ -14200,7 +14200,7 @@
   </w:style>
   <w:style w:type="character" w:customStyle="1" w:styleId="Heading6Char">
     <w:name w:val="Heading 6 Char"/>
-    <w:basedOn w:val="DefaultParagraphFont"/>
+    <w:basedOn w:val="Absatz-Standardschriftart"/>
     <w:uiPriority w:val="9"/>
     <w:rPr>
       <w:rFonts w:ascii="Arial" w:eastAsia="Arial" w:hAnsi="Arial" w:cs="Arial"/>
@@ -14212,7 +14212,7 @@
   </w:style>
   <w:style w:type="character" w:customStyle="1" w:styleId="Heading7Char">
     <w:name w:val="Heading 7 Char"/>
-    <w:basedOn w:val="DefaultParagraphFont"/>
+    <w:basedOn w:val="Absatz-Standardschriftart"/>
     <w:uiPriority w:val="9"/>
     <w:rPr>
       <w:rFonts w:ascii="Arial" w:eastAsia="Arial" w:hAnsi="Arial" w:cs="Arial"/>
@@ -14226,7 +14226,7 @@
   </w:style>
   <w:style w:type="character" w:customStyle="1" w:styleId="Heading8Char">
     <w:name w:val="Heading 8 Char"/>
-    <w:basedOn w:val="DefaultParagraphFont"/>
+    <w:basedOn w:val="Absatz-Standardschriftart"/>
     <w:uiPriority w:val="9"/>
     <w:rPr>
       <w:rFonts w:ascii="Arial" w:eastAsia="Arial" w:hAnsi="Arial" w:cs="Arial"/>
@@ -14238,7 +14238,7 @@
   </w:style>
   <w:style w:type="character" w:customStyle="1" w:styleId="Heading9Char">
     <w:name w:val="Heading 9 Char"/>
-    <w:basedOn w:val="DefaultParagraphFont"/>
+    <w:basedOn w:val="Absatz-Standardschriftart"/>
     <w:uiPriority w:val="9"/>
     <w:rPr>
       <w:rFonts w:ascii="Arial" w:eastAsia="Arial" w:hAnsi="Arial" w:cs="Arial"/>
@@ -14250,28 +14250,28 @@
   </w:style>
   <w:style w:type="character" w:customStyle="1" w:styleId="TitleChar">
     <w:name w:val="Title Char"/>
-    <w:basedOn w:val="DefaultParagraphFont"/>
+    <w:basedOn w:val="Absatz-Standardschriftart"/>
     <w:uiPriority w:val="10"/>
     <w:rPr>
       <w:sz w:val="48"/>
       <w:szCs w:val="48"/>
     </w:rPr>
   </w:style>
-  <w:style w:type="character" w:customStyle="1" w:styleId="SubtitleChar">
-    <w:name w:val="Subtitle Char"/>
-    <w:basedOn w:val="DefaultParagraphFont"/>
-    <w:link w:val="Subtitle"/>
+  <w:style w:type="character" w:customStyle="1" w:styleId="UntertitelZchn">
+    <w:name w:val="Untertitel Zchn"/>
+    <w:basedOn w:val="Absatz-Standardschriftart"/>
+    <w:link w:val="Untertitel"/>
     <w:uiPriority w:val="11"/>
     <w:rPr>
       <w:sz w:val="24"/>
       <w:szCs w:val="24"/>
     </w:rPr>
   </w:style>
-  <w:style w:type="paragraph" w:styleId="Quote">
+  <w:style w:type="paragraph" w:styleId="Zitat">
     <w:name w:val="Quote"/>
-    <w:basedOn w:val="Normal"/>
-    <w:next w:val="Normal"/>
-    <w:link w:val="QuoteChar"/>
+    <w:basedOn w:val="Standard"/>
+    <w:next w:val="Standard"/>
+    <w:link w:val="ZitatZchn"/>
     <w:uiPriority w:val="29"/>
     <w:qFormat/>
     <w:pPr>
@@ -14281,19 +14281,19 @@
       <w:i/>
     </w:rPr>
   </w:style>
-  <w:style w:type="character" w:customStyle="1" w:styleId="QuoteChar">
-    <w:name w:val="Quote Char"/>
-    <w:link w:val="Quote"/>
+  <w:style w:type="character" w:customStyle="1" w:styleId="ZitatZchn">
+    <w:name w:val="Zitat Zchn"/>
+    <w:link w:val="Zitat"/>
     <w:uiPriority w:val="29"/>
     <w:rPr>
       <w:i/>
     </w:rPr>
   </w:style>
-  <w:style w:type="paragraph" w:styleId="IntenseQuote">
+  <w:style w:type="paragraph" w:styleId="IntensivesZitat">
     <w:name w:val="Intense Quote"/>
-    <w:basedOn w:val="Normal"/>
-    <w:next w:val="Normal"/>
-    <w:link w:val="IntenseQuoteChar"/>
+    <w:basedOn w:val="Standard"/>
+    <w:next w:val="Standard"/>
+    <w:link w:val="IntensivesZitatZchn"/>
     <w:uiPriority w:val="30"/>
     <w:qFormat/>
     <w:pPr>
@@ -14310,9 +14310,9 @@
       <w:i/>
     </w:rPr>
   </w:style>
-  <w:style w:type="character" w:customStyle="1" w:styleId="IntenseQuoteChar">
-    <w:name w:val="Intense Quote Char"/>
-    <w:link w:val="IntenseQuote"/>
+  <w:style w:type="character" w:customStyle="1" w:styleId="IntensivesZitatZchn">
+    <w:name w:val="Intensives Zitat Zchn"/>
+    <w:link w:val="IntensivesZitat"/>
     <w:uiPriority w:val="30"/>
     <w:rPr>
       <w:i/>
@@ -14320,12 +14320,12 @@
   </w:style>
   <w:style w:type="character" w:customStyle="1" w:styleId="HeaderChar">
     <w:name w:val="Header Char"/>
-    <w:basedOn w:val="DefaultParagraphFont"/>
+    <w:basedOn w:val="Absatz-Standardschriftart"/>
     <w:uiPriority w:val="99"/>
   </w:style>
   <w:style w:type="character" w:customStyle="1" w:styleId="FooterChar">
     <w:name w:val="Footer Char"/>
-    <w:basedOn w:val="DefaultParagraphFont"/>
+    <w:basedOn w:val="Absatz-Standardschriftart"/>
     <w:uiPriority w:val="99"/>
   </w:style>
   <w:style w:type="character" w:customStyle="1" w:styleId="CaptionChar">
@@ -14334,7 +14334,7 @@
   </w:style>
   <w:style w:type="table" w:customStyle="1" w:styleId="TableGridLight1">
     <w:name w:val="Table Grid Light1"/>
-    <w:basedOn w:val="TableNormal"/>
+    <w:basedOn w:val="NormaleTabelle"/>
     <w:uiPriority w:val="59"/>
     <w:pPr>
       <w:spacing w:after="0"/>
@@ -14350,9 +14350,9 @@
       </w:tblBorders>
     </w:tblPr>
   </w:style>
-  <w:style w:type="table" w:styleId="PlainTable1">
+  <w:style w:type="table" w:styleId="EinfacheTabelle1">
     <w:name w:val="Plain Table 1"/>
-    <w:basedOn w:val="TableNormal"/>
+    <w:basedOn w:val="NormaleTabelle"/>
     <w:uiPriority w:val="59"/>
     <w:pPr>
       <w:spacing w:after="0"/>
@@ -14412,9 +14412,9 @@
       </w:tcPr>
     </w:tblStylePr>
   </w:style>
-  <w:style w:type="table" w:styleId="PlainTable2">
+  <w:style w:type="table" w:styleId="EinfacheTabelle2">
     <w:name w:val="Plain Table 2"/>
-    <w:basedOn w:val="TableNormal"/>
+    <w:basedOn w:val="NormaleTabelle"/>
     <w:uiPriority w:val="59"/>
     <w:pPr>
       <w:spacing w:after="0"/>
@@ -14494,9 +14494,9 @@
       </w:tcPr>
     </w:tblStylePr>
   </w:style>
-  <w:style w:type="table" w:styleId="PlainTable3">
+  <w:style w:type="table" w:styleId="EinfacheTabelle3">
     <w:name w:val="Plain Table 3"/>
-    <w:basedOn w:val="TableNormal"/>
+    <w:basedOn w:val="NormaleTabelle"/>
     <w:uiPriority w:val="99"/>
     <w:pPr>
       <w:spacing w:after="0"/>
@@ -14574,9 +14574,9 @@
       </w:tcPr>
     </w:tblStylePr>
   </w:style>
-  <w:style w:type="table" w:styleId="PlainTable4">
+  <w:style w:type="table" w:styleId="EinfacheTabelle4">
     <w:name w:val="Plain Table 4"/>
-    <w:basedOn w:val="TableNormal"/>
+    <w:basedOn w:val="NormaleTabelle"/>
     <w:uiPriority w:val="99"/>
     <w:pPr>
       <w:spacing w:after="0"/>
@@ -14632,9 +14632,9 @@
       </w:tcPr>
     </w:tblStylePr>
   </w:style>
-  <w:style w:type="table" w:styleId="PlainTable5">
+  <w:style w:type="table" w:styleId="EinfacheTabelle5">
     <w:name w:val="Plain Table 5"/>
-    <w:basedOn w:val="TableNormal"/>
+    <w:basedOn w:val="NormaleTabelle"/>
     <w:uiPriority w:val="99"/>
     <w:pPr>
       <w:spacing w:after="0"/>
@@ -14727,7 +14727,7 @@
   </w:style>
   <w:style w:type="table" w:customStyle="1" w:styleId="GridTable1Light-Accent11">
     <w:name w:val="Grid Table 1 Light - Accent 11"/>
-    <w:basedOn w:val="TableNormal"/>
+    <w:basedOn w:val="NormaleTabelle"/>
     <w:uiPriority w:val="99"/>
     <w:pPr>
       <w:spacing w:after="0"/>
@@ -14793,7 +14793,7 @@
   </w:style>
   <w:style w:type="table" w:customStyle="1" w:styleId="GridTable1Light-Accent21">
     <w:name w:val="Grid Table 1 Light - Accent 21"/>
-    <w:basedOn w:val="TableNormal"/>
+    <w:basedOn w:val="NormaleTabelle"/>
     <w:uiPriority w:val="99"/>
     <w:pPr>
       <w:spacing w:after="0"/>
@@ -14859,7 +14859,7 @@
   </w:style>
   <w:style w:type="table" w:customStyle="1" w:styleId="GridTable1Light-Accent31">
     <w:name w:val="Grid Table 1 Light - Accent 31"/>
-    <w:basedOn w:val="TableNormal"/>
+    <w:basedOn w:val="NormaleTabelle"/>
     <w:uiPriority w:val="99"/>
     <w:pPr>
       <w:spacing w:after="0"/>
@@ -14925,7 +14925,7 @@
   </w:style>
   <w:style w:type="table" w:customStyle="1" w:styleId="GridTable1Light-Accent41">
     <w:name w:val="Grid Table 1 Light - Accent 41"/>
-    <w:basedOn w:val="TableNormal"/>
+    <w:basedOn w:val="NormaleTabelle"/>
     <w:uiPriority w:val="99"/>
     <w:pPr>
       <w:spacing w:after="0"/>
@@ -14991,7 +14991,7 @@
   </w:style>
   <w:style w:type="table" w:customStyle="1" w:styleId="GridTable1Light-Accent51">
     <w:name w:val="Grid Table 1 Light - Accent 51"/>
-    <w:basedOn w:val="TableNormal"/>
+    <w:basedOn w:val="NormaleTabelle"/>
     <w:uiPriority w:val="99"/>
     <w:pPr>
       <w:spacing w:after="0"/>
@@ -15057,7 +15057,7 @@
   </w:style>
   <w:style w:type="table" w:customStyle="1" w:styleId="GridTable1Light-Accent61">
     <w:name w:val="Grid Table 1 Light - Accent 61"/>
-    <w:basedOn w:val="TableNormal"/>
+    <w:basedOn w:val="NormaleTabelle"/>
     <w:uiPriority w:val="99"/>
     <w:pPr>
       <w:spacing w:after="0"/>
@@ -15121,9 +15121,9 @@
       </w:tcPr>
     </w:tblStylePr>
   </w:style>
-  <w:style w:type="table" w:styleId="GridTable2">
+  <w:style w:type="table" w:styleId="Gitternetztabelle2">
     <w:name w:val="Grid Table 2"/>
-    <w:basedOn w:val="TableNormal"/>
+    <w:basedOn w:val="NormaleTabelle"/>
     <w:uiPriority w:val="99"/>
     <w:pPr>
       <w:spacing w:after="0"/>
@@ -15206,7 +15206,7 @@
   </w:style>
   <w:style w:type="table" w:customStyle="1" w:styleId="GridTable2-Accent11">
     <w:name w:val="Grid Table 2 - Accent 11"/>
-    <w:basedOn w:val="TableNormal"/>
+    <w:basedOn w:val="NormaleTabelle"/>
     <w:uiPriority w:val="99"/>
     <w:pPr>
       <w:spacing w:after="0"/>
@@ -15289,7 +15289,7 @@
   </w:style>
   <w:style w:type="table" w:customStyle="1" w:styleId="GridTable2-Accent21">
     <w:name w:val="Grid Table 2 - Accent 21"/>
-    <w:basedOn w:val="TableNormal"/>
+    <w:basedOn w:val="NormaleTabelle"/>
     <w:uiPriority w:val="99"/>
     <w:pPr>
       <w:spacing w:after="0"/>
@@ -15372,7 +15372,7 @@
   </w:style>
   <w:style w:type="table" w:customStyle="1" w:styleId="GridTable2-Accent31">
     <w:name w:val="Grid Table 2 - Accent 31"/>
-    <w:basedOn w:val="TableNormal"/>
+    <w:basedOn w:val="NormaleTabelle"/>
     <w:uiPriority w:val="99"/>
     <w:pPr>
       <w:spacing w:after="0"/>
@@ -15455,7 +15455,7 @@
   </w:style>
   <w:style w:type="table" w:customStyle="1" w:styleId="GridTable2-Accent41">
     <w:name w:val="Grid Table 2 - Accent 41"/>
-    <w:basedOn w:val="TableNormal"/>
+    <w:basedOn w:val="NormaleTabelle"/>
     <w:uiPriority w:val="99"/>
     <w:pPr>
       <w:spacing w:after="0"/>
@@ -15538,7 +15538,7 @@
   </w:style>
   <w:style w:type="table" w:customStyle="1" w:styleId="GridTable2-Accent51">
     <w:name w:val="Grid Table 2 - Accent 51"/>
-    <w:basedOn w:val="TableNormal"/>
+    <w:basedOn w:val="NormaleTabelle"/>
     <w:uiPriority w:val="99"/>
     <w:pPr>
       <w:spacing w:after="0"/>
@@ -15621,7 +15621,7 @@
   </w:style>
   <w:style w:type="table" w:customStyle="1" w:styleId="GridTable2-Accent61">
     <w:name w:val="Grid Table 2 - Accent 61"/>
-    <w:basedOn w:val="TableNormal"/>
+    <w:basedOn w:val="NormaleTabelle"/>
     <w:uiPriority w:val="99"/>
     <w:pPr>
       <w:spacing w:after="0"/>
@@ -15702,9 +15702,9 @@
       </w:tcPr>
     </w:tblStylePr>
   </w:style>
-  <w:style w:type="table" w:styleId="GridTable3">
+  <w:style w:type="table" w:styleId="Gitternetztabelle3">
     <w:name w:val="Grid Table 3"/>
-    <w:basedOn w:val="TableNormal"/>
+    <w:basedOn w:val="NormaleTabelle"/>
     <w:uiPriority w:val="99"/>
     <w:pPr>
       <w:spacing w:after="0"/>
@@ -15810,7 +15810,7 @@
   </w:style>
   <w:style w:type="table" w:customStyle="1" w:styleId="GridTable3-Accent11">
     <w:name w:val="Grid Table 3 - Accent 11"/>
-    <w:basedOn w:val="TableNormal"/>
+    <w:basedOn w:val="NormaleTabelle"/>
     <w:uiPriority w:val="99"/>
     <w:pPr>
       <w:spacing w:after="0"/>
@@ -15916,7 +15916,7 @@
   </w:style>
   <w:style w:type="table" w:customStyle="1" w:styleId="GridTable3-Accent21">
     <w:name w:val="Grid Table 3 - Accent 21"/>
-    <w:basedOn w:val="TableNormal"/>
+    <w:basedOn w:val="NormaleTabelle"/>
     <w:uiPriority w:val="99"/>
     <w:pPr>
       <w:spacing w:after="0"/>
@@ -16022,7 +16022,7 @@
   </w:style>
   <w:style w:type="table" w:customStyle="1" w:styleId="GridTable3-Accent31">
     <w:name w:val="Grid Table 3 - Accent 31"/>
-    <w:basedOn w:val="TableNormal"/>
+    <w:basedOn w:val="NormaleTabelle"/>
     <w:uiPriority w:val="99"/>
     <w:pPr>
       <w:spacing w:after="0"/>
@@ -16128,7 +16128,7 @@
   </w:style>
   <w:style w:type="table" w:customStyle="1" w:styleId="GridTable3-Accent41">
     <w:name w:val="Grid Table 3 - Accent 41"/>
-    <w:basedOn w:val="TableNormal"/>
+    <w:basedOn w:val="NormaleTabelle"/>
     <w:uiPriority w:val="99"/>
     <w:pPr>
       <w:spacing w:after="0"/>
@@ -16234,7 +16234,7 @@
   </w:style>
   <w:style w:type="table" w:customStyle="1" w:styleId="GridTable3-Accent51">
     <w:name w:val="Grid Table 3 - Accent 51"/>
-    <w:basedOn w:val="TableNormal"/>
+    <w:basedOn w:val="NormaleTabelle"/>
     <w:uiPriority w:val="99"/>
     <w:pPr>
       <w:spacing w:after="0"/>
@@ -16340,7 +16340,7 @@
   </w:style>
   <w:style w:type="table" w:customStyle="1" w:styleId="GridTable3-Accent61">
     <w:name w:val="Grid Table 3 - Accent 61"/>
-    <w:basedOn w:val="TableNormal"/>
+    <w:basedOn w:val="NormaleTabelle"/>
     <w:uiPriority w:val="99"/>
     <w:pPr>
       <w:spacing w:after="0"/>
@@ -16444,9 +16444,9 @@
       </w:tcPr>
     </w:tblStylePr>
   </w:style>
-  <w:style w:type="table" w:styleId="GridTable4">
+  <w:style w:type="table" w:styleId="Gitternetztabelle4">
     <w:name w:val="Grid Table 4"/>
-    <w:basedOn w:val="TableNormal"/>
+    <w:basedOn w:val="NormaleTabelle"/>
     <w:uiPriority w:val="59"/>
     <w:pPr>
       <w:spacing w:after="0"/>
@@ -16530,7 +16530,7 @@
   </w:style>
   <w:style w:type="table" w:customStyle="1" w:styleId="GridTable4-Accent11">
     <w:name w:val="Grid Table 4 - Accent 11"/>
-    <w:basedOn w:val="TableNormal"/>
+    <w:basedOn w:val="NormaleTabelle"/>
     <w:uiPriority w:val="59"/>
     <w:pPr>
       <w:spacing w:after="0"/>
@@ -16614,7 +16614,7 @@
   </w:style>
   <w:style w:type="table" w:customStyle="1" w:styleId="GridTable4-Accent21">
     <w:name w:val="Grid Table 4 - Accent 21"/>
-    <w:basedOn w:val="TableNormal"/>
+    <w:basedOn w:val="NormaleTabelle"/>
     <w:uiPriority w:val="59"/>
     <w:pPr>
       <w:spacing w:after="0"/>
@@ -16698,7 +16698,7 @@
   </w:style>
   <w:style w:type="table" w:customStyle="1" w:styleId="GridTable4-Accent31">
     <w:name w:val="Grid Table 4 - Accent 31"/>
-    <w:basedOn w:val="TableNormal"/>
+    <w:basedOn w:val="NormaleTabelle"/>
     <w:uiPriority w:val="59"/>
     <w:pPr>
       <w:spacing w:after="0"/>
@@ -16782,7 +16782,7 @@
   </w:style>
   <w:style w:type="table" w:customStyle="1" w:styleId="GridTable4-Accent41">
     <w:name w:val="Grid Table 4 - Accent 41"/>
-    <w:basedOn w:val="TableNormal"/>
+    <w:basedOn w:val="NormaleTabelle"/>
     <w:uiPriority w:val="59"/>
     <w:pPr>
       <w:spacing w:after="0"/>
@@ -16866,7 +16866,7 @@
   </w:style>
   <w:style w:type="table" w:customStyle="1" w:styleId="GridTable4-Accent51">
     <w:name w:val="Grid Table 4 - Accent 51"/>
-    <w:basedOn w:val="TableNormal"/>
+    <w:basedOn w:val="NormaleTabelle"/>
     <w:uiPriority w:val="59"/>
     <w:pPr>
       <w:spacing w:after="0"/>
@@ -16950,7 +16950,7 @@
   </w:style>
   <w:style w:type="table" w:customStyle="1" w:styleId="GridTable4-Accent61">
     <w:name w:val="Grid Table 4 - Accent 61"/>
-    <w:basedOn w:val="TableNormal"/>
+    <w:basedOn w:val="NormaleTabelle"/>
     <w:uiPriority w:val="59"/>
     <w:pPr>
       <w:spacing w:after="0"/>
@@ -17032,9 +17032,9 @@
       </w:tcPr>
     </w:tblStylePr>
   </w:style>
-  <w:style w:type="table" w:styleId="GridTable5Dark">
+  <w:style w:type="table" w:styleId="Gitternetztabelle5dunkel">
     <w:name w:val="Grid Table 5 Dark"/>
-    <w:basedOn w:val="TableNormal"/>
+    <w:basedOn w:val="NormaleTabelle"/>
     <w:uiPriority w:val="99"/>
     <w:pPr>
       <w:spacing w:after="0"/>
@@ -17118,7 +17118,7 @@
   </w:style>
   <w:style w:type="table" w:customStyle="1" w:styleId="GridTable5Dark-Accent11">
     <w:name w:val="Grid Table 5 Dark - Accent 11"/>
-    <w:basedOn w:val="TableNormal"/>
+    <w:basedOn w:val="NormaleTabelle"/>
     <w:uiPriority w:val="99"/>
     <w:pPr>
       <w:spacing w:after="0"/>
@@ -17202,7 +17202,7 @@
   </w:style>
   <w:style w:type="table" w:customStyle="1" w:styleId="GridTable5Dark-Accent21">
     <w:name w:val="Grid Table 5 Dark - Accent 21"/>
-    <w:basedOn w:val="TableNormal"/>
+    <w:basedOn w:val="NormaleTabelle"/>
     <w:uiPriority w:val="99"/>
     <w:pPr>
       <w:spacing w:after="0"/>
@@ -17286,7 +17286,7 @@
   </w:style>
   <w:style w:type="table" w:customStyle="1" w:styleId="GridTable5Dark-Accent31">
     <w:name w:val="Grid Table 5 Dark - Accent 31"/>
-    <w:basedOn w:val="TableNormal"/>
+    <w:basedOn w:val="NormaleTabelle"/>
     <w:uiPriority w:val="99"/>
     <w:pPr>
       <w:spacing w:after="0"/>
@@ -17370,7 +17370,7 @@
   </w:style>
   <w:style w:type="table" w:customStyle="1" w:styleId="GridTable5Dark-Accent41">
     <w:name w:val="Grid Table 5 Dark - Accent 41"/>
-    <w:basedOn w:val="TableNormal"/>
+    <w:basedOn w:val="NormaleTabelle"/>
     <w:uiPriority w:val="99"/>
     <w:pPr>
       <w:spacing w:after="0"/>
@@ -17454,7 +17454,7 @@
   </w:style>
   <w:style w:type="table" w:customStyle="1" w:styleId="GridTable5Dark-Accent51">
     <w:name w:val="Grid Table 5 Dark - Accent 51"/>
-    <w:basedOn w:val="TableNormal"/>
+    <w:basedOn w:val="NormaleTabelle"/>
     <w:uiPriority w:val="99"/>
     <w:pPr>
       <w:spacing w:after="0"/>
@@ -17538,7 +17538,7 @@
   </w:style>
   <w:style w:type="table" w:customStyle="1" w:styleId="GridTable5Dark-Accent61">
     <w:name w:val="Grid Table 5 Dark - Accent 61"/>
-    <w:basedOn w:val="TableNormal"/>
+    <w:basedOn w:val="NormaleTabelle"/>
     <w:uiPriority w:val="99"/>
     <w:pPr>
       <w:spacing w:after="0"/>
@@ -17620,9 +17620,9 @@
       </w:tcPr>
     </w:tblStylePr>
   </w:style>
-  <w:style w:type="table" w:styleId="GridTable6Colorful">
+  <w:style w:type="table" w:styleId="Gitternetztabelle6farbig">
     <w:name w:val="Grid Table 6 Colorful"/>
-    <w:basedOn w:val="TableNormal"/>
+    <w:basedOn w:val="NormaleTabelle"/>
     <w:uiPriority w:val="99"/>
     <w:pPr>
       <w:spacing w:after="0"/>
@@ -17696,7 +17696,7 @@
   </w:style>
   <w:style w:type="table" w:customStyle="1" w:styleId="GridTable6Colorful-Accent11">
     <w:name w:val="Grid Table 6 Colorful - Accent 11"/>
-    <w:basedOn w:val="TableNormal"/>
+    <w:basedOn w:val="NormaleTabelle"/>
     <w:uiPriority w:val="99"/>
     <w:pPr>
       <w:spacing w:after="0"/>
@@ -17770,7 +17770,7 @@
   </w:style>
   <w:style w:type="table" w:customStyle="1" w:styleId="GridTable6Colorful-Accent21">
     <w:name w:val="Grid Table 6 Colorful - Accent 21"/>
-    <w:basedOn w:val="TableNormal"/>
+    <w:basedOn w:val="NormaleTabelle"/>
     <w:uiPriority w:val="99"/>
     <w:pPr>
       <w:spacing w:after="0"/>
@@ -17844,7 +17844,7 @@
   </w:style>
   <w:style w:type="table" w:customStyle="1" w:styleId="GridTable6Colorful-Accent31">
     <w:name w:val="Grid Table 6 Colorful - Accent 31"/>
-    <w:basedOn w:val="TableNormal"/>
+    <w:basedOn w:val="NormaleTabelle"/>
     <w:uiPriority w:val="99"/>
     <w:pPr>
       <w:spacing w:after="0"/>
@@ -17918,7 +17918,7 @@
   </w:style>
   <w:style w:type="table" w:customStyle="1" w:styleId="GridTable6Colorful-Accent41">
     <w:name w:val="Grid Table 6 Colorful - Accent 41"/>
-    <w:basedOn w:val="TableNormal"/>
+    <w:basedOn w:val="NormaleTabelle"/>
     <w:uiPriority w:val="99"/>
     <w:pPr>
       <w:spacing w:after="0"/>
@@ -17992,7 +17992,7 @@
   </w:style>
   <w:style w:type="table" w:customStyle="1" w:styleId="GridTable6Colorful-Accent51">
     <w:name w:val="Grid Table 6 Colorful - Accent 51"/>
-    <w:basedOn w:val="TableNormal"/>
+    <w:basedOn w:val="NormaleTabelle"/>
     <w:uiPriority w:val="99"/>
     <w:pPr>
       <w:spacing w:after="0"/>
@@ -18066,7 +18066,7 @@
   </w:style>
   <w:style w:type="table" w:customStyle="1" w:styleId="GridTable6Colorful-Accent61">
     <w:name w:val="Grid Table 6 Colorful - Accent 61"/>
-    <w:basedOn w:val="TableNormal"/>
+    <w:basedOn w:val="NormaleTabelle"/>
     <w:uiPriority w:val="99"/>
     <w:pPr>
       <w:spacing w:after="0"/>
@@ -18138,9 +18138,9 @@
       </w:rPr>
     </w:tblStylePr>
   </w:style>
-  <w:style w:type="table" w:styleId="GridTable7Colorful">
+  <w:style w:type="table" w:styleId="Gitternetztabelle7farbig">
     <w:name w:val="Grid Table 7 Colorful"/>
-    <w:basedOn w:val="TableNormal"/>
+    <w:basedOn w:val="NormaleTabelle"/>
     <w:uiPriority w:val="99"/>
     <w:pPr>
       <w:spacing w:after="0"/>
@@ -18257,7 +18257,7 @@
   </w:style>
   <w:style w:type="table" w:customStyle="1" w:styleId="GridTable7Colorful-Accent11">
     <w:name w:val="Grid Table 7 Colorful - Accent 11"/>
-    <w:basedOn w:val="TableNormal"/>
+    <w:basedOn w:val="NormaleTabelle"/>
     <w:uiPriority w:val="99"/>
     <w:pPr>
       <w:spacing w:after="0"/>
@@ -18374,7 +18374,7 @@
   </w:style>
   <w:style w:type="table" w:customStyle="1" w:styleId="GridTable7Colorful-Accent21">
     <w:name w:val="Grid Table 7 Colorful - Accent 21"/>
-    <w:basedOn w:val="TableNormal"/>
+    <w:basedOn w:val="NormaleTabelle"/>
     <w:uiPriority w:val="99"/>
     <w:pPr>
       <w:spacing w:after="0"/>
@@ -18491,7 +18491,7 @@
   </w:style>
   <w:style w:type="table" w:customStyle="1" w:styleId="GridTable7Colorful-Accent31">
     <w:name w:val="Grid Table 7 Colorful - Accent 31"/>
-    <w:basedOn w:val="TableNormal"/>
+    <w:basedOn w:val="NormaleTabelle"/>
     <w:uiPriority w:val="99"/>
     <w:pPr>
       <w:spacing w:after="0"/>
@@ -18608,7 +18608,7 @@
   </w:style>
   <w:style w:type="table" w:customStyle="1" w:styleId="GridTable7Colorful-Accent41">
     <w:name w:val="Grid Table 7 Colorful - Accent 41"/>
-    <w:basedOn w:val="TableNormal"/>
+    <w:basedOn w:val="NormaleTabelle"/>
     <w:uiPriority w:val="99"/>
     <w:pPr>
       <w:spacing w:after="0"/>
@@ -18725,7 +18725,7 @@
   </w:style>
   <w:style w:type="table" w:customStyle="1" w:styleId="GridTable7Colorful-Accent51">
     <w:name w:val="Grid Table 7 Colorful - Accent 51"/>
-    <w:basedOn w:val="TableNormal"/>
+    <w:basedOn w:val="NormaleTabelle"/>
     <w:uiPriority w:val="99"/>
     <w:pPr>
       <w:spacing w:after="0"/>
@@ -18842,7 +18842,7 @@
   </w:style>
   <w:style w:type="table" w:customStyle="1" w:styleId="GridTable7Colorful-Accent61">
     <w:name w:val="Grid Table 7 Colorful - Accent 61"/>
-    <w:basedOn w:val="TableNormal"/>
+    <w:basedOn w:val="NormaleTabelle"/>
     <w:uiPriority w:val="99"/>
     <w:pPr>
       <w:spacing w:after="0"/>
@@ -18957,9 +18957,9 @@
       </w:rPr>
     </w:tblStylePr>
   </w:style>
-  <w:style w:type="table" w:styleId="ListTable1Light">
+  <w:style w:type="table" w:styleId="Listentabelle1hell">
     <w:name w:val="List Table 1 Light"/>
-    <w:basedOn w:val="TableNormal"/>
+    <w:basedOn w:val="NormaleTabelle"/>
     <w:uiPriority w:val="99"/>
     <w:pPr>
       <w:spacing w:after="0"/>
@@ -19025,7 +19025,7 @@
   </w:style>
   <w:style w:type="table" w:customStyle="1" w:styleId="ListTable1Light-Accent11">
     <w:name w:val="List Table 1 Light - Accent 11"/>
-    <w:basedOn w:val="TableNormal"/>
+    <w:basedOn w:val="NormaleTabelle"/>
     <w:uiPriority w:val="99"/>
     <w:pPr>
       <w:spacing w:after="0"/>
@@ -19091,7 +19091,7 @@
   </w:style>
   <w:style w:type="table" w:customStyle="1" w:styleId="ListTable1Light-Accent21">
     <w:name w:val="List Table 1 Light - Accent 21"/>
-    <w:basedOn w:val="TableNormal"/>
+    <w:basedOn w:val="NormaleTabelle"/>
     <w:uiPriority w:val="99"/>
     <w:pPr>
       <w:spacing w:after="0"/>
@@ -19157,7 +19157,7 @@
   </w:style>
   <w:style w:type="table" w:customStyle="1" w:styleId="ListTable1Light-Accent31">
     <w:name w:val="List Table 1 Light - Accent 31"/>
-    <w:basedOn w:val="TableNormal"/>
+    <w:basedOn w:val="NormaleTabelle"/>
     <w:uiPriority w:val="99"/>
     <w:pPr>
       <w:spacing w:after="0"/>
@@ -19223,7 +19223,7 @@
   </w:style>
   <w:style w:type="table" w:customStyle="1" w:styleId="ListTable1Light-Accent41">
     <w:name w:val="List Table 1 Light - Accent 41"/>
-    <w:basedOn w:val="TableNormal"/>
+    <w:basedOn w:val="NormaleTabelle"/>
     <w:uiPriority w:val="99"/>
     <w:pPr>
       <w:spacing w:after="0"/>
@@ -19289,7 +19289,7 @@
   </w:style>
   <w:style w:type="table" w:customStyle="1" w:styleId="ListTable1Light-Accent51">
     <w:name w:val="List Table 1 Light - Accent 51"/>
-    <w:basedOn w:val="TableNormal"/>
+    <w:basedOn w:val="NormaleTabelle"/>
     <w:uiPriority w:val="99"/>
     <w:pPr>
       <w:spacing w:after="0"/>
@@ -19355,7 +19355,7 @@
   </w:style>
   <w:style w:type="table" w:customStyle="1" w:styleId="ListTable1Light-Accent61">
     <w:name w:val="List Table 1 Light - Accent 61"/>
-    <w:basedOn w:val="TableNormal"/>
+    <w:basedOn w:val="NormaleTabelle"/>
     <w:uiPriority w:val="99"/>
     <w:pPr>
       <w:spacing w:after="0"/>
@@ -19419,9 +19419,9 @@
       </w:tcPr>
     </w:tblStylePr>
   </w:style>
-  <w:style w:type="table" w:styleId="ListTable2">
+  <w:style w:type="table" w:styleId="Listentabelle2">
     <w:name w:val="List Table 2"/>
-    <w:basedOn w:val="TableNormal"/>
+    <w:basedOn w:val="NormaleTabelle"/>
     <w:uiPriority w:val="99"/>
     <w:pPr>
       <w:spacing w:after="0"/>
@@ -19510,7 +19510,7 @@
   </w:style>
   <w:style w:type="table" w:customStyle="1" w:styleId="ListTable2-Accent11">
     <w:name w:val="List Table 2 - Accent 11"/>
-    <w:basedOn w:val="TableNormal"/>
+    <w:basedOn w:val="NormaleTabelle"/>
     <w:uiPriority w:val="99"/>
     <w:pPr>
       <w:spacing w:after="0"/>
@@ -19599,7 +19599,7 @@
   </w:style>
   <w:style w:type="table" w:customStyle="1" w:styleId="ListTable2-Accent21">
     <w:name w:val="List Table 2 - Accent 21"/>
-    <w:basedOn w:val="TableNormal"/>
+    <w:basedOn w:val="NormaleTabelle"/>
     <w:uiPriority w:val="99"/>
     <w:pPr>
       <w:spacing w:after="0"/>
@@ -19688,7 +19688,7 @@
   </w:style>
   <w:style w:type="table" w:customStyle="1" w:styleId="ListTable2-Accent31">
     <w:name w:val="List Table 2 - Accent 31"/>
-    <w:basedOn w:val="TableNormal"/>
+    <w:basedOn w:val="NormaleTabelle"/>
     <w:uiPriority w:val="99"/>
     <w:pPr>
       <w:spacing w:after="0"/>
@@ -19777,7 +19777,7 @@
   </w:style>
   <w:style w:type="table" w:customStyle="1" w:styleId="ListTable2-Accent41">
     <w:name w:val="List Table 2 - Accent 41"/>
-    <w:basedOn w:val="TableNormal"/>
+    <w:basedOn w:val="NormaleTabelle"/>
     <w:uiPriority w:val="99"/>
     <w:pPr>
       <w:spacing w:after="0"/>
@@ -19866,7 +19866,7 @@
   </w:style>
   <w:style w:type="table" w:customStyle="1" w:styleId="ListTable2-Accent51">
     <w:name w:val="List Table 2 - Accent 51"/>
-    <w:basedOn w:val="TableNormal"/>
+    <w:basedOn w:val="NormaleTabelle"/>
     <w:uiPriority w:val="99"/>
     <w:pPr>
       <w:spacing w:after="0"/>
@@ -19955,7 +19955,7 @@
   </w:style>
   <w:style w:type="table" w:customStyle="1" w:styleId="ListTable2-Accent61">
     <w:name w:val="List Table 2 - Accent 61"/>
-    <w:basedOn w:val="TableNormal"/>
+    <w:basedOn w:val="NormaleTabelle"/>
     <w:uiPriority w:val="99"/>
     <w:pPr>
       <w:spacing w:after="0"/>
@@ -20042,9 +20042,9 @@
       </w:tcPr>
     </w:tblStylePr>
   </w:style>
-  <w:style w:type="table" w:styleId="ListTable3">
+  <w:style w:type="table" w:styleId="Listentabelle3">
     <w:name w:val="List Table 3"/>
-    <w:basedOn w:val="TableNormal"/>
+    <w:basedOn w:val="NormaleTabelle"/>
     <w:uiPriority w:val="99"/>
     <w:pPr>
       <w:spacing w:after="0"/>
@@ -20120,7 +20120,7 @@
   </w:style>
   <w:style w:type="table" w:customStyle="1" w:styleId="ListTable3-Accent11">
     <w:name w:val="List Table 3 - Accent 11"/>
-    <w:basedOn w:val="TableNormal"/>
+    <w:basedOn w:val="NormaleTabelle"/>
     <w:uiPriority w:val="99"/>
     <w:pPr>
       <w:spacing w:after="0"/>
@@ -20196,7 +20196,7 @@
   </w:style>
   <w:style w:type="table" w:customStyle="1" w:styleId="ListTable3-Accent21">
     <w:name w:val="List Table 3 - Accent 21"/>
-    <w:basedOn w:val="TableNormal"/>
+    <w:basedOn w:val="NormaleTabelle"/>
     <w:uiPriority w:val="99"/>
     <w:pPr>
       <w:spacing w:after="0"/>
@@ -20272,7 +20272,7 @@
   </w:style>
   <w:style w:type="table" w:customStyle="1" w:styleId="ListTable3-Accent31">
     <w:name w:val="List Table 3 - Accent 31"/>
-    <w:basedOn w:val="TableNormal"/>
+    <w:basedOn w:val="NormaleTabelle"/>
     <w:uiPriority w:val="99"/>
     <w:pPr>
       <w:spacing w:after="0"/>
@@ -20348,7 +20348,7 @@
   </w:style>
   <w:style w:type="table" w:customStyle="1" w:styleId="ListTable3-Accent41">
     <w:name w:val="List Table 3 - Accent 41"/>
-    <w:basedOn w:val="TableNormal"/>
+    <w:basedOn w:val="NormaleTabelle"/>
     <w:uiPriority w:val="99"/>
     <w:pPr>
       <w:spacing w:after="0"/>
@@ -20424,7 +20424,7 @@
   </w:style>
   <w:style w:type="table" w:customStyle="1" w:styleId="ListTable3-Accent51">
     <w:name w:val="List Table 3 - Accent 51"/>
-    <w:basedOn w:val="TableNormal"/>
+    <w:basedOn w:val="NormaleTabelle"/>
     <w:uiPriority w:val="99"/>
     <w:pPr>
       <w:spacing w:after="0"/>
@@ -20500,7 +20500,7 @@
   </w:style>
   <w:style w:type="table" w:customStyle="1" w:styleId="ListTable3-Accent61">
     <w:name w:val="List Table 3 - Accent 61"/>
-    <w:basedOn w:val="TableNormal"/>
+    <w:basedOn w:val="NormaleTabelle"/>
     <w:uiPriority w:val="99"/>
     <w:pPr>
       <w:spacing w:after="0"/>
@@ -20574,9 +20574,9 @@
       </w:tcPr>
     </w:tblStylePr>
   </w:style>
-  <w:style w:type="table" w:styleId="ListTable4">
+  <w:style w:type="table" w:styleId="Listentabelle4">
     <w:name w:val="List Table 4"/>
-    <w:basedOn w:val="TableNormal"/>
+    <w:basedOn w:val="NormaleTabelle"/>
     <w:uiPriority w:val="99"/>
     <w:pPr>
       <w:spacing w:after="0"/>
@@ -20647,7 +20647,7 @@
   </w:style>
   <w:style w:type="table" w:customStyle="1" w:styleId="ListTable4-Accent11">
     <w:name w:val="List Table 4 - Accent 11"/>
-    <w:basedOn w:val="TableNormal"/>
+    <w:basedOn w:val="NormaleTabelle"/>
     <w:uiPriority w:val="99"/>
     <w:pPr>
       <w:spacing w:after="0"/>
@@ -20718,7 +20718,7 @@
   </w:style>
   <w:style w:type="table" w:customStyle="1" w:styleId="ListTable4-Accent21">
     <w:name w:val="List Table 4 - Accent 21"/>
-    <w:basedOn w:val="TableNormal"/>
+    <w:basedOn w:val="NormaleTabelle"/>
     <w:uiPriority w:val="99"/>
     <w:pPr>
       <w:spacing w:after="0"/>
@@ -20789,7 +20789,7 @@
   </w:style>
   <w:style w:type="table" w:customStyle="1" w:styleId="ListTable4-Accent31">
     <w:name w:val="List Table 4 - Accent 31"/>
-    <w:basedOn w:val="TableNormal"/>
+    <w:basedOn w:val="NormaleTabelle"/>
     <w:uiPriority w:val="99"/>
     <w:pPr>
       <w:spacing w:after="0"/>
@@ -20860,7 +20860,7 @@
   </w:style>
   <w:style w:type="table" w:customStyle="1" w:styleId="ListTable4-Accent41">
     <w:name w:val="List Table 4 - Accent 41"/>
-    <w:basedOn w:val="TableNormal"/>
+    <w:basedOn w:val="NormaleTabelle"/>
     <w:uiPriority w:val="99"/>
     <w:pPr>
       <w:spacing w:after="0"/>
@@ -20931,7 +20931,7 @@
   </w:style>
   <w:style w:type="table" w:customStyle="1" w:styleId="ListTable4-Accent51">
     <w:name w:val="List Table 4 - Accent 51"/>
-    <w:basedOn w:val="TableNormal"/>
+    <w:basedOn w:val="NormaleTabelle"/>
     <w:uiPriority w:val="99"/>
     <w:pPr>
       <w:spacing w:after="0"/>
@@ -21002,7 +21002,7 @@
   </w:style>
   <w:style w:type="table" w:customStyle="1" w:styleId="ListTable4-Accent61">
     <w:name w:val="List Table 4 - Accent 61"/>
-    <w:basedOn w:val="TableNormal"/>
+    <w:basedOn w:val="NormaleTabelle"/>
     <w:uiPriority w:val="99"/>
     <w:pPr>
       <w:spacing w:after="0"/>
@@ -21071,9 +21071,9 @@
       </w:tcPr>
     </w:tblStylePr>
   </w:style>
-  <w:style w:type="table" w:styleId="ListTable5Dark">
+  <w:style w:type="table" w:styleId="Listentabelle5dunkel">
     <w:name w:val="List Table 5 Dark"/>
-    <w:basedOn w:val="TableNormal"/>
+    <w:basedOn w:val="NormaleTabelle"/>
     <w:uiPriority w:val="99"/>
     <w:pPr>
       <w:spacing w:after="0"/>
@@ -21179,7 +21179,7 @@
   </w:style>
   <w:style w:type="table" w:customStyle="1" w:styleId="ListTable5Dark-Accent11">
     <w:name w:val="List Table 5 Dark - Accent 11"/>
-    <w:basedOn w:val="TableNormal"/>
+    <w:basedOn w:val="NormaleTabelle"/>
     <w:uiPriority w:val="99"/>
     <w:pPr>
       <w:spacing w:after="0"/>
@@ -21285,7 +21285,7 @@
   </w:style>
   <w:style w:type="table" w:customStyle="1" w:styleId="ListTable5Dark-Accent21">
     <w:name w:val="List Table 5 Dark - Accent 21"/>
-    <w:basedOn w:val="TableNormal"/>
+    <w:basedOn w:val="NormaleTabelle"/>
     <w:uiPriority w:val="99"/>
     <w:pPr>
       <w:spacing w:after="0"/>
@@ -21391,7 +21391,7 @@
   </w:style>
   <w:style w:type="table" w:customStyle="1" w:styleId="ListTable5Dark-Accent31">
     <w:name w:val="List Table 5 Dark - Accent 31"/>
-    <w:basedOn w:val="TableNormal"/>
+    <w:basedOn w:val="NormaleTabelle"/>
     <w:uiPriority w:val="99"/>
     <w:pPr>
       <w:spacing w:after="0"/>
@@ -21497,7 +21497,7 @@
   </w:style>
   <w:style w:type="table" w:customStyle="1" w:styleId="ListTable5Dark-Accent41">
     <w:name w:val="List Table 5 Dark - Accent 41"/>
-    <w:basedOn w:val="TableNormal"/>
+    <w:basedOn w:val="NormaleTabelle"/>
     <w:uiPriority w:val="99"/>
     <w:pPr>
       <w:spacing w:after="0"/>
@@ -21603,7 +21603,7 @@
   </w:style>
   <w:style w:type="table" w:customStyle="1" w:styleId="ListTable5Dark-Accent51">
     <w:name w:val="List Table 5 Dark - Accent 51"/>
-    <w:basedOn w:val="TableNormal"/>
+    <w:basedOn w:val="NormaleTabelle"/>
     <w:uiPriority w:val="99"/>
     <w:pPr>
       <w:spacing w:after="0"/>
@@ -21709,7 +21709,7 @@
   </w:style>
   <w:style w:type="table" w:customStyle="1" w:styleId="ListTable5Dark-Accent61">
     <w:name w:val="List Table 5 Dark - Accent 61"/>
-    <w:basedOn w:val="TableNormal"/>
+    <w:basedOn w:val="NormaleTabelle"/>
     <w:uiPriority w:val="99"/>
     <w:pPr>
       <w:spacing w:after="0"/>
@@ -21813,9 +21813,9 @@
       </w:tcPr>
     </w:tblStylePr>
   </w:style>
-  <w:style w:type="table" w:styleId="ListTable6Colorful">
+  <w:style w:type="table" w:styleId="Listentabelle6farbig">
     <w:name w:val="List Table 6 Colorful"/>
-    <w:basedOn w:val="TableNormal"/>
+    <w:basedOn w:val="NormaleTabelle"/>
     <w:uiPriority w:val="99"/>
     <w:pPr>
       <w:spacing w:after="0"/>
@@ -21891,7 +21891,7 @@
   </w:style>
   <w:style w:type="table" w:customStyle="1" w:styleId="ListTable6Colorful-Accent11">
     <w:name w:val="List Table 6 Colorful - Accent 11"/>
-    <w:basedOn w:val="TableNormal"/>
+    <w:basedOn w:val="NormaleTabelle"/>
     <w:uiPriority w:val="99"/>
     <w:pPr>
       <w:spacing w:after="0"/>
@@ -21967,7 +21967,7 @@
   </w:style>
   <w:style w:type="table" w:customStyle="1" w:styleId="ListTable6Colorful-Accent21">
     <w:name w:val="List Table 6 Colorful - Accent 21"/>
-    <w:basedOn w:val="TableNormal"/>
+    <w:basedOn w:val="NormaleTabelle"/>
     <w:uiPriority w:val="99"/>
     <w:pPr>
       <w:spacing w:after="0"/>
@@ -22043,7 +22043,7 @@
   </w:style>
   <w:style w:type="table" w:customStyle="1" w:styleId="ListTable6Colorful-Accent31">
     <w:name w:val="List Table 6 Colorful - Accent 31"/>
-    <w:basedOn w:val="TableNormal"/>
+    <w:basedOn w:val="NormaleTabelle"/>
     <w:uiPriority w:val="99"/>
     <w:pPr>
       <w:spacing w:after="0"/>
@@ -22119,7 +22119,7 @@
   </w:style>
   <w:style w:type="table" w:customStyle="1" w:styleId="ListTable6Colorful-Accent41">
     <w:name w:val="List Table 6 Colorful - Accent 41"/>
-    <w:basedOn w:val="TableNormal"/>
+    <w:basedOn w:val="NormaleTabelle"/>
     <w:uiPriority w:val="99"/>
     <w:pPr>
       <w:spacing w:after="0"/>
@@ -22195,7 +22195,7 @@
   </w:style>
   <w:style w:type="table" w:customStyle="1" w:styleId="ListTable6Colorful-Accent51">
     <w:name w:val="List Table 6 Colorful - Accent 51"/>
-    <w:basedOn w:val="TableNormal"/>
+    <w:basedOn w:val="NormaleTabelle"/>
     <w:uiPriority w:val="99"/>
     <w:pPr>
       <w:spacing w:after="0"/>
@@ -22271,7 +22271,7 @@
   </w:style>
   <w:style w:type="table" w:customStyle="1" w:styleId="ListTable6Colorful-Accent61">
     <w:name w:val="List Table 6 Colorful - Accent 61"/>
-    <w:basedOn w:val="TableNormal"/>
+    <w:basedOn w:val="NormaleTabelle"/>
     <w:uiPriority w:val="99"/>
     <w:pPr>
       <w:spacing w:after="0"/>
@@ -22345,9 +22345,9 @@
       </w:rPr>
     </w:tblStylePr>
   </w:style>
-  <w:style w:type="table" w:styleId="ListTable7Colorful">
+  <w:style w:type="table" w:styleId="Listentabelle7farbig">
     <w:name w:val="List Table 7 Colorful"/>
-    <w:basedOn w:val="TableNormal"/>
+    <w:basedOn w:val="NormaleTabelle"/>
     <w:uiPriority w:val="99"/>
     <w:pPr>
       <w:spacing w:after="0"/>
@@ -22461,7 +22461,7 @@
   </w:style>
   <w:style w:type="table" w:customStyle="1" w:styleId="ListTable7Colorful-Accent11">
     <w:name w:val="List Table 7 Colorful - Accent 11"/>
-    <w:basedOn w:val="TableNormal"/>
+    <w:basedOn w:val="NormaleTabelle"/>
     <w:uiPriority w:val="99"/>
     <w:pPr>
       <w:spacing w:after="0"/>
@@ -22575,7 +22575,7 @@
   </w:style>
   <w:style w:type="table" w:customStyle="1" w:styleId="ListTable7Colorful-Accent21">
     <w:name w:val="List Table 7 Colorful - Accent 21"/>
-    <w:basedOn w:val="TableNormal"/>
+    <w:basedOn w:val="NormaleTabelle"/>
     <w:uiPriority w:val="99"/>
     <w:pPr>
       <w:spacing w:after="0"/>
@@ -22689,7 +22689,7 @@
   </w:style>
   <w:style w:type="table" w:customStyle="1" w:styleId="ListTable7Colorful-Accent31">
     <w:name w:val="List Table 7 Colorful - Accent 31"/>
-    <w:basedOn w:val="TableNormal"/>
+    <w:basedOn w:val="NormaleTabelle"/>
     <w:uiPriority w:val="99"/>
     <w:pPr>
       <w:spacing w:after="0"/>
@@ -22803,7 +22803,7 @@
   </w:style>
   <w:style w:type="table" w:customStyle="1" w:styleId="ListTable7Colorful-Accent41">
     <w:name w:val="List Table 7 Colorful - Accent 41"/>
-    <w:basedOn w:val="TableNormal"/>
+    <w:basedOn w:val="NormaleTabelle"/>
     <w:uiPriority w:val="99"/>
     <w:pPr>
       <w:spacing w:after="0"/>
@@ -22917,7 +22917,7 @@
   </w:style>
   <w:style w:type="table" w:customStyle="1" w:styleId="ListTable7Colorful-Accent51">
     <w:name w:val="List Table 7 Colorful - Accent 51"/>
-    <w:basedOn w:val="TableNormal"/>
+    <w:basedOn w:val="NormaleTabelle"/>
     <w:uiPriority w:val="99"/>
     <w:pPr>
       <w:spacing w:after="0"/>
@@ -23031,7 +23031,7 @@
   </w:style>
   <w:style w:type="table" w:customStyle="1" w:styleId="ListTable7Colorful-Accent61">
     <w:name w:val="List Table 7 Colorful - Accent 61"/>
-    <w:basedOn w:val="TableNormal"/>
+    <w:basedOn w:val="NormaleTabelle"/>
     <w:uiPriority w:val="99"/>
     <w:pPr>
       <w:spacing w:after="0"/>
@@ -23145,7 +23145,7 @@
   </w:style>
   <w:style w:type="table" w:customStyle="1" w:styleId="Lined-Accent">
     <w:name w:val="Lined - Accent"/>
-    <w:basedOn w:val="TableNormal"/>
+    <w:basedOn w:val="NormaleTabelle"/>
     <w:uiPriority w:val="99"/>
     <w:pPr>
       <w:spacing w:after="0"/>
@@ -23241,7 +23241,7 @@
   </w:style>
   <w:style w:type="table" w:customStyle="1" w:styleId="Lined-Accent1">
     <w:name w:val="Lined - Accent 1"/>
-    <w:basedOn w:val="TableNormal"/>
+    <w:basedOn w:val="NormaleTabelle"/>
     <w:uiPriority w:val="99"/>
     <w:pPr>
       <w:spacing w:after="0"/>
@@ -23337,7 +23337,7 @@
   </w:style>
   <w:style w:type="table" w:customStyle="1" w:styleId="Lined-Accent2">
     <w:name w:val="Lined - Accent 2"/>
-    <w:basedOn w:val="TableNormal"/>
+    <w:basedOn w:val="NormaleTabelle"/>
     <w:uiPriority w:val="99"/>
     <w:pPr>
       <w:spacing w:after="0"/>
@@ -23433,7 +23433,7 @@
   </w:style>
   <w:style w:type="table" w:customStyle="1" w:styleId="Lined-Accent3">
     <w:name w:val="Lined - Accent 3"/>
-    <w:basedOn w:val="TableNormal"/>
+    <w:basedOn w:val="NormaleTabelle"/>
     <w:uiPriority w:val="99"/>
     <w:pPr>
       <w:spacing w:after="0"/>
@@ -23529,7 +23529,7 @@
   </w:style>
   <w:style w:type="table" w:customStyle="1" w:styleId="Lined-Accent4">
     <w:name w:val="Lined - Accent 4"/>
-    <w:basedOn w:val="TableNormal"/>
+    <w:basedOn w:val="NormaleTabelle"/>
     <w:uiPriority w:val="99"/>
     <w:pPr>
       <w:spacing w:after="0"/>
@@ -23625,7 +23625,7 @@
   </w:style>
   <w:style w:type="table" w:customStyle="1" w:styleId="Lined-Accent5">
     <w:name w:val="Lined - Accent 5"/>
-    <w:basedOn w:val="TableNormal"/>
+    <w:basedOn w:val="NormaleTabelle"/>
     <w:uiPriority w:val="99"/>
     <w:pPr>
       <w:spacing w:after="0"/>
@@ -23721,7 +23721,7 @@
   </w:style>
   <w:style w:type="table" w:customStyle="1" w:styleId="Lined-Accent6">
     <w:name w:val="Lined - Accent 6"/>
-    <w:basedOn w:val="TableNormal"/>
+    <w:basedOn w:val="NormaleTabelle"/>
     <w:uiPriority w:val="99"/>
     <w:pPr>
       <w:spacing w:after="0"/>
@@ -23817,7 +23817,7 @@
   </w:style>
   <w:style w:type="table" w:customStyle="1" w:styleId="BorderedLined-Accent">
     <w:name w:val="Bordered &amp; Lined - Accent"/>
-    <w:basedOn w:val="TableNormal"/>
+    <w:basedOn w:val="NormaleTabelle"/>
     <w:uiPriority w:val="99"/>
     <w:pPr>
       <w:spacing w:after="0"/>
@@ -23921,7 +23921,7 @@
   </w:style>
   <w:style w:type="table" w:customStyle="1" w:styleId="BorderedLined-Accent1">
     <w:name w:val="Bordered &amp; Lined - Accent 1"/>
-    <w:basedOn w:val="TableNormal"/>
+    <w:basedOn w:val="NormaleTabelle"/>
     <w:uiPriority w:val="99"/>
     <w:pPr>
       <w:spacing w:after="0"/>
@@ -24025,7 +24025,7 @@
   </w:style>
   <w:style w:type="table" w:customStyle="1" w:styleId="BorderedLined-Accent2">
     <w:name w:val="Bordered &amp; Lined - Accent 2"/>
-    <w:basedOn w:val="TableNormal"/>
+    <w:basedOn w:val="NormaleTabelle"/>
     <w:uiPriority w:val="99"/>
     <w:pPr>
       <w:spacing w:after="0"/>
@@ -24129,7 +24129,7 @@
   </w:style>
   <w:style w:type="table" w:customStyle="1" w:styleId="BorderedLined-Accent3">
     <w:name w:val="Bordered &amp; Lined - Accent 3"/>
-    <w:basedOn w:val="TableNormal"/>
+    <w:basedOn w:val="NormaleTabelle"/>
     <w:uiPriority w:val="99"/>
     <w:pPr>
       <w:spacing w:after="0"/>
@@ -24233,7 +24233,7 @@
   </w:style>
   <w:style w:type="table" w:customStyle="1" w:styleId="BorderedLined-Accent4">
     <w:name w:val="Bordered &amp; Lined - Accent 4"/>
-    <w:basedOn w:val="TableNormal"/>
+    <w:basedOn w:val="NormaleTabelle"/>
     <w:uiPriority w:val="99"/>
     <w:pPr>
       <w:spacing w:after="0"/>
@@ -24337,7 +24337,7 @@
   </w:style>
   <w:style w:type="table" w:customStyle="1" w:styleId="BorderedLined-Accent5">
     <w:name w:val="Bordered &amp; Lined - Accent 5"/>
-    <w:basedOn w:val="TableNormal"/>
+    <w:basedOn w:val="NormaleTabelle"/>
     <w:uiPriority w:val="99"/>
     <w:pPr>
       <w:spacing w:after="0"/>
@@ -24441,7 +24441,7 @@
   </w:style>
   <w:style w:type="table" w:customStyle="1" w:styleId="BorderedLined-Accent6">
     <w:name w:val="Bordered &amp; Lined - Accent 6"/>
-    <w:basedOn w:val="TableNormal"/>
+    <w:basedOn w:val="NormaleTabelle"/>
     <w:uiPriority w:val="99"/>
     <w:pPr>
       <w:spacing w:after="0"/>
@@ -24545,7 +24545,7 @@
   </w:style>
   <w:style w:type="table" w:customStyle="1" w:styleId="Bordered">
     <w:name w:val="Bordered"/>
-    <w:basedOn w:val="TableNormal"/>
+    <w:basedOn w:val="NormaleTabelle"/>
     <w:uiPriority w:val="99"/>
     <w:pPr>
       <w:spacing w:after="0"/>
@@ -24627,7 +24627,7 @@
   </w:style>
   <w:style w:type="table" w:customStyle="1" w:styleId="Bordered-Accent1">
     <w:name w:val="Bordered - Accent 1"/>
-    <w:basedOn w:val="TableNormal"/>
+    <w:basedOn w:val="NormaleTabelle"/>
     <w:uiPriority w:val="99"/>
     <w:pPr>
       <w:spacing w:after="0"/>
@@ -24709,7 +24709,7 @@
   </w:style>
   <w:style w:type="table" w:customStyle="1" w:styleId="Bordered-Accent2">
     <w:name w:val="Bordered - Accent 2"/>
-    <w:basedOn w:val="TableNormal"/>
+    <w:basedOn w:val="NormaleTabelle"/>
     <w:uiPriority w:val="99"/>
     <w:pPr>
       <w:spacing w:after="0"/>
@@ -24791,7 +24791,7 @@
   </w:style>
   <w:style w:type="table" w:customStyle="1" w:styleId="Bordered-Accent3">
     <w:name w:val="Bordered - Accent 3"/>
-    <w:basedOn w:val="TableNormal"/>
+    <w:basedOn w:val="NormaleTabelle"/>
     <w:uiPriority w:val="99"/>
     <w:pPr>
       <w:spacing w:after="0"/>
@@ -24873,7 +24873,7 @@
   </w:style>
   <w:style w:type="table" w:customStyle="1" w:styleId="Bordered-Accent4">
     <w:name w:val="Bordered - Accent 4"/>
-    <w:basedOn w:val="TableNormal"/>
+    <w:basedOn w:val="NormaleTabelle"/>
     <w:uiPriority w:val="99"/>
     <w:pPr>
       <w:spacing w:after="0"/>
@@ -24955,7 +24955,7 @@
   </w:style>
   <w:style w:type="table" w:customStyle="1" w:styleId="Bordered-Accent5">
     <w:name w:val="Bordered - Accent 5"/>
-    <w:basedOn w:val="TableNormal"/>
+    <w:basedOn w:val="NormaleTabelle"/>
     <w:uiPriority w:val="99"/>
     <w:pPr>
       <w:spacing w:after="0"/>
@@ -25037,7 +25037,7 @@
   </w:style>
   <w:style w:type="table" w:customStyle="1" w:styleId="Bordered-Accent6">
     <w:name w:val="Bordered - Accent 6"/>
-    <w:basedOn w:val="TableNormal"/>
+    <w:basedOn w:val="NormaleTabelle"/>
     <w:uiPriority w:val="99"/>
     <w:pPr>
       <w:spacing w:after="0"/>
@@ -25124,10 +25124,10 @@
       <w:sz w:val="18"/>
     </w:rPr>
   </w:style>
-  <w:style w:type="paragraph" w:styleId="EndnoteText">
+  <w:style w:type="paragraph" w:styleId="Endnotentext">
     <w:name w:val="endnote text"/>
-    <w:basedOn w:val="Normal"/>
-    <w:link w:val="EndnoteTextChar"/>
+    <w:basedOn w:val="Standard"/>
+    <w:link w:val="EndnotentextZchn"/>
     <w:uiPriority w:val="99"/>
     <w:semiHidden/>
     <w:unhideWhenUsed/>
@@ -25138,17 +25138,17 @@
       <w:sz w:val="20"/>
     </w:rPr>
   </w:style>
-  <w:style w:type="character" w:customStyle="1" w:styleId="EndnoteTextChar">
-    <w:name w:val="Endnote Text Char"/>
-    <w:link w:val="EndnoteText"/>
+  <w:style w:type="character" w:customStyle="1" w:styleId="EndnotentextZchn">
+    <w:name w:val="Endnotentext Zchn"/>
+    <w:link w:val="Endnotentext"/>
     <w:uiPriority w:val="99"/>
     <w:rPr>
       <w:sz w:val="20"/>
     </w:rPr>
   </w:style>
-  <w:style w:type="character" w:styleId="EndnoteReference">
+  <w:style w:type="character" w:styleId="Endnotenzeichen">
     <w:name w:val="endnote reference"/>
-    <w:basedOn w:val="DefaultParagraphFont"/>
+    <w:basedOn w:val="Absatz-Standardschriftart"/>
     <w:uiPriority w:val="99"/>
     <w:semiHidden/>
     <w:unhideWhenUsed/>
@@ -25156,10 +25156,10 @@
       <w:vertAlign w:val="superscript"/>
     </w:rPr>
   </w:style>
-  <w:style w:type="paragraph" w:styleId="TableofFigures">
+  <w:style w:type="paragraph" w:styleId="Abbildungsverzeichnis">
     <w:name w:val="table of figures"/>
-    <w:basedOn w:val="Normal"/>
-    <w:next w:val="Normal"/>
+    <w:basedOn w:val="Standard"/>
+    <w:next w:val="Standard"/>
     <w:uiPriority w:val="99"/>
     <w:unhideWhenUsed/>
     <w:pPr>
@@ -25177,11 +25177,11 @@
       </w:tblCellMar>
     </w:tblPr>
   </w:style>
-  <w:style w:type="paragraph" w:styleId="Title">
+  <w:style w:type="paragraph" w:styleId="Titel">
     <w:name w:val="Title"/>
-    <w:basedOn w:val="Normal"/>
-    <w:next w:val="Normal"/>
-    <w:link w:val="TitleChar1"/>
+    <w:basedOn w:val="Standard"/>
+    <w:next w:val="Standard"/>
+    <w:link w:val="TitelZchn"/>
     <w:uiPriority w:val="10"/>
     <w:qFormat/>
     <w:pPr>
@@ -25195,9 +25195,9 @@
       <w:szCs w:val="32"/>
     </w:rPr>
   </w:style>
-  <w:style w:type="character" w:customStyle="1" w:styleId="Heading2Char1">
-    <w:name w:val="Heading 2 Char1"/>
-    <w:link w:val="Heading2"/>
+  <w:style w:type="character" w:customStyle="1" w:styleId="berschrift2Zchn">
+    <w:name w:val="Überschrift 2 Zchn"/>
+    <w:link w:val="berschrift2"/>
     <w:uiPriority w:val="9"/>
     <w:rPr>
       <w:rFonts w:ascii="Arial" w:eastAsia="Times New Roman" w:hAnsi="Arial" w:cs="Arial"/>
@@ -25210,10 +25210,10 @@
       <w:lang w:val="en-US" w:eastAsia="en-US"/>
     </w:rPr>
   </w:style>
-  <w:style w:type="paragraph" w:styleId="BalloonText">
+  <w:style w:type="paragraph" w:styleId="Sprechblasentext">
     <w:name w:val="Balloon Text"/>
-    <w:basedOn w:val="Normal"/>
-    <w:link w:val="BalloonTextChar"/>
+    <w:basedOn w:val="Standard"/>
+    <w:link w:val="SprechblasentextZchn"/>
     <w:uiPriority w:val="99"/>
     <w:semiHidden/>
     <w:unhideWhenUsed/>
@@ -25226,9 +25226,9 @@
       <w:szCs w:val="16"/>
     </w:rPr>
   </w:style>
-  <w:style w:type="character" w:customStyle="1" w:styleId="BalloonTextChar">
-    <w:name w:val="Balloon Text Char"/>
-    <w:link w:val="BalloonText"/>
+  <w:style w:type="character" w:customStyle="1" w:styleId="SprechblasentextZchn">
+    <w:name w:val="Sprechblasentext Zchn"/>
+    <w:link w:val="Sprechblasentext"/>
     <w:uiPriority w:val="99"/>
     <w:semiHidden/>
     <w:rPr>
@@ -25239,7 +25239,7 @@
   </w:style>
   <w:style w:type="paragraph" w:customStyle="1" w:styleId="Kapitel">
     <w:name w:val="Kapitel"/>
-    <w:basedOn w:val="Normal"/>
+    <w:basedOn w:val="Standard"/>
     <w:pPr>
       <w:framePr w:w="3969" w:hSpace="142" w:vSpace="142" w:wrap="around" w:vAnchor="page" w:hAnchor="page" w:x="1708" w:y="959"/>
       <w:spacing w:after="0" w:line="240" w:lineRule="auto"/>
@@ -25253,9 +25253,9 @@
       <w:lang w:val="cs-CZ" w:eastAsia="de-DE"/>
     </w:rPr>
   </w:style>
-  <w:style w:type="character" w:customStyle="1" w:styleId="Heading1Char1">
-    <w:name w:val="Heading 1 Char1"/>
-    <w:link w:val="Heading1"/>
+  <w:style w:type="character" w:customStyle="1" w:styleId="berschrift1Zchn">
+    <w:name w:val="Überschrift 1 Zchn"/>
+    <w:link w:val="berschrift1"/>
     <w:uiPriority w:val="9"/>
     <w:rPr>
       <w:rFonts w:eastAsia="Times New Roman"/>
@@ -25266,10 +25266,10 @@
       <w:lang w:val="en-GB" w:eastAsia="en-US"/>
     </w:rPr>
   </w:style>
-  <w:style w:type="paragraph" w:styleId="Header">
+  <w:style w:type="paragraph" w:styleId="Kopfzeile">
     <w:name w:val="header"/>
-    <w:basedOn w:val="Normal"/>
-    <w:link w:val="HeaderChar1"/>
+    <w:basedOn w:val="Standard"/>
+    <w:link w:val="KopfzeileZchn"/>
     <w:uiPriority w:val="99"/>
     <w:unhideWhenUsed/>
     <w:pPr>
@@ -25280,16 +25280,16 @@
       <w:spacing w:after="0" w:line="240" w:lineRule="auto"/>
     </w:pPr>
   </w:style>
-  <w:style w:type="character" w:customStyle="1" w:styleId="HeaderChar1">
-    <w:name w:val="Header Char1"/>
-    <w:basedOn w:val="DefaultParagraphFont"/>
-    <w:link w:val="Header"/>
+  <w:style w:type="character" w:customStyle="1" w:styleId="KopfzeileZchn">
+    <w:name w:val="Kopfzeile Zchn"/>
+    <w:basedOn w:val="Absatz-Standardschriftart"/>
+    <w:link w:val="Kopfzeile"/>
     <w:uiPriority w:val="99"/>
   </w:style>
-  <w:style w:type="paragraph" w:styleId="Footer">
+  <w:style w:type="paragraph" w:styleId="Fuzeile">
     <w:name w:val="footer"/>
-    <w:basedOn w:val="Normal"/>
-    <w:link w:val="FooterChar1"/>
+    <w:basedOn w:val="Standard"/>
+    <w:link w:val="FuzeileZchn"/>
     <w:uiPriority w:val="99"/>
     <w:unhideWhenUsed/>
     <w:pPr>
@@ -25300,15 +25300,15 @@
       <w:spacing w:after="0" w:line="240" w:lineRule="auto"/>
     </w:pPr>
   </w:style>
-  <w:style w:type="character" w:customStyle="1" w:styleId="FooterChar1">
-    <w:name w:val="Footer Char1"/>
-    <w:basedOn w:val="DefaultParagraphFont"/>
-    <w:link w:val="Footer"/>
+  <w:style w:type="character" w:customStyle="1" w:styleId="FuzeileZchn">
+    <w:name w:val="Fußzeile Zchn"/>
+    <w:basedOn w:val="Absatz-Standardschriftart"/>
+    <w:link w:val="Fuzeile"/>
     <w:uiPriority w:val="99"/>
   </w:style>
-  <w:style w:type="character" w:customStyle="1" w:styleId="Heading3Char1">
-    <w:name w:val="Heading 3 Char1"/>
-    <w:link w:val="Heading3"/>
+  <w:style w:type="character" w:customStyle="1" w:styleId="berschrift3Zchn">
+    <w:name w:val="Überschrift 3 Zchn"/>
+    <w:link w:val="berschrift3"/>
     <w:uiPriority w:val="9"/>
     <w:rPr>
       <w:rFonts w:eastAsia="Times New Roman"/>
@@ -25318,9 +25318,9 @@
       <w:lang w:val="en-GB" w:eastAsia="en-US"/>
     </w:rPr>
   </w:style>
-  <w:style w:type="paragraph" w:styleId="TOCHeading">
+  <w:style w:type="paragraph" w:styleId="Inhaltsverzeichnisberschrift">
     <w:name w:val="TOC Heading"/>
-    <w:next w:val="Normal"/>
+    <w:next w:val="Standard"/>
     <w:uiPriority w:val="39"/>
     <w:unhideWhenUsed/>
     <w:qFormat/>
@@ -25338,10 +25338,10 @@
       <w:lang w:val="de-DE" w:eastAsia="en-US"/>
     </w:rPr>
   </w:style>
-  <w:style w:type="paragraph" w:styleId="TOC2">
+  <w:style w:type="paragraph" w:styleId="Verzeichnis2">
     <w:name w:val="toc 2"/>
-    <w:basedOn w:val="Normal"/>
-    <w:next w:val="Normal"/>
+    <w:basedOn w:val="Standard"/>
+    <w:next w:val="Standard"/>
     <w:uiPriority w:val="39"/>
     <w:unhideWhenUsed/>
     <w:pPr>
@@ -25358,10 +25358,10 @@
       <w:sz w:val="24"/>
     </w:rPr>
   </w:style>
-  <w:style w:type="paragraph" w:styleId="TOC3">
+  <w:style w:type="paragraph" w:styleId="Verzeichnis3">
     <w:name w:val="toc 3"/>
-    <w:basedOn w:val="Normal"/>
-    <w:next w:val="Normal"/>
+    <w:basedOn w:val="Standard"/>
+    <w:next w:val="Standard"/>
     <w:uiPriority w:val="39"/>
     <w:unhideWhenUsed/>
     <w:pPr>
@@ -25385,10 +25385,10 @@
       <w:u w:val="single"/>
     </w:rPr>
   </w:style>
-  <w:style w:type="paragraph" w:styleId="TOC1">
+  <w:style w:type="paragraph" w:styleId="Verzeichnis1">
     <w:name w:val="toc 1"/>
-    <w:basedOn w:val="Normal"/>
-    <w:next w:val="Normal"/>
+    <w:basedOn w:val="Standard"/>
+    <w:next w:val="Standard"/>
     <w:uiPriority w:val="39"/>
     <w:unhideWhenUsed/>
     <w:pPr>
@@ -25406,9 +25406,9 @@
       <w:sz w:val="24"/>
     </w:rPr>
   </w:style>
-  <w:style w:type="character" w:customStyle="1" w:styleId="Heading4Char1">
-    <w:name w:val="Heading 4 Char1"/>
-    <w:link w:val="Heading4"/>
+  <w:style w:type="character" w:customStyle="1" w:styleId="berschrift4Zchn">
+    <w:name w:val="Überschrift 4 Zchn"/>
+    <w:link w:val="berschrift4"/>
     <w:uiPriority w:val="9"/>
     <w:rPr>
       <w:rFonts w:eastAsia="Times New Roman"/>
@@ -25420,9 +25420,9 @@
       <w:lang w:val="en-GB"/>
     </w:rPr>
   </w:style>
-  <w:style w:type="character" w:customStyle="1" w:styleId="Heading5Char1">
-    <w:name w:val="Heading 5 Char1"/>
-    <w:link w:val="Heading5"/>
+  <w:style w:type="character" w:customStyle="1" w:styleId="berschrift5Zchn">
+    <w:name w:val="Überschrift 5 Zchn"/>
+    <w:link w:val="berschrift5"/>
     <w:uiPriority w:val="9"/>
     <w:semiHidden/>
     <w:rPr>
@@ -25430,9 +25430,9 @@
       <w:color w:val="243F60"/>
     </w:rPr>
   </w:style>
-  <w:style w:type="character" w:customStyle="1" w:styleId="Heading6Char1">
-    <w:name w:val="Heading 6 Char1"/>
-    <w:link w:val="Heading6"/>
+  <w:style w:type="character" w:customStyle="1" w:styleId="berschrift6Zchn">
+    <w:name w:val="Überschrift 6 Zchn"/>
+    <w:link w:val="berschrift6"/>
     <w:uiPriority w:val="9"/>
     <w:semiHidden/>
     <w:rPr>
@@ -25442,9 +25442,9 @@
       <w:color w:val="243F60"/>
     </w:rPr>
   </w:style>
-  <w:style w:type="character" w:customStyle="1" w:styleId="Heading7Char1">
-    <w:name w:val="Heading 7 Char1"/>
-    <w:link w:val="Heading7"/>
+  <w:style w:type="character" w:customStyle="1" w:styleId="berschrift7Zchn">
+    <w:name w:val="Überschrift 7 Zchn"/>
+    <w:link w:val="berschrift7"/>
     <w:uiPriority w:val="9"/>
     <w:semiHidden/>
     <w:rPr>
@@ -25454,9 +25454,9 @@
       <w:color w:val="404040"/>
     </w:rPr>
   </w:style>
-  <w:style w:type="character" w:customStyle="1" w:styleId="Heading8Char1">
-    <w:name w:val="Heading 8 Char1"/>
-    <w:link w:val="Heading8"/>
+  <w:style w:type="character" w:customStyle="1" w:styleId="berschrift8Zchn">
+    <w:name w:val="Überschrift 8 Zchn"/>
+    <w:link w:val="berschrift8"/>
     <w:uiPriority w:val="9"/>
     <w:semiHidden/>
     <w:rPr>
@@ -25464,9 +25464,9 @@
       <w:color w:val="404040"/>
     </w:rPr>
   </w:style>
-  <w:style w:type="character" w:customStyle="1" w:styleId="Heading9Char1">
-    <w:name w:val="Heading 9 Char1"/>
-    <w:link w:val="Heading9"/>
+  <w:style w:type="character" w:customStyle="1" w:styleId="berschrift9Zchn">
+    <w:name w:val="Überschrift 9 Zchn"/>
+    <w:link w:val="berschrift9"/>
     <w:uiPriority w:val="9"/>
     <w:semiHidden/>
     <w:rPr>
@@ -25480,9 +25480,9 @@
     <w:name w:val="Formatvorlage1"/>
     <w:uiPriority w:val="99"/>
   </w:style>
-  <w:style w:type="character" w:customStyle="1" w:styleId="TitleChar1">
-    <w:name w:val="Title Char1"/>
-    <w:link w:val="Title"/>
+  <w:style w:type="character" w:customStyle="1" w:styleId="TitelZchn">
+    <w:name w:val="Titel Zchn"/>
+    <w:link w:val="Titel"/>
     <w:uiPriority w:val="10"/>
     <w:rPr>
       <w:rFonts w:ascii="Arial" w:eastAsia="Times New Roman" w:hAnsi="Arial"/>
@@ -25495,7 +25495,7 @@
   </w:style>
   <w:style w:type="paragraph" w:customStyle="1" w:styleId="Kasten">
     <w:name w:val="Kasten"/>
-    <w:basedOn w:val="Heading4"/>
+    <w:basedOn w:val="berschrift4"/>
     <w:pPr>
       <w:keepNext w:val="0"/>
       <w:keepLines w:val="0"/>
@@ -25516,10 +25516,10 @@
       <w:lang w:eastAsia="de-DE"/>
     </w:rPr>
   </w:style>
-  <w:style w:type="paragraph" w:styleId="FootnoteText">
+  <w:style w:type="paragraph" w:styleId="Funotentext">
     <w:name w:val="footnote text"/>
-    <w:basedOn w:val="Normal"/>
-    <w:link w:val="FootnoteTextChar1"/>
+    <w:basedOn w:val="Standard"/>
+    <w:link w:val="FunotentextZchn"/>
     <w:uiPriority w:val="99"/>
     <w:semiHidden/>
     <w:unhideWhenUsed/>
@@ -25528,9 +25528,9 @@
       <w:szCs w:val="20"/>
     </w:rPr>
   </w:style>
-  <w:style w:type="character" w:customStyle="1" w:styleId="FootnoteTextChar1">
-    <w:name w:val="Footnote Text Char1"/>
-    <w:link w:val="FootnoteText"/>
+  <w:style w:type="character" w:customStyle="1" w:styleId="FunotentextZchn">
+    <w:name w:val="Fußnotentext Zchn"/>
+    <w:link w:val="Funotentext"/>
     <w:uiPriority w:val="99"/>
     <w:semiHidden/>
     <w:rPr>
@@ -25539,7 +25539,7 @@
       <w:lang w:val="de-DE" w:eastAsia="en-US"/>
     </w:rPr>
   </w:style>
-  <w:style w:type="character" w:styleId="FootnoteReference">
+  <w:style w:type="character" w:styleId="Funotenzeichen">
     <w:name w:val="footnote reference"/>
     <w:uiPriority w:val="99"/>
     <w:semiHidden/>
@@ -25548,10 +25548,10 @@
       <w:vertAlign w:val="superscript"/>
     </w:rPr>
   </w:style>
-  <w:style w:type="paragraph" w:styleId="TOC4">
+  <w:style w:type="paragraph" w:styleId="Verzeichnis4">
     <w:name w:val="toc 4"/>
-    <w:basedOn w:val="Normal"/>
-    <w:next w:val="Normal"/>
+    <w:basedOn w:val="Standard"/>
+    <w:next w:val="Standard"/>
     <w:uiPriority w:val="39"/>
     <w:unhideWhenUsed/>
     <w:pPr>
@@ -25564,10 +25564,10 @@
       <w:lang w:val="de-AT" w:eastAsia="de-AT"/>
     </w:rPr>
   </w:style>
-  <w:style w:type="paragraph" w:styleId="TOC5">
+  <w:style w:type="paragraph" w:styleId="Verzeichnis5">
     <w:name w:val="toc 5"/>
-    <w:basedOn w:val="Normal"/>
-    <w:next w:val="Normal"/>
+    <w:basedOn w:val="Standard"/>
+    <w:next w:val="Standard"/>
     <w:uiPriority w:val="39"/>
     <w:unhideWhenUsed/>
     <w:pPr>
@@ -25580,10 +25580,10 @@
       <w:lang w:val="de-AT" w:eastAsia="de-AT"/>
     </w:rPr>
   </w:style>
-  <w:style w:type="paragraph" w:styleId="TOC6">
+  <w:style w:type="paragraph" w:styleId="Verzeichnis6">
     <w:name w:val="toc 6"/>
-    <w:basedOn w:val="Normal"/>
-    <w:next w:val="Normal"/>
+    <w:basedOn w:val="Standard"/>
+    <w:next w:val="Standard"/>
     <w:uiPriority w:val="39"/>
     <w:unhideWhenUsed/>
     <w:pPr>
@@ -25596,10 +25596,10 @@
       <w:lang w:val="de-AT" w:eastAsia="de-AT"/>
     </w:rPr>
   </w:style>
-  <w:style w:type="paragraph" w:styleId="TOC7">
+  <w:style w:type="paragraph" w:styleId="Verzeichnis7">
     <w:name w:val="toc 7"/>
-    <w:basedOn w:val="Normal"/>
-    <w:next w:val="Normal"/>
+    <w:basedOn w:val="Standard"/>
+    <w:next w:val="Standard"/>
     <w:uiPriority w:val="39"/>
     <w:unhideWhenUsed/>
     <w:pPr>
@@ -25612,10 +25612,10 @@
       <w:lang w:val="de-AT" w:eastAsia="de-AT"/>
     </w:rPr>
   </w:style>
-  <w:style w:type="paragraph" w:styleId="TOC8">
+  <w:style w:type="paragraph" w:styleId="Verzeichnis8">
     <w:name w:val="toc 8"/>
-    <w:basedOn w:val="Normal"/>
-    <w:next w:val="Normal"/>
+    <w:basedOn w:val="Standard"/>
+    <w:next w:val="Standard"/>
     <w:uiPriority w:val="39"/>
     <w:unhideWhenUsed/>
     <w:pPr>
@@ -25628,10 +25628,10 @@
       <w:lang w:val="de-AT" w:eastAsia="de-AT"/>
     </w:rPr>
   </w:style>
-  <w:style w:type="paragraph" w:styleId="TOC9">
+  <w:style w:type="paragraph" w:styleId="Verzeichnis9">
     <w:name w:val="toc 9"/>
-    <w:basedOn w:val="Normal"/>
-    <w:next w:val="Normal"/>
+    <w:basedOn w:val="Standard"/>
+    <w:next w:val="Standard"/>
     <w:uiPriority w:val="39"/>
     <w:unhideWhenUsed/>
     <w:pPr>
@@ -25644,9 +25644,9 @@
       <w:lang w:val="de-AT" w:eastAsia="de-AT"/>
     </w:rPr>
   </w:style>
-  <w:style w:type="paragraph" w:styleId="ListParagraph">
+  <w:style w:type="paragraph" w:styleId="Listenabsatz">
     <w:name w:val="List Paragraph"/>
-    <w:basedOn w:val="Normal"/>
+    <w:basedOn w:val="Standard"/>
     <w:uiPriority w:val="34"/>
     <w:qFormat/>
     <w:pPr>
@@ -25656,7 +25656,7 @@
   </w:style>
   <w:style w:type="paragraph" w:customStyle="1" w:styleId="TableParagraph">
     <w:name w:val="Table Paragraph"/>
-    <w:basedOn w:val="Normal"/>
+    <w:basedOn w:val="Standard"/>
     <w:uiPriority w:val="1"/>
     <w:qFormat/>
     <w:pPr>
@@ -25691,9 +25691,9 @@
       </w:tblCellMar>
     </w:tblPr>
   </w:style>
-  <w:style w:type="table" w:styleId="TableGrid">
+  <w:style w:type="table" w:styleId="Tabellenraster">
     <w:name w:val="Table Grid"/>
-    <w:basedOn w:val="TableNormal"/>
+    <w:basedOn w:val="NormaleTabelle"/>
     <w:uiPriority w:val="59"/>
     <w:tblPr>
       <w:tblBorders>
@@ -25706,10 +25706,10 @@
       </w:tblBorders>
     </w:tblPr>
   </w:style>
-  <w:style w:type="paragraph" w:styleId="Caption">
+  <w:style w:type="paragraph" w:styleId="Beschriftung">
     <w:name w:val="caption"/>
-    <w:basedOn w:val="Normal"/>
-    <w:next w:val="Normal"/>
+    <w:basedOn w:val="Standard"/>
+    <w:next w:val="Standard"/>
     <w:uiPriority w:val="35"/>
     <w:unhideWhenUsed/>
     <w:qFormat/>
@@ -25720,7 +25720,7 @@
       <w:szCs w:val="20"/>
     </w:rPr>
   </w:style>
-  <w:style w:type="character" w:styleId="CommentReference">
+  <w:style w:type="character" w:styleId="Kommentarzeichen">
     <w:name w:val="annotation reference"/>
     <w:uiPriority w:val="99"/>
     <w:semiHidden/>
@@ -25730,10 +25730,10 @@
       <w:szCs w:val="16"/>
     </w:rPr>
   </w:style>
-  <w:style w:type="paragraph" w:styleId="CommentText">
+  <w:style w:type="paragraph" w:styleId="Kommentartext">
     <w:name w:val="annotation text"/>
-    <w:basedOn w:val="Normal"/>
-    <w:link w:val="CommentTextChar"/>
+    <w:basedOn w:val="Standard"/>
+    <w:link w:val="KommentartextZchn"/>
     <w:uiPriority w:val="99"/>
     <w:unhideWhenUsed/>
     <w:rPr>
@@ -25741,20 +25741,20 @@
       <w:szCs w:val="20"/>
     </w:rPr>
   </w:style>
-  <w:style w:type="character" w:customStyle="1" w:styleId="CommentTextChar">
-    <w:name w:val="Comment Text Char"/>
-    <w:link w:val="CommentText"/>
+  <w:style w:type="character" w:customStyle="1" w:styleId="KommentartextZchn">
+    <w:name w:val="Kommentartext Zchn"/>
+    <w:link w:val="Kommentartext"/>
     <w:uiPriority w:val="99"/>
     <w:rPr>
       <w:rFonts w:ascii="TU Text Light" w:hAnsi="TU Text Light"/>
       <w:lang w:val="de-DE" w:eastAsia="en-US"/>
     </w:rPr>
   </w:style>
-  <w:style w:type="paragraph" w:styleId="CommentSubject">
+  <w:style w:type="paragraph" w:styleId="Kommentarthema">
     <w:name w:val="annotation subject"/>
-    <w:basedOn w:val="CommentText"/>
-    <w:next w:val="CommentText"/>
-    <w:link w:val="CommentSubjectChar"/>
+    <w:basedOn w:val="Kommentartext"/>
+    <w:next w:val="Kommentartext"/>
+    <w:link w:val="KommentarthemaZchn"/>
     <w:uiPriority w:val="99"/>
     <w:semiHidden/>
     <w:unhideWhenUsed/>
@@ -25763,9 +25763,9 @@
       <w:bCs/>
     </w:rPr>
   </w:style>
-  <w:style w:type="character" w:customStyle="1" w:styleId="CommentSubjectChar">
-    <w:name w:val="Comment Subject Char"/>
-    <w:link w:val="CommentSubject"/>
+  <w:style w:type="character" w:customStyle="1" w:styleId="KommentarthemaZchn">
+    <w:name w:val="Kommentarthema Zchn"/>
+    <w:link w:val="Kommentarthema"/>
     <w:uiPriority w:val="99"/>
     <w:semiHidden/>
     <w:rPr>
@@ -25775,9 +25775,9 @@
       <w:lang w:val="de-DE" w:eastAsia="en-US"/>
     </w:rPr>
   </w:style>
-  <w:style w:type="paragraph" w:styleId="NormalWeb">
+  <w:style w:type="paragraph" w:styleId="StandardWeb">
     <w:name w:val="Normal (Web)"/>
-    <w:basedOn w:val="Normal"/>
+    <w:basedOn w:val="Standard"/>
     <w:uiPriority w:val="99"/>
     <w:unhideWhenUsed/>
     <w:pPr>
@@ -25796,7 +25796,7 @@
   </w:style>
   <w:style w:type="table" w:customStyle="1" w:styleId="GridTableLight0">
     <w:name w:val="Grid Table Light0"/>
-    <w:basedOn w:val="TableNormal"/>
+    <w:basedOn w:val="NormaleTabelle"/>
     <w:uiPriority w:val="40"/>
     <w:pPr>
       <w:pBdr>
@@ -25824,7 +25824,7 @@
       </w:tblBorders>
     </w:tblPr>
   </w:style>
-  <w:style w:type="paragraph" w:styleId="NoSpacing">
+  <w:style w:type="paragraph" w:styleId="KeinLeerraum">
     <w:name w:val="No Spacing"/>
     <w:uiPriority w:val="1"/>
     <w:qFormat/>
@@ -25835,10 +25835,10 @@
       <w:lang w:val="de-DE" w:eastAsia="en-US"/>
     </w:rPr>
   </w:style>
-  <w:style w:type="paragraph" w:styleId="BodyText">
+  <w:style w:type="paragraph" w:styleId="Textkrper">
     <w:name w:val="Body Text"/>
-    <w:basedOn w:val="Normal"/>
-    <w:link w:val="BodyTextChar"/>
+    <w:basedOn w:val="Standard"/>
+    <w:link w:val="TextkrperZchn"/>
     <w:uiPriority w:val="1"/>
     <w:qFormat/>
     <w:pPr>
@@ -25850,10 +25850,10 @@
       <w:lang w:val="en-US"/>
     </w:rPr>
   </w:style>
-  <w:style w:type="character" w:customStyle="1" w:styleId="BodyTextChar">
-    <w:name w:val="Body Text Char"/>
-    <w:basedOn w:val="DefaultParagraphFont"/>
-    <w:link w:val="BodyText"/>
+  <w:style w:type="character" w:customStyle="1" w:styleId="TextkrperZchn">
+    <w:name w:val="Textkörper Zchn"/>
+    <w:basedOn w:val="Absatz-Standardschriftart"/>
+    <w:link w:val="Textkrper"/>
     <w:uiPriority w:val="1"/>
     <w:rPr>
       <w:rFonts w:ascii="Arial" w:eastAsia="Arial" w:hAnsi="Arial" w:cs="Arial"/>
@@ -25864,7 +25864,7 @@
   </w:style>
   <w:style w:type="character" w:customStyle="1" w:styleId="NichtaufgelsteErwhnung1">
     <w:name w:val="Nicht aufgelöste Erwähnung1"/>
-    <w:basedOn w:val="DefaultParagraphFont"/>
+    <w:basedOn w:val="Absatz-Standardschriftart"/>
     <w:uiPriority w:val="99"/>
     <w:semiHidden/>
     <w:unhideWhenUsed/>
@@ -25873,9 +25873,9 @@
       <w:shd w:val="clear" w:color="auto" w:fill="E1DFDD"/>
     </w:rPr>
   </w:style>
-  <w:style w:type="character" w:styleId="FollowedHyperlink">
+  <w:style w:type="character" w:styleId="BesuchterLink">
     <w:name w:val="FollowedHyperlink"/>
-    <w:basedOn w:val="DefaultParagraphFont"/>
+    <w:basedOn w:val="Absatz-Standardschriftart"/>
     <w:uiPriority w:val="99"/>
     <w:semiHidden/>
     <w:unhideWhenUsed/>
@@ -25884,11 +25884,11 @@
       <w:u w:val="single"/>
     </w:rPr>
   </w:style>
-  <w:style w:type="paragraph" w:styleId="Subtitle">
+  <w:style w:type="paragraph" w:styleId="Untertitel">
     <w:name w:val="Subtitle"/>
-    <w:basedOn w:val="Normal"/>
-    <w:next w:val="Normal"/>
-    <w:link w:val="SubtitleChar"/>
+    <w:basedOn w:val="Standard"/>
+    <w:next w:val="Standard"/>
+    <w:link w:val="UntertitelZchn"/>
     <w:uiPriority w:val="11"/>
     <w:qFormat/>
     <w:pPr>
@@ -26011,7 +26011,7 @@
   </w:style>
   <w:style w:type="character" w:customStyle="1" w:styleId="NichtaufgelsteErwhnung2">
     <w:name w:val="Nicht aufgelöste Erwähnung2"/>
-    <w:basedOn w:val="DefaultParagraphFont"/>
+    <w:basedOn w:val="Absatz-Standardschriftart"/>
     <w:uiPriority w:val="99"/>
     <w:semiHidden/>
     <w:unhideWhenUsed/>
@@ -26020,9 +26020,9 @@
       <w:shd w:val="clear" w:color="auto" w:fill="E1DFDD"/>
     </w:rPr>
   </w:style>
-  <w:style w:type="character" w:styleId="Strong">
+  <w:style w:type="character" w:styleId="Fett">
     <w:name w:val="Strong"/>
-    <w:basedOn w:val="DefaultParagraphFont"/>
+    <w:basedOn w:val="Absatz-Standardschriftart"/>
     <w:uiPriority w:val="22"/>
     <w:qFormat/>
     <w:rPr>
@@ -26032,7 +26032,7 @@
   </w:style>
   <w:style w:type="character" w:customStyle="1" w:styleId="UnresolvedMention1">
     <w:name w:val="Unresolved Mention1"/>
-    <w:basedOn w:val="DefaultParagraphFont"/>
+    <w:basedOn w:val="Absatz-Standardschriftart"/>
     <w:uiPriority w:val="99"/>
     <w:semiHidden/>
     <w:unhideWhenUsed/>
@@ -26043,8 +26043,8 @@
   </w:style>
   <w:style w:type="table" w:customStyle="1" w:styleId="Tabellenraster1">
     <w:name w:val="Tabellenraster1"/>
-    <w:basedOn w:val="TableNormal"/>
-    <w:next w:val="TableGrid"/>
+    <w:basedOn w:val="NormaleTabelle"/>
+    <w:next w:val="Tabellenraster"/>
     <w:uiPriority w:val="59"/>
     <w:tblPr>
       <w:tblBorders>
@@ -26057,9 +26057,9 @@
       </w:tblBorders>
     </w:tblPr>
   </w:style>
-  <w:style w:type="table" w:styleId="GridTable1Light">
+  <w:style w:type="table" w:styleId="Gitternetztabelle1hell">
     <w:name w:val="Grid Table 1 Light"/>
-    <w:basedOn w:val="TableNormal"/>
+    <w:basedOn w:val="NormaleTabelle"/>
     <w:uiPriority w:val="46"/>
     <w:pPr>
       <w:spacing w:after="0"/>
@@ -26113,7 +26113,7 @@
       </w:rPr>
     </w:tblStylePr>
   </w:style>
-  <w:style w:type="paragraph" w:styleId="Revision">
+  <w:style w:type="paragraph" w:styleId="berarbeitung">
     <w:name w:val="Revision"/>
     <w:hidden/>
     <w:uiPriority w:val="99"/>
@@ -26128,10 +26128,10 @@
       <w:lang w:val="de-DE" w:eastAsia="en-US"/>
     </w:rPr>
   </w:style>
-  <w:style w:type="paragraph" w:styleId="HTMLPreformatted">
+  <w:style w:type="paragraph" w:styleId="HTMLVorformatiert">
     <w:name w:val="HTML Preformatted"/>
-    <w:basedOn w:val="Normal"/>
-    <w:link w:val="HTMLPreformattedChar"/>
+    <w:basedOn w:val="Standard"/>
+    <w:link w:val="HTMLVorformatiertZchn"/>
     <w:uiPriority w:val="99"/>
     <w:semiHidden/>
     <w:unhideWhenUsed/>
@@ -26145,16 +26145,28 @@
       <w:szCs w:val="20"/>
     </w:rPr>
   </w:style>
-  <w:style w:type="character" w:customStyle="1" w:styleId="HTMLPreformattedChar">
-    <w:name w:val="HTML Preformatted Char"/>
-    <w:basedOn w:val="DefaultParagraphFont"/>
-    <w:link w:val="HTMLPreformatted"/>
+  <w:style w:type="character" w:customStyle="1" w:styleId="HTMLVorformatiertZchn">
+    <w:name w:val="HTML Vorformatiert Zchn"/>
+    <w:basedOn w:val="Absatz-Standardschriftart"/>
+    <w:link w:val="HTMLVorformatiert"/>
     <w:uiPriority w:val="99"/>
     <w:semiHidden/>
     <w:rsid w:val="008D71CD"/>
     <w:rPr>
       <w:rFonts w:ascii="Consolas" w:hAnsi="Consolas"/>
       <w:lang w:val="de-DE" w:eastAsia="en-US"/>
+    </w:rPr>
+  </w:style>
+  <w:style w:type="character" w:styleId="NichtaufgelsteErwhnung">
+    <w:name w:val="Unresolved Mention"/>
+    <w:basedOn w:val="Absatz-Standardschriftart"/>
+    <w:uiPriority w:val="99"/>
+    <w:semiHidden/>
+    <w:unhideWhenUsed/>
+    <w:rsid w:val="00AF272D"/>
+    <w:rPr>
+      <w:color w:val="605E5C"/>
+      <w:shd w:val="clear" w:color="auto" w:fill="E1DFDD"/>
     </w:rPr>
   </w:style>
 </w:styles>

--- a/src/main/resources/org/damap/base/template/scienceEuropeTemplate.docx
+++ b/src/main/resources/org/damap/base/template/scienceEuropeTemplate.docx
@@ -28,27 +28,27 @@
     </w:p>
     <w:p>
       <w:pPr>
-        <w:pStyle w:val="berschrift3"/>
+        <w:pStyle w:val="Heading3"/>
       </w:pPr>
     </w:p>
     <w:p>
       <w:pPr>
-        <w:pStyle w:val="berschrift3"/>
+        <w:pStyle w:val="Heading3"/>
       </w:pPr>
     </w:p>
     <w:p>
       <w:pPr>
-        <w:pStyle w:val="berschrift3"/>
+        <w:pStyle w:val="Heading3"/>
       </w:pPr>
     </w:p>
     <w:p>
       <w:pPr>
-        <w:pStyle w:val="berschrift3"/>
+        <w:pStyle w:val="Heading3"/>
       </w:pPr>
     </w:p>
     <w:p>
       <w:pPr>
-        <w:pStyle w:val="berschrift3"/>
+        <w:pStyle w:val="Heading3"/>
       </w:pPr>
       <w:r>
         <w:t>You are almost there!</w:t>
@@ -436,7 +436,7 @@
     </w:p>
     <w:p>
       <w:pPr>
-        <w:pStyle w:val="Titel"/>
+        <w:pStyle w:val="Title"/>
         <w:tabs>
           <w:tab w:val="left" w:pos="2847"/>
         </w:tabs>
@@ -466,7 +466,7 @@
     </w:p>
     <w:p>
       <w:pPr>
-        <w:pStyle w:val="Titel"/>
+        <w:pStyle w:val="Title"/>
         <w:spacing w:after="840"/>
         <w:jc w:val="center"/>
         <w:rPr>
@@ -1172,7 +1172,7 @@
                     </wp:anchor>
                   </w:drawing>
                 </mc:Choice>
-                <mc:Fallback xmlns:a="http://schemas.openxmlformats.org/drawingml/2006/main" xmlns:wp14="http://schemas.microsoft.com/office/word/2010/wordml" xmlns:pic="http://schemas.openxmlformats.org/drawingml/2006/picture">
+                <mc:Fallback xmlns:pic="http://schemas.openxmlformats.org/drawingml/2006/picture" xmlns:wp14="http://schemas.microsoft.com/office/word/2010/wordml" xmlns:a="http://schemas.openxmlformats.org/drawingml/2006/main">
                   <w:pict w14:anchorId="0091B2AA">
                     <v:shapetype coordsize="21600,21600" o:spt="75" o:preferrelative="t" path="m@4@5l@4@11@9@11@9@5xe" type="#_x0000_t75">
                       <v:formulas>
@@ -2573,7 +2573,7 @@
       <w:sdtContent>
         <w:p>
           <w:pPr>
-            <w:pStyle w:val="Verzeichnis1"/>
+            <w:pStyle w:val="TOC1"/>
             <w:rPr>
               <w:rFonts w:asciiTheme="minorHAnsi" w:eastAsiaTheme="minorEastAsia" w:hAnsiTheme="minorHAnsi" w:cstheme="minorBidi"/>
               <w:caps w:val="0"/>
@@ -2620,7 +2620,7 @@
         </w:p>
         <w:p>
           <w:pPr>
-            <w:pStyle w:val="Verzeichnis3"/>
+            <w:pStyle w:val="TOC3"/>
             <w:rPr>
               <w:rFonts w:asciiTheme="minorHAnsi" w:eastAsiaTheme="minorEastAsia" w:hAnsiTheme="minorHAnsi" w:cstheme="minorBidi"/>
               <w:lang w:val="de-AT" w:eastAsia="de-AT"/>
@@ -2655,7 +2655,7 @@
         </w:p>
         <w:p>
           <w:pPr>
-            <w:pStyle w:val="Verzeichnis3"/>
+            <w:pStyle w:val="TOC3"/>
             <w:rPr>
               <w:rFonts w:asciiTheme="minorHAnsi" w:eastAsiaTheme="minorEastAsia" w:hAnsiTheme="minorHAnsi" w:cstheme="minorBidi"/>
               <w:lang w:val="de-AT" w:eastAsia="de-AT"/>
@@ -2690,7 +2690,7 @@
         </w:p>
         <w:p>
           <w:pPr>
-            <w:pStyle w:val="Verzeichnis1"/>
+            <w:pStyle w:val="TOC1"/>
             <w:rPr>
               <w:rFonts w:asciiTheme="minorHAnsi" w:eastAsiaTheme="minorEastAsia" w:hAnsiTheme="minorHAnsi" w:cstheme="minorBidi"/>
               <w:caps w:val="0"/>
@@ -2768,7 +2768,7 @@
         </w:p>
         <w:p>
           <w:pPr>
-            <w:pStyle w:val="Verzeichnis3"/>
+            <w:pStyle w:val="TOC3"/>
             <w:rPr>
               <w:rFonts w:asciiTheme="minorHAnsi" w:eastAsiaTheme="minorEastAsia" w:hAnsiTheme="minorHAnsi" w:cstheme="minorBidi"/>
               <w:lang w:val="de-AT" w:eastAsia="de-AT"/>
@@ -2841,7 +2841,7 @@
         </w:p>
         <w:p>
           <w:pPr>
-            <w:pStyle w:val="Verzeichnis3"/>
+            <w:pStyle w:val="TOC3"/>
             <w:rPr>
               <w:rFonts w:asciiTheme="minorHAnsi" w:eastAsiaTheme="minorEastAsia" w:hAnsiTheme="minorHAnsi" w:cstheme="minorBidi"/>
               <w:lang w:val="de-AT" w:eastAsia="de-AT"/>
@@ -2914,7 +2914,7 @@
         </w:p>
         <w:p>
           <w:pPr>
-            <w:pStyle w:val="Verzeichnis1"/>
+            <w:pStyle w:val="TOC1"/>
             <w:rPr>
               <w:rFonts w:asciiTheme="minorHAnsi" w:eastAsiaTheme="minorEastAsia" w:hAnsiTheme="minorHAnsi" w:cstheme="minorBidi"/>
               <w:caps w:val="0"/>
@@ -2993,7 +2993,7 @@
         </w:p>
         <w:p>
           <w:pPr>
-            <w:pStyle w:val="Verzeichnis3"/>
+            <w:pStyle w:val="TOC3"/>
             <w:rPr>
               <w:rFonts w:asciiTheme="minorHAnsi" w:eastAsiaTheme="minorEastAsia" w:hAnsiTheme="minorHAnsi" w:cstheme="minorBidi"/>
               <w:lang w:val="de-AT" w:eastAsia="de-AT"/>
@@ -3066,7 +3066,7 @@
         </w:p>
         <w:p>
           <w:pPr>
-            <w:pStyle w:val="Verzeichnis3"/>
+            <w:pStyle w:val="TOC3"/>
             <w:rPr>
               <w:rFonts w:asciiTheme="minorHAnsi" w:eastAsiaTheme="minorEastAsia" w:hAnsiTheme="minorHAnsi" w:cstheme="minorBidi"/>
               <w:lang w:val="de-AT" w:eastAsia="de-AT"/>
@@ -3139,7 +3139,7 @@
         </w:p>
         <w:p>
           <w:pPr>
-            <w:pStyle w:val="Verzeichnis1"/>
+            <w:pStyle w:val="TOC1"/>
             <w:rPr>
               <w:rFonts w:asciiTheme="minorHAnsi" w:eastAsiaTheme="minorEastAsia" w:hAnsiTheme="minorHAnsi" w:cstheme="minorBidi"/>
               <w:caps w:val="0"/>
@@ -3218,7 +3218,7 @@
         </w:p>
         <w:p>
           <w:pPr>
-            <w:pStyle w:val="Verzeichnis3"/>
+            <w:pStyle w:val="TOC3"/>
             <w:rPr>
               <w:rFonts w:asciiTheme="minorHAnsi" w:eastAsiaTheme="minorEastAsia" w:hAnsiTheme="minorHAnsi" w:cstheme="minorBidi"/>
               <w:lang w:val="de-AT" w:eastAsia="de-AT"/>
@@ -3291,7 +3291,7 @@
         </w:p>
         <w:p>
           <w:pPr>
-            <w:pStyle w:val="Verzeichnis3"/>
+            <w:pStyle w:val="TOC3"/>
             <w:rPr>
               <w:rFonts w:asciiTheme="minorHAnsi" w:eastAsiaTheme="minorEastAsia" w:hAnsiTheme="minorHAnsi" w:cstheme="minorBidi"/>
               <w:lang w:val="de-AT" w:eastAsia="de-AT"/>
@@ -3364,7 +3364,7 @@
         </w:p>
         <w:p>
           <w:pPr>
-            <w:pStyle w:val="Verzeichnis1"/>
+            <w:pStyle w:val="TOC1"/>
             <w:rPr>
               <w:rFonts w:asciiTheme="minorHAnsi" w:eastAsiaTheme="minorEastAsia" w:hAnsiTheme="minorHAnsi" w:cstheme="minorBidi"/>
               <w:caps w:val="0"/>
@@ -3443,7 +3443,7 @@
         </w:p>
         <w:p>
           <w:pPr>
-            <w:pStyle w:val="Verzeichnis3"/>
+            <w:pStyle w:val="TOC3"/>
             <w:rPr>
               <w:rFonts w:asciiTheme="minorHAnsi" w:eastAsiaTheme="minorEastAsia" w:hAnsiTheme="minorHAnsi" w:cstheme="minorBidi"/>
               <w:lang w:val="de-AT" w:eastAsia="de-AT"/>
@@ -3516,7 +3516,7 @@
         </w:p>
         <w:p>
           <w:pPr>
-            <w:pStyle w:val="Verzeichnis3"/>
+            <w:pStyle w:val="TOC3"/>
             <w:rPr>
               <w:rFonts w:asciiTheme="minorHAnsi" w:eastAsiaTheme="minorEastAsia" w:hAnsiTheme="minorHAnsi" w:cstheme="minorBidi"/>
               <w:lang w:val="de-AT" w:eastAsia="de-AT"/>
@@ -3589,7 +3589,7 @@
         </w:p>
         <w:p>
           <w:pPr>
-            <w:pStyle w:val="Verzeichnis3"/>
+            <w:pStyle w:val="TOC3"/>
             <w:rPr>
               <w:rFonts w:asciiTheme="minorHAnsi" w:eastAsiaTheme="minorEastAsia" w:hAnsiTheme="minorHAnsi" w:cstheme="minorBidi"/>
               <w:lang w:val="de-AT" w:eastAsia="de-AT"/>
@@ -3662,7 +3662,7 @@
         </w:p>
         <w:p>
           <w:pPr>
-            <w:pStyle w:val="Verzeichnis1"/>
+            <w:pStyle w:val="TOC1"/>
             <w:rPr>
               <w:rFonts w:asciiTheme="minorHAnsi" w:eastAsiaTheme="minorEastAsia" w:hAnsiTheme="minorHAnsi" w:cstheme="minorBidi"/>
               <w:caps w:val="0"/>
@@ -3741,7 +3741,7 @@
         </w:p>
         <w:p>
           <w:pPr>
-            <w:pStyle w:val="Verzeichnis3"/>
+            <w:pStyle w:val="TOC3"/>
             <w:rPr>
               <w:rFonts w:asciiTheme="minorHAnsi" w:eastAsiaTheme="minorEastAsia" w:hAnsiTheme="minorHAnsi" w:cstheme="minorBidi"/>
               <w:lang w:val="de-AT" w:eastAsia="de-AT"/>
@@ -3814,7 +3814,7 @@
         </w:p>
         <w:p>
           <w:pPr>
-            <w:pStyle w:val="Verzeichnis3"/>
+            <w:pStyle w:val="TOC3"/>
             <w:rPr>
               <w:rFonts w:asciiTheme="minorHAnsi" w:eastAsiaTheme="minorEastAsia" w:hAnsiTheme="minorHAnsi" w:cstheme="minorBidi"/>
               <w:lang w:val="de-AT" w:eastAsia="de-AT"/>
@@ -3887,7 +3887,7 @@
         </w:p>
         <w:p>
           <w:pPr>
-            <w:pStyle w:val="Verzeichnis1"/>
+            <w:pStyle w:val="TOC1"/>
             <w:rPr>
               <w:rFonts w:asciiTheme="minorHAnsi" w:eastAsiaTheme="minorEastAsia" w:hAnsiTheme="minorHAnsi" w:cstheme="minorBidi"/>
               <w:caps w:val="0"/>
@@ -3966,7 +3966,7 @@
         </w:p>
         <w:p>
           <w:pPr>
-            <w:pStyle w:val="Verzeichnis3"/>
+            <w:pStyle w:val="TOC3"/>
             <w:rPr>
               <w:rFonts w:asciiTheme="minorHAnsi" w:eastAsiaTheme="minorEastAsia" w:hAnsiTheme="minorHAnsi" w:cstheme="minorBidi"/>
               <w:lang w:val="de-AT" w:eastAsia="de-AT"/>
@@ -4039,7 +4039,7 @@
         </w:p>
         <w:p>
           <w:pPr>
-            <w:pStyle w:val="Verzeichnis3"/>
+            <w:pStyle w:val="TOC3"/>
             <w:rPr>
               <w:rFonts w:asciiTheme="minorHAnsi" w:eastAsiaTheme="minorEastAsia" w:hAnsiTheme="minorHAnsi" w:cstheme="minorBidi"/>
               <w:lang w:val="de-AT" w:eastAsia="de-AT"/>
@@ -4112,7 +4112,7 @@
         </w:p>
         <w:p>
           <w:pPr>
-            <w:pStyle w:val="Verzeichnis2"/>
+            <w:pStyle w:val="TOC2"/>
             <w:jc w:val="left"/>
             <w:rPr>
               <w:b/>
@@ -4140,7 +4140,7 @@
     </w:p>
     <w:p>
       <w:pPr>
-        <w:pStyle w:val="berschrift1"/>
+        <w:pStyle w:val="Heading1"/>
         <w:numPr>
           <w:ilvl w:val="0"/>
           <w:numId w:val="0"/>
@@ -4158,7 +4158,7 @@
     </w:p>
     <w:p>
       <w:pPr>
-        <w:pStyle w:val="berschrift3"/>
+        <w:pStyle w:val="Heading3"/>
         <w:jc w:val="both"/>
       </w:pPr>
       <w:bookmarkStart w:id="3" w:name="_Toc109653439"/>
@@ -4231,7 +4231,7 @@
     </w:p>
     <w:p>
       <w:pPr>
-        <w:pStyle w:val="Listenabsatz"/>
+        <w:pStyle w:val="ListParagraph"/>
         <w:numPr>
           <w:ilvl w:val="0"/>
           <w:numId w:val="30"/>
@@ -4251,7 +4251,7 @@
     </w:p>
     <w:p>
       <w:pPr>
-        <w:pStyle w:val="Listenabsatz"/>
+        <w:pStyle w:val="ListParagraph"/>
         <w:numPr>
           <w:ilvl w:val="0"/>
           <w:numId w:val="30"/>
@@ -4271,7 +4271,7 @@
     </w:p>
     <w:p>
       <w:pPr>
-        <w:pStyle w:val="Listenabsatz"/>
+        <w:pStyle w:val="ListParagraph"/>
         <w:numPr>
           <w:ilvl w:val="0"/>
           <w:numId w:val="30"/>
@@ -4291,7 +4291,7 @@
     </w:p>
     <w:p>
       <w:pPr>
-        <w:pStyle w:val="Listenabsatz"/>
+        <w:pStyle w:val="ListParagraph"/>
         <w:numPr>
           <w:ilvl w:val="0"/>
           <w:numId w:val="30"/>
@@ -4311,7 +4311,7 @@
     </w:p>
     <w:p>
       <w:pPr>
-        <w:pStyle w:val="berschrift3"/>
+        <w:pStyle w:val="Heading3"/>
       </w:pPr>
       <w:bookmarkStart w:id="4" w:name="_Toc109653440"/>
       <w:r>
@@ -4389,7 +4389,7 @@
     </w:p>
     <w:p>
       <w:pPr>
-        <w:pStyle w:val="berschrift1"/>
+        <w:pStyle w:val="Heading1"/>
         <w:numPr>
           <w:ilvl w:val="0"/>
           <w:numId w:val="33"/>
@@ -4407,7 +4407,7 @@
     </w:p>
     <w:p>
       <w:pPr>
-        <w:pStyle w:val="berschrift3"/>
+        <w:pStyle w:val="Heading3"/>
       </w:pPr>
       <w:bookmarkStart w:id="6" w:name="_Toc109653442"/>
       <w:r>
@@ -5645,7 +5645,7 @@
     </w:p>
     <w:p>
       <w:pPr>
-        <w:pStyle w:val="berschrift3"/>
+        <w:pStyle w:val="Heading3"/>
       </w:pPr>
       <w:r>
         <w:rPr>
@@ -5722,7 +5722,7 @@
     </w:p>
     <w:p>
       <w:pPr>
-        <w:pStyle w:val="berschrift1"/>
+        <w:pStyle w:val="Heading1"/>
       </w:pPr>
       <w:bookmarkStart w:id="10" w:name="_Toc109653444"/>
       <w:r>
@@ -5735,7 +5735,7 @@
     </w:p>
     <w:p>
       <w:pPr>
-        <w:pStyle w:val="berschrift3"/>
+        <w:pStyle w:val="Heading3"/>
       </w:pPr>
       <w:bookmarkStart w:id="11" w:name="_Toc109653445"/>
       <w:bookmarkStart w:id="12" w:name="_Hlk39737467"/>
@@ -5845,7 +5845,7 @@
     </w:p>
     <w:p>
       <w:pPr>
-        <w:pStyle w:val="berschrift3"/>
+        <w:pStyle w:val="Heading3"/>
       </w:pPr>
       <w:bookmarkStart w:id="13" w:name="_Toc109653446"/>
       <w:r>
@@ -5899,7 +5899,7 @@
     </w:p>
     <w:p>
       <w:pPr>
-        <w:pStyle w:val="berschrift1"/>
+        <w:pStyle w:val="Heading1"/>
       </w:pPr>
       <w:bookmarkStart w:id="14" w:name="_Toc109653447"/>
       <w:r>
@@ -5912,7 +5912,7 @@
     </w:p>
     <w:p>
       <w:pPr>
-        <w:pStyle w:val="berschrift3"/>
+        <w:pStyle w:val="Heading3"/>
       </w:pPr>
       <w:bookmarkStart w:id="15" w:name="_Toc109653448"/>
       <w:bookmarkStart w:id="16" w:name="_Hlk40268397"/>
@@ -5977,7 +5977,7 @@
     </w:p>
     <w:p>
       <w:pPr>
-        <w:pStyle w:val="berschrift3"/>
+        <w:pStyle w:val="Heading3"/>
       </w:pPr>
       <w:bookmarkStart w:id="17" w:name="_Toc109653449"/>
       <w:r>
@@ -6468,7 +6468,7 @@
     </w:p>
     <w:p>
       <w:pPr>
-        <w:pStyle w:val="berschrift1"/>
+        <w:pStyle w:val="Heading1"/>
       </w:pPr>
       <w:bookmarkStart w:id="19" w:name="_Toc109653450"/>
       <w:bookmarkEnd w:id="16"/>
@@ -6482,7 +6482,7 @@
     </w:p>
     <w:p>
       <w:pPr>
-        <w:pStyle w:val="berschrift3"/>
+        <w:pStyle w:val="Heading3"/>
       </w:pPr>
       <w:bookmarkStart w:id="20" w:name="_Toc109653451"/>
       <w:bookmarkStart w:id="21" w:name="_Hlk40269153"/>
@@ -6534,7 +6534,7 @@
     </w:p>
     <w:p>
       <w:pPr>
-        <w:pStyle w:val="berschrift3"/>
+        <w:pStyle w:val="Heading3"/>
       </w:pPr>
       <w:bookmarkStart w:id="22" w:name="_Toc109653452"/>
       <w:r>
@@ -6590,7 +6590,7 @@
     </w:p>
     <w:p>
       <w:pPr>
-        <w:pStyle w:val="berschrift3"/>
+        <w:pStyle w:val="Heading3"/>
       </w:pPr>
       <w:bookmarkStart w:id="23" w:name="_Toc109653453"/>
       <w:r>
@@ -6640,7 +6640,7 @@
     </w:p>
     <w:p>
       <w:pPr>
-        <w:pStyle w:val="berschrift1"/>
+        <w:pStyle w:val="Heading1"/>
       </w:pPr>
       <w:bookmarkStart w:id="24" w:name="_Toc109653454"/>
       <w:r>
@@ -6653,7 +6653,7 @@
     </w:p>
     <w:p>
       <w:pPr>
-        <w:pStyle w:val="berschrift3"/>
+        <w:pStyle w:val="Heading3"/>
       </w:pPr>
       <w:bookmarkStart w:id="25" w:name="_Toc109653455"/>
       <w:r>
@@ -7340,7 +7340,7 @@
     </w:p>
     <w:p>
       <w:pPr>
-        <w:pStyle w:val="berschrift3"/>
+        <w:pStyle w:val="Heading3"/>
       </w:pPr>
       <w:bookmarkStart w:id="26" w:name="_Toc109653456"/>
       <w:r>
@@ -8217,7 +8217,7 @@
     </w:tbl>
     <w:p>
       <w:pPr>
-        <w:pStyle w:val="berschrift1"/>
+        <w:pStyle w:val="Heading1"/>
       </w:pPr>
       <w:bookmarkStart w:id="27" w:name="_Toc109653457"/>
       <w:r>
@@ -8230,7 +8230,7 @@
     </w:p>
     <w:p>
       <w:pPr>
-        <w:pStyle w:val="berschrift3"/>
+        <w:pStyle w:val="Heading3"/>
       </w:pPr>
       <w:bookmarkStart w:id="28" w:name="_Toc109653458"/>
       <w:r>
@@ -8304,7 +8304,7 @@
     </w:p>
     <w:p>
       <w:pPr>
-        <w:pStyle w:val="berschrift3"/>
+        <w:pStyle w:val="Heading3"/>
       </w:pPr>
       <w:bookmarkStart w:id="29" w:name="_Toc109653459"/>
       <w:r>
@@ -10596,7 +10596,7 @@
     <w:lvl w:ilvl="4" w:tplc="EA880DE0">
       <w:start w:val="1"/>
       <w:numFmt w:val="bullet"/>
-      <w:pStyle w:val="berschrift5"/>
+      <w:pStyle w:val="Heading5"/>
       <w:lvlText w:val="o"/>
       <w:lvlJc w:val="left"/>
       <w:pPr>
@@ -10609,7 +10609,7 @@
     <w:lvl w:ilvl="5" w:tplc="A948CE54">
       <w:start w:val="1"/>
       <w:numFmt w:val="bullet"/>
-      <w:pStyle w:val="berschrift6"/>
+      <w:pStyle w:val="Heading6"/>
       <w:lvlText w:val="▪"/>
       <w:lvlJc w:val="left"/>
       <w:pPr>
@@ -10622,7 +10622,7 @@
     <w:lvl w:ilvl="6" w:tplc="E5CA116C">
       <w:start w:val="1"/>
       <w:numFmt w:val="bullet"/>
-      <w:pStyle w:val="berschrift7"/>
+      <w:pStyle w:val="Heading7"/>
       <w:lvlText w:val="●"/>
       <w:lvlJc w:val="left"/>
       <w:pPr>
@@ -10635,7 +10635,7 @@
     <w:lvl w:ilvl="7" w:tplc="B7801C62">
       <w:start w:val="1"/>
       <w:numFmt w:val="bullet"/>
-      <w:pStyle w:val="berschrift8"/>
+      <w:pStyle w:val="Heading8"/>
       <w:lvlText w:val="o"/>
       <w:lvlJc w:val="left"/>
       <w:pPr>
@@ -10648,7 +10648,7 @@
     <w:lvl w:ilvl="8" w:tplc="4650DF5C">
       <w:start w:val="1"/>
       <w:numFmt w:val="bullet"/>
-      <w:pStyle w:val="berschrift9"/>
+      <w:pStyle w:val="Heading9"/>
       <w:lvlText w:val="▪"/>
       <w:lvlJc w:val="left"/>
       <w:pPr>
@@ -12823,7 +12823,7 @@
     <w:lvl w:ilvl="0" w:tplc="11F8C572">
       <w:start w:val="1"/>
       <w:numFmt w:val="decimal"/>
-      <w:pStyle w:val="berschrift1"/>
+      <w:pStyle w:val="Heading1"/>
       <w:lvlText w:val="%1."/>
       <w:lvlJc w:val="left"/>
       <w:pPr>
@@ -13866,7 +13866,7 @@
     <w:lsdException w:name="Unresolved Mention" w:semiHidden="1" w:unhideWhenUsed="1"/>
     <w:lsdException w:name="Smart Link" w:semiHidden="1" w:unhideWhenUsed="1"/>
   </w:latentStyles>
-  <w:style w:type="paragraph" w:default="1" w:styleId="Standard">
+  <w:style w:type="paragraph" w:default="1" w:styleId="Normal">
     <w:name w:val="Normal"/>
     <w:qFormat/>
     <w:rsid w:val="009470E7"/>
@@ -13879,11 +13879,11 @@
       <w:lang w:val="de-DE" w:eastAsia="en-US"/>
     </w:rPr>
   </w:style>
-  <w:style w:type="paragraph" w:styleId="berschrift1">
+  <w:style w:type="paragraph" w:styleId="Heading1">
     <w:name w:val="heading 1"/>
-    <w:basedOn w:val="Standard"/>
-    <w:next w:val="Standard"/>
-    <w:link w:val="berschrift1Zchn"/>
+    <w:basedOn w:val="Normal"/>
+    <w:next w:val="Normal"/>
+    <w:link w:val="Heading1Char1"/>
     <w:uiPriority w:val="9"/>
     <w:qFormat/>
     <w:pPr>
@@ -13905,11 +13905,11 @@
       <w:lang w:val="en-GB"/>
     </w:rPr>
   </w:style>
-  <w:style w:type="paragraph" w:styleId="berschrift2">
+  <w:style w:type="paragraph" w:styleId="Heading2">
     <w:name w:val="heading 2"/>
-    <w:basedOn w:val="Standard"/>
-    <w:next w:val="Standard"/>
-    <w:link w:val="berschrift2Zchn"/>
+    <w:basedOn w:val="Normal"/>
+    <w:next w:val="Normal"/>
+    <w:link w:val="Heading2Char1"/>
     <w:uiPriority w:val="9"/>
     <w:unhideWhenUsed/>
     <w:qFormat/>
@@ -13931,10 +13931,10 @@
       <w:lang w:val="en-US"/>
     </w:rPr>
   </w:style>
-  <w:style w:type="paragraph" w:styleId="berschrift3">
+  <w:style w:type="paragraph" w:styleId="Heading3">
     <w:name w:val="heading 3"/>
-    <w:next w:val="Standard"/>
-    <w:link w:val="berschrift3Zchn"/>
+    <w:next w:val="Normal"/>
+    <w:link w:val="Heading3Char1"/>
     <w:uiPriority w:val="9"/>
     <w:unhideWhenUsed/>
     <w:qFormat/>
@@ -13952,11 +13952,11 @@
       <w:lang w:val="en-GB" w:eastAsia="en-US"/>
     </w:rPr>
   </w:style>
-  <w:style w:type="paragraph" w:styleId="berschrift4">
+  <w:style w:type="paragraph" w:styleId="Heading4">
     <w:name w:val="heading 4"/>
-    <w:basedOn w:val="Standard"/>
-    <w:next w:val="Standard"/>
-    <w:link w:val="berschrift4Zchn"/>
+    <w:basedOn w:val="Normal"/>
+    <w:next w:val="Normal"/>
+    <w:link w:val="Heading4Char1"/>
     <w:uiPriority w:val="9"/>
     <w:unhideWhenUsed/>
     <w:qFormat/>
@@ -13982,11 +13982,11 @@
       <w:lang w:val="en-GB"/>
     </w:rPr>
   </w:style>
-  <w:style w:type="paragraph" w:styleId="berschrift5">
+  <w:style w:type="paragraph" w:styleId="Heading5">
     <w:name w:val="heading 5"/>
-    <w:basedOn w:val="Standard"/>
-    <w:next w:val="Standard"/>
-    <w:link w:val="berschrift5Zchn"/>
+    <w:basedOn w:val="Normal"/>
+    <w:next w:val="Normal"/>
+    <w:link w:val="Heading5Char1"/>
     <w:uiPriority w:val="9"/>
     <w:semiHidden/>
     <w:unhideWhenUsed/>
@@ -14008,11 +14008,11 @@
       <w:szCs w:val="20"/>
     </w:rPr>
   </w:style>
-  <w:style w:type="paragraph" w:styleId="berschrift6">
+  <w:style w:type="paragraph" w:styleId="Heading6">
     <w:name w:val="heading 6"/>
-    <w:basedOn w:val="Standard"/>
-    <w:next w:val="Standard"/>
-    <w:link w:val="berschrift6Zchn"/>
+    <w:basedOn w:val="Normal"/>
+    <w:next w:val="Normal"/>
+    <w:link w:val="Heading6Char1"/>
     <w:uiPriority w:val="9"/>
     <w:semiHidden/>
     <w:unhideWhenUsed/>
@@ -14036,11 +14036,11 @@
       <w:szCs w:val="20"/>
     </w:rPr>
   </w:style>
-  <w:style w:type="paragraph" w:styleId="berschrift7">
+  <w:style w:type="paragraph" w:styleId="Heading7">
     <w:name w:val="heading 7"/>
-    <w:basedOn w:val="Standard"/>
-    <w:next w:val="Standard"/>
-    <w:link w:val="berschrift7Zchn"/>
+    <w:basedOn w:val="Normal"/>
+    <w:next w:val="Normal"/>
+    <w:link w:val="Heading7Char1"/>
     <w:uiPriority w:val="9"/>
     <w:semiHidden/>
     <w:unhideWhenUsed/>
@@ -14064,11 +14064,11 @@
       <w:szCs w:val="20"/>
     </w:rPr>
   </w:style>
-  <w:style w:type="paragraph" w:styleId="berschrift8">
+  <w:style w:type="paragraph" w:styleId="Heading8">
     <w:name w:val="heading 8"/>
-    <w:basedOn w:val="Standard"/>
-    <w:next w:val="Standard"/>
-    <w:link w:val="berschrift8Zchn"/>
+    <w:basedOn w:val="Normal"/>
+    <w:next w:val="Normal"/>
+    <w:link w:val="Heading8Char1"/>
     <w:uiPriority w:val="9"/>
     <w:semiHidden/>
     <w:unhideWhenUsed/>
@@ -14090,11 +14090,11 @@
       <w:szCs w:val="20"/>
     </w:rPr>
   </w:style>
-  <w:style w:type="paragraph" w:styleId="berschrift9">
+  <w:style w:type="paragraph" w:styleId="Heading9">
     <w:name w:val="heading 9"/>
-    <w:basedOn w:val="Standard"/>
-    <w:next w:val="Standard"/>
-    <w:link w:val="berschrift9Zchn"/>
+    <w:basedOn w:val="Normal"/>
+    <w:next w:val="Normal"/>
+    <w:link w:val="Heading9Char1"/>
     <w:uiPriority w:val="9"/>
     <w:semiHidden/>
     <w:unhideWhenUsed/>
@@ -14118,13 +14118,13 @@
       <w:szCs w:val="20"/>
     </w:rPr>
   </w:style>
-  <w:style w:type="character" w:default="1" w:styleId="Absatz-Standardschriftart">
+  <w:style w:type="character" w:default="1" w:styleId="DefaultParagraphFont">
     <w:name w:val="Default Paragraph Font"/>
     <w:uiPriority w:val="1"/>
     <w:semiHidden/>
     <w:unhideWhenUsed/>
   </w:style>
-  <w:style w:type="table" w:default="1" w:styleId="NormaleTabelle">
+  <w:style w:type="table" w:default="1" w:styleId="TableNormal">
     <w:name w:val="Normal Table"/>
     <w:uiPriority w:val="99"/>
     <w:semiHidden/>
@@ -14139,7 +14139,7 @@
       </w:tblCellMar>
     </w:tblPr>
   </w:style>
-  <w:style w:type="numbering" w:default="1" w:styleId="KeineListe">
+  <w:style w:type="numbering" w:default="1" w:styleId="NoList">
     <w:name w:val="No List"/>
     <w:uiPriority w:val="99"/>
     <w:semiHidden/>
@@ -14147,7 +14147,7 @@
   </w:style>
   <w:style w:type="character" w:customStyle="1" w:styleId="Heading1Char">
     <w:name w:val="Heading 1 Char"/>
-    <w:basedOn w:val="Absatz-Standardschriftart"/>
+    <w:basedOn w:val="DefaultParagraphFont"/>
     <w:uiPriority w:val="9"/>
     <w:rPr>
       <w:rFonts w:ascii="Arial" w:eastAsia="Arial" w:hAnsi="Arial" w:cs="Arial"/>
@@ -14157,7 +14157,7 @@
   </w:style>
   <w:style w:type="character" w:customStyle="1" w:styleId="Heading2Char">
     <w:name w:val="Heading 2 Char"/>
-    <w:basedOn w:val="Absatz-Standardschriftart"/>
+    <w:basedOn w:val="DefaultParagraphFont"/>
     <w:uiPriority w:val="9"/>
     <w:rPr>
       <w:rFonts w:ascii="Arial" w:eastAsia="Arial" w:hAnsi="Arial" w:cs="Arial"/>
@@ -14166,7 +14166,7 @@
   </w:style>
   <w:style w:type="character" w:customStyle="1" w:styleId="Heading3Char">
     <w:name w:val="Heading 3 Char"/>
-    <w:basedOn w:val="Absatz-Standardschriftart"/>
+    <w:basedOn w:val="DefaultParagraphFont"/>
     <w:uiPriority w:val="9"/>
     <w:rPr>
       <w:rFonts w:ascii="Arial" w:eastAsia="Arial" w:hAnsi="Arial" w:cs="Arial"/>
@@ -14176,7 +14176,7 @@
   </w:style>
   <w:style w:type="character" w:customStyle="1" w:styleId="Heading4Char">
     <w:name w:val="Heading 4 Char"/>
-    <w:basedOn w:val="Absatz-Standardschriftart"/>
+    <w:basedOn w:val="DefaultParagraphFont"/>
     <w:uiPriority w:val="9"/>
     <w:rPr>
       <w:rFonts w:ascii="Arial" w:eastAsia="Arial" w:hAnsi="Arial" w:cs="Arial"/>
@@ -14188,7 +14188,7 @@
   </w:style>
   <w:style w:type="character" w:customStyle="1" w:styleId="Heading5Char">
     <w:name w:val="Heading 5 Char"/>
-    <w:basedOn w:val="Absatz-Standardschriftart"/>
+    <w:basedOn w:val="DefaultParagraphFont"/>
     <w:uiPriority w:val="9"/>
     <w:rPr>
       <w:rFonts w:ascii="Arial" w:eastAsia="Arial" w:hAnsi="Arial" w:cs="Arial"/>
@@ -14200,7 +14200,7 @@
   </w:style>
   <w:style w:type="character" w:customStyle="1" w:styleId="Heading6Char">
     <w:name w:val="Heading 6 Char"/>
-    <w:basedOn w:val="Absatz-Standardschriftart"/>
+    <w:basedOn w:val="DefaultParagraphFont"/>
     <w:uiPriority w:val="9"/>
     <w:rPr>
       <w:rFonts w:ascii="Arial" w:eastAsia="Arial" w:hAnsi="Arial" w:cs="Arial"/>
@@ -14212,7 +14212,7 @@
   </w:style>
   <w:style w:type="character" w:customStyle="1" w:styleId="Heading7Char">
     <w:name w:val="Heading 7 Char"/>
-    <w:basedOn w:val="Absatz-Standardschriftart"/>
+    <w:basedOn w:val="DefaultParagraphFont"/>
     <w:uiPriority w:val="9"/>
     <w:rPr>
       <w:rFonts w:ascii="Arial" w:eastAsia="Arial" w:hAnsi="Arial" w:cs="Arial"/>
@@ -14226,7 +14226,7 @@
   </w:style>
   <w:style w:type="character" w:customStyle="1" w:styleId="Heading8Char">
     <w:name w:val="Heading 8 Char"/>
-    <w:basedOn w:val="Absatz-Standardschriftart"/>
+    <w:basedOn w:val="DefaultParagraphFont"/>
     <w:uiPriority w:val="9"/>
     <w:rPr>
       <w:rFonts w:ascii="Arial" w:eastAsia="Arial" w:hAnsi="Arial" w:cs="Arial"/>
@@ -14238,7 +14238,7 @@
   </w:style>
   <w:style w:type="character" w:customStyle="1" w:styleId="Heading9Char">
     <w:name w:val="Heading 9 Char"/>
-    <w:basedOn w:val="Absatz-Standardschriftart"/>
+    <w:basedOn w:val="DefaultParagraphFont"/>
     <w:uiPriority w:val="9"/>
     <w:rPr>
       <w:rFonts w:ascii="Arial" w:eastAsia="Arial" w:hAnsi="Arial" w:cs="Arial"/>
@@ -14250,28 +14250,28 @@
   </w:style>
   <w:style w:type="character" w:customStyle="1" w:styleId="TitleChar">
     <w:name w:val="Title Char"/>
-    <w:basedOn w:val="Absatz-Standardschriftart"/>
+    <w:basedOn w:val="DefaultParagraphFont"/>
     <w:uiPriority w:val="10"/>
     <w:rPr>
       <w:sz w:val="48"/>
       <w:szCs w:val="48"/>
     </w:rPr>
   </w:style>
-  <w:style w:type="character" w:customStyle="1" w:styleId="UntertitelZchn">
-    <w:name w:val="Untertitel Zchn"/>
-    <w:basedOn w:val="Absatz-Standardschriftart"/>
-    <w:link w:val="Untertitel"/>
+  <w:style w:type="character" w:customStyle="1" w:styleId="SubtitleChar">
+    <w:name w:val="Subtitle Char"/>
+    <w:basedOn w:val="DefaultParagraphFont"/>
+    <w:link w:val="Subtitle"/>
     <w:uiPriority w:val="11"/>
     <w:rPr>
       <w:sz w:val="24"/>
       <w:szCs w:val="24"/>
     </w:rPr>
   </w:style>
-  <w:style w:type="paragraph" w:styleId="Zitat">
+  <w:style w:type="paragraph" w:styleId="Quote">
     <w:name w:val="Quote"/>
-    <w:basedOn w:val="Standard"/>
-    <w:next w:val="Standard"/>
-    <w:link w:val="ZitatZchn"/>
+    <w:basedOn w:val="Normal"/>
+    <w:next w:val="Normal"/>
+    <w:link w:val="QuoteChar"/>
     <w:uiPriority w:val="29"/>
     <w:qFormat/>
     <w:pPr>
@@ -14281,19 +14281,19 @@
       <w:i/>
     </w:rPr>
   </w:style>
-  <w:style w:type="character" w:customStyle="1" w:styleId="ZitatZchn">
-    <w:name w:val="Zitat Zchn"/>
-    <w:link w:val="Zitat"/>
+  <w:style w:type="character" w:customStyle="1" w:styleId="QuoteChar">
+    <w:name w:val="Quote Char"/>
+    <w:link w:val="Quote"/>
     <w:uiPriority w:val="29"/>
     <w:rPr>
       <w:i/>
     </w:rPr>
   </w:style>
-  <w:style w:type="paragraph" w:styleId="IntensivesZitat">
+  <w:style w:type="paragraph" w:styleId="IntenseQuote">
     <w:name w:val="Intense Quote"/>
-    <w:basedOn w:val="Standard"/>
-    <w:next w:val="Standard"/>
-    <w:link w:val="IntensivesZitatZchn"/>
+    <w:basedOn w:val="Normal"/>
+    <w:next w:val="Normal"/>
+    <w:link w:val="IntenseQuoteChar"/>
     <w:uiPriority w:val="30"/>
     <w:qFormat/>
     <w:pPr>
@@ -14310,9 +14310,9 @@
       <w:i/>
     </w:rPr>
   </w:style>
-  <w:style w:type="character" w:customStyle="1" w:styleId="IntensivesZitatZchn">
-    <w:name w:val="Intensives Zitat Zchn"/>
-    <w:link w:val="IntensivesZitat"/>
+  <w:style w:type="character" w:customStyle="1" w:styleId="IntenseQuoteChar">
+    <w:name w:val="Intense Quote Char"/>
+    <w:link w:val="IntenseQuote"/>
     <w:uiPriority w:val="30"/>
     <w:rPr>
       <w:i/>
@@ -14320,12 +14320,12 @@
   </w:style>
   <w:style w:type="character" w:customStyle="1" w:styleId="HeaderChar">
     <w:name w:val="Header Char"/>
-    <w:basedOn w:val="Absatz-Standardschriftart"/>
+    <w:basedOn w:val="DefaultParagraphFont"/>
     <w:uiPriority w:val="99"/>
   </w:style>
   <w:style w:type="character" w:customStyle="1" w:styleId="FooterChar">
     <w:name w:val="Footer Char"/>
-    <w:basedOn w:val="Absatz-Standardschriftart"/>
+    <w:basedOn w:val="DefaultParagraphFont"/>
     <w:uiPriority w:val="99"/>
   </w:style>
   <w:style w:type="character" w:customStyle="1" w:styleId="CaptionChar">
@@ -14334,7 +14334,7 @@
   </w:style>
   <w:style w:type="table" w:customStyle="1" w:styleId="TableGridLight1">
     <w:name w:val="Table Grid Light1"/>
-    <w:basedOn w:val="NormaleTabelle"/>
+    <w:basedOn w:val="TableNormal"/>
     <w:uiPriority w:val="59"/>
     <w:pPr>
       <w:spacing w:after="0"/>
@@ -14350,9 +14350,9 @@
       </w:tblBorders>
     </w:tblPr>
   </w:style>
-  <w:style w:type="table" w:styleId="EinfacheTabelle1">
+  <w:style w:type="table" w:styleId="PlainTable1">
     <w:name w:val="Plain Table 1"/>
-    <w:basedOn w:val="NormaleTabelle"/>
+    <w:basedOn w:val="TableNormal"/>
     <w:uiPriority w:val="59"/>
     <w:pPr>
       <w:spacing w:after="0"/>
@@ -14412,9 +14412,9 @@
       </w:tcPr>
     </w:tblStylePr>
   </w:style>
-  <w:style w:type="table" w:styleId="EinfacheTabelle2">
+  <w:style w:type="table" w:styleId="PlainTable2">
     <w:name w:val="Plain Table 2"/>
-    <w:basedOn w:val="NormaleTabelle"/>
+    <w:basedOn w:val="TableNormal"/>
     <w:uiPriority w:val="59"/>
     <w:pPr>
       <w:spacing w:after="0"/>
@@ -14494,9 +14494,9 @@
       </w:tcPr>
     </w:tblStylePr>
   </w:style>
-  <w:style w:type="table" w:styleId="EinfacheTabelle3">
+  <w:style w:type="table" w:styleId="PlainTable3">
     <w:name w:val="Plain Table 3"/>
-    <w:basedOn w:val="NormaleTabelle"/>
+    <w:basedOn w:val="TableNormal"/>
     <w:uiPriority w:val="99"/>
     <w:pPr>
       <w:spacing w:after="0"/>
@@ -14574,9 +14574,9 @@
       </w:tcPr>
     </w:tblStylePr>
   </w:style>
-  <w:style w:type="table" w:styleId="EinfacheTabelle4">
+  <w:style w:type="table" w:styleId="PlainTable4">
     <w:name w:val="Plain Table 4"/>
-    <w:basedOn w:val="NormaleTabelle"/>
+    <w:basedOn w:val="TableNormal"/>
     <w:uiPriority w:val="99"/>
     <w:pPr>
       <w:spacing w:after="0"/>
@@ -14632,9 +14632,9 @@
       </w:tcPr>
     </w:tblStylePr>
   </w:style>
-  <w:style w:type="table" w:styleId="EinfacheTabelle5">
+  <w:style w:type="table" w:styleId="PlainTable5">
     <w:name w:val="Plain Table 5"/>
-    <w:basedOn w:val="NormaleTabelle"/>
+    <w:basedOn w:val="TableNormal"/>
     <w:uiPriority w:val="99"/>
     <w:pPr>
       <w:spacing w:after="0"/>
@@ -14727,7 +14727,7 @@
   </w:style>
   <w:style w:type="table" w:customStyle="1" w:styleId="GridTable1Light-Accent11">
     <w:name w:val="Grid Table 1 Light - Accent 11"/>
-    <w:basedOn w:val="NormaleTabelle"/>
+    <w:basedOn w:val="TableNormal"/>
     <w:uiPriority w:val="99"/>
     <w:pPr>
       <w:spacing w:after="0"/>
@@ -14793,7 +14793,7 @@
   </w:style>
   <w:style w:type="table" w:customStyle="1" w:styleId="GridTable1Light-Accent21">
     <w:name w:val="Grid Table 1 Light - Accent 21"/>
-    <w:basedOn w:val="NormaleTabelle"/>
+    <w:basedOn w:val="TableNormal"/>
     <w:uiPriority w:val="99"/>
     <w:pPr>
       <w:spacing w:after="0"/>
@@ -14859,7 +14859,7 @@
   </w:style>
   <w:style w:type="table" w:customStyle="1" w:styleId="GridTable1Light-Accent31">
     <w:name w:val="Grid Table 1 Light - Accent 31"/>
-    <w:basedOn w:val="NormaleTabelle"/>
+    <w:basedOn w:val="TableNormal"/>
     <w:uiPriority w:val="99"/>
     <w:pPr>
       <w:spacing w:after="0"/>
@@ -14925,7 +14925,7 @@
   </w:style>
   <w:style w:type="table" w:customStyle="1" w:styleId="GridTable1Light-Accent41">
     <w:name w:val="Grid Table 1 Light - Accent 41"/>
-    <w:basedOn w:val="NormaleTabelle"/>
+    <w:basedOn w:val="TableNormal"/>
     <w:uiPriority w:val="99"/>
     <w:pPr>
       <w:spacing w:after="0"/>
@@ -14991,7 +14991,7 @@
   </w:style>
   <w:style w:type="table" w:customStyle="1" w:styleId="GridTable1Light-Accent51">
     <w:name w:val="Grid Table 1 Light - Accent 51"/>
-    <w:basedOn w:val="NormaleTabelle"/>
+    <w:basedOn w:val="TableNormal"/>
     <w:uiPriority w:val="99"/>
     <w:pPr>
       <w:spacing w:after="0"/>
@@ -15057,7 +15057,7 @@
   </w:style>
   <w:style w:type="table" w:customStyle="1" w:styleId="GridTable1Light-Accent61">
     <w:name w:val="Grid Table 1 Light - Accent 61"/>
-    <w:basedOn w:val="NormaleTabelle"/>
+    <w:basedOn w:val="TableNormal"/>
     <w:uiPriority w:val="99"/>
     <w:pPr>
       <w:spacing w:after="0"/>
@@ -15121,9 +15121,9 @@
       </w:tcPr>
     </w:tblStylePr>
   </w:style>
-  <w:style w:type="table" w:styleId="Gitternetztabelle2">
+  <w:style w:type="table" w:styleId="GridTable2">
     <w:name w:val="Grid Table 2"/>
-    <w:basedOn w:val="NormaleTabelle"/>
+    <w:basedOn w:val="TableNormal"/>
     <w:uiPriority w:val="99"/>
     <w:pPr>
       <w:spacing w:after="0"/>
@@ -15206,7 +15206,7 @@
   </w:style>
   <w:style w:type="table" w:customStyle="1" w:styleId="GridTable2-Accent11">
     <w:name w:val="Grid Table 2 - Accent 11"/>
-    <w:basedOn w:val="NormaleTabelle"/>
+    <w:basedOn w:val="TableNormal"/>
     <w:uiPriority w:val="99"/>
     <w:pPr>
       <w:spacing w:after="0"/>
@@ -15289,7 +15289,7 @@
   </w:style>
   <w:style w:type="table" w:customStyle="1" w:styleId="GridTable2-Accent21">
     <w:name w:val="Grid Table 2 - Accent 21"/>
-    <w:basedOn w:val="NormaleTabelle"/>
+    <w:basedOn w:val="TableNormal"/>
     <w:uiPriority w:val="99"/>
     <w:pPr>
       <w:spacing w:after="0"/>
@@ -15372,7 +15372,7 @@
   </w:style>
   <w:style w:type="table" w:customStyle="1" w:styleId="GridTable2-Accent31">
     <w:name w:val="Grid Table 2 - Accent 31"/>
-    <w:basedOn w:val="NormaleTabelle"/>
+    <w:basedOn w:val="TableNormal"/>
     <w:uiPriority w:val="99"/>
     <w:pPr>
       <w:spacing w:after="0"/>
@@ -15455,7 +15455,7 @@
   </w:style>
   <w:style w:type="table" w:customStyle="1" w:styleId="GridTable2-Accent41">
     <w:name w:val="Grid Table 2 - Accent 41"/>
-    <w:basedOn w:val="NormaleTabelle"/>
+    <w:basedOn w:val="TableNormal"/>
     <w:uiPriority w:val="99"/>
     <w:pPr>
       <w:spacing w:after="0"/>
@@ -15538,7 +15538,7 @@
   </w:style>
   <w:style w:type="table" w:customStyle="1" w:styleId="GridTable2-Accent51">
     <w:name w:val="Grid Table 2 - Accent 51"/>
-    <w:basedOn w:val="NormaleTabelle"/>
+    <w:basedOn w:val="TableNormal"/>
     <w:uiPriority w:val="99"/>
     <w:pPr>
       <w:spacing w:after="0"/>
@@ -15621,7 +15621,7 @@
   </w:style>
   <w:style w:type="table" w:customStyle="1" w:styleId="GridTable2-Accent61">
     <w:name w:val="Grid Table 2 - Accent 61"/>
-    <w:basedOn w:val="NormaleTabelle"/>
+    <w:basedOn w:val="TableNormal"/>
     <w:uiPriority w:val="99"/>
     <w:pPr>
       <w:spacing w:after="0"/>
@@ -15702,9 +15702,9 @@
       </w:tcPr>
     </w:tblStylePr>
   </w:style>
-  <w:style w:type="table" w:styleId="Gitternetztabelle3">
+  <w:style w:type="table" w:styleId="GridTable3">
     <w:name w:val="Grid Table 3"/>
-    <w:basedOn w:val="NormaleTabelle"/>
+    <w:basedOn w:val="TableNormal"/>
     <w:uiPriority w:val="99"/>
     <w:pPr>
       <w:spacing w:after="0"/>
@@ -15810,7 +15810,7 @@
   </w:style>
   <w:style w:type="table" w:customStyle="1" w:styleId="GridTable3-Accent11">
     <w:name w:val="Grid Table 3 - Accent 11"/>
-    <w:basedOn w:val="NormaleTabelle"/>
+    <w:basedOn w:val="TableNormal"/>
     <w:uiPriority w:val="99"/>
     <w:pPr>
       <w:spacing w:after="0"/>
@@ -15916,7 +15916,7 @@
   </w:style>
   <w:style w:type="table" w:customStyle="1" w:styleId="GridTable3-Accent21">
     <w:name w:val="Grid Table 3 - Accent 21"/>
-    <w:basedOn w:val="NormaleTabelle"/>
+    <w:basedOn w:val="TableNormal"/>
     <w:uiPriority w:val="99"/>
     <w:pPr>
       <w:spacing w:after="0"/>
@@ -16022,7 +16022,7 @@
   </w:style>
   <w:style w:type="table" w:customStyle="1" w:styleId="GridTable3-Accent31">
     <w:name w:val="Grid Table 3 - Accent 31"/>
-    <w:basedOn w:val="NormaleTabelle"/>
+    <w:basedOn w:val="TableNormal"/>
     <w:uiPriority w:val="99"/>
     <w:pPr>
       <w:spacing w:after="0"/>
@@ -16128,7 +16128,7 @@
   </w:style>
   <w:style w:type="table" w:customStyle="1" w:styleId="GridTable3-Accent41">
     <w:name w:val="Grid Table 3 - Accent 41"/>
-    <w:basedOn w:val="NormaleTabelle"/>
+    <w:basedOn w:val="TableNormal"/>
     <w:uiPriority w:val="99"/>
     <w:pPr>
       <w:spacing w:after="0"/>
@@ -16234,7 +16234,7 @@
   </w:style>
   <w:style w:type="table" w:customStyle="1" w:styleId="GridTable3-Accent51">
     <w:name w:val="Grid Table 3 - Accent 51"/>
-    <w:basedOn w:val="NormaleTabelle"/>
+    <w:basedOn w:val="TableNormal"/>
     <w:uiPriority w:val="99"/>
     <w:pPr>
       <w:spacing w:after="0"/>
@@ -16340,7 +16340,7 @@
   </w:style>
   <w:style w:type="table" w:customStyle="1" w:styleId="GridTable3-Accent61">
     <w:name w:val="Grid Table 3 - Accent 61"/>
-    <w:basedOn w:val="NormaleTabelle"/>
+    <w:basedOn w:val="TableNormal"/>
     <w:uiPriority w:val="99"/>
     <w:pPr>
       <w:spacing w:after="0"/>
@@ -16444,9 +16444,9 @@
       </w:tcPr>
     </w:tblStylePr>
   </w:style>
-  <w:style w:type="table" w:styleId="Gitternetztabelle4">
+  <w:style w:type="table" w:styleId="GridTable4">
     <w:name w:val="Grid Table 4"/>
-    <w:basedOn w:val="NormaleTabelle"/>
+    <w:basedOn w:val="TableNormal"/>
     <w:uiPriority w:val="59"/>
     <w:pPr>
       <w:spacing w:after="0"/>
@@ -16530,7 +16530,7 @@
   </w:style>
   <w:style w:type="table" w:customStyle="1" w:styleId="GridTable4-Accent11">
     <w:name w:val="Grid Table 4 - Accent 11"/>
-    <w:basedOn w:val="NormaleTabelle"/>
+    <w:basedOn w:val="TableNormal"/>
     <w:uiPriority w:val="59"/>
     <w:pPr>
       <w:spacing w:after="0"/>
@@ -16614,7 +16614,7 @@
   </w:style>
   <w:style w:type="table" w:customStyle="1" w:styleId="GridTable4-Accent21">
     <w:name w:val="Grid Table 4 - Accent 21"/>
-    <w:basedOn w:val="NormaleTabelle"/>
+    <w:basedOn w:val="TableNormal"/>
     <w:uiPriority w:val="59"/>
     <w:pPr>
       <w:spacing w:after="0"/>
@@ -16698,7 +16698,7 @@
   </w:style>
   <w:style w:type="table" w:customStyle="1" w:styleId="GridTable4-Accent31">
     <w:name w:val="Grid Table 4 - Accent 31"/>
-    <w:basedOn w:val="NormaleTabelle"/>
+    <w:basedOn w:val="TableNormal"/>
     <w:uiPriority w:val="59"/>
     <w:pPr>
       <w:spacing w:after="0"/>
@@ -16782,7 +16782,7 @@
   </w:style>
   <w:style w:type="table" w:customStyle="1" w:styleId="GridTable4-Accent41">
     <w:name w:val="Grid Table 4 - Accent 41"/>
-    <w:basedOn w:val="NormaleTabelle"/>
+    <w:basedOn w:val="TableNormal"/>
     <w:uiPriority w:val="59"/>
     <w:pPr>
       <w:spacing w:after="0"/>
@@ -16866,7 +16866,7 @@
   </w:style>
   <w:style w:type="table" w:customStyle="1" w:styleId="GridTable4-Accent51">
     <w:name w:val="Grid Table 4 - Accent 51"/>
-    <w:basedOn w:val="NormaleTabelle"/>
+    <w:basedOn w:val="TableNormal"/>
     <w:uiPriority w:val="59"/>
     <w:pPr>
       <w:spacing w:after="0"/>
@@ -16950,7 +16950,7 @@
   </w:style>
   <w:style w:type="table" w:customStyle="1" w:styleId="GridTable4-Accent61">
     <w:name w:val="Grid Table 4 - Accent 61"/>
-    <w:basedOn w:val="NormaleTabelle"/>
+    <w:basedOn w:val="TableNormal"/>
     <w:uiPriority w:val="59"/>
     <w:pPr>
       <w:spacing w:after="0"/>
@@ -17032,9 +17032,9 @@
       </w:tcPr>
     </w:tblStylePr>
   </w:style>
-  <w:style w:type="table" w:styleId="Gitternetztabelle5dunkel">
+  <w:style w:type="table" w:styleId="GridTable5Dark">
     <w:name w:val="Grid Table 5 Dark"/>
-    <w:basedOn w:val="NormaleTabelle"/>
+    <w:basedOn w:val="TableNormal"/>
     <w:uiPriority w:val="99"/>
     <w:pPr>
       <w:spacing w:after="0"/>
@@ -17118,7 +17118,7 @@
   </w:style>
   <w:style w:type="table" w:customStyle="1" w:styleId="GridTable5Dark-Accent11">
     <w:name w:val="Grid Table 5 Dark - Accent 11"/>
-    <w:basedOn w:val="NormaleTabelle"/>
+    <w:basedOn w:val="TableNormal"/>
     <w:uiPriority w:val="99"/>
     <w:pPr>
       <w:spacing w:after="0"/>
@@ -17202,7 +17202,7 @@
   </w:style>
   <w:style w:type="table" w:customStyle="1" w:styleId="GridTable5Dark-Accent21">
     <w:name w:val="Grid Table 5 Dark - Accent 21"/>
-    <w:basedOn w:val="NormaleTabelle"/>
+    <w:basedOn w:val="TableNormal"/>
     <w:uiPriority w:val="99"/>
     <w:pPr>
       <w:spacing w:after="0"/>
@@ -17286,7 +17286,7 @@
   </w:style>
   <w:style w:type="table" w:customStyle="1" w:styleId="GridTable5Dark-Accent31">
     <w:name w:val="Grid Table 5 Dark - Accent 31"/>
-    <w:basedOn w:val="NormaleTabelle"/>
+    <w:basedOn w:val="TableNormal"/>
     <w:uiPriority w:val="99"/>
     <w:pPr>
       <w:spacing w:after="0"/>
@@ -17370,7 +17370,7 @@
   </w:style>
   <w:style w:type="table" w:customStyle="1" w:styleId="GridTable5Dark-Accent41">
     <w:name w:val="Grid Table 5 Dark - Accent 41"/>
-    <w:basedOn w:val="NormaleTabelle"/>
+    <w:basedOn w:val="TableNormal"/>
     <w:uiPriority w:val="99"/>
     <w:pPr>
       <w:spacing w:after="0"/>
@@ -17454,7 +17454,7 @@
   </w:style>
   <w:style w:type="table" w:customStyle="1" w:styleId="GridTable5Dark-Accent51">
     <w:name w:val="Grid Table 5 Dark - Accent 51"/>
-    <w:basedOn w:val="NormaleTabelle"/>
+    <w:basedOn w:val="TableNormal"/>
     <w:uiPriority w:val="99"/>
     <w:pPr>
       <w:spacing w:after="0"/>
@@ -17538,7 +17538,7 @@
   </w:style>
   <w:style w:type="table" w:customStyle="1" w:styleId="GridTable5Dark-Accent61">
     <w:name w:val="Grid Table 5 Dark - Accent 61"/>
-    <w:basedOn w:val="NormaleTabelle"/>
+    <w:basedOn w:val="TableNormal"/>
     <w:uiPriority w:val="99"/>
     <w:pPr>
       <w:spacing w:after="0"/>
@@ -17620,9 +17620,9 @@
       </w:tcPr>
     </w:tblStylePr>
   </w:style>
-  <w:style w:type="table" w:styleId="Gitternetztabelle6farbig">
+  <w:style w:type="table" w:styleId="GridTable6Colorful">
     <w:name w:val="Grid Table 6 Colorful"/>
-    <w:basedOn w:val="NormaleTabelle"/>
+    <w:basedOn w:val="TableNormal"/>
     <w:uiPriority w:val="99"/>
     <w:pPr>
       <w:spacing w:after="0"/>
@@ -17696,7 +17696,7 @@
   </w:style>
   <w:style w:type="table" w:customStyle="1" w:styleId="GridTable6Colorful-Accent11">
     <w:name w:val="Grid Table 6 Colorful - Accent 11"/>
-    <w:basedOn w:val="NormaleTabelle"/>
+    <w:basedOn w:val="TableNormal"/>
     <w:uiPriority w:val="99"/>
     <w:pPr>
       <w:spacing w:after="0"/>
@@ -17770,7 +17770,7 @@
   </w:style>
   <w:style w:type="table" w:customStyle="1" w:styleId="GridTable6Colorful-Accent21">
     <w:name w:val="Grid Table 6 Colorful - Accent 21"/>
-    <w:basedOn w:val="NormaleTabelle"/>
+    <w:basedOn w:val="TableNormal"/>
     <w:uiPriority w:val="99"/>
     <w:pPr>
       <w:spacing w:after="0"/>
@@ -17844,7 +17844,7 @@
   </w:style>
   <w:style w:type="table" w:customStyle="1" w:styleId="GridTable6Colorful-Accent31">
     <w:name w:val="Grid Table 6 Colorful - Accent 31"/>
-    <w:basedOn w:val="NormaleTabelle"/>
+    <w:basedOn w:val="TableNormal"/>
     <w:uiPriority w:val="99"/>
     <w:pPr>
       <w:spacing w:after="0"/>
@@ -17918,7 +17918,7 @@
   </w:style>
   <w:style w:type="table" w:customStyle="1" w:styleId="GridTable6Colorful-Accent41">
     <w:name w:val="Grid Table 6 Colorful - Accent 41"/>
-    <w:basedOn w:val="NormaleTabelle"/>
+    <w:basedOn w:val="TableNormal"/>
     <w:uiPriority w:val="99"/>
     <w:pPr>
       <w:spacing w:after="0"/>
@@ -17992,7 +17992,7 @@
   </w:style>
   <w:style w:type="table" w:customStyle="1" w:styleId="GridTable6Colorful-Accent51">
     <w:name w:val="Grid Table 6 Colorful - Accent 51"/>
-    <w:basedOn w:val="NormaleTabelle"/>
+    <w:basedOn w:val="TableNormal"/>
     <w:uiPriority w:val="99"/>
     <w:pPr>
       <w:spacing w:after="0"/>
@@ -18066,7 +18066,7 @@
   </w:style>
   <w:style w:type="table" w:customStyle="1" w:styleId="GridTable6Colorful-Accent61">
     <w:name w:val="Grid Table 6 Colorful - Accent 61"/>
-    <w:basedOn w:val="NormaleTabelle"/>
+    <w:basedOn w:val="TableNormal"/>
     <w:uiPriority w:val="99"/>
     <w:pPr>
       <w:spacing w:after="0"/>
@@ -18138,9 +18138,9 @@
       </w:rPr>
     </w:tblStylePr>
   </w:style>
-  <w:style w:type="table" w:styleId="Gitternetztabelle7farbig">
+  <w:style w:type="table" w:styleId="GridTable7Colorful">
     <w:name w:val="Grid Table 7 Colorful"/>
-    <w:basedOn w:val="NormaleTabelle"/>
+    <w:basedOn w:val="TableNormal"/>
     <w:uiPriority w:val="99"/>
     <w:pPr>
       <w:spacing w:after="0"/>
@@ -18257,7 +18257,7 @@
   </w:style>
   <w:style w:type="table" w:customStyle="1" w:styleId="GridTable7Colorful-Accent11">
     <w:name w:val="Grid Table 7 Colorful - Accent 11"/>
-    <w:basedOn w:val="NormaleTabelle"/>
+    <w:basedOn w:val="TableNormal"/>
     <w:uiPriority w:val="99"/>
     <w:pPr>
       <w:spacing w:after="0"/>
@@ -18374,7 +18374,7 @@
   </w:style>
   <w:style w:type="table" w:customStyle="1" w:styleId="GridTable7Colorful-Accent21">
     <w:name w:val="Grid Table 7 Colorful - Accent 21"/>
-    <w:basedOn w:val="NormaleTabelle"/>
+    <w:basedOn w:val="TableNormal"/>
     <w:uiPriority w:val="99"/>
     <w:pPr>
       <w:spacing w:after="0"/>
@@ -18491,7 +18491,7 @@
   </w:style>
   <w:style w:type="table" w:customStyle="1" w:styleId="GridTable7Colorful-Accent31">
     <w:name w:val="Grid Table 7 Colorful - Accent 31"/>
-    <w:basedOn w:val="NormaleTabelle"/>
+    <w:basedOn w:val="TableNormal"/>
     <w:uiPriority w:val="99"/>
     <w:pPr>
       <w:spacing w:after="0"/>
@@ -18608,7 +18608,7 @@
   </w:style>
   <w:style w:type="table" w:customStyle="1" w:styleId="GridTable7Colorful-Accent41">
     <w:name w:val="Grid Table 7 Colorful - Accent 41"/>
-    <w:basedOn w:val="NormaleTabelle"/>
+    <w:basedOn w:val="TableNormal"/>
     <w:uiPriority w:val="99"/>
     <w:pPr>
       <w:spacing w:after="0"/>
@@ -18725,7 +18725,7 @@
   </w:style>
   <w:style w:type="table" w:customStyle="1" w:styleId="GridTable7Colorful-Accent51">
     <w:name w:val="Grid Table 7 Colorful - Accent 51"/>
-    <w:basedOn w:val="NormaleTabelle"/>
+    <w:basedOn w:val="TableNormal"/>
     <w:uiPriority w:val="99"/>
     <w:pPr>
       <w:spacing w:after="0"/>
@@ -18842,7 +18842,7 @@
   </w:style>
   <w:style w:type="table" w:customStyle="1" w:styleId="GridTable7Colorful-Accent61">
     <w:name w:val="Grid Table 7 Colorful - Accent 61"/>
-    <w:basedOn w:val="NormaleTabelle"/>
+    <w:basedOn w:val="TableNormal"/>
     <w:uiPriority w:val="99"/>
     <w:pPr>
       <w:spacing w:after="0"/>
@@ -18957,9 +18957,9 @@
       </w:rPr>
     </w:tblStylePr>
   </w:style>
-  <w:style w:type="table" w:styleId="Listentabelle1hell">
+  <w:style w:type="table" w:styleId="ListTable1Light">
     <w:name w:val="List Table 1 Light"/>
-    <w:basedOn w:val="NormaleTabelle"/>
+    <w:basedOn w:val="TableNormal"/>
     <w:uiPriority w:val="99"/>
     <w:pPr>
       <w:spacing w:after="0"/>
@@ -19025,7 +19025,7 @@
   </w:style>
   <w:style w:type="table" w:customStyle="1" w:styleId="ListTable1Light-Accent11">
     <w:name w:val="List Table 1 Light - Accent 11"/>
-    <w:basedOn w:val="NormaleTabelle"/>
+    <w:basedOn w:val="TableNormal"/>
     <w:uiPriority w:val="99"/>
     <w:pPr>
       <w:spacing w:after="0"/>
@@ -19091,7 +19091,7 @@
   </w:style>
   <w:style w:type="table" w:customStyle="1" w:styleId="ListTable1Light-Accent21">
     <w:name w:val="List Table 1 Light - Accent 21"/>
-    <w:basedOn w:val="NormaleTabelle"/>
+    <w:basedOn w:val="TableNormal"/>
     <w:uiPriority w:val="99"/>
     <w:pPr>
       <w:spacing w:after="0"/>
@@ -19157,7 +19157,7 @@
   </w:style>
   <w:style w:type="table" w:customStyle="1" w:styleId="ListTable1Light-Accent31">
     <w:name w:val="List Table 1 Light - Accent 31"/>
-    <w:basedOn w:val="NormaleTabelle"/>
+    <w:basedOn w:val="TableNormal"/>
     <w:uiPriority w:val="99"/>
     <w:pPr>
       <w:spacing w:after="0"/>
@@ -19223,7 +19223,7 @@
   </w:style>
   <w:style w:type="table" w:customStyle="1" w:styleId="ListTable1Light-Accent41">
     <w:name w:val="List Table 1 Light - Accent 41"/>
-    <w:basedOn w:val="NormaleTabelle"/>
+    <w:basedOn w:val="TableNormal"/>
     <w:uiPriority w:val="99"/>
     <w:pPr>
       <w:spacing w:after="0"/>
@@ -19289,7 +19289,7 @@
   </w:style>
   <w:style w:type="table" w:customStyle="1" w:styleId="ListTable1Light-Accent51">
     <w:name w:val="List Table 1 Light - Accent 51"/>
-    <w:basedOn w:val="NormaleTabelle"/>
+    <w:basedOn w:val="TableNormal"/>
     <w:uiPriority w:val="99"/>
     <w:pPr>
       <w:spacing w:after="0"/>
@@ -19355,7 +19355,7 @@
   </w:style>
   <w:style w:type="table" w:customStyle="1" w:styleId="ListTable1Light-Accent61">
     <w:name w:val="List Table 1 Light - Accent 61"/>
-    <w:basedOn w:val="NormaleTabelle"/>
+    <w:basedOn w:val="TableNormal"/>
     <w:uiPriority w:val="99"/>
     <w:pPr>
       <w:spacing w:after="0"/>
@@ -19419,9 +19419,9 @@
       </w:tcPr>
     </w:tblStylePr>
   </w:style>
-  <w:style w:type="table" w:styleId="Listentabelle2">
+  <w:style w:type="table" w:styleId="ListTable2">
     <w:name w:val="List Table 2"/>
-    <w:basedOn w:val="NormaleTabelle"/>
+    <w:basedOn w:val="TableNormal"/>
     <w:uiPriority w:val="99"/>
     <w:pPr>
       <w:spacing w:after="0"/>
@@ -19510,7 +19510,7 @@
   </w:style>
   <w:style w:type="table" w:customStyle="1" w:styleId="ListTable2-Accent11">
     <w:name w:val="List Table 2 - Accent 11"/>
-    <w:basedOn w:val="NormaleTabelle"/>
+    <w:basedOn w:val="TableNormal"/>
     <w:uiPriority w:val="99"/>
     <w:pPr>
       <w:spacing w:after="0"/>
@@ -19599,7 +19599,7 @@
   </w:style>
   <w:style w:type="table" w:customStyle="1" w:styleId="ListTable2-Accent21">
     <w:name w:val="List Table 2 - Accent 21"/>
-    <w:basedOn w:val="NormaleTabelle"/>
+    <w:basedOn w:val="TableNormal"/>
     <w:uiPriority w:val="99"/>
     <w:pPr>
       <w:spacing w:after="0"/>
@@ -19688,7 +19688,7 @@
   </w:style>
   <w:style w:type="table" w:customStyle="1" w:styleId="ListTable2-Accent31">
     <w:name w:val="List Table 2 - Accent 31"/>
-    <w:basedOn w:val="NormaleTabelle"/>
+    <w:basedOn w:val="TableNormal"/>
     <w:uiPriority w:val="99"/>
     <w:pPr>
       <w:spacing w:after="0"/>
@@ -19777,7 +19777,7 @@
   </w:style>
   <w:style w:type="table" w:customStyle="1" w:styleId="ListTable2-Accent41">
     <w:name w:val="List Table 2 - Accent 41"/>
-    <w:basedOn w:val="NormaleTabelle"/>
+    <w:basedOn w:val="TableNormal"/>
     <w:uiPriority w:val="99"/>
     <w:pPr>
       <w:spacing w:after="0"/>
@@ -19866,7 +19866,7 @@
   </w:style>
   <w:style w:type="table" w:customStyle="1" w:styleId="ListTable2-Accent51">
     <w:name w:val="List Table 2 - Accent 51"/>
-    <w:basedOn w:val="NormaleTabelle"/>
+    <w:basedOn w:val="TableNormal"/>
     <w:uiPriority w:val="99"/>
     <w:pPr>
       <w:spacing w:after="0"/>
@@ -19955,7 +19955,7 @@
   </w:style>
   <w:style w:type="table" w:customStyle="1" w:styleId="ListTable2-Accent61">
     <w:name w:val="List Table 2 - Accent 61"/>
-    <w:basedOn w:val="NormaleTabelle"/>
+    <w:basedOn w:val="TableNormal"/>
     <w:uiPriority w:val="99"/>
     <w:pPr>
       <w:spacing w:after="0"/>
@@ -20042,9 +20042,9 @@
       </w:tcPr>
     </w:tblStylePr>
   </w:style>
-  <w:style w:type="table" w:styleId="Listentabelle3">
+  <w:style w:type="table" w:styleId="ListTable3">
     <w:name w:val="List Table 3"/>
-    <w:basedOn w:val="NormaleTabelle"/>
+    <w:basedOn w:val="TableNormal"/>
     <w:uiPriority w:val="99"/>
     <w:pPr>
       <w:spacing w:after="0"/>
@@ -20120,7 +20120,7 @@
   </w:style>
   <w:style w:type="table" w:customStyle="1" w:styleId="ListTable3-Accent11">
     <w:name w:val="List Table 3 - Accent 11"/>
-    <w:basedOn w:val="NormaleTabelle"/>
+    <w:basedOn w:val="TableNormal"/>
     <w:uiPriority w:val="99"/>
     <w:pPr>
       <w:spacing w:after="0"/>
@@ -20196,7 +20196,7 @@
   </w:style>
   <w:style w:type="table" w:customStyle="1" w:styleId="ListTable3-Accent21">
     <w:name w:val="List Table 3 - Accent 21"/>
-    <w:basedOn w:val="NormaleTabelle"/>
+    <w:basedOn w:val="TableNormal"/>
     <w:uiPriority w:val="99"/>
     <w:pPr>
       <w:spacing w:after="0"/>
@@ -20272,7 +20272,7 @@
   </w:style>
   <w:style w:type="table" w:customStyle="1" w:styleId="ListTable3-Accent31">
     <w:name w:val="List Table 3 - Accent 31"/>
-    <w:basedOn w:val="NormaleTabelle"/>
+    <w:basedOn w:val="TableNormal"/>
     <w:uiPriority w:val="99"/>
     <w:pPr>
       <w:spacing w:after="0"/>
@@ -20348,7 +20348,7 @@
   </w:style>
   <w:style w:type="table" w:customStyle="1" w:styleId="ListTable3-Accent41">
     <w:name w:val="List Table 3 - Accent 41"/>
-    <w:basedOn w:val="NormaleTabelle"/>
+    <w:basedOn w:val="TableNormal"/>
     <w:uiPriority w:val="99"/>
     <w:pPr>
       <w:spacing w:after="0"/>
@@ -20424,7 +20424,7 @@
   </w:style>
   <w:style w:type="table" w:customStyle="1" w:styleId="ListTable3-Accent51">
     <w:name w:val="List Table 3 - Accent 51"/>
-    <w:basedOn w:val="NormaleTabelle"/>
+    <w:basedOn w:val="TableNormal"/>
     <w:uiPriority w:val="99"/>
     <w:pPr>
       <w:spacing w:after="0"/>
@@ -20500,7 +20500,7 @@
   </w:style>
   <w:style w:type="table" w:customStyle="1" w:styleId="ListTable3-Accent61">
     <w:name w:val="List Table 3 - Accent 61"/>
-    <w:basedOn w:val="NormaleTabelle"/>
+    <w:basedOn w:val="TableNormal"/>
     <w:uiPriority w:val="99"/>
     <w:pPr>
       <w:spacing w:after="0"/>
@@ -20574,9 +20574,9 @@
       </w:tcPr>
     </w:tblStylePr>
   </w:style>
-  <w:style w:type="table" w:styleId="Listentabelle4">
+  <w:style w:type="table" w:styleId="ListTable4">
     <w:name w:val="List Table 4"/>
-    <w:basedOn w:val="NormaleTabelle"/>
+    <w:basedOn w:val="TableNormal"/>
     <w:uiPriority w:val="99"/>
     <w:pPr>
       <w:spacing w:after="0"/>
@@ -20647,7 +20647,7 @@
   </w:style>
   <w:style w:type="table" w:customStyle="1" w:styleId="ListTable4-Accent11">
     <w:name w:val="List Table 4 - Accent 11"/>
-    <w:basedOn w:val="NormaleTabelle"/>
+    <w:basedOn w:val="TableNormal"/>
     <w:uiPriority w:val="99"/>
     <w:pPr>
       <w:spacing w:after="0"/>
@@ -20718,7 +20718,7 @@
   </w:style>
   <w:style w:type="table" w:customStyle="1" w:styleId="ListTable4-Accent21">
     <w:name w:val="List Table 4 - Accent 21"/>
-    <w:basedOn w:val="NormaleTabelle"/>
+    <w:basedOn w:val="TableNormal"/>
     <w:uiPriority w:val="99"/>
     <w:pPr>
       <w:spacing w:after="0"/>
@@ -20789,7 +20789,7 @@
   </w:style>
   <w:style w:type="table" w:customStyle="1" w:styleId="ListTable4-Accent31">
     <w:name w:val="List Table 4 - Accent 31"/>
-    <w:basedOn w:val="NormaleTabelle"/>
+    <w:basedOn w:val="TableNormal"/>
     <w:uiPriority w:val="99"/>
     <w:pPr>
       <w:spacing w:after="0"/>
@@ -20860,7 +20860,7 @@
   </w:style>
   <w:style w:type="table" w:customStyle="1" w:styleId="ListTable4-Accent41">
     <w:name w:val="List Table 4 - Accent 41"/>
-    <w:basedOn w:val="NormaleTabelle"/>
+    <w:basedOn w:val="TableNormal"/>
     <w:uiPriority w:val="99"/>
     <w:pPr>
       <w:spacing w:after="0"/>
@@ -20931,7 +20931,7 @@
   </w:style>
   <w:style w:type="table" w:customStyle="1" w:styleId="ListTable4-Accent51">
     <w:name w:val="List Table 4 - Accent 51"/>
-    <w:basedOn w:val="NormaleTabelle"/>
+    <w:basedOn w:val="TableNormal"/>
     <w:uiPriority w:val="99"/>
     <w:pPr>
       <w:spacing w:after="0"/>
@@ -21002,7 +21002,7 @@
   </w:style>
   <w:style w:type="table" w:customStyle="1" w:styleId="ListTable4-Accent61">
     <w:name w:val="List Table 4 - Accent 61"/>
-    <w:basedOn w:val="NormaleTabelle"/>
+    <w:basedOn w:val="TableNormal"/>
     <w:uiPriority w:val="99"/>
     <w:pPr>
       <w:spacing w:after="0"/>
@@ -21071,9 +21071,9 @@
       </w:tcPr>
     </w:tblStylePr>
   </w:style>
-  <w:style w:type="table" w:styleId="Listentabelle5dunkel">
+  <w:style w:type="table" w:styleId="ListTable5Dark">
     <w:name w:val="List Table 5 Dark"/>
-    <w:basedOn w:val="NormaleTabelle"/>
+    <w:basedOn w:val="TableNormal"/>
     <w:uiPriority w:val="99"/>
     <w:pPr>
       <w:spacing w:after="0"/>
@@ -21179,7 +21179,7 @@
   </w:style>
   <w:style w:type="table" w:customStyle="1" w:styleId="ListTable5Dark-Accent11">
     <w:name w:val="List Table 5 Dark - Accent 11"/>
-    <w:basedOn w:val="NormaleTabelle"/>
+    <w:basedOn w:val="TableNormal"/>
     <w:uiPriority w:val="99"/>
     <w:pPr>
       <w:spacing w:after="0"/>
@@ -21285,7 +21285,7 @@
   </w:style>
   <w:style w:type="table" w:customStyle="1" w:styleId="ListTable5Dark-Accent21">
     <w:name w:val="List Table 5 Dark - Accent 21"/>
-    <w:basedOn w:val="NormaleTabelle"/>
+    <w:basedOn w:val="TableNormal"/>
     <w:uiPriority w:val="99"/>
     <w:pPr>
       <w:spacing w:after="0"/>
@@ -21391,7 +21391,7 @@
   </w:style>
   <w:style w:type="table" w:customStyle="1" w:styleId="ListTable5Dark-Accent31">
     <w:name w:val="List Table 5 Dark - Accent 31"/>
-    <w:basedOn w:val="NormaleTabelle"/>
+    <w:basedOn w:val="TableNormal"/>
     <w:uiPriority w:val="99"/>
     <w:pPr>
       <w:spacing w:after="0"/>
@@ -21497,7 +21497,7 @@
   </w:style>
   <w:style w:type="table" w:customStyle="1" w:styleId="ListTable5Dark-Accent41">
     <w:name w:val="List Table 5 Dark - Accent 41"/>
-    <w:basedOn w:val="NormaleTabelle"/>
+    <w:basedOn w:val="TableNormal"/>
     <w:uiPriority w:val="99"/>
     <w:pPr>
       <w:spacing w:after="0"/>
@@ -21603,7 +21603,7 @@
   </w:style>
   <w:style w:type="table" w:customStyle="1" w:styleId="ListTable5Dark-Accent51">
     <w:name w:val="List Table 5 Dark - Accent 51"/>
-    <w:basedOn w:val="NormaleTabelle"/>
+    <w:basedOn w:val="TableNormal"/>
     <w:uiPriority w:val="99"/>
     <w:pPr>
       <w:spacing w:after="0"/>
@@ -21709,7 +21709,7 @@
   </w:style>
   <w:style w:type="table" w:customStyle="1" w:styleId="ListTable5Dark-Accent61">
     <w:name w:val="List Table 5 Dark - Accent 61"/>
-    <w:basedOn w:val="NormaleTabelle"/>
+    <w:basedOn w:val="TableNormal"/>
     <w:uiPriority w:val="99"/>
     <w:pPr>
       <w:spacing w:after="0"/>
@@ -21813,9 +21813,9 @@
       </w:tcPr>
     </w:tblStylePr>
   </w:style>
-  <w:style w:type="table" w:styleId="Listentabelle6farbig">
+  <w:style w:type="table" w:styleId="ListTable6Colorful">
     <w:name w:val="List Table 6 Colorful"/>
-    <w:basedOn w:val="NormaleTabelle"/>
+    <w:basedOn w:val="TableNormal"/>
     <w:uiPriority w:val="99"/>
     <w:pPr>
       <w:spacing w:after="0"/>
@@ -21891,7 +21891,7 @@
   </w:style>
   <w:style w:type="table" w:customStyle="1" w:styleId="ListTable6Colorful-Accent11">
     <w:name w:val="List Table 6 Colorful - Accent 11"/>
-    <w:basedOn w:val="NormaleTabelle"/>
+    <w:basedOn w:val="TableNormal"/>
     <w:uiPriority w:val="99"/>
     <w:pPr>
       <w:spacing w:after="0"/>
@@ -21967,7 +21967,7 @@
   </w:style>
   <w:style w:type="table" w:customStyle="1" w:styleId="ListTable6Colorful-Accent21">
     <w:name w:val="List Table 6 Colorful - Accent 21"/>
-    <w:basedOn w:val="NormaleTabelle"/>
+    <w:basedOn w:val="TableNormal"/>
     <w:uiPriority w:val="99"/>
     <w:pPr>
       <w:spacing w:after="0"/>
@@ -22043,7 +22043,7 @@
   </w:style>
   <w:style w:type="table" w:customStyle="1" w:styleId="ListTable6Colorful-Accent31">
     <w:name w:val="List Table 6 Colorful - Accent 31"/>
-    <w:basedOn w:val="NormaleTabelle"/>
+    <w:basedOn w:val="TableNormal"/>
     <w:uiPriority w:val="99"/>
     <w:pPr>
       <w:spacing w:after="0"/>
@@ -22119,7 +22119,7 @@
   </w:style>
   <w:style w:type="table" w:customStyle="1" w:styleId="ListTable6Colorful-Accent41">
     <w:name w:val="List Table 6 Colorful - Accent 41"/>
-    <w:basedOn w:val="NormaleTabelle"/>
+    <w:basedOn w:val="TableNormal"/>
     <w:uiPriority w:val="99"/>
     <w:pPr>
       <w:spacing w:after="0"/>
@@ -22195,7 +22195,7 @@
   </w:style>
   <w:style w:type="table" w:customStyle="1" w:styleId="ListTable6Colorful-Accent51">
     <w:name w:val="List Table 6 Colorful - Accent 51"/>
-    <w:basedOn w:val="NormaleTabelle"/>
+    <w:basedOn w:val="TableNormal"/>
     <w:uiPriority w:val="99"/>
     <w:pPr>
       <w:spacing w:after="0"/>
@@ -22271,7 +22271,7 @@
   </w:style>
   <w:style w:type="table" w:customStyle="1" w:styleId="ListTable6Colorful-Accent61">
     <w:name w:val="List Table 6 Colorful - Accent 61"/>
-    <w:basedOn w:val="NormaleTabelle"/>
+    <w:basedOn w:val="TableNormal"/>
     <w:uiPriority w:val="99"/>
     <w:pPr>
       <w:spacing w:after="0"/>
@@ -22345,9 +22345,9 @@
       </w:rPr>
     </w:tblStylePr>
   </w:style>
-  <w:style w:type="table" w:styleId="Listentabelle7farbig">
+  <w:style w:type="table" w:styleId="ListTable7Colorful">
     <w:name w:val="List Table 7 Colorful"/>
-    <w:basedOn w:val="NormaleTabelle"/>
+    <w:basedOn w:val="TableNormal"/>
     <w:uiPriority w:val="99"/>
     <w:pPr>
       <w:spacing w:after="0"/>
@@ -22461,7 +22461,7 @@
   </w:style>
   <w:style w:type="table" w:customStyle="1" w:styleId="ListTable7Colorful-Accent11">
     <w:name w:val="List Table 7 Colorful - Accent 11"/>
-    <w:basedOn w:val="NormaleTabelle"/>
+    <w:basedOn w:val="TableNormal"/>
     <w:uiPriority w:val="99"/>
     <w:pPr>
       <w:spacing w:after="0"/>
@@ -22575,7 +22575,7 @@
   </w:style>
   <w:style w:type="table" w:customStyle="1" w:styleId="ListTable7Colorful-Accent21">
     <w:name w:val="List Table 7 Colorful - Accent 21"/>
-    <w:basedOn w:val="NormaleTabelle"/>
+    <w:basedOn w:val="TableNormal"/>
     <w:uiPriority w:val="99"/>
     <w:pPr>
       <w:spacing w:after="0"/>
@@ -22689,7 +22689,7 @@
   </w:style>
   <w:style w:type="table" w:customStyle="1" w:styleId="ListTable7Colorful-Accent31">
     <w:name w:val="List Table 7 Colorful - Accent 31"/>
-    <w:basedOn w:val="NormaleTabelle"/>
+    <w:basedOn w:val="TableNormal"/>
     <w:uiPriority w:val="99"/>
     <w:pPr>
       <w:spacing w:after="0"/>
@@ -22803,7 +22803,7 @@
   </w:style>
   <w:style w:type="table" w:customStyle="1" w:styleId="ListTable7Colorful-Accent41">
     <w:name w:val="List Table 7 Colorful - Accent 41"/>
-    <w:basedOn w:val="NormaleTabelle"/>
+    <w:basedOn w:val="TableNormal"/>
     <w:uiPriority w:val="99"/>
     <w:pPr>
       <w:spacing w:after="0"/>
@@ -22917,7 +22917,7 @@
   </w:style>
   <w:style w:type="table" w:customStyle="1" w:styleId="ListTable7Colorful-Accent51">
     <w:name w:val="List Table 7 Colorful - Accent 51"/>
-    <w:basedOn w:val="NormaleTabelle"/>
+    <w:basedOn w:val="TableNormal"/>
     <w:uiPriority w:val="99"/>
     <w:pPr>
       <w:spacing w:after="0"/>
@@ -23031,7 +23031,7 @@
   </w:style>
   <w:style w:type="table" w:customStyle="1" w:styleId="ListTable7Colorful-Accent61">
     <w:name w:val="List Table 7 Colorful - Accent 61"/>
-    <w:basedOn w:val="NormaleTabelle"/>
+    <w:basedOn w:val="TableNormal"/>
     <w:uiPriority w:val="99"/>
     <w:pPr>
       <w:spacing w:after="0"/>
@@ -23145,7 +23145,7 @@
   </w:style>
   <w:style w:type="table" w:customStyle="1" w:styleId="Lined-Accent">
     <w:name w:val="Lined - Accent"/>
-    <w:basedOn w:val="NormaleTabelle"/>
+    <w:basedOn w:val="TableNormal"/>
     <w:uiPriority w:val="99"/>
     <w:pPr>
       <w:spacing w:after="0"/>
@@ -23241,7 +23241,7 @@
   </w:style>
   <w:style w:type="table" w:customStyle="1" w:styleId="Lined-Accent1">
     <w:name w:val="Lined - Accent 1"/>
-    <w:basedOn w:val="NormaleTabelle"/>
+    <w:basedOn w:val="TableNormal"/>
     <w:uiPriority w:val="99"/>
     <w:pPr>
       <w:spacing w:after="0"/>
@@ -23337,7 +23337,7 @@
   </w:style>
   <w:style w:type="table" w:customStyle="1" w:styleId="Lined-Accent2">
     <w:name w:val="Lined - Accent 2"/>
-    <w:basedOn w:val="NormaleTabelle"/>
+    <w:basedOn w:val="TableNormal"/>
     <w:uiPriority w:val="99"/>
     <w:pPr>
       <w:spacing w:after="0"/>
@@ -23433,7 +23433,7 @@
   </w:style>
   <w:style w:type="table" w:customStyle="1" w:styleId="Lined-Accent3">
     <w:name w:val="Lined - Accent 3"/>
-    <w:basedOn w:val="NormaleTabelle"/>
+    <w:basedOn w:val="TableNormal"/>
     <w:uiPriority w:val="99"/>
     <w:pPr>
       <w:spacing w:after="0"/>
@@ -23529,7 +23529,7 @@
   </w:style>
   <w:style w:type="table" w:customStyle="1" w:styleId="Lined-Accent4">
     <w:name w:val="Lined - Accent 4"/>
-    <w:basedOn w:val="NormaleTabelle"/>
+    <w:basedOn w:val="TableNormal"/>
     <w:uiPriority w:val="99"/>
     <w:pPr>
       <w:spacing w:after="0"/>
@@ -23625,7 +23625,7 @@
   </w:style>
   <w:style w:type="table" w:customStyle="1" w:styleId="Lined-Accent5">
     <w:name w:val="Lined - Accent 5"/>
-    <w:basedOn w:val="NormaleTabelle"/>
+    <w:basedOn w:val="TableNormal"/>
     <w:uiPriority w:val="99"/>
     <w:pPr>
       <w:spacing w:after="0"/>
@@ -23721,7 +23721,7 @@
   </w:style>
   <w:style w:type="table" w:customStyle="1" w:styleId="Lined-Accent6">
     <w:name w:val="Lined - Accent 6"/>
-    <w:basedOn w:val="NormaleTabelle"/>
+    <w:basedOn w:val="TableNormal"/>
     <w:uiPriority w:val="99"/>
     <w:pPr>
       <w:spacing w:after="0"/>
@@ -23817,7 +23817,7 @@
   </w:style>
   <w:style w:type="table" w:customStyle="1" w:styleId="BorderedLined-Accent">
     <w:name w:val="Bordered &amp; Lined - Accent"/>
-    <w:basedOn w:val="NormaleTabelle"/>
+    <w:basedOn w:val="TableNormal"/>
     <w:uiPriority w:val="99"/>
     <w:pPr>
       <w:spacing w:after="0"/>
@@ -23921,7 +23921,7 @@
   </w:style>
   <w:style w:type="table" w:customStyle="1" w:styleId="BorderedLined-Accent1">
     <w:name w:val="Bordered &amp; Lined - Accent 1"/>
-    <w:basedOn w:val="NormaleTabelle"/>
+    <w:basedOn w:val="TableNormal"/>
     <w:uiPriority w:val="99"/>
     <w:pPr>
       <w:spacing w:after="0"/>
@@ -24025,7 +24025,7 @@
   </w:style>
   <w:style w:type="table" w:customStyle="1" w:styleId="BorderedLined-Accent2">
     <w:name w:val="Bordered &amp; Lined - Accent 2"/>
-    <w:basedOn w:val="NormaleTabelle"/>
+    <w:basedOn w:val="TableNormal"/>
     <w:uiPriority w:val="99"/>
     <w:pPr>
       <w:spacing w:after="0"/>
@@ -24129,7 +24129,7 @@
   </w:style>
   <w:style w:type="table" w:customStyle="1" w:styleId="BorderedLined-Accent3">
     <w:name w:val="Bordered &amp; Lined - Accent 3"/>
-    <w:basedOn w:val="NormaleTabelle"/>
+    <w:basedOn w:val="TableNormal"/>
     <w:uiPriority w:val="99"/>
     <w:pPr>
       <w:spacing w:after="0"/>
@@ -24233,7 +24233,7 @@
   </w:style>
   <w:style w:type="table" w:customStyle="1" w:styleId="BorderedLined-Accent4">
     <w:name w:val="Bordered &amp; Lined - Accent 4"/>
-    <w:basedOn w:val="NormaleTabelle"/>
+    <w:basedOn w:val="TableNormal"/>
     <w:uiPriority w:val="99"/>
     <w:pPr>
       <w:spacing w:after="0"/>
@@ -24337,7 +24337,7 @@
   </w:style>
   <w:style w:type="table" w:customStyle="1" w:styleId="BorderedLined-Accent5">
     <w:name w:val="Bordered &amp; Lined - Accent 5"/>
-    <w:basedOn w:val="NormaleTabelle"/>
+    <w:basedOn w:val="TableNormal"/>
     <w:uiPriority w:val="99"/>
     <w:pPr>
       <w:spacing w:after="0"/>
@@ -24441,7 +24441,7 @@
   </w:style>
   <w:style w:type="table" w:customStyle="1" w:styleId="BorderedLined-Accent6">
     <w:name w:val="Bordered &amp; Lined - Accent 6"/>
-    <w:basedOn w:val="NormaleTabelle"/>
+    <w:basedOn w:val="TableNormal"/>
     <w:uiPriority w:val="99"/>
     <w:pPr>
       <w:spacing w:after="0"/>
@@ -24545,7 +24545,7 @@
   </w:style>
   <w:style w:type="table" w:customStyle="1" w:styleId="Bordered">
     <w:name w:val="Bordered"/>
-    <w:basedOn w:val="NormaleTabelle"/>
+    <w:basedOn w:val="TableNormal"/>
     <w:uiPriority w:val="99"/>
     <w:pPr>
       <w:spacing w:after="0"/>
@@ -24627,7 +24627,7 @@
   </w:style>
   <w:style w:type="table" w:customStyle="1" w:styleId="Bordered-Accent1">
     <w:name w:val="Bordered - Accent 1"/>
-    <w:basedOn w:val="NormaleTabelle"/>
+    <w:basedOn w:val="TableNormal"/>
     <w:uiPriority w:val="99"/>
     <w:pPr>
       <w:spacing w:after="0"/>
@@ -24709,7 +24709,7 @@
   </w:style>
   <w:style w:type="table" w:customStyle="1" w:styleId="Bordered-Accent2">
     <w:name w:val="Bordered - Accent 2"/>
-    <w:basedOn w:val="NormaleTabelle"/>
+    <w:basedOn w:val="TableNormal"/>
     <w:uiPriority w:val="99"/>
     <w:pPr>
       <w:spacing w:after="0"/>
@@ -24791,7 +24791,7 @@
   </w:style>
   <w:style w:type="table" w:customStyle="1" w:styleId="Bordered-Accent3">
     <w:name w:val="Bordered - Accent 3"/>
-    <w:basedOn w:val="NormaleTabelle"/>
+    <w:basedOn w:val="TableNormal"/>
     <w:uiPriority w:val="99"/>
     <w:pPr>
       <w:spacing w:after="0"/>
@@ -24873,7 +24873,7 @@
   </w:style>
   <w:style w:type="table" w:customStyle="1" w:styleId="Bordered-Accent4">
     <w:name w:val="Bordered - Accent 4"/>
-    <w:basedOn w:val="NormaleTabelle"/>
+    <w:basedOn w:val="TableNormal"/>
     <w:uiPriority w:val="99"/>
     <w:pPr>
       <w:spacing w:after="0"/>
@@ -24955,7 +24955,7 @@
   </w:style>
   <w:style w:type="table" w:customStyle="1" w:styleId="Bordered-Accent5">
     <w:name w:val="Bordered - Accent 5"/>
-    <w:basedOn w:val="NormaleTabelle"/>
+    <w:basedOn w:val="TableNormal"/>
     <w:uiPriority w:val="99"/>
     <w:pPr>
       <w:spacing w:after="0"/>
@@ -25037,7 +25037,7 @@
   </w:style>
   <w:style w:type="table" w:customStyle="1" w:styleId="Bordered-Accent6">
     <w:name w:val="Bordered - Accent 6"/>
-    <w:basedOn w:val="NormaleTabelle"/>
+    <w:basedOn w:val="TableNormal"/>
     <w:uiPriority w:val="99"/>
     <w:pPr>
       <w:spacing w:after="0"/>
@@ -25124,10 +25124,10 @@
       <w:sz w:val="18"/>
     </w:rPr>
   </w:style>
-  <w:style w:type="paragraph" w:styleId="Endnotentext">
+  <w:style w:type="paragraph" w:styleId="EndnoteText">
     <w:name w:val="endnote text"/>
-    <w:basedOn w:val="Standard"/>
-    <w:link w:val="EndnotentextZchn"/>
+    <w:basedOn w:val="Normal"/>
+    <w:link w:val="EndnoteTextChar"/>
     <w:uiPriority w:val="99"/>
     <w:semiHidden/>
     <w:unhideWhenUsed/>
@@ -25138,17 +25138,17 @@
       <w:sz w:val="20"/>
     </w:rPr>
   </w:style>
-  <w:style w:type="character" w:customStyle="1" w:styleId="EndnotentextZchn">
-    <w:name w:val="Endnotentext Zchn"/>
-    <w:link w:val="Endnotentext"/>
+  <w:style w:type="character" w:customStyle="1" w:styleId="EndnoteTextChar">
+    <w:name w:val="Endnote Text Char"/>
+    <w:link w:val="EndnoteText"/>
     <w:uiPriority w:val="99"/>
     <w:rPr>
       <w:sz w:val="20"/>
     </w:rPr>
   </w:style>
-  <w:style w:type="character" w:styleId="Endnotenzeichen">
+  <w:style w:type="character" w:styleId="EndnoteReference">
     <w:name w:val="endnote reference"/>
-    <w:basedOn w:val="Absatz-Standardschriftart"/>
+    <w:basedOn w:val="DefaultParagraphFont"/>
     <w:uiPriority w:val="99"/>
     <w:semiHidden/>
     <w:unhideWhenUsed/>
@@ -25156,10 +25156,10 @@
       <w:vertAlign w:val="superscript"/>
     </w:rPr>
   </w:style>
-  <w:style w:type="paragraph" w:styleId="Abbildungsverzeichnis">
+  <w:style w:type="paragraph" w:styleId="TableofFigures">
     <w:name w:val="table of figures"/>
-    <w:basedOn w:val="Standard"/>
-    <w:next w:val="Standard"/>
+    <w:basedOn w:val="Normal"/>
+    <w:next w:val="Normal"/>
     <w:uiPriority w:val="99"/>
     <w:unhideWhenUsed/>
     <w:pPr>
@@ -25177,11 +25177,11 @@
       </w:tblCellMar>
     </w:tblPr>
   </w:style>
-  <w:style w:type="paragraph" w:styleId="Titel">
+  <w:style w:type="paragraph" w:styleId="Title">
     <w:name w:val="Title"/>
-    <w:basedOn w:val="Standard"/>
-    <w:next w:val="Standard"/>
-    <w:link w:val="TitelZchn"/>
+    <w:basedOn w:val="Normal"/>
+    <w:next w:val="Normal"/>
+    <w:link w:val="TitleChar1"/>
     <w:uiPriority w:val="10"/>
     <w:qFormat/>
     <w:pPr>
@@ -25195,9 +25195,9 @@
       <w:szCs w:val="32"/>
     </w:rPr>
   </w:style>
-  <w:style w:type="character" w:customStyle="1" w:styleId="berschrift2Zchn">
-    <w:name w:val="Überschrift 2 Zchn"/>
-    <w:link w:val="berschrift2"/>
+  <w:style w:type="character" w:customStyle="1" w:styleId="Heading2Char1">
+    <w:name w:val="Heading 2 Char1"/>
+    <w:link w:val="Heading2"/>
     <w:uiPriority w:val="9"/>
     <w:rPr>
       <w:rFonts w:ascii="Arial" w:eastAsia="Times New Roman" w:hAnsi="Arial" w:cs="Arial"/>
@@ -25210,10 +25210,10 @@
       <w:lang w:val="en-US" w:eastAsia="en-US"/>
     </w:rPr>
   </w:style>
-  <w:style w:type="paragraph" w:styleId="Sprechblasentext">
+  <w:style w:type="paragraph" w:styleId="BalloonText">
     <w:name w:val="Balloon Text"/>
-    <w:basedOn w:val="Standard"/>
-    <w:link w:val="SprechblasentextZchn"/>
+    <w:basedOn w:val="Normal"/>
+    <w:link w:val="BalloonTextChar"/>
     <w:uiPriority w:val="99"/>
     <w:semiHidden/>
     <w:unhideWhenUsed/>
@@ -25226,9 +25226,9 @@
       <w:szCs w:val="16"/>
     </w:rPr>
   </w:style>
-  <w:style w:type="character" w:customStyle="1" w:styleId="SprechblasentextZchn">
-    <w:name w:val="Sprechblasentext Zchn"/>
-    <w:link w:val="Sprechblasentext"/>
+  <w:style w:type="character" w:customStyle="1" w:styleId="BalloonTextChar">
+    <w:name w:val="Balloon Text Char"/>
+    <w:link w:val="BalloonText"/>
     <w:uiPriority w:val="99"/>
     <w:semiHidden/>
     <w:rPr>
@@ -25239,7 +25239,7 @@
   </w:style>
   <w:style w:type="paragraph" w:customStyle="1" w:styleId="Kapitel">
     <w:name w:val="Kapitel"/>
-    <w:basedOn w:val="Standard"/>
+    <w:basedOn w:val="Normal"/>
     <w:pPr>
       <w:framePr w:w="3969" w:hSpace="142" w:vSpace="142" w:wrap="around" w:vAnchor="page" w:hAnchor="page" w:x="1708" w:y="959"/>
       <w:spacing w:after="0" w:line="240" w:lineRule="auto"/>
@@ -25253,9 +25253,9 @@
       <w:lang w:val="cs-CZ" w:eastAsia="de-DE"/>
     </w:rPr>
   </w:style>
-  <w:style w:type="character" w:customStyle="1" w:styleId="berschrift1Zchn">
-    <w:name w:val="Überschrift 1 Zchn"/>
-    <w:link w:val="berschrift1"/>
+  <w:style w:type="character" w:customStyle="1" w:styleId="Heading1Char1">
+    <w:name w:val="Heading 1 Char1"/>
+    <w:link w:val="Heading1"/>
     <w:uiPriority w:val="9"/>
     <w:rPr>
       <w:rFonts w:eastAsia="Times New Roman"/>
@@ -25266,10 +25266,10 @@
       <w:lang w:val="en-GB" w:eastAsia="en-US"/>
     </w:rPr>
   </w:style>
-  <w:style w:type="paragraph" w:styleId="Kopfzeile">
+  <w:style w:type="paragraph" w:styleId="Header">
     <w:name w:val="header"/>
-    <w:basedOn w:val="Standard"/>
-    <w:link w:val="KopfzeileZchn"/>
+    <w:basedOn w:val="Normal"/>
+    <w:link w:val="HeaderChar1"/>
     <w:uiPriority w:val="99"/>
     <w:unhideWhenUsed/>
     <w:pPr>
@@ -25280,16 +25280,16 @@
       <w:spacing w:after="0" w:line="240" w:lineRule="auto"/>
     </w:pPr>
   </w:style>
-  <w:style w:type="character" w:customStyle="1" w:styleId="KopfzeileZchn">
-    <w:name w:val="Kopfzeile Zchn"/>
-    <w:basedOn w:val="Absatz-Standardschriftart"/>
-    <w:link w:val="Kopfzeile"/>
+  <w:style w:type="character" w:customStyle="1" w:styleId="HeaderChar1">
+    <w:name w:val="Header Char1"/>
+    <w:basedOn w:val="DefaultParagraphFont"/>
+    <w:link w:val="Header"/>
     <w:uiPriority w:val="99"/>
   </w:style>
-  <w:style w:type="paragraph" w:styleId="Fuzeile">
+  <w:style w:type="paragraph" w:styleId="Footer">
     <w:name w:val="footer"/>
-    <w:basedOn w:val="Standard"/>
-    <w:link w:val="FuzeileZchn"/>
+    <w:basedOn w:val="Normal"/>
+    <w:link w:val="FooterChar1"/>
     <w:uiPriority w:val="99"/>
     <w:unhideWhenUsed/>
     <w:pPr>
@@ -25300,15 +25300,15 @@
       <w:spacing w:after="0" w:line="240" w:lineRule="auto"/>
     </w:pPr>
   </w:style>
-  <w:style w:type="character" w:customStyle="1" w:styleId="FuzeileZchn">
-    <w:name w:val="Fußzeile Zchn"/>
-    <w:basedOn w:val="Absatz-Standardschriftart"/>
-    <w:link w:val="Fuzeile"/>
+  <w:style w:type="character" w:customStyle="1" w:styleId="FooterChar1">
+    <w:name w:val="Footer Char1"/>
+    <w:basedOn w:val="DefaultParagraphFont"/>
+    <w:link w:val="Footer"/>
     <w:uiPriority w:val="99"/>
   </w:style>
-  <w:style w:type="character" w:customStyle="1" w:styleId="berschrift3Zchn">
-    <w:name w:val="Überschrift 3 Zchn"/>
-    <w:link w:val="berschrift3"/>
+  <w:style w:type="character" w:customStyle="1" w:styleId="Heading3Char1">
+    <w:name w:val="Heading 3 Char1"/>
+    <w:link w:val="Heading3"/>
     <w:uiPriority w:val="9"/>
     <w:rPr>
       <w:rFonts w:eastAsia="Times New Roman"/>
@@ -25318,9 +25318,9 @@
       <w:lang w:val="en-GB" w:eastAsia="en-US"/>
     </w:rPr>
   </w:style>
-  <w:style w:type="paragraph" w:styleId="Inhaltsverzeichnisberschrift">
+  <w:style w:type="paragraph" w:styleId="TOCHeading">
     <w:name w:val="TOC Heading"/>
-    <w:next w:val="Standard"/>
+    <w:next w:val="Normal"/>
     <w:uiPriority w:val="39"/>
     <w:unhideWhenUsed/>
     <w:qFormat/>
@@ -25338,10 +25338,10 @@
       <w:lang w:val="de-DE" w:eastAsia="en-US"/>
     </w:rPr>
   </w:style>
-  <w:style w:type="paragraph" w:styleId="Verzeichnis2">
+  <w:style w:type="paragraph" w:styleId="TOC2">
     <w:name w:val="toc 2"/>
-    <w:basedOn w:val="Standard"/>
-    <w:next w:val="Standard"/>
+    <w:basedOn w:val="Normal"/>
+    <w:next w:val="Normal"/>
     <w:uiPriority w:val="39"/>
     <w:unhideWhenUsed/>
     <w:pPr>
@@ -25358,10 +25358,10 @@
       <w:sz w:val="24"/>
     </w:rPr>
   </w:style>
-  <w:style w:type="paragraph" w:styleId="Verzeichnis3">
+  <w:style w:type="paragraph" w:styleId="TOC3">
     <w:name w:val="toc 3"/>
-    <w:basedOn w:val="Standard"/>
-    <w:next w:val="Standard"/>
+    <w:basedOn w:val="Normal"/>
+    <w:next w:val="Normal"/>
     <w:uiPriority w:val="39"/>
     <w:unhideWhenUsed/>
     <w:pPr>
@@ -25385,10 +25385,10 @@
       <w:u w:val="single"/>
     </w:rPr>
   </w:style>
-  <w:style w:type="paragraph" w:styleId="Verzeichnis1">
+  <w:style w:type="paragraph" w:styleId="TOC1">
     <w:name w:val="toc 1"/>
-    <w:basedOn w:val="Standard"/>
-    <w:next w:val="Standard"/>
+    <w:basedOn w:val="Normal"/>
+    <w:next w:val="Normal"/>
     <w:uiPriority w:val="39"/>
     <w:unhideWhenUsed/>
     <w:pPr>
@@ -25406,9 +25406,9 @@
       <w:sz w:val="24"/>
     </w:rPr>
   </w:style>
-  <w:style w:type="character" w:customStyle="1" w:styleId="berschrift4Zchn">
-    <w:name w:val="Überschrift 4 Zchn"/>
-    <w:link w:val="berschrift4"/>
+  <w:style w:type="character" w:customStyle="1" w:styleId="Heading4Char1">
+    <w:name w:val="Heading 4 Char1"/>
+    <w:link w:val="Heading4"/>
     <w:uiPriority w:val="9"/>
     <w:rPr>
       <w:rFonts w:eastAsia="Times New Roman"/>
@@ -25420,9 +25420,9 @@
       <w:lang w:val="en-GB"/>
     </w:rPr>
   </w:style>
-  <w:style w:type="character" w:customStyle="1" w:styleId="berschrift5Zchn">
-    <w:name w:val="Überschrift 5 Zchn"/>
-    <w:link w:val="berschrift5"/>
+  <w:style w:type="character" w:customStyle="1" w:styleId="Heading5Char1">
+    <w:name w:val="Heading 5 Char1"/>
+    <w:link w:val="Heading5"/>
     <w:uiPriority w:val="9"/>
     <w:semiHidden/>
     <w:rPr>
@@ -25430,9 +25430,9 @@
       <w:color w:val="243F60"/>
     </w:rPr>
   </w:style>
-  <w:style w:type="character" w:customStyle="1" w:styleId="berschrift6Zchn">
-    <w:name w:val="Überschrift 6 Zchn"/>
-    <w:link w:val="berschrift6"/>
+  <w:style w:type="character" w:customStyle="1" w:styleId="Heading6Char1">
+    <w:name w:val="Heading 6 Char1"/>
+    <w:link w:val="Heading6"/>
     <w:uiPriority w:val="9"/>
     <w:semiHidden/>
     <w:rPr>
@@ -25442,9 +25442,9 @@
       <w:color w:val="243F60"/>
     </w:rPr>
   </w:style>
-  <w:style w:type="character" w:customStyle="1" w:styleId="berschrift7Zchn">
-    <w:name w:val="Überschrift 7 Zchn"/>
-    <w:link w:val="berschrift7"/>
+  <w:style w:type="character" w:customStyle="1" w:styleId="Heading7Char1">
+    <w:name w:val="Heading 7 Char1"/>
+    <w:link w:val="Heading7"/>
     <w:uiPriority w:val="9"/>
     <w:semiHidden/>
     <w:rPr>
@@ -25454,9 +25454,9 @@
       <w:color w:val="404040"/>
     </w:rPr>
   </w:style>
-  <w:style w:type="character" w:customStyle="1" w:styleId="berschrift8Zchn">
-    <w:name w:val="Überschrift 8 Zchn"/>
-    <w:link w:val="berschrift8"/>
+  <w:style w:type="character" w:customStyle="1" w:styleId="Heading8Char1">
+    <w:name w:val="Heading 8 Char1"/>
+    <w:link w:val="Heading8"/>
     <w:uiPriority w:val="9"/>
     <w:semiHidden/>
     <w:rPr>
@@ -25464,9 +25464,9 @@
       <w:color w:val="404040"/>
     </w:rPr>
   </w:style>
-  <w:style w:type="character" w:customStyle="1" w:styleId="berschrift9Zchn">
-    <w:name w:val="Überschrift 9 Zchn"/>
-    <w:link w:val="berschrift9"/>
+  <w:style w:type="character" w:customStyle="1" w:styleId="Heading9Char1">
+    <w:name w:val="Heading 9 Char1"/>
+    <w:link w:val="Heading9"/>
     <w:uiPriority w:val="9"/>
     <w:semiHidden/>
     <w:rPr>
@@ -25480,9 +25480,9 @@
     <w:name w:val="Formatvorlage1"/>
     <w:uiPriority w:val="99"/>
   </w:style>
-  <w:style w:type="character" w:customStyle="1" w:styleId="TitelZchn">
-    <w:name w:val="Titel Zchn"/>
-    <w:link w:val="Titel"/>
+  <w:style w:type="character" w:customStyle="1" w:styleId="TitleChar1">
+    <w:name w:val="Title Char1"/>
+    <w:link w:val="Title"/>
     <w:uiPriority w:val="10"/>
     <w:rPr>
       <w:rFonts w:ascii="Arial" w:eastAsia="Times New Roman" w:hAnsi="Arial"/>
@@ -25495,7 +25495,7 @@
   </w:style>
   <w:style w:type="paragraph" w:customStyle="1" w:styleId="Kasten">
     <w:name w:val="Kasten"/>
-    <w:basedOn w:val="berschrift4"/>
+    <w:basedOn w:val="Heading4"/>
     <w:pPr>
       <w:keepNext w:val="0"/>
       <w:keepLines w:val="0"/>
@@ -25516,10 +25516,10 @@
       <w:lang w:eastAsia="de-DE"/>
     </w:rPr>
   </w:style>
-  <w:style w:type="paragraph" w:styleId="Funotentext">
+  <w:style w:type="paragraph" w:styleId="FootnoteText">
     <w:name w:val="footnote text"/>
-    <w:basedOn w:val="Standard"/>
-    <w:link w:val="FunotentextZchn"/>
+    <w:basedOn w:val="Normal"/>
+    <w:link w:val="FootnoteTextChar1"/>
     <w:uiPriority w:val="99"/>
     <w:semiHidden/>
     <w:unhideWhenUsed/>
@@ -25528,9 +25528,9 @@
       <w:szCs w:val="20"/>
     </w:rPr>
   </w:style>
-  <w:style w:type="character" w:customStyle="1" w:styleId="FunotentextZchn">
-    <w:name w:val="Fußnotentext Zchn"/>
-    <w:link w:val="Funotentext"/>
+  <w:style w:type="character" w:customStyle="1" w:styleId="FootnoteTextChar1">
+    <w:name w:val="Footnote Text Char1"/>
+    <w:link w:val="FootnoteText"/>
     <w:uiPriority w:val="99"/>
     <w:semiHidden/>
     <w:rPr>
@@ -25539,7 +25539,7 @@
       <w:lang w:val="de-DE" w:eastAsia="en-US"/>
     </w:rPr>
   </w:style>
-  <w:style w:type="character" w:styleId="Funotenzeichen">
+  <w:style w:type="character" w:styleId="FootnoteReference">
     <w:name w:val="footnote reference"/>
     <w:uiPriority w:val="99"/>
     <w:semiHidden/>
@@ -25548,10 +25548,10 @@
       <w:vertAlign w:val="superscript"/>
     </w:rPr>
   </w:style>
-  <w:style w:type="paragraph" w:styleId="Verzeichnis4">
+  <w:style w:type="paragraph" w:styleId="TOC4">
     <w:name w:val="toc 4"/>
-    <w:basedOn w:val="Standard"/>
-    <w:next w:val="Standard"/>
+    <w:basedOn w:val="Normal"/>
+    <w:next w:val="Normal"/>
     <w:uiPriority w:val="39"/>
     <w:unhideWhenUsed/>
     <w:pPr>
@@ -25564,10 +25564,10 @@
       <w:lang w:val="de-AT" w:eastAsia="de-AT"/>
     </w:rPr>
   </w:style>
-  <w:style w:type="paragraph" w:styleId="Verzeichnis5">
+  <w:style w:type="paragraph" w:styleId="TOC5">
     <w:name w:val="toc 5"/>
-    <w:basedOn w:val="Standard"/>
-    <w:next w:val="Standard"/>
+    <w:basedOn w:val="Normal"/>
+    <w:next w:val="Normal"/>
     <w:uiPriority w:val="39"/>
     <w:unhideWhenUsed/>
     <w:pPr>
@@ -25580,10 +25580,10 @@
       <w:lang w:val="de-AT" w:eastAsia="de-AT"/>
     </w:rPr>
   </w:style>
-  <w:style w:type="paragraph" w:styleId="Verzeichnis6">
+  <w:style w:type="paragraph" w:styleId="TOC6">
     <w:name w:val="toc 6"/>
-    <w:basedOn w:val="Standard"/>
-    <w:next w:val="Standard"/>
+    <w:basedOn w:val="Normal"/>
+    <w:next w:val="Normal"/>
     <w:uiPriority w:val="39"/>
     <w:unhideWhenUsed/>
     <w:pPr>
@@ -25596,10 +25596,10 @@
       <w:lang w:val="de-AT" w:eastAsia="de-AT"/>
     </w:rPr>
   </w:style>
-  <w:style w:type="paragraph" w:styleId="Verzeichnis7">
+  <w:style w:type="paragraph" w:styleId="TOC7">
     <w:name w:val="toc 7"/>
-    <w:basedOn w:val="Standard"/>
-    <w:next w:val="Standard"/>
+    <w:basedOn w:val="Normal"/>
+    <w:next w:val="Normal"/>
     <w:uiPriority w:val="39"/>
     <w:unhideWhenUsed/>
     <w:pPr>
@@ -25612,10 +25612,10 @@
       <w:lang w:val="de-AT" w:eastAsia="de-AT"/>
     </w:rPr>
   </w:style>
-  <w:style w:type="paragraph" w:styleId="Verzeichnis8">
+  <w:style w:type="paragraph" w:styleId="TOC8">
     <w:name w:val="toc 8"/>
-    <w:basedOn w:val="Standard"/>
-    <w:next w:val="Standard"/>
+    <w:basedOn w:val="Normal"/>
+    <w:next w:val="Normal"/>
     <w:uiPriority w:val="39"/>
     <w:unhideWhenUsed/>
     <w:pPr>
@@ -25628,10 +25628,10 @@
       <w:lang w:val="de-AT" w:eastAsia="de-AT"/>
     </w:rPr>
   </w:style>
-  <w:style w:type="paragraph" w:styleId="Verzeichnis9">
+  <w:style w:type="paragraph" w:styleId="TOC9">
     <w:name w:val="toc 9"/>
-    <w:basedOn w:val="Standard"/>
-    <w:next w:val="Standard"/>
+    <w:basedOn w:val="Normal"/>
+    <w:next w:val="Normal"/>
     <w:uiPriority w:val="39"/>
     <w:unhideWhenUsed/>
     <w:pPr>
@@ -25644,9 +25644,9 @@
       <w:lang w:val="de-AT" w:eastAsia="de-AT"/>
     </w:rPr>
   </w:style>
-  <w:style w:type="paragraph" w:styleId="Listenabsatz">
+  <w:style w:type="paragraph" w:styleId="ListParagraph">
     <w:name w:val="List Paragraph"/>
-    <w:basedOn w:val="Standard"/>
+    <w:basedOn w:val="Normal"/>
     <w:uiPriority w:val="34"/>
     <w:qFormat/>
     <w:pPr>
@@ -25656,7 +25656,7 @@
   </w:style>
   <w:style w:type="paragraph" w:customStyle="1" w:styleId="TableParagraph">
     <w:name w:val="Table Paragraph"/>
-    <w:basedOn w:val="Standard"/>
+    <w:basedOn w:val="Normal"/>
     <w:uiPriority w:val="1"/>
     <w:qFormat/>
     <w:pPr>
@@ -25691,9 +25691,9 @@
       </w:tblCellMar>
     </w:tblPr>
   </w:style>
-  <w:style w:type="table" w:styleId="Tabellenraster">
+  <w:style w:type="table" w:styleId="TableGrid">
     <w:name w:val="Table Grid"/>
-    <w:basedOn w:val="NormaleTabelle"/>
+    <w:basedOn w:val="TableNormal"/>
     <w:uiPriority w:val="59"/>
     <w:tblPr>
       <w:tblBorders>
@@ -25706,10 +25706,10 @@
       </w:tblBorders>
     </w:tblPr>
   </w:style>
-  <w:style w:type="paragraph" w:styleId="Beschriftung">
+  <w:style w:type="paragraph" w:styleId="Caption">
     <w:name w:val="caption"/>
-    <w:basedOn w:val="Standard"/>
-    <w:next w:val="Standard"/>
+    <w:basedOn w:val="Normal"/>
+    <w:next w:val="Normal"/>
     <w:uiPriority w:val="35"/>
     <w:unhideWhenUsed/>
     <w:qFormat/>
@@ -25720,7 +25720,7 @@
       <w:szCs w:val="20"/>
     </w:rPr>
   </w:style>
-  <w:style w:type="character" w:styleId="Kommentarzeichen">
+  <w:style w:type="character" w:styleId="CommentReference">
     <w:name w:val="annotation reference"/>
     <w:uiPriority w:val="99"/>
     <w:semiHidden/>
@@ -25730,10 +25730,10 @@
       <w:szCs w:val="16"/>
     </w:rPr>
   </w:style>
-  <w:style w:type="paragraph" w:styleId="Kommentartext">
+  <w:style w:type="paragraph" w:styleId="CommentText">
     <w:name w:val="annotation text"/>
-    <w:basedOn w:val="Standard"/>
-    <w:link w:val="KommentartextZchn"/>
+    <w:basedOn w:val="Normal"/>
+    <w:link w:val="CommentTextChar"/>
     <w:uiPriority w:val="99"/>
     <w:unhideWhenUsed/>
     <w:rPr>
@@ -25741,20 +25741,20 @@
       <w:szCs w:val="20"/>
     </w:rPr>
   </w:style>
-  <w:style w:type="character" w:customStyle="1" w:styleId="KommentartextZchn">
-    <w:name w:val="Kommentartext Zchn"/>
-    <w:link w:val="Kommentartext"/>
+  <w:style w:type="character" w:customStyle="1" w:styleId="CommentTextChar">
+    <w:name w:val="Comment Text Char"/>
+    <w:link w:val="CommentText"/>
     <w:uiPriority w:val="99"/>
     <w:rPr>
       <w:rFonts w:ascii="TU Text Light" w:hAnsi="TU Text Light"/>
       <w:lang w:val="de-DE" w:eastAsia="en-US"/>
     </w:rPr>
   </w:style>
-  <w:style w:type="paragraph" w:styleId="Kommentarthema">
+  <w:style w:type="paragraph" w:styleId="CommentSubject">
     <w:name w:val="annotation subject"/>
-    <w:basedOn w:val="Kommentartext"/>
-    <w:next w:val="Kommentartext"/>
-    <w:link w:val="KommentarthemaZchn"/>
+    <w:basedOn w:val="CommentText"/>
+    <w:next w:val="CommentText"/>
+    <w:link w:val="CommentSubjectChar"/>
     <w:uiPriority w:val="99"/>
     <w:semiHidden/>
     <w:unhideWhenUsed/>
@@ -25763,9 +25763,9 @@
       <w:bCs/>
     </w:rPr>
   </w:style>
-  <w:style w:type="character" w:customStyle="1" w:styleId="KommentarthemaZchn">
-    <w:name w:val="Kommentarthema Zchn"/>
-    <w:link w:val="Kommentarthema"/>
+  <w:style w:type="character" w:customStyle="1" w:styleId="CommentSubjectChar">
+    <w:name w:val="Comment Subject Char"/>
+    <w:link w:val="CommentSubject"/>
     <w:uiPriority w:val="99"/>
     <w:semiHidden/>
     <w:rPr>
@@ -25775,9 +25775,9 @@
       <w:lang w:val="de-DE" w:eastAsia="en-US"/>
     </w:rPr>
   </w:style>
-  <w:style w:type="paragraph" w:styleId="StandardWeb">
+  <w:style w:type="paragraph" w:styleId="NormalWeb">
     <w:name w:val="Normal (Web)"/>
-    <w:basedOn w:val="Standard"/>
+    <w:basedOn w:val="Normal"/>
     <w:uiPriority w:val="99"/>
     <w:unhideWhenUsed/>
     <w:pPr>
@@ -25796,9 +25796,12 @@
   </w:style>
   <w:style w:type="table" w:customStyle="1" w:styleId="GridTableLight0">
     <w:name w:val="Grid Table Light0"/>
-    <w:basedOn w:val="NormaleTabelle"/>
+    <w:basedOn w:val="TableNormal"/>
     <w:uiPriority w:val="40"/>
+    <w:rsid w:val="006B56A6"/>
     <w:pPr>
+      <w:keepNext/>
+      <w:keepLines/>
       <w:pBdr>
         <w:top w:val="none" w:sz="4" w:space="0" w:color="000000"/>
         <w:left w:val="none" w:sz="4" w:space="0" w:color="000000"/>
@@ -25824,7 +25827,7 @@
       </w:tblBorders>
     </w:tblPr>
   </w:style>
-  <w:style w:type="paragraph" w:styleId="KeinLeerraum">
+  <w:style w:type="paragraph" w:styleId="NoSpacing">
     <w:name w:val="No Spacing"/>
     <w:uiPriority w:val="1"/>
     <w:qFormat/>
@@ -25835,10 +25838,10 @@
       <w:lang w:val="de-DE" w:eastAsia="en-US"/>
     </w:rPr>
   </w:style>
-  <w:style w:type="paragraph" w:styleId="Textkrper">
+  <w:style w:type="paragraph" w:styleId="BodyText">
     <w:name w:val="Body Text"/>
-    <w:basedOn w:val="Standard"/>
-    <w:link w:val="TextkrperZchn"/>
+    <w:basedOn w:val="Normal"/>
+    <w:link w:val="BodyTextChar"/>
     <w:uiPriority w:val="1"/>
     <w:qFormat/>
     <w:pPr>
@@ -25850,10 +25853,10 @@
       <w:lang w:val="en-US"/>
     </w:rPr>
   </w:style>
-  <w:style w:type="character" w:customStyle="1" w:styleId="TextkrperZchn">
-    <w:name w:val="Textkörper Zchn"/>
-    <w:basedOn w:val="Absatz-Standardschriftart"/>
-    <w:link w:val="Textkrper"/>
+  <w:style w:type="character" w:customStyle="1" w:styleId="BodyTextChar">
+    <w:name w:val="Body Text Char"/>
+    <w:basedOn w:val="DefaultParagraphFont"/>
+    <w:link w:val="BodyText"/>
     <w:uiPriority w:val="1"/>
     <w:rPr>
       <w:rFonts w:ascii="Arial" w:eastAsia="Arial" w:hAnsi="Arial" w:cs="Arial"/>
@@ -25864,7 +25867,7 @@
   </w:style>
   <w:style w:type="character" w:customStyle="1" w:styleId="NichtaufgelsteErwhnung1">
     <w:name w:val="Nicht aufgelöste Erwähnung1"/>
-    <w:basedOn w:val="Absatz-Standardschriftart"/>
+    <w:basedOn w:val="DefaultParagraphFont"/>
     <w:uiPriority w:val="99"/>
     <w:semiHidden/>
     <w:unhideWhenUsed/>
@@ -25873,9 +25876,9 @@
       <w:shd w:val="clear" w:color="auto" w:fill="E1DFDD"/>
     </w:rPr>
   </w:style>
-  <w:style w:type="character" w:styleId="BesuchterLink">
+  <w:style w:type="character" w:styleId="FollowedHyperlink">
     <w:name w:val="FollowedHyperlink"/>
-    <w:basedOn w:val="Absatz-Standardschriftart"/>
+    <w:basedOn w:val="DefaultParagraphFont"/>
     <w:uiPriority w:val="99"/>
     <w:semiHidden/>
     <w:unhideWhenUsed/>
@@ -25884,11 +25887,11 @@
       <w:u w:val="single"/>
     </w:rPr>
   </w:style>
-  <w:style w:type="paragraph" w:styleId="Untertitel">
+  <w:style w:type="paragraph" w:styleId="Subtitle">
     <w:name w:val="Subtitle"/>
-    <w:basedOn w:val="Standard"/>
-    <w:next w:val="Standard"/>
-    <w:link w:val="UntertitelZchn"/>
+    <w:basedOn w:val="Normal"/>
+    <w:next w:val="Normal"/>
+    <w:link w:val="SubtitleChar"/>
     <w:uiPriority w:val="11"/>
     <w:qFormat/>
     <w:pPr>
@@ -25907,7 +25910,10 @@
   <w:style w:type="table" w:customStyle="1" w:styleId="StGen0">
     <w:name w:val="StGen0"/>
     <w:basedOn w:val="TableNormal1"/>
+    <w:rsid w:val="006B56A6"/>
     <w:pPr>
+      <w:keepNext/>
+      <w:keepLines/>
       <w:pBdr>
         <w:top w:val="none" w:sz="0" w:space="0" w:color="000000"/>
         <w:left w:val="none" w:sz="0" w:space="0" w:color="000000"/>
@@ -26011,7 +26017,7 @@
   </w:style>
   <w:style w:type="character" w:customStyle="1" w:styleId="NichtaufgelsteErwhnung2">
     <w:name w:val="Nicht aufgelöste Erwähnung2"/>
-    <w:basedOn w:val="Absatz-Standardschriftart"/>
+    <w:basedOn w:val="DefaultParagraphFont"/>
     <w:uiPriority w:val="99"/>
     <w:semiHidden/>
     <w:unhideWhenUsed/>
@@ -26020,9 +26026,9 @@
       <w:shd w:val="clear" w:color="auto" w:fill="E1DFDD"/>
     </w:rPr>
   </w:style>
-  <w:style w:type="character" w:styleId="Fett">
+  <w:style w:type="character" w:styleId="Strong">
     <w:name w:val="Strong"/>
-    <w:basedOn w:val="Absatz-Standardschriftart"/>
+    <w:basedOn w:val="DefaultParagraphFont"/>
     <w:uiPriority w:val="22"/>
     <w:qFormat/>
     <w:rPr>
@@ -26032,7 +26038,7 @@
   </w:style>
   <w:style w:type="character" w:customStyle="1" w:styleId="UnresolvedMention1">
     <w:name w:val="Unresolved Mention1"/>
-    <w:basedOn w:val="Absatz-Standardschriftart"/>
+    <w:basedOn w:val="DefaultParagraphFont"/>
     <w:uiPriority w:val="99"/>
     <w:semiHidden/>
     <w:unhideWhenUsed/>
@@ -26043,8 +26049,8 @@
   </w:style>
   <w:style w:type="table" w:customStyle="1" w:styleId="Tabellenraster1">
     <w:name w:val="Tabellenraster1"/>
-    <w:basedOn w:val="NormaleTabelle"/>
-    <w:next w:val="Tabellenraster"/>
+    <w:basedOn w:val="TableNormal"/>
+    <w:next w:val="TableGrid"/>
     <w:uiPriority w:val="59"/>
     <w:tblPr>
       <w:tblBorders>
@@ -26057,9 +26063,9 @@
       </w:tblBorders>
     </w:tblPr>
   </w:style>
-  <w:style w:type="table" w:styleId="Gitternetztabelle1hell">
+  <w:style w:type="table" w:styleId="GridTable1Light">
     <w:name w:val="Grid Table 1 Light"/>
-    <w:basedOn w:val="NormaleTabelle"/>
+    <w:basedOn w:val="TableNormal"/>
     <w:uiPriority w:val="46"/>
     <w:pPr>
       <w:spacing w:after="0"/>
@@ -26113,7 +26119,7 @@
       </w:rPr>
     </w:tblStylePr>
   </w:style>
-  <w:style w:type="paragraph" w:styleId="berarbeitung">
+  <w:style w:type="paragraph" w:styleId="Revision">
     <w:name w:val="Revision"/>
     <w:hidden/>
     <w:uiPriority w:val="99"/>
@@ -26128,10 +26134,10 @@
       <w:lang w:val="de-DE" w:eastAsia="en-US"/>
     </w:rPr>
   </w:style>
-  <w:style w:type="paragraph" w:styleId="HTMLVorformatiert">
+  <w:style w:type="paragraph" w:styleId="HTMLPreformatted">
     <w:name w:val="HTML Preformatted"/>
-    <w:basedOn w:val="Standard"/>
-    <w:link w:val="HTMLVorformatiertZchn"/>
+    <w:basedOn w:val="Normal"/>
+    <w:link w:val="HTMLPreformattedChar"/>
     <w:uiPriority w:val="99"/>
     <w:semiHidden/>
     <w:unhideWhenUsed/>
@@ -26145,10 +26151,10 @@
       <w:szCs w:val="20"/>
     </w:rPr>
   </w:style>
-  <w:style w:type="character" w:customStyle="1" w:styleId="HTMLVorformatiertZchn">
-    <w:name w:val="HTML Vorformatiert Zchn"/>
-    <w:basedOn w:val="Absatz-Standardschriftart"/>
-    <w:link w:val="HTMLVorformatiert"/>
+  <w:style w:type="character" w:customStyle="1" w:styleId="HTMLPreformattedChar">
+    <w:name w:val="HTML Preformatted Char"/>
+    <w:basedOn w:val="DefaultParagraphFont"/>
+    <w:link w:val="HTMLPreformatted"/>
     <w:uiPriority w:val="99"/>
     <w:semiHidden/>
     <w:rsid w:val="008D71CD"/>
@@ -26157,9 +26163,9 @@
       <w:lang w:val="de-DE" w:eastAsia="en-US"/>
     </w:rPr>
   </w:style>
-  <w:style w:type="character" w:styleId="NichtaufgelsteErwhnung">
+  <w:style w:type="character" w:styleId="UnresolvedMention">
     <w:name w:val="Unresolved Mention"/>
-    <w:basedOn w:val="Absatz-Standardschriftart"/>
+    <w:basedOn w:val="DefaultParagraphFont"/>
     <w:uiPriority w:val="99"/>
     <w:semiHidden/>
     <w:unhideWhenUsed/>
@@ -26381,15 +26387,15 @@
 </file>
 
 <file path=customXml/item1.xml><?xml version="1.0" encoding="utf-8"?>
+<go:gDocsCustomXmlDataStorage xmlns:go="http://customooxmlschemas.google.com/" xmlns:r="http://schemas.openxmlformats.org/officeDocument/2006/relationships">
+  <go:docsCustomData xmlns:go="http://customooxmlschemas.google.com/" roundtripDataSignature="AMtx7micpufsNhWvjBWucdsj28ot9dhz8g==">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</go:docsCustomData>
+</go:gDocsCustomXmlDataStorage>
+</file>
+
+<file path=customXml/item2.xml><?xml version="1.0" encoding="utf-8"?>
 <w:settings xmlns:w="http://schemas.openxmlformats.org/wordprocessingml/2006/main">
   <w:SpecialFormsHighlight w:val="c9c8ff"/>
 </w:settings>
-</file>
-
-<file path=customXml/item2.xml><?xml version="1.0" encoding="utf-8"?>
-<go:gDocsCustomXmlDataStorage xmlns:go="http://customooxmlschemas.google.com/" xmlns:r="http://schemas.openxmlformats.org/officeDocument/2006/relationships">
-  <go:docsCustomData xmlns:go="http://customooxmlschemas.google.com/" roundtripDataSignature="AMtx7micpufsNhWvjBWucdsj28ot9dhz8g==">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</go:docsCustomData>
-</go:gDocsCustomXmlDataStorage>
 </file>
 
 <file path=customXml/item3.xml><?xml version="1.0" encoding="utf-8"?>
@@ -26397,18 +26403,18 @@
 </file>
 
 <file path=customXml/itemProps1.xml><?xml version="1.0" encoding="utf-8"?>
-<ds:datastoreItem xmlns:ds="http://schemas.openxmlformats.org/officeDocument/2006/customXml" ds:itemID="{5D0AEA6B-E499-4EEF-98A3-AFBB261C493E}">
+<ds:datastoreItem xmlns:ds="http://schemas.openxmlformats.org/officeDocument/2006/customXml" ds:itemID="{11111111-1234-1234-1234-123412341234}">
   <ds:schemaRefs>
-    <ds:schemaRef ds:uri="http://schemas.openxmlformats.org/wordprocessingml/2006/main"/>
+    <ds:schemaRef ds:uri="http://customooxmlschemas.google.com/"/>
+    <ds:schemaRef ds:uri="http://schemas.openxmlformats.org/officeDocument/2006/relationships"/>
   </ds:schemaRefs>
 </ds:datastoreItem>
 </file>
 
 <file path=customXml/itemProps2.xml><?xml version="1.0" encoding="utf-8"?>
-<ds:datastoreItem xmlns:ds="http://schemas.openxmlformats.org/officeDocument/2006/customXml" ds:itemID="{11111111-1234-1234-1234-123412341234}">
+<ds:datastoreItem xmlns:ds="http://schemas.openxmlformats.org/officeDocument/2006/customXml" ds:itemID="{5D0AEA6B-E499-4EEF-98A3-AFBB261C493E}">
   <ds:schemaRefs>
-    <ds:schemaRef ds:uri="http://customooxmlschemas.google.com/"/>
-    <ds:schemaRef ds:uri="http://schemas.openxmlformats.org/officeDocument/2006/relationships"/>
+    <ds:schemaRef ds:uri="http://schemas.openxmlformats.org/wordprocessingml/2006/main"/>
   </ds:schemaRefs>
 </ds:datastoreItem>
 </file>

--- a/src/main/resources/org/damap/base/template/scienceEuropeTemplate.docx
+++ b/src/main/resources/org/damap/base/template/scienceEuropeTemplate.docx
@@ -652,7 +652,6 @@
             <w:tcBorders>
               <w:bottom w:val="single" w:sz="12" w:space="0" w:color="006AAB"/>
             </w:tcBorders>
-            <w:shd w:val="clear" w:color="auto" w:fill="auto"/>
           </w:tcPr>
           <w:p>
             <w:pPr>
@@ -682,7 +681,6 @@
             <w:tcBorders>
               <w:bottom w:val="single" w:sz="12" w:space="0" w:color="006AAB"/>
             </w:tcBorders>
-            <w:shd w:val="clear" w:color="auto" w:fill="auto"/>
           </w:tcPr>
           <w:p>
             <w:pPr>
@@ -712,7 +710,6 @@
             <w:tcBorders>
               <w:bottom w:val="single" w:sz="12" w:space="0" w:color="006AAB"/>
             </w:tcBorders>
-            <w:shd w:val="clear" w:color="auto" w:fill="auto"/>
           </w:tcPr>
           <w:p>
             <w:pPr>
@@ -745,7 +742,6 @@
             <w:tcBorders>
               <w:top w:val="single" w:sz="12" w:space="0" w:color="006AAB"/>
             </w:tcBorders>
-            <w:shd w:val="clear" w:color="auto" w:fill="auto"/>
           </w:tcPr>
           <w:p>
             <w:pPr>
@@ -772,7 +768,6 @@
             <w:tcBorders>
               <w:top w:val="single" w:sz="12" w:space="0" w:color="006AAB"/>
             </w:tcBorders>
-            <w:shd w:val="clear" w:color="auto" w:fill="auto"/>
           </w:tcPr>
           <w:p>
             <w:pPr>
@@ -818,7 +813,6 @@
             <w:tcBorders>
               <w:top w:val="single" w:sz="12" w:space="0" w:color="006AAB"/>
             </w:tcBorders>
-            <w:shd w:val="clear" w:color="auto" w:fill="auto"/>
           </w:tcPr>
           <w:p>
             <w:pPr>
@@ -893,7 +887,6 @@
         <w:tc>
           <w:tcPr>
             <w:tcW w:w="1261" w:type="dxa"/>
-            <w:shd w:val="clear" w:color="auto" w:fill="auto"/>
           </w:tcPr>
           <w:p>
             <w:pPr>
@@ -910,7 +903,6 @@
         <w:tc>
           <w:tcPr>
             <w:tcW w:w="1843" w:type="dxa"/>
-            <w:shd w:val="clear" w:color="auto" w:fill="auto"/>
           </w:tcPr>
           <w:p>
             <w:pPr>
@@ -926,7 +918,6 @@
         <w:tc>
           <w:tcPr>
             <w:tcW w:w="6095" w:type="dxa"/>
-            <w:shd w:val="clear" w:color="auto" w:fill="auto"/>
           </w:tcPr>
           <w:p>
             <w:pPr>
@@ -944,7 +935,6 @@
         <w:tc>
           <w:tcPr>
             <w:tcW w:w="1261" w:type="dxa"/>
-            <w:shd w:val="clear" w:color="auto" w:fill="auto"/>
           </w:tcPr>
           <w:p>
             <w:pPr>
@@ -961,7 +951,6 @@
         <w:tc>
           <w:tcPr>
             <w:tcW w:w="1843" w:type="dxa"/>
-            <w:shd w:val="clear" w:color="auto" w:fill="auto"/>
           </w:tcPr>
           <w:p>
             <w:pPr>
@@ -978,7 +967,6 @@
         <w:tc>
           <w:tcPr>
             <w:tcW w:w="6095" w:type="dxa"/>
-            <w:shd w:val="clear" w:color="auto" w:fill="auto"/>
           </w:tcPr>
           <w:p>
             <w:pPr>
@@ -997,7 +985,6 @@
         <w:tc>
           <w:tcPr>
             <w:tcW w:w="1261" w:type="dxa"/>
-            <w:shd w:val="clear" w:color="auto" w:fill="auto"/>
           </w:tcPr>
           <w:p>
             <w:pPr>
@@ -1014,7 +1001,6 @@
         <w:tc>
           <w:tcPr>
             <w:tcW w:w="1843" w:type="dxa"/>
-            <w:shd w:val="clear" w:color="auto" w:fill="auto"/>
           </w:tcPr>
           <w:p>
             <w:pPr>
@@ -1031,7 +1017,6 @@
         <w:tc>
           <w:tcPr>
             <w:tcW w:w="6095" w:type="dxa"/>
-            <w:shd w:val="clear" w:color="auto" w:fill="auto"/>
           </w:tcPr>
           <w:p>
             <w:pPr>
@@ -1082,7 +1067,6 @@
         <w:tc>
           <w:tcPr>
             <w:tcW w:w="1261" w:type="dxa"/>
-            <w:shd w:val="clear" w:color="auto" w:fill="auto"/>
             <w:vAlign w:val="center"/>
           </w:tcPr>
           <w:p>
@@ -1111,7 +1095,6 @@
         <w:tc>
           <w:tcPr>
             <w:tcW w:w="1843" w:type="dxa"/>
-            <w:shd w:val="clear" w:color="auto" w:fill="auto"/>
           </w:tcPr>
           <w:p>
             <w:pPr>
@@ -1203,7 +1186,6 @@
         <w:tc>
           <w:tcPr>
             <w:tcW w:w="6095" w:type="dxa"/>
-            <w:shd w:val="clear" w:color="auto" w:fill="auto"/>
           </w:tcPr>
           <w:p>
             <w:pPr>
@@ -1387,7 +1369,6 @@
         <w:tc>
           <w:tcPr>
             <w:tcW w:w="2745" w:type="dxa"/>
-            <w:shd w:val="clear" w:color="auto" w:fill="auto"/>
           </w:tcPr>
           <w:p>
             <w:pPr>
@@ -1427,7 +1408,6 @@
         <w:tc>
           <w:tcPr>
             <w:tcW w:w="6454" w:type="dxa"/>
-            <w:shd w:val="clear" w:color="auto" w:fill="auto"/>
           </w:tcPr>
           <w:p>
             <w:pPr>
@@ -1454,7 +1434,6 @@
         <w:tc>
           <w:tcPr>
             <w:tcW w:w="2745" w:type="dxa"/>
-            <w:shd w:val="clear" w:color="auto" w:fill="auto"/>
           </w:tcPr>
           <w:p>
             <w:pPr>
@@ -1494,7 +1473,6 @@
         <w:tc>
           <w:tcPr>
             <w:tcW w:w="6454" w:type="dxa"/>
-            <w:shd w:val="clear" w:color="auto" w:fill="auto"/>
           </w:tcPr>
           <w:p>
             <w:pPr>
@@ -1521,7 +1499,6 @@
         <w:tc>
           <w:tcPr>
             <w:tcW w:w="2745" w:type="dxa"/>
-            <w:shd w:val="clear" w:color="auto" w:fill="auto"/>
           </w:tcPr>
           <w:p>
             <w:pPr>
@@ -1556,7 +1533,6 @@
         <w:tc>
           <w:tcPr>
             <w:tcW w:w="6454" w:type="dxa"/>
-            <w:shd w:val="clear" w:color="auto" w:fill="auto"/>
           </w:tcPr>
           <w:p>
             <w:pPr>
@@ -1583,7 +1559,6 @@
         <w:tc>
           <w:tcPr>
             <w:tcW w:w="2745" w:type="dxa"/>
-            <w:shd w:val="clear" w:color="auto" w:fill="auto"/>
           </w:tcPr>
           <w:p>
             <w:pPr>
@@ -1612,7 +1587,6 @@
         <w:tc>
           <w:tcPr>
             <w:tcW w:w="6454" w:type="dxa"/>
-            <w:shd w:val="clear" w:color="auto" w:fill="auto"/>
           </w:tcPr>
           <w:p>
             <w:pPr>
@@ -1657,7 +1631,6 @@
         <w:tc>
           <w:tcPr>
             <w:tcW w:w="2745" w:type="dxa"/>
-            <w:shd w:val="clear" w:color="auto" w:fill="auto"/>
           </w:tcPr>
           <w:p>
             <w:pPr>
@@ -1685,7 +1658,6 @@
         <w:tc>
           <w:tcPr>
             <w:tcW w:w="6454" w:type="dxa"/>
-            <w:shd w:val="clear" w:color="auto" w:fill="auto"/>
           </w:tcPr>
           <w:p>
             <w:pPr>
@@ -1730,7 +1702,6 @@
         <w:tc>
           <w:tcPr>
             <w:tcW w:w="2745" w:type="dxa"/>
-            <w:shd w:val="clear" w:color="auto" w:fill="auto"/>
           </w:tcPr>
           <w:p>
             <w:pPr>
@@ -1758,7 +1729,6 @@
         <w:tc>
           <w:tcPr>
             <w:tcW w:w="6454" w:type="dxa"/>
-            <w:shd w:val="clear" w:color="auto" w:fill="auto"/>
           </w:tcPr>
           <w:p>
             <w:pPr>
@@ -1802,7 +1772,6 @@
         <w:tc>
           <w:tcPr>
             <w:tcW w:w="2745" w:type="dxa"/>
-            <w:shd w:val="clear" w:color="auto" w:fill="auto"/>
           </w:tcPr>
           <w:p>
             <w:pPr>
@@ -1831,7 +1800,6 @@
         <w:tc>
           <w:tcPr>
             <w:tcW w:w="6454" w:type="dxa"/>
-            <w:shd w:val="clear" w:color="auto" w:fill="auto"/>
           </w:tcPr>
           <w:p>
             <w:pPr>
@@ -1876,7 +1844,6 @@
         <w:tc>
           <w:tcPr>
             <w:tcW w:w="2745" w:type="dxa"/>
-            <w:shd w:val="clear" w:color="auto" w:fill="auto"/>
           </w:tcPr>
           <w:p>
             <w:pPr>
@@ -1905,7 +1872,6 @@
         <w:tc>
           <w:tcPr>
             <w:tcW w:w="6454" w:type="dxa"/>
-            <w:shd w:val="clear" w:color="auto" w:fill="auto"/>
           </w:tcPr>
           <w:p>
             <w:pPr>
@@ -2019,7 +1985,6 @@
         <w:tc>
           <w:tcPr>
             <w:tcW w:w="2745" w:type="dxa"/>
-            <w:shd w:val="clear" w:color="auto" w:fill="auto"/>
           </w:tcPr>
           <w:p>
             <w:pPr>
@@ -2048,7 +2013,6 @@
         <w:tc>
           <w:tcPr>
             <w:tcW w:w="6454" w:type="dxa"/>
-            <w:shd w:val="clear" w:color="auto" w:fill="auto"/>
           </w:tcPr>
           <w:p>
             <w:pPr>
@@ -2076,7 +2040,6 @@
         <w:tc>
           <w:tcPr>
             <w:tcW w:w="2745" w:type="dxa"/>
-            <w:shd w:val="clear" w:color="auto" w:fill="auto"/>
           </w:tcPr>
           <w:p>
             <w:pPr>
@@ -2105,7 +2068,6 @@
         <w:tc>
           <w:tcPr>
             <w:tcW w:w="6454" w:type="dxa"/>
-            <w:shd w:val="clear" w:color="auto" w:fill="auto"/>
           </w:tcPr>
           <w:p>
             <w:pPr>
@@ -2133,7 +2095,6 @@
         <w:tc>
           <w:tcPr>
             <w:tcW w:w="2745" w:type="dxa"/>
-            <w:shd w:val="clear" w:color="auto" w:fill="auto"/>
           </w:tcPr>
           <w:p>
             <w:pPr>
@@ -2161,7 +2122,6 @@
         <w:tc>
           <w:tcPr>
             <w:tcW w:w="6454" w:type="dxa"/>
-            <w:shd w:val="clear" w:color="auto" w:fill="auto"/>
           </w:tcPr>
           <w:p>
             <w:pPr>
@@ -2190,7 +2150,6 @@
         <w:tc>
           <w:tcPr>
             <w:tcW w:w="2745" w:type="dxa"/>
-            <w:shd w:val="clear" w:color="auto" w:fill="auto"/>
           </w:tcPr>
           <w:p>
             <w:pPr>
@@ -2218,7 +2177,6 @@
         <w:tc>
           <w:tcPr>
             <w:tcW w:w="6454" w:type="dxa"/>
-            <w:shd w:val="clear" w:color="auto" w:fill="auto"/>
           </w:tcPr>
           <w:p>
             <w:pPr>
@@ -2248,7 +2206,6 @@
         <w:tc>
           <w:tcPr>
             <w:tcW w:w="2745" w:type="dxa"/>
-            <w:shd w:val="clear" w:color="auto" w:fill="auto"/>
           </w:tcPr>
           <w:p>
             <w:pPr>
@@ -2276,7 +2233,6 @@
         <w:tc>
           <w:tcPr>
             <w:tcW w:w="6454" w:type="dxa"/>
-            <w:shd w:val="clear" w:color="auto" w:fill="auto"/>
           </w:tcPr>
           <w:p>
             <w:pPr>
@@ -2306,7 +2262,6 @@
         <w:tc>
           <w:tcPr>
             <w:tcW w:w="2745" w:type="dxa"/>
-            <w:shd w:val="clear" w:color="auto" w:fill="auto"/>
           </w:tcPr>
           <w:p>
             <w:pPr>
@@ -2334,7 +2289,6 @@
         <w:tc>
           <w:tcPr>
             <w:tcW w:w="6454" w:type="dxa"/>
-            <w:shd w:val="clear" w:color="auto" w:fill="auto"/>
           </w:tcPr>
           <w:p>
             <w:pPr>
@@ -2366,7 +2320,6 @@
             <w:tcBorders>
               <w:bottom w:val="single" w:sz="12" w:space="0" w:color="BFBFBF"/>
             </w:tcBorders>
-            <w:shd w:val="clear" w:color="auto" w:fill="auto"/>
           </w:tcPr>
           <w:p>
             <w:pPr>
@@ -2397,7 +2350,6 @@
             <w:tcBorders>
               <w:bottom w:val="single" w:sz="12" w:space="0" w:color="BFBFBF"/>
             </w:tcBorders>
-            <w:shd w:val="clear" w:color="auto" w:fill="auto"/>
           </w:tcPr>
           <w:p>
             <w:pPr>
@@ -2429,7 +2381,6 @@
         <w:tc>
           <w:tcPr>
             <w:tcW w:w="2745" w:type="dxa"/>
-            <w:shd w:val="clear" w:color="auto" w:fill="auto"/>
           </w:tcPr>
           <w:p>
             <w:pPr>
@@ -2458,7 +2409,6 @@
         <w:tc>
           <w:tcPr>
             <w:tcW w:w="6454" w:type="dxa"/>
-            <w:shd w:val="clear" w:color="auto" w:fill="auto"/>
           </w:tcPr>
           <w:p>
             <w:pPr>
@@ -4428,6 +4378,7 @@
     <w:p>
       <w:pPr>
         <w:rPr>
+          <w:rFonts w:asciiTheme="minorHAnsi" w:eastAsiaTheme="minorEastAsia" w:hAnsiTheme="minorHAnsi" w:cstheme="minorBidi"/>
           <w:lang w:val="en-GB"/>
         </w:rPr>
       </w:pPr>
@@ -4437,8 +4388,15 @@
           <w:rFonts w:asciiTheme="minorHAnsi" w:eastAsiaTheme="minorEastAsia" w:hAnsiTheme="minorHAnsi" w:cstheme="minorBidi"/>
           <w:lang w:val="en-GB"/>
         </w:rPr>
-        <w:t>Produced datasets</w:t>
+        <w:t>The following datasets will be produced:</w:t>
       </w:r>
+    </w:p>
+    <w:p>
+      <w:pPr>
+        <w:rPr>
+          <w:lang w:val="en-GB"/>
+        </w:rPr>
+      </w:pPr>
     </w:p>
     <w:tbl>
       <w:tblPr>
@@ -5064,16 +5022,8 @@
           <w:rFonts w:asciiTheme="minorHAnsi" w:eastAsiaTheme="minorEastAsia" w:hAnsiTheme="minorHAnsi" w:cstheme="minorBidi"/>
           <w:lang w:val="en-GB"/>
         </w:rPr>
-        <w:t xml:space="preserve">Reused datasets </w:t>
+        <w:t>The following datasets will be reused:</w:t>
       </w:r>
-    </w:p>
-    <w:p>
-      <w:pPr>
-        <w:rPr>
-          <w:rFonts w:asciiTheme="minorHAnsi" w:eastAsiaTheme="minorEastAsia" w:hAnsiTheme="minorHAnsi" w:cstheme="minorBidi"/>
-          <w:lang w:val="en-GB"/>
-        </w:rPr>
-      </w:pPr>
     </w:p>
     <w:tbl>
       <w:tblPr>
@@ -8855,7 +8805,6 @@
               <w:top w:val="single" w:sz="12" w:space="0" w:color="006AAB"/>
               <w:right w:val="none" w:sz="4" w:space="0" w:color="000000"/>
             </w:tcBorders>
-            <w:shd w:val="clear" w:color="auto" w:fill="auto"/>
           </w:tcPr>
           <w:p>
             <w:pPr>
@@ -8886,7 +8835,6 @@
               <w:left w:val="none" w:sz="4" w:space="0" w:color="000000"/>
               <w:right w:val="none" w:sz="4" w:space="0" w:color="000000"/>
             </w:tcBorders>
-            <w:shd w:val="clear" w:color="auto" w:fill="auto"/>
           </w:tcPr>
           <w:p>
             <w:pPr>
@@ -8907,7 +8855,6 @@
               <w:top w:val="single" w:sz="12" w:space="0" w:color="006AAB"/>
               <w:left w:val="none" w:sz="4" w:space="0" w:color="000000"/>
             </w:tcBorders>
-            <w:shd w:val="clear" w:color="auto" w:fill="auto"/>
           </w:tcPr>
           <w:p>
             <w:pPr>
@@ -8927,7 +8874,6 @@
             <w:tcBorders>
               <w:top w:val="single" w:sz="12" w:space="0" w:color="006AAB"/>
             </w:tcBorders>
-            <w:shd w:val="clear" w:color="auto" w:fill="auto"/>
           </w:tcPr>
           <w:p>
             <w:pPr>
@@ -8977,7 +8923,6 @@
             <w:tcBorders>
               <w:top w:val="single" w:sz="12" w:space="0" w:color="006AAB"/>
             </w:tcBorders>
-            <w:shd w:val="clear" w:color="auto" w:fill="auto"/>
           </w:tcPr>
           <w:p>
             <w:pPr>
@@ -26387,22 +26332,30 @@
 </file>
 
 <file path=customXml/item1.xml><?xml version="1.0" encoding="utf-8"?>
+<b:Sources xmlns:b="http://schemas.openxmlformats.org/officeDocument/2006/bibliography" xmlns="http://schemas.openxmlformats.org/officeDocument/2006/bibliography" SelectedStyle="\APASixthEditionOfficeOnline.xsl" StyleName="APA" Version="6"/>
+</file>
+
+<file path=customXml/item2.xml><?xml version="1.0" encoding="utf-8"?>
 <go:gDocsCustomXmlDataStorage xmlns:go="http://customooxmlschemas.google.com/" xmlns:r="http://schemas.openxmlformats.org/officeDocument/2006/relationships">
   <go:docsCustomData xmlns:go="http://customooxmlschemas.google.com/" roundtripDataSignature="AMtx7micpufsNhWvjBWucdsj28ot9dhz8g==">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</go:docsCustomData>
 </go:gDocsCustomXmlDataStorage>
 </file>
 
-<file path=customXml/item2.xml><?xml version="1.0" encoding="utf-8"?>
+<file path=customXml/item3.xml><?xml version="1.0" encoding="utf-8"?>
 <w:settings xmlns:w="http://schemas.openxmlformats.org/wordprocessingml/2006/main">
   <w:SpecialFormsHighlight w:val="c9c8ff"/>
 </w:settings>
 </file>
 
-<file path=customXml/item3.xml><?xml version="1.0" encoding="utf-8"?>
-<b:Sources xmlns:b="http://schemas.openxmlformats.org/officeDocument/2006/bibliography" xmlns="http://schemas.openxmlformats.org/officeDocument/2006/bibliography" SelectedStyle="\APASixthEditionOfficeOnline.xsl" StyleName="APA" Version="6"/>
+<file path=customXml/itemProps1.xml><?xml version="1.0" encoding="utf-8"?>
+<ds:datastoreItem xmlns:ds="http://schemas.openxmlformats.org/officeDocument/2006/customXml" ds:itemID="{D87E246E-8484-4253-908C-7604FEB470CE}">
+  <ds:schemaRefs>
+    <ds:schemaRef ds:uri="http://schemas.openxmlformats.org/officeDocument/2006/bibliography"/>
+  </ds:schemaRefs>
+</ds:datastoreItem>
 </file>
 
-<file path=customXml/itemProps1.xml><?xml version="1.0" encoding="utf-8"?>
+<file path=customXml/itemProps2.xml><?xml version="1.0" encoding="utf-8"?>
 <ds:datastoreItem xmlns:ds="http://schemas.openxmlformats.org/officeDocument/2006/customXml" ds:itemID="{11111111-1234-1234-1234-123412341234}">
   <ds:schemaRefs>
     <ds:schemaRef ds:uri="http://customooxmlschemas.google.com/"/>
@@ -26411,18 +26364,10 @@
 </ds:datastoreItem>
 </file>
 
-<file path=customXml/itemProps2.xml><?xml version="1.0" encoding="utf-8"?>
+<file path=customXml/itemProps3.xml><?xml version="1.0" encoding="utf-8"?>
 <ds:datastoreItem xmlns:ds="http://schemas.openxmlformats.org/officeDocument/2006/customXml" ds:itemID="{5D0AEA6B-E499-4EEF-98A3-AFBB261C493E}">
   <ds:schemaRefs>
     <ds:schemaRef ds:uri="http://schemas.openxmlformats.org/wordprocessingml/2006/main"/>
   </ds:schemaRefs>
 </ds:datastoreItem>
-</file>
-
-<file path=customXml/itemProps3.xml><?xml version="1.0" encoding="utf-8"?>
-<ds:datastoreItem xmlns:ds="http://schemas.openxmlformats.org/officeDocument/2006/customXml" ds:itemID="{D87E246E-8484-4253-908C-7604FEB470CE}">
-  <ds:schemaRefs>
-    <ds:schemaRef ds:uri="http://schemas.openxmlformats.org/officeDocument/2006/bibliography"/>
-  </ds:schemaRefs>
-</ds:datastoreItem>
 </file>